--- a/系统集成项目管理工程师/10大管理通俗解释-667-4343-644.docx
+++ b/系统集成项目管理工程师/10大管理通俗解释-667-4343-644.docx
@@ -1,6 +1,6 @@
 
 <file path=word/document.xml><?xml version="1.0" encoding="utf-8"?>
-<w:document xmlns:wpc="http://schemas.microsoft.com/office/word/2010/wordprocessingCanvas" xmlns:cx="http://schemas.microsoft.com/office/drawing/2014/chartex" xmlns:cx1="http://schemas.microsoft.com/office/drawing/2015/9/8/chartex" xmlns:cx2="http://schemas.microsoft.com/office/drawing/2015/10/21/chartex" xmlns:cx3="http://schemas.microsoft.com/office/drawing/2016/5/9/chartex" xmlns:cx4="http://schemas.microsoft.com/office/drawing/2016/5/10/chartex" xmlns:cx5="http://schemas.microsoft.com/office/drawing/2016/5/11/chartex" xmlns:cx6="http://schemas.microsoft.com/office/drawing/2016/5/12/chartex" xmlns:cx7="http://schemas.microsoft.com/office/drawing/2016/5/13/chartex" xmlns:cx8="http://schemas.microsoft.com/office/drawing/2016/5/14/chartex" xmlns:mc="http://schemas.openxmlformats.org/markup-compatibility/2006" xmlns:aink="http://schemas.microsoft.com/office/drawing/2016/ink" xmlns:am3d="http://schemas.microsoft.com/office/drawing/2017/model3d" xmlns:o="urn:schemas-microsoft-com:office:office" xmlns:oel="http://schemas.microsoft.com/office/2019/extlst" xmlns:r="http://schemas.openxmlformats.org/officeDocument/2006/relationships" xmlns:m="http://schemas.openxmlformats.org/officeDocument/2006/math" xmlns:v="urn:schemas-microsoft-com:vml" xmlns:wp14="http://schemas.microsoft.com/office/word/2010/wordprocessingDrawing" xmlns:wp="http://schemas.openxmlformats.org/drawingml/2006/wordprocessingDrawing" xmlns:w10="urn:schemas-microsoft-com:office:word" xmlns:w="http://schemas.openxmlformats.org/wordprocessingml/2006/main" xmlns:w14="http://schemas.microsoft.com/office/word/2010/wordml" xmlns:w15="http://schemas.microsoft.com/office/word/2012/wordml" xmlns:w16cex="http://schemas.microsoft.com/office/word/2018/wordml/cex" xmlns:w16cid="http://schemas.microsoft.com/office/word/2016/wordml/cid" xmlns:w16="http://schemas.microsoft.com/office/word/2018/wordml" xmlns:w16sdtdh="http://schemas.microsoft.com/office/word/2020/wordml/sdtdatahash" xmlns:w16se="http://schemas.microsoft.com/office/word/2015/wordml/symex" xmlns:wpg="http://schemas.microsoft.com/office/word/2010/wordprocessingGroup" xmlns:wpi="http://schemas.microsoft.com/office/word/2010/wordprocessingInk" xmlns:wne="http://schemas.microsoft.com/office/word/2006/wordml" xmlns:wps="http://schemas.microsoft.com/office/word/2010/wordprocessingShape" mc:Ignorable="w14 w15 w16se w16cid w16 w16cex w16sdtdh wp14">
+<w:document xmlns:wpc="http://schemas.microsoft.com/office/word/2010/wordprocessingCanvas" xmlns:mc="http://schemas.openxmlformats.org/markup-compatibility/2006" xmlns:o="urn:schemas-microsoft-com:office:office" xmlns:r="http://schemas.openxmlformats.org/officeDocument/2006/relationships" xmlns:m="http://schemas.openxmlformats.org/officeDocument/2006/math" xmlns:v="urn:schemas-microsoft-com:vml" xmlns:wp14="http://schemas.microsoft.com/office/word/2010/wordprocessingDrawing" xmlns:wp="http://schemas.openxmlformats.org/drawingml/2006/wordprocessingDrawing" xmlns:w10="urn:schemas-microsoft-com:office:word" xmlns:w="http://schemas.openxmlformats.org/wordprocessingml/2006/main" xmlns:w14="http://schemas.microsoft.com/office/word/2010/wordml" xmlns:w15="http://schemas.microsoft.com/office/word/2012/wordml" xmlns:wpg="http://schemas.microsoft.com/office/word/2010/wordprocessingGroup" xmlns:wpi="http://schemas.microsoft.com/office/word/2010/wordprocessingInk" xmlns:wne="http://schemas.microsoft.com/office/word/2006/wordml" xmlns:wps="http://schemas.microsoft.com/office/word/2010/wordprocessingShape" mc:Ignorable="w14 w15 wp14">
   <w:body>
     <w:p>
       <w:pPr>
@@ -9,16 +9,16 @@
         <w:jc w:val="center"/>
         <w:outlineLvl w:val="0"/>
         <w:rPr>
-          <w:rFonts w:asciiTheme="minorHAnsi" w:eastAsiaTheme="minorHAnsi" w:hAnsiTheme="minorHAnsi" w:cs="楷体"/>
-          <w:sz w:val="16"/>
+          <w:rFonts w:ascii="宋体" w:eastAsia="宋体" w:hAnsi="宋体" w:cs="楷体"/>
+          <w:sz w:val="24"/>
           <w:szCs w:val="16"/>
           <w:lang w:eastAsia="zh-CN"/>
         </w:rPr>
       </w:pPr>
       <w:r>
         <w:rPr>
-          <w:rFonts w:asciiTheme="minorHAnsi" w:eastAsiaTheme="minorHAnsi" w:hAnsiTheme="minorHAnsi" w:cs="楷体" w:hint="eastAsia"/>
-          <w:sz w:val="16"/>
+          <w:rFonts w:ascii="宋体" w:eastAsia="宋体" w:hAnsi="宋体" w:cs="楷体" w:hint="eastAsia"/>
+          <w:sz w:val="24"/>
           <w:szCs w:val="16"/>
           <w:lang w:eastAsia="zh-CN"/>
         </w:rPr>
@@ -27,31 +27,38 @@
     </w:p>
     <w:p>
       <w:pPr>
-        <w:pStyle w:val="a7"/>
+        <w:pStyle w:val="a5"/>
         <w:spacing w:before="163" w:line="221" w:lineRule="auto"/>
         <w:ind w:left="12"/>
         <w:rPr>
-          <w:rFonts w:asciiTheme="minorHAnsi" w:eastAsiaTheme="minorHAnsi" w:hAnsiTheme="minorHAnsi" w:cs="Times New Roman"/>
-          <w:sz w:val="10"/>
-          <w:szCs w:val="10"/>
-          <w:lang w:eastAsia="zh-CN"/>
-        </w:rPr>
-      </w:pPr>
-      <w:r>
-        <w:rPr>
-          <w:rFonts w:asciiTheme="minorHAnsi" w:eastAsiaTheme="minorHAnsi" w:hAnsiTheme="minorHAnsi"/>
-          <w:sz w:val="10"/>
-          <w:szCs w:val="10"/>
-          <w:lang w:eastAsia="zh-CN"/>
-        </w:rPr>
-        <w:t xml:space="preserve">首先按照过程组的数量进行编号为： </w:t>
-      </w:r>
-      <w:r>
-        <w:rPr>
-          <w:rFonts w:asciiTheme="minorHAnsi" w:eastAsiaTheme="minorHAnsi" w:hAnsiTheme="minorHAnsi" w:cs="Times New Roman"/>
-          <w:b/>
+          <w:rFonts w:cs="Times New Roman"/>
           <w:bCs/>
-          <w:sz w:val="10"/>
+          <w:sz w:val="18"/>
+          <w:szCs w:val="10"/>
+          <w:lang w:eastAsia="zh-CN"/>
+        </w:rPr>
+      </w:pPr>
+      <w:r>
+        <w:rPr>
+          <w:sz w:val="18"/>
+          <w:szCs w:val="10"/>
+          <w:lang w:eastAsia="zh-CN"/>
+        </w:rPr>
+        <w:t>按照过程组数量编号</w:t>
+      </w:r>
+      <w:r>
+        <w:rPr>
+          <w:sz w:val="18"/>
+          <w:szCs w:val="10"/>
+          <w:lang w:eastAsia="zh-CN"/>
+        </w:rPr>
+        <w:t xml:space="preserve">： </w:t>
+      </w:r>
+      <w:r>
+        <w:rPr>
+          <w:rFonts w:cs="Times New Roman"/>
+          <w:bCs/>
+          <w:sz w:val="18"/>
           <w:szCs w:val="10"/>
           <w:lang w:eastAsia="zh-CN"/>
         </w:rPr>
@@ -59,20 +66,31 @@
       </w:r>
       <w:r>
         <w:rPr>
-          <w:rFonts w:asciiTheme="minorHAnsi" w:eastAsiaTheme="minorHAnsi" w:hAnsiTheme="minorHAnsi" w:cs="Times New Roman"/>
-          <w:b/>
+          <w:rFonts w:cs="Times New Roman"/>
           <w:bCs/>
-          <w:sz w:val="10"/>
+          <w:sz w:val="18"/>
           <w:szCs w:val="10"/>
           <w:lang w:eastAsia="zh-CN"/>
         </w:rPr>
         <w:t xml:space="preserve"> </w:t>
       </w:r>
-      <w:r>
-        <w:rPr>
-          <w:rFonts w:asciiTheme="minorHAnsi" w:eastAsiaTheme="minorHAnsi" w:hAnsiTheme="minorHAnsi"/>
+    </w:p>
+    <w:p>
+      <w:pPr>
+        <w:pStyle w:val="a5"/>
+        <w:spacing w:before="163" w:line="221" w:lineRule="auto"/>
+        <w:ind w:left="12"/>
+        <w:rPr>
+          <w:rFonts w:cs="Times New Roman"/>
+          <w:sz w:val="18"/>
+          <w:szCs w:val="10"/>
+          <w:lang w:eastAsia="zh-CN"/>
+        </w:rPr>
+      </w:pPr>
+      <w:r>
+        <w:rPr>
           <w:color w:val="FF0000"/>
-          <w:sz w:val="10"/>
+          <w:sz w:val="18"/>
           <w:szCs w:val="10"/>
           <w:lang w:eastAsia="zh-CN"/>
           <w14:textOutline w14:w="3352" w14:cap="rnd" w14:cmpd="sng" w14:algn="ctr">
@@ -83,34 +101,7 @@
             <w14:round/>
           </w14:textOutline>
         </w:rPr>
-        <w:t>【）代表输入，</w:t>
-      </w:r>
-      <w:r>
-        <w:rPr>
-          <w:rFonts w:asciiTheme="minorHAnsi" w:eastAsiaTheme="minorHAnsi" w:hAnsiTheme="minorHAnsi"/>
-          <w:color w:val="FF0000"/>
-          <w:sz w:val="10"/>
-          <w:szCs w:val="10"/>
-          <w:lang w:eastAsia="zh-CN"/>
-        </w:rPr>
-        <w:t xml:space="preserve"> </w:t>
-      </w:r>
-      <w:r>
-        <w:rPr>
-          <w:rFonts w:asciiTheme="minorHAnsi" w:eastAsiaTheme="minorHAnsi" w:hAnsiTheme="minorHAnsi"/>
-          <w:color w:val="FF0000"/>
-          <w:sz w:val="10"/>
-          <w:szCs w:val="10"/>
-          <w:lang w:eastAsia="zh-CN"/>
-          <w14:textOutline w14:w="3352" w14:cap="rnd" w14:cmpd="sng" w14:algn="ctr">
-            <w14:solidFill>
-              <w14:srgbClr w14:val="FF0000"/>
-            </w14:solidFill>
-            <w14:prstDash w14:val="solid"/>
-            <w14:round/>
-          </w14:textOutline>
-        </w:rPr>
-        <w:t>（】代表输出，【】代表过程，（）代表技术工具</w:t>
+        <w:t>【）代表输入，（】代表输出，【】代表过程，（）代表技术工具</w:t>
       </w:r>
     </w:p>
     <w:p>
@@ -118,18 +109,18 @@
         <w:spacing w:before="142" w:line="449" w:lineRule="exact"/>
         <w:ind w:left="37"/>
         <w:rPr>
-          <w:rFonts w:asciiTheme="minorHAnsi" w:eastAsiaTheme="minorHAnsi" w:hAnsiTheme="minorHAnsi" w:cs="华文行楷" w:hint="eastAsia"/>
-          <w:sz w:val="16"/>
+          <w:rFonts w:ascii="宋体" w:eastAsia="宋体" w:hAnsi="宋体" w:cs="华文行楷"/>
+          <w:sz w:val="24"/>
           <w:szCs w:val="16"/>
           <w:lang w:eastAsia="zh-CN"/>
         </w:rPr>
       </w:pPr>
       <w:r>
         <w:rPr>
-          <w:rFonts w:asciiTheme="minorHAnsi" w:eastAsiaTheme="minorHAnsi" w:hAnsiTheme="minorHAnsi" w:cs="华文行楷"/>
+          <w:rFonts w:ascii="宋体" w:eastAsia="宋体" w:hAnsi="宋体" w:cs="华文行楷"/>
           <w:color w:val="FF0000"/>
           <w:position w:val="4"/>
-          <w:sz w:val="16"/>
+          <w:sz w:val="24"/>
           <w:szCs w:val="16"/>
           <w:lang w:eastAsia="zh-CN"/>
           <w14:textOutline w14:w="5092" w14:cap="rnd" w14:cmpd="sng" w14:algn="ctr">
@@ -144,10 +135,10 @@
       </w:r>
       <w:r>
         <w:rPr>
-          <w:rFonts w:asciiTheme="minorHAnsi" w:eastAsiaTheme="minorHAnsi" w:hAnsiTheme="minorHAnsi" w:cs="华文行楷" w:hint="eastAsia"/>
+          <w:rFonts w:ascii="宋体" w:eastAsia="宋体" w:hAnsi="宋体" w:cs="华文行楷" w:hint="eastAsia"/>
           <w:color w:val="FF0000"/>
           <w:position w:val="4"/>
-          <w:sz w:val="16"/>
+          <w:sz w:val="24"/>
           <w:szCs w:val="16"/>
           <w:lang w:eastAsia="zh-CN"/>
           <w14:textOutline w14:w="5092" w14:cap="rnd" w14:cmpd="sng" w14:algn="ctr">
@@ -162,10 +153,10 @@
       </w:r>
       <w:r>
         <w:rPr>
-          <w:rFonts w:asciiTheme="minorHAnsi" w:eastAsiaTheme="minorHAnsi" w:hAnsiTheme="minorHAnsi" w:cs="华文行楷"/>
+          <w:rFonts w:ascii="宋体" w:eastAsia="宋体" w:hAnsi="宋体" w:cs="华文行楷"/>
           <w:color w:val="FF0000"/>
           <w:position w:val="4"/>
-          <w:sz w:val="16"/>
+          <w:sz w:val="24"/>
           <w:szCs w:val="16"/>
           <w:lang w:eastAsia="zh-CN"/>
           <w14:textOutline w14:w="5092" w14:cap="rnd" w14:cmpd="sng" w14:algn="ctr">
@@ -181,21 +172,19 @@
     </w:p>
     <w:p>
       <w:pPr>
-        <w:pStyle w:val="a7"/>
+        <w:pStyle w:val="a5"/>
         <w:spacing w:before="62" w:line="256" w:lineRule="auto"/>
         <w:ind w:left="8" w:right="60" w:hanging="8"/>
         <w:jc w:val="both"/>
         <w:rPr>
-          <w:rFonts w:asciiTheme="minorHAnsi" w:eastAsiaTheme="minorHAnsi" w:hAnsiTheme="minorHAnsi"/>
-          <w:sz w:val="10"/>
-          <w:szCs w:val="10"/>
-          <w:lang w:eastAsia="zh-CN"/>
-        </w:rPr>
-      </w:pPr>
-      <w:r>
-        <w:rPr>
-          <w:rFonts w:asciiTheme="minorHAnsi" w:eastAsiaTheme="minorHAnsi" w:hAnsiTheme="minorHAnsi"/>
-          <w:sz w:val="10"/>
+          <w:sz w:val="18"/>
+          <w:szCs w:val="10"/>
+          <w:lang w:eastAsia="zh-CN"/>
+        </w:rPr>
+      </w:pPr>
+      <w:r>
+        <w:rPr>
+          <w:sz w:val="18"/>
           <w:szCs w:val="10"/>
           <w:lang w:eastAsia="zh-CN"/>
         </w:rPr>
@@ -204,20 +193,18 @@
     </w:p>
     <w:p>
       <w:pPr>
-        <w:pStyle w:val="a7"/>
+        <w:pStyle w:val="a5"/>
         <w:spacing w:before="53" w:line="251" w:lineRule="auto"/>
         <w:ind w:leftChars="50" w:left="105" w:right="60"/>
         <w:rPr>
-          <w:rFonts w:asciiTheme="minorHAnsi" w:eastAsiaTheme="minorHAnsi" w:hAnsiTheme="minorHAnsi"/>
-          <w:sz w:val="10"/>
-          <w:szCs w:val="10"/>
-          <w:lang w:eastAsia="zh-CN"/>
-        </w:rPr>
-      </w:pPr>
-      <w:r>
-        <w:rPr>
-          <w:rFonts w:asciiTheme="minorHAnsi" w:eastAsiaTheme="minorHAnsi" w:hAnsiTheme="minorHAnsi"/>
-          <w:sz w:val="10"/>
+          <w:sz w:val="18"/>
+          <w:szCs w:val="10"/>
+          <w:lang w:eastAsia="zh-CN"/>
+        </w:rPr>
+      </w:pPr>
+      <w:r>
+        <w:rPr>
+          <w:sz w:val="18"/>
           <w:szCs w:val="10"/>
           <w:u w:color="000000"/>
           <w:lang w:eastAsia="zh-CN"/>
@@ -234,42 +221,63 @@
     </w:p>
     <w:p>
       <w:pPr>
-        <w:pStyle w:val="a7"/>
+        <w:pStyle w:val="a5"/>
         <w:spacing w:before="69" w:line="247" w:lineRule="auto"/>
-        <w:ind w:left="50" w:right="69" w:hangingChars="50" w:hanging="50"/>
-        <w:rPr>
-          <w:rFonts w:asciiTheme="minorHAnsi" w:eastAsiaTheme="minorHAnsi" w:hAnsiTheme="minorHAnsi"/>
-          <w:sz w:val="10"/>
-          <w:szCs w:val="10"/>
-          <w:lang w:eastAsia="zh-CN"/>
-        </w:rPr>
-      </w:pPr>
-      <w:r>
-        <w:rPr>
-          <w:rFonts w:asciiTheme="minorHAnsi" w:eastAsiaTheme="minorHAnsi" w:hAnsiTheme="minorHAnsi"/>
-          <w:sz w:val="10"/>
-          <w:szCs w:val="10"/>
-          <w:lang w:eastAsia="zh-CN"/>
-        </w:rPr>
-        <w:t>【二、制定项目计划】：拿着老板签字找人汇总计划。首先我就拿着老板的文件【项目章程） 给大家看，大家就知道我是头，就肯听我的了，然后让大家一起来定一个个小计划，例如成本计划，时间进度等（其他领域的计划），完事后一起装订成一个大计划（项目管理计划】，这个计划非常重要，干活和监督时候都要用到，后面就不再提它。</w:t>
-      </w:r>
-    </w:p>
-    <w:p>
-      <w:pPr>
-        <w:pStyle w:val="a7"/>
+        <w:ind w:left="90" w:right="69" w:hangingChars="50" w:hanging="90"/>
+        <w:rPr>
+          <w:sz w:val="18"/>
+          <w:szCs w:val="10"/>
+          <w:lang w:eastAsia="zh-CN"/>
+        </w:rPr>
+      </w:pPr>
+      <w:r>
+        <w:rPr>
+          <w:sz w:val="18"/>
+          <w:szCs w:val="10"/>
+          <w:lang w:eastAsia="zh-CN"/>
+        </w:rPr>
+        <w:t>【二、制定项目计划】：拿着老板签字找人汇总计划。首先我就拿着老板的文件【项目章程）给大家看，大家就知道我是头，就肯听我的了，然后让大家一起来定一个个小</w:t>
+      </w:r>
+      <w:r>
+        <w:rPr>
+          <w:sz w:val="18"/>
+          <w:szCs w:val="10"/>
+          <w:lang w:eastAsia="zh-CN"/>
+        </w:rPr>
+        <w:t>计划，</w:t>
+      </w:r>
+      <w:r>
+        <w:rPr>
+          <w:sz w:val="18"/>
+          <w:szCs w:val="10"/>
+          <w:lang w:eastAsia="zh-CN"/>
+        </w:rPr>
+        <w:t>如成本计划，时间进度等（其他领域的计划），完事后一起装订成一个大</w:t>
+      </w:r>
+      <w:r>
+        <w:rPr>
+          <w:sz w:val="18"/>
+          <w:szCs w:val="10"/>
+          <w:lang w:eastAsia="zh-CN"/>
+        </w:rPr>
+        <w:t>计划（项目管理计划】，这个计划非常重要，干活和监督时候都要用到</w:t>
+      </w:r>
+    </w:p>
+    <w:p>
+      <w:pPr>
+        <w:pStyle w:val="a5"/>
         <w:spacing w:before="54" w:line="241" w:lineRule="auto"/>
         <w:ind w:left="18"/>
         <w:rPr>
-          <w:rFonts w:asciiTheme="minorHAnsi" w:eastAsiaTheme="minorHAnsi" w:hAnsiTheme="minorHAnsi"/>
-          <w:sz w:val="10"/>
-          <w:szCs w:val="10"/>
-          <w:lang w:eastAsia="zh-CN"/>
-        </w:rPr>
-      </w:pPr>
-      <w:r>
-        <w:rPr>
-          <w:rFonts w:asciiTheme="minorHAnsi" w:eastAsiaTheme="minorHAnsi" w:hAnsiTheme="minorHAnsi" w:cs="Wingdings"/>
-          <w:sz w:val="10"/>
+          <w:sz w:val="18"/>
+          <w:szCs w:val="10"/>
+          <w:lang w:eastAsia="zh-CN"/>
+        </w:rPr>
+      </w:pPr>
+      <w:r>
+        <w:rPr>
+          <w:rFonts w:cs="Wingdings"/>
+          <w:sz w:val="18"/>
           <w:szCs w:val="10"/>
           <w:lang w:eastAsia="zh-CN"/>
         </w:rPr>
@@ -277,10 +285,9 @@
       </w:r>
       <w:r>
         <w:rPr>
-          <w:rFonts w:asciiTheme="minorHAnsi" w:eastAsiaTheme="minorHAnsi" w:hAnsiTheme="minorHAnsi" w:cs="Times New Roman"/>
-          <w:b/>
+          <w:rFonts w:cs="Times New Roman"/>
           <w:bCs/>
-          <w:sz w:val="10"/>
+          <w:sz w:val="18"/>
           <w:szCs w:val="10"/>
           <w:lang w:eastAsia="zh-CN"/>
         </w:rPr>
@@ -288,8 +295,7 @@
       </w:r>
       <w:r>
         <w:rPr>
-          <w:rFonts w:asciiTheme="minorHAnsi" w:eastAsiaTheme="minorHAnsi" w:hAnsiTheme="minorHAnsi"/>
-          <w:sz w:val="10"/>
+          <w:sz w:val="18"/>
           <w:szCs w:val="10"/>
           <w:u w:color="000000"/>
           <w:lang w:eastAsia="zh-CN"/>
@@ -305,10 +311,9 @@
       </w:r>
       <w:r>
         <w:rPr>
-          <w:rFonts w:asciiTheme="minorHAnsi" w:eastAsiaTheme="minorHAnsi" w:hAnsiTheme="minorHAnsi" w:cs="Times New Roman"/>
-          <w:b/>
+          <w:rFonts w:cs="Times New Roman"/>
           <w:bCs/>
-          <w:sz w:val="10"/>
+          <w:sz w:val="18"/>
           <w:szCs w:val="10"/>
           <w:lang w:eastAsia="zh-CN"/>
         </w:rPr>
@@ -316,8 +321,7 @@
       </w:r>
       <w:r>
         <w:rPr>
-          <w:rFonts w:asciiTheme="minorHAnsi" w:eastAsiaTheme="minorHAnsi" w:hAnsiTheme="minorHAnsi"/>
-          <w:sz w:val="10"/>
+          <w:sz w:val="18"/>
           <w:szCs w:val="10"/>
           <w:u w:color="000000"/>
           <w:lang w:eastAsia="zh-CN"/>
@@ -334,20 +338,19 @@
     </w:p>
     <w:p>
       <w:pPr>
-        <w:pStyle w:val="a7"/>
+        <w:pStyle w:val="a5"/>
         <w:spacing w:before="38" w:line="241" w:lineRule="auto"/>
         <w:ind w:left="18"/>
         <w:rPr>
-          <w:rFonts w:asciiTheme="minorHAnsi" w:eastAsiaTheme="minorHAnsi" w:hAnsiTheme="minorHAnsi"/>
-          <w:sz w:val="10"/>
-          <w:szCs w:val="10"/>
-          <w:lang w:eastAsia="zh-CN"/>
-        </w:rPr>
-      </w:pPr>
-      <w:r>
-        <w:rPr>
-          <w:rFonts w:asciiTheme="minorHAnsi" w:eastAsiaTheme="minorHAnsi" w:hAnsiTheme="minorHAnsi" w:cs="Wingdings"/>
-          <w:sz w:val="10"/>
+          <w:sz w:val="18"/>
+          <w:szCs w:val="10"/>
+          <w:lang w:eastAsia="zh-CN"/>
+        </w:rPr>
+      </w:pPr>
+      <w:r>
+        <w:rPr>
+          <w:rFonts w:cs="Wingdings"/>
+          <w:sz w:val="18"/>
           <w:szCs w:val="10"/>
           <w:lang w:eastAsia="zh-CN"/>
         </w:rPr>
@@ -355,8 +358,7 @@
       </w:r>
       <w:r>
         <w:rPr>
-          <w:rFonts w:asciiTheme="minorHAnsi" w:eastAsiaTheme="minorHAnsi" w:hAnsiTheme="minorHAnsi"/>
-          <w:sz w:val="10"/>
+          <w:sz w:val="18"/>
           <w:szCs w:val="10"/>
           <w:u w:color="000000"/>
           <w:lang w:eastAsia="zh-CN"/>
@@ -373,20 +375,19 @@
     </w:p>
     <w:p>
       <w:pPr>
-        <w:pStyle w:val="a7"/>
+        <w:pStyle w:val="a5"/>
         <w:spacing w:before="68" w:line="247" w:lineRule="auto"/>
         <w:ind w:left="9" w:right="68" w:hanging="9"/>
         <w:rPr>
-          <w:rFonts w:asciiTheme="minorHAnsi" w:eastAsiaTheme="minorHAnsi" w:hAnsiTheme="minorHAnsi"/>
-          <w:sz w:val="10"/>
-          <w:szCs w:val="10"/>
-          <w:lang w:eastAsia="zh-CN"/>
-        </w:rPr>
-      </w:pPr>
-      <w:r>
-        <w:rPr>
-          <w:rFonts w:asciiTheme="minorHAnsi" w:eastAsiaTheme="minorHAnsi" w:hAnsiTheme="minorHAnsi"/>
-          <w:sz w:val="10"/>
+          <w:rFonts w:hint="eastAsia"/>
+          <w:sz w:val="18"/>
+          <w:szCs w:val="10"/>
+          <w:lang w:eastAsia="zh-CN"/>
+        </w:rPr>
+      </w:pPr>
+      <w:r>
+        <w:rPr>
+          <w:sz w:val="18"/>
           <w:szCs w:val="10"/>
           <w:lang w:eastAsia="zh-CN"/>
           <w14:textOutline w14:w="3352" w14:cap="rnd" w14:cmpd="sng" w14:algn="ctr">
@@ -401,41 +402,52 @@
       </w:r>
       <w:r>
         <w:rPr>
-          <w:rFonts w:asciiTheme="minorHAnsi" w:eastAsiaTheme="minorHAnsi" w:hAnsiTheme="minorHAnsi"/>
-          <w:sz w:val="10"/>
-          <w:szCs w:val="10"/>
-          <w:lang w:eastAsia="zh-CN"/>
-        </w:rPr>
-        <w:t>：提意见，记考核，做东西的过程，要实施批准的变更，所以还要更新计划、更新文件。</w:t>
-      </w:r>
-    </w:p>
-    <w:p>
-      <w:pPr>
-        <w:pStyle w:val="a7"/>
+          <w:sz w:val="18"/>
+          <w:szCs w:val="10"/>
+          <w:lang w:eastAsia="zh-CN"/>
+        </w:rPr>
+        <w:t>提意见，记考</w:t>
+      </w:r>
+      <w:r>
+        <w:rPr>
+          <w:sz w:val="18"/>
+          <w:szCs w:val="10"/>
+          <w:lang w:eastAsia="zh-CN"/>
+        </w:rPr>
+        <w:t>核，做东西的过程，要实施批准的变更，所以还要更新计划、更新文件</w:t>
+      </w:r>
+    </w:p>
+    <w:p>
+      <w:pPr>
+        <w:pStyle w:val="a5"/>
         <w:spacing w:before="53" w:line="241" w:lineRule="auto"/>
-        <w:ind w:right="520" w:firstLineChars="50" w:firstLine="50"/>
-        <w:rPr>
-          <w:rFonts w:asciiTheme="minorHAnsi" w:eastAsiaTheme="minorHAnsi" w:hAnsiTheme="minorHAnsi"/>
-          <w:sz w:val="10"/>
-          <w:szCs w:val="10"/>
-          <w:lang w:eastAsia="zh-CN"/>
-        </w:rPr>
-      </w:pPr>
-      <w:r>
-        <w:rPr>
-          <w:rFonts w:asciiTheme="minorHAnsi" w:eastAsiaTheme="minorHAnsi" w:hAnsiTheme="minorHAnsi"/>
-          <w:sz w:val="10"/>
-          <w:szCs w:val="10"/>
-          <w:lang w:eastAsia="zh-CN"/>
-        </w:rPr>
-        <w:t>提意见就是发现谁做事方法不对，就提出（变更请求】（包括纠</w:t>
-      </w:r>
-      <w:r>
-        <w:rPr>
-          <w:rFonts w:asciiTheme="minorHAnsi" w:eastAsiaTheme="minorHAnsi" w:hAnsiTheme="minorHAnsi"/>
-          <w:b/>
+        <w:ind w:right="520" w:firstLineChars="50" w:firstLine="90"/>
+        <w:rPr>
+          <w:sz w:val="18"/>
+          <w:szCs w:val="10"/>
+          <w:lang w:eastAsia="zh-CN"/>
+        </w:rPr>
+      </w:pPr>
+      <w:r>
+        <w:rPr>
+          <w:sz w:val="18"/>
+          <w:szCs w:val="10"/>
+          <w:lang w:eastAsia="zh-CN"/>
+        </w:rPr>
+        <w:t>提意见就是发现谁做事方法不对，就提出（变更请求】（</w:t>
+      </w:r>
+      <w:r>
+        <w:rPr>
+          <w:sz w:val="18"/>
+          <w:szCs w:val="10"/>
+          <w:lang w:eastAsia="zh-CN"/>
+        </w:rPr>
+        <w:t>纠</w:t>
+      </w:r>
+      <w:r>
+        <w:rPr>
           <w:bCs/>
-          <w:sz w:val="10"/>
+          <w:sz w:val="18"/>
           <w:szCs w:val="10"/>
           <w:lang w:eastAsia="zh-CN"/>
         </w:rPr>
@@ -443,8 +455,7 @@
       </w:r>
       <w:r>
         <w:rPr>
-          <w:rFonts w:asciiTheme="minorHAnsi" w:eastAsiaTheme="minorHAnsi" w:hAnsiTheme="minorHAnsi"/>
-          <w:sz w:val="10"/>
+          <w:sz w:val="18"/>
           <w:szCs w:val="10"/>
           <w:lang w:eastAsia="zh-CN"/>
         </w:rPr>
@@ -453,20 +464,19 @@
     </w:p>
     <w:p>
       <w:pPr>
-        <w:pStyle w:val="a7"/>
+        <w:pStyle w:val="a5"/>
         <w:spacing w:before="38" w:line="241" w:lineRule="auto"/>
         <w:ind w:left="18"/>
         <w:rPr>
-          <w:rFonts w:asciiTheme="minorHAnsi" w:eastAsiaTheme="minorHAnsi" w:hAnsiTheme="minorHAnsi"/>
-          <w:sz w:val="10"/>
-          <w:szCs w:val="10"/>
-          <w:lang w:eastAsia="zh-CN"/>
-        </w:rPr>
-      </w:pPr>
-      <w:r>
-        <w:rPr>
-          <w:rFonts w:asciiTheme="minorHAnsi" w:eastAsiaTheme="minorHAnsi" w:hAnsiTheme="minorHAnsi" w:cs="Wingdings"/>
-          <w:sz w:val="10"/>
+          <w:sz w:val="18"/>
+          <w:szCs w:val="10"/>
+          <w:lang w:eastAsia="zh-CN"/>
+        </w:rPr>
+      </w:pPr>
+      <w:r>
+        <w:rPr>
+          <w:rFonts w:cs="Wingdings"/>
+          <w:sz w:val="18"/>
           <w:szCs w:val="10"/>
           <w:lang w:eastAsia="zh-CN"/>
         </w:rPr>
@@ -474,8 +484,7 @@
       </w:r>
       <w:r>
         <w:rPr>
-          <w:rFonts w:asciiTheme="minorHAnsi" w:eastAsiaTheme="minorHAnsi" w:hAnsiTheme="minorHAnsi"/>
-          <w:sz w:val="10"/>
+          <w:sz w:val="18"/>
           <w:szCs w:val="10"/>
           <w:lang w:eastAsia="zh-CN"/>
         </w:rPr>
@@ -484,20 +493,19 @@
     </w:p>
     <w:p>
       <w:pPr>
-        <w:pStyle w:val="a7"/>
+        <w:pStyle w:val="a5"/>
         <w:spacing w:before="37" w:line="241" w:lineRule="auto"/>
         <w:ind w:left="18"/>
         <w:rPr>
-          <w:rFonts w:asciiTheme="minorHAnsi" w:eastAsiaTheme="minorHAnsi" w:hAnsiTheme="minorHAnsi"/>
-          <w:sz w:val="10"/>
-          <w:szCs w:val="10"/>
-          <w:lang w:eastAsia="zh-CN"/>
-        </w:rPr>
-      </w:pPr>
-      <w:r>
-        <w:rPr>
-          <w:rFonts w:asciiTheme="minorHAnsi" w:eastAsiaTheme="minorHAnsi" w:hAnsiTheme="minorHAnsi" w:cs="Wingdings"/>
-          <w:sz w:val="10"/>
+          <w:sz w:val="18"/>
+          <w:szCs w:val="10"/>
+          <w:lang w:eastAsia="zh-CN"/>
+        </w:rPr>
+      </w:pPr>
+      <w:r>
+        <w:rPr>
+          <w:rFonts w:cs="Wingdings"/>
+          <w:sz w:val="18"/>
           <w:szCs w:val="10"/>
           <w:lang w:eastAsia="zh-CN"/>
         </w:rPr>
@@ -505,8 +513,7 @@
       </w:r>
       <w:r>
         <w:rPr>
-          <w:rFonts w:asciiTheme="minorHAnsi" w:eastAsiaTheme="minorHAnsi" w:hAnsiTheme="minorHAnsi"/>
-          <w:sz w:val="10"/>
+          <w:sz w:val="18"/>
           <w:szCs w:val="10"/>
           <w:lang w:eastAsia="zh-CN"/>
         </w:rPr>
@@ -515,20 +522,19 @@
     </w:p>
     <w:p>
       <w:pPr>
-        <w:pStyle w:val="a7"/>
+        <w:pStyle w:val="a5"/>
         <w:spacing w:before="38" w:line="252" w:lineRule="auto"/>
         <w:ind w:left="448" w:right="65" w:hanging="430"/>
         <w:rPr>
-          <w:rFonts w:asciiTheme="minorHAnsi" w:eastAsiaTheme="minorHAnsi" w:hAnsiTheme="minorHAnsi"/>
-          <w:sz w:val="10"/>
-          <w:szCs w:val="10"/>
-          <w:lang w:eastAsia="zh-CN"/>
-        </w:rPr>
-      </w:pPr>
-      <w:r>
-        <w:rPr>
-          <w:rFonts w:asciiTheme="minorHAnsi" w:eastAsiaTheme="minorHAnsi" w:hAnsiTheme="minorHAnsi" w:cs="Wingdings"/>
-          <w:sz w:val="10"/>
+          <w:sz w:val="18"/>
+          <w:szCs w:val="10"/>
+          <w:lang w:eastAsia="zh-CN"/>
+        </w:rPr>
+      </w:pPr>
+      <w:r>
+        <w:rPr>
+          <w:rFonts w:cs="Wingdings"/>
+          <w:sz w:val="18"/>
           <w:szCs w:val="10"/>
           <w:lang w:eastAsia="zh-CN"/>
         </w:rPr>
@@ -536,8 +542,7 @@
       </w:r>
       <w:r>
         <w:rPr>
-          <w:rFonts w:asciiTheme="minorHAnsi" w:eastAsiaTheme="minorHAnsi" w:hAnsiTheme="minorHAnsi"/>
-          <w:sz w:val="10"/>
+          <w:sz w:val="18"/>
           <w:szCs w:val="10"/>
           <w:lang w:eastAsia="zh-CN"/>
         </w:rPr>
@@ -545,9 +550,8 @@
       </w:r>
       <w:r>
         <w:rPr>
-          <w:rFonts w:asciiTheme="minorHAnsi" w:eastAsiaTheme="minorHAnsi" w:hAnsiTheme="minorHAnsi"/>
           <w:w w:val="93"/>
-          <w:sz w:val="10"/>
+          <w:sz w:val="18"/>
           <w:szCs w:val="10"/>
           <w:lang w:eastAsia="zh-CN"/>
         </w:rPr>
@@ -555,8 +559,7 @@
       </w:r>
       <w:r>
         <w:rPr>
-          <w:rFonts w:asciiTheme="minorHAnsi" w:eastAsiaTheme="minorHAnsi" w:hAnsiTheme="minorHAnsi"/>
-          <w:sz w:val="10"/>
+          <w:sz w:val="18"/>
           <w:szCs w:val="10"/>
           <w:lang w:eastAsia="zh-CN"/>
         </w:rPr>
@@ -565,20 +568,19 @@
     </w:p>
     <w:p>
       <w:pPr>
-        <w:pStyle w:val="a7"/>
+        <w:pStyle w:val="a5"/>
         <w:spacing w:before="51" w:line="241" w:lineRule="auto"/>
         <w:ind w:left="18"/>
         <w:rPr>
-          <w:rFonts w:asciiTheme="minorHAnsi" w:eastAsiaTheme="minorHAnsi" w:hAnsiTheme="minorHAnsi"/>
-          <w:sz w:val="10"/>
-          <w:szCs w:val="10"/>
-          <w:lang w:eastAsia="zh-CN"/>
-        </w:rPr>
-      </w:pPr>
-      <w:r>
-        <w:rPr>
-          <w:rFonts w:asciiTheme="minorHAnsi" w:eastAsiaTheme="minorHAnsi" w:hAnsiTheme="minorHAnsi" w:cs="Wingdings"/>
-          <w:sz w:val="10"/>
+          <w:sz w:val="18"/>
+          <w:szCs w:val="10"/>
+          <w:lang w:eastAsia="zh-CN"/>
+        </w:rPr>
+      </w:pPr>
+      <w:r>
+        <w:rPr>
+          <w:rFonts w:cs="Wingdings"/>
+          <w:sz w:val="18"/>
           <w:szCs w:val="10"/>
           <w:lang w:eastAsia="zh-CN"/>
         </w:rPr>
@@ -586,8 +588,7 @@
       </w:r>
       <w:r>
         <w:rPr>
-          <w:rFonts w:asciiTheme="minorHAnsi" w:eastAsiaTheme="minorHAnsi" w:hAnsiTheme="minorHAnsi"/>
-          <w:sz w:val="10"/>
+          <w:sz w:val="18"/>
           <w:szCs w:val="10"/>
           <w:lang w:eastAsia="zh-CN"/>
         </w:rPr>
@@ -596,20 +597,19 @@
     </w:p>
     <w:p>
       <w:pPr>
-        <w:pStyle w:val="a7"/>
+        <w:pStyle w:val="a5"/>
         <w:spacing w:before="39" w:line="250" w:lineRule="auto"/>
         <w:ind w:left="435" w:right="64" w:hanging="417"/>
         <w:rPr>
-          <w:rFonts w:asciiTheme="minorHAnsi" w:eastAsiaTheme="minorHAnsi" w:hAnsiTheme="minorHAnsi" w:hint="eastAsia"/>
-          <w:sz w:val="10"/>
-          <w:szCs w:val="10"/>
-          <w:lang w:eastAsia="zh-CN"/>
-        </w:rPr>
-      </w:pPr>
-      <w:r>
-        <w:rPr>
-          <w:rFonts w:asciiTheme="minorHAnsi" w:eastAsiaTheme="minorHAnsi" w:hAnsiTheme="minorHAnsi" w:cs="Wingdings"/>
-          <w:sz w:val="10"/>
+          <w:sz w:val="18"/>
+          <w:szCs w:val="10"/>
+          <w:lang w:eastAsia="zh-CN"/>
+        </w:rPr>
+      </w:pPr>
+      <w:r>
+        <w:rPr>
+          <w:rFonts w:cs="Wingdings"/>
+          <w:sz w:val="18"/>
           <w:szCs w:val="10"/>
           <w:lang w:eastAsia="zh-CN"/>
         </w:rPr>
@@ -617,10 +617,8 @@
       </w:r>
       <w:r>
         <w:rPr>
-          <w:rFonts w:asciiTheme="minorHAnsi" w:eastAsiaTheme="minorHAnsi" w:hAnsiTheme="minorHAnsi"/>
-          <w:b/>
           <w:bCs/>
-          <w:sz w:val="10"/>
+          <w:sz w:val="18"/>
           <w:szCs w:val="10"/>
           <w:lang w:eastAsia="zh-CN"/>
         </w:rPr>
@@ -628,8 +626,7 @@
       </w:r>
       <w:r>
         <w:rPr>
-          <w:rFonts w:asciiTheme="minorHAnsi" w:eastAsiaTheme="minorHAnsi" w:hAnsiTheme="minorHAnsi"/>
-          <w:sz w:val="10"/>
+          <w:sz w:val="18"/>
           <w:szCs w:val="10"/>
           <w:lang w:eastAsia="zh-CN"/>
         </w:rPr>
@@ -637,8 +634,7 @@
       </w:r>
       <w:r>
         <w:rPr>
-          <w:rFonts w:asciiTheme="minorHAnsi" w:eastAsiaTheme="minorHAnsi" w:hAnsiTheme="minorHAnsi"/>
-          <w:sz w:val="10"/>
+          <w:sz w:val="18"/>
           <w:szCs w:val="10"/>
           <w:highlight w:val="green"/>
           <w:shd w:val="clear" w:color="auto" w:fill="FFFF00"/>
@@ -648,8 +644,7 @@
       </w:r>
       <w:r>
         <w:rPr>
-          <w:rFonts w:asciiTheme="minorHAnsi" w:eastAsiaTheme="minorHAnsi" w:hAnsiTheme="minorHAnsi"/>
-          <w:sz w:val="10"/>
+          <w:sz w:val="18"/>
           <w:szCs w:val="10"/>
           <w:lang w:eastAsia="zh-CN"/>
         </w:rPr>
@@ -657,8 +652,8 @@
       </w:r>
       <w:r>
         <w:rPr>
-          <w:rFonts w:asciiTheme="minorHAnsi" w:eastAsiaTheme="minorHAnsi" w:hAnsiTheme="minorHAnsi" w:cs="Times New Roman"/>
-          <w:sz w:val="10"/>
+          <w:rFonts w:cs="Times New Roman"/>
+          <w:sz w:val="18"/>
           <w:szCs w:val="10"/>
           <w:lang w:eastAsia="zh-CN"/>
         </w:rPr>
@@ -666,8 +661,7 @@
       </w:r>
       <w:r>
         <w:rPr>
-          <w:rFonts w:asciiTheme="minorHAnsi" w:eastAsiaTheme="minorHAnsi" w:hAnsiTheme="minorHAnsi"/>
-          <w:sz w:val="10"/>
+          <w:sz w:val="18"/>
           <w:szCs w:val="10"/>
           <w:lang w:eastAsia="zh-CN"/>
         </w:rPr>
@@ -676,19 +670,17 @@
     </w:p>
     <w:p>
       <w:pPr>
-        <w:pStyle w:val="a7"/>
+        <w:pStyle w:val="a5"/>
         <w:spacing w:before="68" w:line="221" w:lineRule="auto"/>
         <w:rPr>
-          <w:rFonts w:asciiTheme="minorHAnsi" w:eastAsiaTheme="minorHAnsi" w:hAnsiTheme="minorHAnsi"/>
-          <w:sz w:val="10"/>
-          <w:szCs w:val="10"/>
-          <w:lang w:eastAsia="zh-CN"/>
-        </w:rPr>
-      </w:pPr>
-      <w:r>
-        <w:rPr>
-          <w:rFonts w:asciiTheme="minorHAnsi" w:eastAsiaTheme="minorHAnsi" w:hAnsiTheme="minorHAnsi"/>
-          <w:sz w:val="10"/>
+          <w:sz w:val="18"/>
+          <w:szCs w:val="10"/>
+          <w:lang w:eastAsia="zh-CN"/>
+        </w:rPr>
+      </w:pPr>
+      <w:r>
+        <w:rPr>
+          <w:sz w:val="18"/>
           <w:szCs w:val="10"/>
           <w:lang w:eastAsia="zh-CN"/>
         </w:rPr>
@@ -697,20 +689,19 @@
     </w:p>
     <w:p>
       <w:pPr>
-        <w:pStyle w:val="a7"/>
+        <w:pStyle w:val="a5"/>
         <w:spacing w:before="53" w:line="242" w:lineRule="auto"/>
         <w:ind w:left="18"/>
         <w:rPr>
-          <w:rFonts w:asciiTheme="minorHAnsi" w:eastAsiaTheme="minorHAnsi" w:hAnsiTheme="minorHAnsi"/>
-          <w:sz w:val="10"/>
-          <w:szCs w:val="10"/>
-          <w:lang w:eastAsia="zh-CN"/>
-        </w:rPr>
-      </w:pPr>
-      <w:r>
-        <w:rPr>
-          <w:rFonts w:asciiTheme="minorHAnsi" w:eastAsiaTheme="minorHAnsi" w:hAnsiTheme="minorHAnsi" w:cs="Wingdings"/>
-          <w:sz w:val="10"/>
+          <w:sz w:val="18"/>
+          <w:szCs w:val="10"/>
+          <w:lang w:eastAsia="zh-CN"/>
+        </w:rPr>
+      </w:pPr>
+      <w:r>
+        <w:rPr>
+          <w:rFonts w:cs="Wingdings"/>
+          <w:sz w:val="18"/>
           <w:szCs w:val="10"/>
           <w:lang w:eastAsia="zh-CN"/>
         </w:rPr>
@@ -718,8 +709,7 @@
       </w:r>
       <w:r>
         <w:rPr>
-          <w:rFonts w:asciiTheme="minorHAnsi" w:eastAsiaTheme="minorHAnsi" w:hAnsiTheme="minorHAnsi"/>
-          <w:sz w:val="10"/>
+          <w:sz w:val="18"/>
           <w:szCs w:val="10"/>
           <w:lang w:eastAsia="zh-CN"/>
         </w:rPr>
@@ -728,20 +718,19 @@
     </w:p>
     <w:p>
       <w:pPr>
-        <w:pStyle w:val="a7"/>
+        <w:pStyle w:val="a5"/>
         <w:spacing w:before="37" w:line="241" w:lineRule="auto"/>
         <w:ind w:left="18"/>
         <w:rPr>
-          <w:rFonts w:asciiTheme="minorHAnsi" w:eastAsiaTheme="minorHAnsi" w:hAnsiTheme="minorHAnsi"/>
-          <w:sz w:val="10"/>
-          <w:szCs w:val="10"/>
-          <w:lang w:eastAsia="zh-CN"/>
-        </w:rPr>
-      </w:pPr>
-      <w:r>
-        <w:rPr>
-          <w:rFonts w:asciiTheme="minorHAnsi" w:eastAsiaTheme="minorHAnsi" w:hAnsiTheme="minorHAnsi" w:cs="Wingdings"/>
-          <w:sz w:val="10"/>
+          <w:sz w:val="18"/>
+          <w:szCs w:val="10"/>
+          <w:lang w:eastAsia="zh-CN"/>
+        </w:rPr>
+      </w:pPr>
+      <w:r>
+        <w:rPr>
+          <w:rFonts w:cs="Wingdings"/>
+          <w:sz w:val="18"/>
           <w:szCs w:val="10"/>
           <w:lang w:eastAsia="zh-CN"/>
         </w:rPr>
@@ -749,8 +738,7 @@
       </w:r>
       <w:r>
         <w:rPr>
-          <w:rFonts w:asciiTheme="minorHAnsi" w:eastAsiaTheme="minorHAnsi" w:hAnsiTheme="minorHAnsi"/>
-          <w:sz w:val="10"/>
+          <w:sz w:val="18"/>
           <w:szCs w:val="10"/>
           <w:lang w:eastAsia="zh-CN"/>
         </w:rPr>
@@ -759,20 +747,19 @@
     </w:p>
     <w:p>
       <w:pPr>
-        <w:pStyle w:val="a7"/>
+        <w:pStyle w:val="a5"/>
         <w:spacing w:before="37" w:line="241" w:lineRule="auto"/>
         <w:ind w:left="18"/>
         <w:rPr>
-          <w:rFonts w:asciiTheme="minorHAnsi" w:eastAsiaTheme="minorHAnsi" w:hAnsiTheme="minorHAnsi"/>
-          <w:sz w:val="10"/>
-          <w:szCs w:val="10"/>
-          <w:lang w:eastAsia="zh-CN"/>
-        </w:rPr>
-      </w:pPr>
-      <w:r>
-        <w:rPr>
-          <w:rFonts w:asciiTheme="minorHAnsi" w:eastAsiaTheme="minorHAnsi" w:hAnsiTheme="minorHAnsi" w:cs="Wingdings"/>
-          <w:sz w:val="10"/>
+          <w:sz w:val="18"/>
+          <w:szCs w:val="10"/>
+          <w:lang w:eastAsia="zh-CN"/>
+        </w:rPr>
+      </w:pPr>
+      <w:r>
+        <w:rPr>
+          <w:rFonts w:cs="Wingdings"/>
+          <w:sz w:val="18"/>
           <w:szCs w:val="10"/>
           <w:lang w:eastAsia="zh-CN"/>
         </w:rPr>
@@ -780,8 +767,7 @@
       </w:r>
       <w:r>
         <w:rPr>
-          <w:rFonts w:asciiTheme="minorHAnsi" w:eastAsiaTheme="minorHAnsi" w:hAnsiTheme="minorHAnsi"/>
-          <w:sz w:val="10"/>
+          <w:sz w:val="18"/>
           <w:szCs w:val="10"/>
           <w:lang w:eastAsia="zh-CN"/>
         </w:rPr>
@@ -790,20 +776,19 @@
     </w:p>
     <w:p>
       <w:pPr>
-        <w:pStyle w:val="a7"/>
+        <w:pStyle w:val="a5"/>
         <w:spacing w:before="38" w:line="242" w:lineRule="auto"/>
         <w:ind w:left="18"/>
         <w:rPr>
-          <w:rFonts w:asciiTheme="minorHAnsi" w:eastAsiaTheme="minorHAnsi" w:hAnsiTheme="minorHAnsi"/>
-          <w:sz w:val="10"/>
-          <w:szCs w:val="10"/>
-          <w:lang w:eastAsia="zh-CN"/>
-        </w:rPr>
-      </w:pPr>
-      <w:r>
-        <w:rPr>
-          <w:rFonts w:asciiTheme="minorHAnsi" w:eastAsiaTheme="minorHAnsi" w:hAnsiTheme="minorHAnsi" w:cs="Wingdings"/>
-          <w:sz w:val="10"/>
+          <w:sz w:val="18"/>
+          <w:szCs w:val="10"/>
+          <w:lang w:eastAsia="zh-CN"/>
+        </w:rPr>
+      </w:pPr>
+      <w:r>
+        <w:rPr>
+          <w:rFonts w:cs="Wingdings"/>
+          <w:sz w:val="18"/>
           <w:szCs w:val="10"/>
           <w:lang w:eastAsia="zh-CN"/>
         </w:rPr>
@@ -811,8 +796,7 @@
       </w:r>
       <w:r>
         <w:rPr>
-          <w:rFonts w:asciiTheme="minorHAnsi" w:eastAsiaTheme="minorHAnsi" w:hAnsiTheme="minorHAnsi"/>
-          <w:sz w:val="10"/>
+          <w:sz w:val="18"/>
           <w:szCs w:val="10"/>
           <w:lang w:eastAsia="zh-CN"/>
         </w:rPr>
@@ -821,20 +805,19 @@
     </w:p>
     <w:p>
       <w:pPr>
-        <w:pStyle w:val="a7"/>
+        <w:pStyle w:val="a5"/>
         <w:spacing w:before="46"/>
         <w:ind w:left="17"/>
         <w:rPr>
-          <w:rFonts w:asciiTheme="minorHAnsi" w:eastAsiaTheme="minorHAnsi" w:hAnsiTheme="minorHAnsi"/>
-          <w:sz w:val="8"/>
+          <w:sz w:val="16"/>
           <w:szCs w:val="8"/>
           <w:lang w:eastAsia="zh-CN"/>
         </w:rPr>
       </w:pPr>
       <w:r>
         <w:rPr>
-          <w:rFonts w:asciiTheme="minorHAnsi" w:eastAsiaTheme="minorHAnsi" w:hAnsiTheme="minorHAnsi" w:cs="Wingdings"/>
-          <w:sz w:val="8"/>
+          <w:rFonts w:cs="Wingdings"/>
+          <w:sz w:val="16"/>
           <w:szCs w:val="8"/>
           <w:lang w:eastAsia="zh-CN"/>
         </w:rPr>
@@ -842,8 +825,7 @@
       </w:r>
       <w:r>
         <w:rPr>
-          <w:rFonts w:asciiTheme="minorHAnsi" w:eastAsiaTheme="minorHAnsi" w:hAnsiTheme="minorHAnsi"/>
-          <w:sz w:val="8"/>
+          <w:sz w:val="16"/>
           <w:szCs w:val="8"/>
           <w:lang w:eastAsia="zh-CN"/>
         </w:rPr>
@@ -851,9 +833,8 @@
       </w:r>
       <w:r>
         <w:rPr>
-          <w:rFonts w:asciiTheme="minorHAnsi" w:eastAsiaTheme="minorHAnsi" w:hAnsiTheme="minorHAnsi"/>
           <w:w w:val="87"/>
-          <w:sz w:val="8"/>
+          <w:sz w:val="16"/>
           <w:szCs w:val="8"/>
           <w:lang w:eastAsia="zh-CN"/>
         </w:rPr>
@@ -861,8 +842,7 @@
       </w:r>
       <w:r>
         <w:rPr>
-          <w:rFonts w:asciiTheme="minorHAnsi" w:eastAsiaTheme="minorHAnsi" w:hAnsiTheme="minorHAnsi"/>
-          <w:sz w:val="8"/>
+          <w:sz w:val="16"/>
           <w:szCs w:val="8"/>
           <w:lang w:eastAsia="zh-CN"/>
         </w:rPr>
@@ -873,69 +853,29 @@
       <w:pPr>
         <w:spacing w:line="244" w:lineRule="auto"/>
         <w:rPr>
-          <w:rFonts w:asciiTheme="minorHAnsi" w:eastAsiaTheme="minorHAnsi" w:hAnsiTheme="minorHAnsi"/>
-          <w:sz w:val="10"/>
-          <w:szCs w:val="10"/>
-          <w:lang w:eastAsia="zh-CN"/>
-        </w:rPr>
-      </w:pPr>
-    </w:p>
-    <w:p>
-      <w:pPr>
-        <w:spacing w:before="51" w:line="188" w:lineRule="auto"/>
-        <w:ind w:left="4165"/>
-        <w:rPr>
-          <w:rFonts w:asciiTheme="minorHAnsi" w:eastAsiaTheme="minorHAnsi" w:hAnsiTheme="minorHAnsi" w:cs="Times New Roman"/>
-          <w:sz w:val="6"/>
-          <w:szCs w:val="6"/>
-          <w:lang w:eastAsia="zh-CN"/>
-        </w:rPr>
-      </w:pPr>
-      <w:r>
-        <w:rPr>
-          <w:rFonts w:asciiTheme="minorHAnsi" w:eastAsiaTheme="minorHAnsi" w:hAnsiTheme="minorHAnsi" w:cs="Times New Roman"/>
-          <w:sz w:val="6"/>
-          <w:szCs w:val="6"/>
-          <w:lang w:eastAsia="zh-CN"/>
-        </w:rPr>
-        <w:t>-</w:t>
-      </w:r>
-      <w:r>
-        <w:rPr>
-          <w:rFonts w:asciiTheme="minorHAnsi" w:eastAsiaTheme="minorHAnsi" w:hAnsiTheme="minorHAnsi" w:cs="Times New Roman"/>
-          <w:w w:val="101"/>
-          <w:sz w:val="6"/>
-          <w:szCs w:val="6"/>
-          <w:lang w:eastAsia="zh-CN"/>
-        </w:rPr>
-        <w:t xml:space="preserve"> </w:t>
-      </w:r>
-      <w:r>
-        <w:rPr>
-          <w:rFonts w:asciiTheme="minorHAnsi" w:eastAsiaTheme="minorHAnsi" w:hAnsiTheme="minorHAnsi" w:cs="Times New Roman"/>
-          <w:sz w:val="6"/>
-          <w:szCs w:val="6"/>
-          <w:lang w:eastAsia="zh-CN"/>
-        </w:rPr>
-        <w:t>1187 -</w:t>
-      </w:r>
+          <w:rFonts w:ascii="宋体" w:eastAsia="宋体" w:hAnsi="宋体"/>
+          <w:sz w:val="18"/>
+          <w:szCs w:val="10"/>
+          <w:lang w:eastAsia="zh-CN"/>
+        </w:rPr>
+      </w:pPr>
     </w:p>
     <w:p>
       <w:pPr>
         <w:spacing w:before="26" w:line="223" w:lineRule="auto"/>
         <w:ind w:left="446"/>
         <w:rPr>
-          <w:rFonts w:asciiTheme="minorHAnsi" w:eastAsiaTheme="minorHAnsi" w:hAnsiTheme="minorHAnsi" w:cs="楷体"/>
-          <w:sz w:val="6"/>
+          <w:rFonts w:ascii="宋体" w:eastAsia="宋体" w:hAnsi="宋体" w:cs="楷体"/>
+          <w:sz w:val="15"/>
           <w:szCs w:val="6"/>
           <w:lang w:eastAsia="zh-CN"/>
         </w:rPr>
       </w:pPr>
       <w:r>
         <w:rPr>
-          <w:rFonts w:asciiTheme="minorHAnsi" w:eastAsiaTheme="minorHAnsi" w:hAnsiTheme="minorHAnsi" w:cs="楷体"/>
+          <w:rFonts w:ascii="宋体" w:eastAsia="宋体" w:hAnsi="宋体" w:cs="楷体"/>
           <w:color w:val="0000FF"/>
-          <w:sz w:val="6"/>
+          <w:sz w:val="15"/>
           <w:szCs w:val="6"/>
           <w:lang w:eastAsia="zh-CN"/>
         </w:rPr>
@@ -946,8 +886,8 @@
       <w:pPr>
         <w:spacing w:line="223" w:lineRule="auto"/>
         <w:rPr>
-          <w:rFonts w:asciiTheme="minorHAnsi" w:eastAsiaTheme="minorHAnsi" w:hAnsiTheme="minorHAnsi" w:cs="楷体"/>
-          <w:sz w:val="6"/>
+          <w:rFonts w:ascii="宋体" w:eastAsia="宋体" w:hAnsi="宋体" w:cs="楷体"/>
+          <w:sz w:val="15"/>
           <w:szCs w:val="6"/>
           <w:lang w:eastAsia="zh-CN"/>
         </w:rPr>
@@ -965,29 +905,28 @@
       <w:pPr>
         <w:spacing w:line="289" w:lineRule="auto"/>
         <w:rPr>
-          <w:rFonts w:asciiTheme="minorHAnsi" w:eastAsiaTheme="minorHAnsi" w:hAnsiTheme="minorHAnsi"/>
-          <w:sz w:val="10"/>
-          <w:szCs w:val="10"/>
-          <w:lang w:eastAsia="zh-CN"/>
-        </w:rPr>
-      </w:pPr>
-    </w:p>
-    <w:p>
-      <w:pPr>
-        <w:pStyle w:val="a7"/>
+          <w:rFonts w:ascii="宋体" w:eastAsia="宋体" w:hAnsi="宋体"/>
+          <w:sz w:val="18"/>
+          <w:szCs w:val="10"/>
+          <w:lang w:eastAsia="zh-CN"/>
+        </w:rPr>
+      </w:pPr>
+    </w:p>
+    <w:p>
+      <w:pPr>
+        <w:pStyle w:val="a5"/>
         <w:spacing w:before="69"/>
         <w:ind w:left="18"/>
         <w:rPr>
-          <w:rFonts w:asciiTheme="minorHAnsi" w:eastAsiaTheme="minorHAnsi" w:hAnsiTheme="minorHAnsi"/>
-          <w:sz w:val="10"/>
-          <w:szCs w:val="10"/>
-          <w:lang w:eastAsia="zh-CN"/>
-        </w:rPr>
-      </w:pPr>
-      <w:r>
-        <w:rPr>
-          <w:rFonts w:asciiTheme="minorHAnsi" w:eastAsiaTheme="minorHAnsi" w:hAnsiTheme="minorHAnsi" w:cs="Wingdings"/>
-          <w:sz w:val="10"/>
+          <w:sz w:val="18"/>
+          <w:szCs w:val="10"/>
+          <w:lang w:eastAsia="zh-CN"/>
+        </w:rPr>
+      </w:pPr>
+      <w:r>
+        <w:rPr>
+          <w:rFonts w:cs="Wingdings"/>
+          <w:sz w:val="18"/>
           <w:szCs w:val="10"/>
           <w:lang w:eastAsia="zh-CN"/>
         </w:rPr>
@@ -995,8 +934,7 @@
       </w:r>
       <w:r>
         <w:rPr>
-          <w:rFonts w:asciiTheme="minorHAnsi" w:eastAsiaTheme="minorHAnsi" w:hAnsiTheme="minorHAnsi"/>
-          <w:sz w:val="10"/>
+          <w:sz w:val="18"/>
           <w:szCs w:val="10"/>
           <w:lang w:eastAsia="zh-CN"/>
         </w:rPr>
@@ -1005,20 +943,18 @@
     </w:p>
     <w:p>
       <w:pPr>
-        <w:pStyle w:val="a7"/>
+        <w:pStyle w:val="a5"/>
         <w:spacing w:before="37" w:line="263" w:lineRule="auto"/>
         <w:ind w:left="429" w:right="57" w:hanging="411"/>
         <w:rPr>
-          <w:rFonts w:asciiTheme="minorHAnsi" w:eastAsiaTheme="minorHAnsi" w:hAnsiTheme="minorHAnsi"/>
-          <w:sz w:val="10"/>
-          <w:szCs w:val="10"/>
-          <w:lang w:eastAsia="zh-CN"/>
-        </w:rPr>
-      </w:pPr>
-      <w:r>
-        <w:rPr>
-          <w:rFonts w:asciiTheme="minorHAnsi" w:eastAsiaTheme="minorHAnsi" w:hAnsiTheme="minorHAnsi"/>
-          <w:sz w:val="10"/>
+          <w:sz w:val="18"/>
+          <w:szCs w:val="10"/>
+          <w:lang w:eastAsia="zh-CN"/>
+        </w:rPr>
+      </w:pPr>
+      <w:r>
+        <w:rPr>
+          <w:sz w:val="18"/>
           <w:szCs w:val="10"/>
           <w:lang w:eastAsia="zh-CN"/>
         </w:rPr>
@@ -1026,8 +962,8 @@
       </w:r>
       <w:r>
         <w:rPr>
-          <w:rFonts w:asciiTheme="minorHAnsi" w:eastAsiaTheme="minorHAnsi" w:hAnsiTheme="minorHAnsi" w:cs="Times New Roman"/>
-          <w:sz w:val="10"/>
+          <w:rFonts w:cs="Times New Roman"/>
+          <w:sz w:val="18"/>
           <w:szCs w:val="10"/>
           <w:lang w:eastAsia="zh-CN"/>
         </w:rPr>
@@ -1035,8 +971,7 @@
       </w:r>
       <w:r>
         <w:rPr>
-          <w:rFonts w:asciiTheme="minorHAnsi" w:eastAsiaTheme="minorHAnsi" w:hAnsiTheme="minorHAnsi"/>
-          <w:sz w:val="10"/>
+          <w:sz w:val="18"/>
           <w:szCs w:val="10"/>
           <w:lang w:eastAsia="zh-CN"/>
         </w:rPr>
@@ -1045,20 +980,18 @@
     </w:p>
     <w:p>
       <w:pPr>
-        <w:pStyle w:val="a7"/>
+        <w:pStyle w:val="a5"/>
         <w:spacing w:before="37" w:line="263" w:lineRule="auto"/>
         <w:ind w:left="429" w:right="57" w:hanging="411"/>
         <w:rPr>
-          <w:rFonts w:asciiTheme="minorHAnsi" w:eastAsiaTheme="minorHAnsi" w:hAnsiTheme="minorHAnsi"/>
-          <w:sz w:val="10"/>
-          <w:szCs w:val="10"/>
-          <w:lang w:eastAsia="zh-CN"/>
-        </w:rPr>
-      </w:pPr>
-      <w:r>
-        <w:rPr>
-          <w:rFonts w:asciiTheme="minorHAnsi" w:eastAsiaTheme="minorHAnsi" w:hAnsiTheme="minorHAnsi"/>
-          <w:sz w:val="10"/>
+          <w:sz w:val="18"/>
+          <w:szCs w:val="10"/>
+          <w:lang w:eastAsia="zh-CN"/>
+        </w:rPr>
+      </w:pPr>
+      <w:r>
+        <w:rPr>
+          <w:sz w:val="18"/>
           <w:szCs w:val="10"/>
           <w:lang w:eastAsia="zh-CN"/>
         </w:rPr>
@@ -1067,20 +1000,18 @@
     </w:p>
     <w:p>
       <w:pPr>
-        <w:pStyle w:val="a7"/>
+        <w:pStyle w:val="a5"/>
         <w:spacing w:before="53" w:line="241" w:lineRule="auto"/>
         <w:ind w:left="18"/>
         <w:rPr>
-          <w:rFonts w:asciiTheme="minorHAnsi" w:eastAsiaTheme="minorHAnsi" w:hAnsiTheme="minorHAnsi"/>
-          <w:sz w:val="8"/>
+          <w:sz w:val="16"/>
           <w:szCs w:val="8"/>
           <w:lang w:eastAsia="zh-CN"/>
         </w:rPr>
       </w:pPr>
       <w:r>
         <w:rPr>
-          <w:rFonts w:asciiTheme="minorHAnsi" w:eastAsiaTheme="minorHAnsi" w:hAnsiTheme="minorHAnsi"/>
-          <w:sz w:val="8"/>
+          <w:sz w:val="16"/>
           <w:szCs w:val="8"/>
           <w:u w:color="000000"/>
           <w:lang w:eastAsia="zh-CN"/>
@@ -1096,8 +1027,7 @@
       </w:r>
       <w:r>
         <w:rPr>
-          <w:rFonts w:asciiTheme="minorHAnsi" w:eastAsiaTheme="minorHAnsi" w:hAnsiTheme="minorHAnsi"/>
-          <w:sz w:val="8"/>
+          <w:sz w:val="16"/>
           <w:szCs w:val="8"/>
           <w:u w:color="000000"/>
           <w:shd w:val="clear" w:color="auto" w:fill="FFFF00"/>
@@ -1114,8 +1044,7 @@
       </w:r>
       <w:r>
         <w:rPr>
-          <w:rFonts w:asciiTheme="minorHAnsi" w:eastAsiaTheme="minorHAnsi" w:hAnsiTheme="minorHAnsi"/>
-          <w:sz w:val="8"/>
+          <w:sz w:val="16"/>
           <w:szCs w:val="8"/>
           <w:u w:color="000000"/>
           <w:lang w:eastAsia="zh-CN"/>
@@ -1132,21 +1061,19 @@
     </w:p>
     <w:p>
       <w:pPr>
-        <w:pStyle w:val="a7"/>
+        <w:pStyle w:val="a5"/>
         <w:spacing w:before="68" w:line="256" w:lineRule="auto"/>
         <w:ind w:left="9" w:hanging="9"/>
         <w:jc w:val="both"/>
         <w:rPr>
-          <w:rFonts w:asciiTheme="minorHAnsi" w:eastAsiaTheme="minorHAnsi" w:hAnsiTheme="minorHAnsi"/>
-          <w:sz w:val="10"/>
-          <w:szCs w:val="10"/>
-          <w:lang w:eastAsia="zh-CN"/>
-        </w:rPr>
-      </w:pPr>
-      <w:r>
-        <w:rPr>
-          <w:rFonts w:asciiTheme="minorHAnsi" w:eastAsiaTheme="minorHAnsi" w:hAnsiTheme="minorHAnsi"/>
-          <w:sz w:val="10"/>
+          <w:sz w:val="18"/>
+          <w:szCs w:val="10"/>
+          <w:lang w:eastAsia="zh-CN"/>
+        </w:rPr>
+      </w:pPr>
+      <w:r>
+        <w:rPr>
+          <w:sz w:val="18"/>
           <w:szCs w:val="10"/>
           <w:lang w:eastAsia="zh-CN"/>
         </w:rPr>
@@ -1155,20 +1082,18 @@
     </w:p>
     <w:p>
       <w:pPr>
-        <w:pStyle w:val="a7"/>
+        <w:pStyle w:val="a5"/>
         <w:spacing w:before="53" w:line="241" w:lineRule="auto"/>
         <w:ind w:left="18"/>
         <w:rPr>
-          <w:rFonts w:asciiTheme="minorHAnsi" w:eastAsiaTheme="minorHAnsi" w:hAnsiTheme="minorHAnsi"/>
-          <w:sz w:val="10"/>
-          <w:szCs w:val="10"/>
-          <w:lang w:eastAsia="zh-CN"/>
-        </w:rPr>
-      </w:pPr>
-      <w:r>
-        <w:rPr>
-          <w:rFonts w:asciiTheme="minorHAnsi" w:eastAsiaTheme="minorHAnsi" w:hAnsiTheme="minorHAnsi"/>
-          <w:sz w:val="10"/>
+          <w:sz w:val="18"/>
+          <w:szCs w:val="10"/>
+          <w:lang w:eastAsia="zh-CN"/>
+        </w:rPr>
+      </w:pPr>
+      <w:r>
+        <w:rPr>
+          <w:sz w:val="18"/>
           <w:szCs w:val="10"/>
           <w:lang w:eastAsia="zh-CN"/>
         </w:rPr>
@@ -1176,8 +1101,8 @@
       </w:r>
       <w:r>
         <w:rPr>
-          <w:rFonts w:asciiTheme="minorHAnsi" w:eastAsiaTheme="minorHAnsi" w:hAnsiTheme="minorHAnsi" w:cs="Times New Roman"/>
-          <w:sz w:val="10"/>
+          <w:rFonts w:cs="Times New Roman"/>
+          <w:sz w:val="18"/>
           <w:szCs w:val="10"/>
           <w:lang w:eastAsia="zh-CN"/>
         </w:rPr>
@@ -1185,8 +1110,7 @@
       </w:r>
       <w:r>
         <w:rPr>
-          <w:rFonts w:asciiTheme="minorHAnsi" w:eastAsiaTheme="minorHAnsi" w:hAnsiTheme="minorHAnsi"/>
-          <w:sz w:val="10"/>
+          <w:sz w:val="18"/>
           <w:szCs w:val="10"/>
           <w:lang w:eastAsia="zh-CN"/>
         </w:rPr>
@@ -1194,8 +1118,8 @@
       </w:r>
       <w:r>
         <w:rPr>
-          <w:rFonts w:asciiTheme="minorHAnsi" w:eastAsiaTheme="minorHAnsi" w:hAnsiTheme="minorHAnsi" w:cs="Times New Roman"/>
-          <w:sz w:val="10"/>
+          <w:rFonts w:cs="Times New Roman"/>
+          <w:sz w:val="18"/>
           <w:szCs w:val="10"/>
           <w:lang w:eastAsia="zh-CN"/>
         </w:rPr>
@@ -1203,8 +1127,7 @@
       </w:r>
       <w:r>
         <w:rPr>
-          <w:rFonts w:asciiTheme="minorHAnsi" w:eastAsiaTheme="minorHAnsi" w:hAnsiTheme="minorHAnsi"/>
-          <w:sz w:val="10"/>
+          <w:sz w:val="18"/>
           <w:szCs w:val="10"/>
           <w:lang w:eastAsia="zh-CN"/>
         </w:rPr>
@@ -1213,24 +1136,21 @@
     </w:p>
     <w:p>
       <w:pPr>
-        <w:pStyle w:val="a7"/>
+        <w:pStyle w:val="a5"/>
         <w:spacing w:before="53"/>
         <w:ind w:left="18"/>
         <w:rPr>
-          <w:rFonts w:asciiTheme="minorHAnsi" w:eastAsiaTheme="minorHAnsi" w:hAnsiTheme="minorHAnsi"/>
-          <w:b/>
           <w:bCs/>
-          <w:sz w:val="10"/>
-          <w:szCs w:val="10"/>
-          <w:lang w:eastAsia="zh-CN"/>
-        </w:rPr>
-      </w:pPr>
-      <w:r>
-        <w:rPr>
-          <w:rFonts w:asciiTheme="minorHAnsi" w:eastAsiaTheme="minorHAnsi" w:hAnsiTheme="minorHAnsi" w:cs="Wingdings" w:hint="eastAsia"/>
-          <w:b/>
+          <w:sz w:val="18"/>
+          <w:szCs w:val="10"/>
+          <w:lang w:eastAsia="zh-CN"/>
+        </w:rPr>
+      </w:pPr>
+      <w:r>
+        <w:rPr>
+          <w:rFonts w:cs="Wingdings" w:hint="eastAsia"/>
           <w:bCs/>
-          <w:sz w:val="10"/>
+          <w:sz w:val="18"/>
           <w:szCs w:val="10"/>
           <w:lang w:eastAsia="zh-CN"/>
         </w:rPr>
@@ -1238,10 +1158,8 @@
       </w:r>
       <w:r>
         <w:rPr>
-          <w:rFonts w:asciiTheme="minorHAnsi" w:eastAsiaTheme="minorHAnsi" w:hAnsiTheme="minorHAnsi"/>
-          <w:b/>
           <w:bCs/>
-          <w:sz w:val="10"/>
+          <w:sz w:val="18"/>
           <w:szCs w:val="10"/>
           <w:lang w:eastAsia="zh-CN"/>
         </w:rPr>
@@ -1249,10 +1167,8 @@
       </w:r>
       <w:r>
         <w:rPr>
-          <w:rFonts w:asciiTheme="minorHAnsi" w:eastAsiaTheme="minorHAnsi" w:hAnsiTheme="minorHAnsi"/>
-          <w:b/>
           <w:bCs/>
-          <w:sz w:val="10"/>
+          <w:sz w:val="18"/>
           <w:szCs w:val="10"/>
           <w:shd w:val="clear" w:color="auto" w:fill="FFFF00"/>
           <w:lang w:eastAsia="zh-CN"/>
@@ -1262,20 +1178,18 @@
     </w:p>
     <w:p>
       <w:pPr>
-        <w:pStyle w:val="a7"/>
+        <w:pStyle w:val="a5"/>
         <w:spacing w:before="39" w:line="241" w:lineRule="auto"/>
         <w:ind w:left="18"/>
         <w:rPr>
-          <w:rFonts w:asciiTheme="minorHAnsi" w:eastAsiaTheme="minorHAnsi" w:hAnsiTheme="minorHAnsi" w:hint="eastAsia"/>
-          <w:sz w:val="10"/>
-          <w:szCs w:val="10"/>
-          <w:lang w:eastAsia="zh-CN"/>
-        </w:rPr>
-      </w:pPr>
-      <w:r>
-        <w:rPr>
-          <w:rFonts w:asciiTheme="minorHAnsi" w:eastAsiaTheme="minorHAnsi" w:hAnsiTheme="minorHAnsi"/>
-          <w:sz w:val="10"/>
+          <w:sz w:val="18"/>
+          <w:szCs w:val="10"/>
+          <w:lang w:eastAsia="zh-CN"/>
+        </w:rPr>
+      </w:pPr>
+      <w:r>
+        <w:rPr>
+          <w:sz w:val="18"/>
           <w:szCs w:val="10"/>
           <w:lang w:eastAsia="zh-CN"/>
         </w:rPr>
@@ -1283,8 +1197,7 @@
       </w:r>
       <w:r>
         <w:rPr>
-          <w:rFonts w:asciiTheme="minorHAnsi" w:eastAsiaTheme="minorHAnsi" w:hAnsiTheme="minorHAnsi"/>
-          <w:sz w:val="10"/>
+          <w:sz w:val="18"/>
           <w:szCs w:val="10"/>
           <w:shd w:val="clear" w:color="auto" w:fill="FFFF00"/>
           <w:lang w:eastAsia="zh-CN"/>
@@ -1293,8 +1206,7 @@
       </w:r>
       <w:r>
         <w:rPr>
-          <w:rFonts w:asciiTheme="minorHAnsi" w:eastAsiaTheme="minorHAnsi" w:hAnsiTheme="minorHAnsi"/>
-          <w:sz w:val="10"/>
+          <w:sz w:val="18"/>
           <w:szCs w:val="10"/>
           <w:lang w:eastAsia="zh-CN"/>
         </w:rPr>
@@ -1303,20 +1215,18 @@
     </w:p>
     <w:p>
       <w:pPr>
-        <w:pStyle w:val="a7"/>
+        <w:pStyle w:val="a5"/>
         <w:spacing w:before="68" w:line="247" w:lineRule="auto"/>
         <w:ind w:left="9" w:right="63" w:hanging="9"/>
         <w:rPr>
-          <w:rFonts w:asciiTheme="minorHAnsi" w:eastAsiaTheme="minorHAnsi" w:hAnsiTheme="minorHAnsi"/>
-          <w:sz w:val="10"/>
-          <w:szCs w:val="10"/>
-          <w:lang w:eastAsia="zh-CN"/>
-        </w:rPr>
-      </w:pPr>
-      <w:r>
-        <w:rPr>
-          <w:rFonts w:asciiTheme="minorHAnsi" w:eastAsiaTheme="minorHAnsi" w:hAnsiTheme="minorHAnsi"/>
-          <w:sz w:val="10"/>
+          <w:sz w:val="18"/>
+          <w:szCs w:val="10"/>
+          <w:lang w:eastAsia="zh-CN"/>
+        </w:rPr>
+      </w:pPr>
+      <w:r>
+        <w:rPr>
+          <w:sz w:val="18"/>
           <w:szCs w:val="10"/>
           <w:lang w:eastAsia="zh-CN"/>
         </w:rPr>
@@ -1325,28 +1235,26 @@
     </w:p>
     <w:p>
       <w:pPr>
-        <w:pStyle w:val="a7"/>
+        <w:pStyle w:val="a5"/>
         <w:spacing w:before="69" w:line="247" w:lineRule="auto"/>
         <w:ind w:left="9" w:right="62" w:firstLine="5"/>
         <w:rPr>
-          <w:rFonts w:asciiTheme="minorHAnsi" w:eastAsiaTheme="minorHAnsi" w:hAnsiTheme="minorHAnsi"/>
-          <w:sz w:val="10"/>
-          <w:szCs w:val="10"/>
-          <w:u w:color="000000"/>
-          <w:lang w:eastAsia="zh-CN"/>
-          <w14:textOutline w14:w="3352" w14:cap="rnd" w14:cmpd="sng" w14:algn="ctr">
-            <w14:solidFill>
-              <w14:srgbClr w14:val="000000"/>
-            </w14:solidFill>
-            <w14:prstDash w14:val="solid"/>
-            <w14:round/>
-          </w14:textOutline>
-        </w:rPr>
-      </w:pPr>
-      <w:r>
-        <w:rPr>
-          <w:rFonts w:asciiTheme="minorHAnsi" w:eastAsiaTheme="minorHAnsi" w:hAnsiTheme="minorHAnsi"/>
-          <w:sz w:val="10"/>
+          <w:sz w:val="18"/>
+          <w:szCs w:val="10"/>
+          <w:u w:color="000000"/>
+          <w:lang w:eastAsia="zh-CN"/>
+          <w14:textOutline w14:w="3352" w14:cap="rnd" w14:cmpd="sng" w14:algn="ctr">
+            <w14:solidFill>
+              <w14:srgbClr w14:val="000000"/>
+            </w14:solidFill>
+            <w14:prstDash w14:val="solid"/>
+            <w14:round/>
+          </w14:textOutline>
+        </w:rPr>
+      </w:pPr>
+      <w:r>
+        <w:rPr>
+          <w:sz w:val="18"/>
           <w:szCs w:val="10"/>
           <w:u w:color="000000"/>
           <w:lang w:eastAsia="zh-CN"/>
@@ -1363,20 +1271,18 @@
     </w:p>
     <w:p>
       <w:pPr>
-        <w:pStyle w:val="a7"/>
+        <w:pStyle w:val="a5"/>
         <w:spacing w:before="69" w:line="247" w:lineRule="auto"/>
         <w:ind w:left="9" w:right="62" w:firstLine="5"/>
         <w:rPr>
-          <w:rFonts w:asciiTheme="minorHAnsi" w:eastAsiaTheme="minorHAnsi" w:hAnsiTheme="minorHAnsi"/>
-          <w:sz w:val="10"/>
-          <w:szCs w:val="10"/>
-          <w:lang w:eastAsia="zh-CN"/>
-        </w:rPr>
-      </w:pPr>
-      <w:r>
-        <w:rPr>
-          <w:rFonts w:asciiTheme="minorHAnsi" w:eastAsiaTheme="minorHAnsi" w:hAnsiTheme="minorHAnsi"/>
-          <w:sz w:val="10"/>
+          <w:sz w:val="18"/>
+          <w:szCs w:val="10"/>
+          <w:lang w:eastAsia="zh-CN"/>
+        </w:rPr>
+      </w:pPr>
+      <w:r>
+        <w:rPr>
+          <w:sz w:val="18"/>
           <w:szCs w:val="10"/>
           <w:u w:color="000000"/>
           <w:lang w:eastAsia="zh-CN"/>
@@ -1392,8 +1298,7 @@
       </w:r>
       <w:r>
         <w:rPr>
-          <w:rFonts w:asciiTheme="minorHAnsi" w:eastAsiaTheme="minorHAnsi" w:hAnsiTheme="minorHAnsi"/>
-          <w:sz w:val="10"/>
+          <w:sz w:val="18"/>
           <w:szCs w:val="10"/>
           <w:lang w:eastAsia="zh-CN"/>
         </w:rPr>
@@ -1401,8 +1306,7 @@
       </w:r>
       <w:r>
         <w:rPr>
-          <w:rFonts w:asciiTheme="minorHAnsi" w:eastAsiaTheme="minorHAnsi" w:hAnsiTheme="minorHAnsi"/>
-          <w:sz w:val="10"/>
+          <w:sz w:val="18"/>
           <w:szCs w:val="10"/>
           <w:u w:color="000000"/>
           <w:shd w:val="clear" w:color="auto" w:fill="FFFF00"/>
@@ -1419,8 +1323,7 @@
       </w:r>
       <w:r>
         <w:rPr>
-          <w:rFonts w:asciiTheme="minorHAnsi" w:eastAsiaTheme="minorHAnsi" w:hAnsiTheme="minorHAnsi"/>
-          <w:sz w:val="10"/>
+          <w:sz w:val="18"/>
           <w:szCs w:val="10"/>
           <w:u w:color="000000"/>
           <w:lang w:eastAsia="zh-CN"/>
@@ -1436,8 +1339,7 @@
       </w:r>
       <w:r>
         <w:rPr>
-          <w:rFonts w:asciiTheme="minorHAnsi" w:eastAsiaTheme="minorHAnsi" w:hAnsiTheme="minorHAnsi"/>
-          <w:sz w:val="10"/>
+          <w:sz w:val="18"/>
           <w:szCs w:val="10"/>
           <w:lang w:eastAsia="zh-CN"/>
         </w:rPr>
@@ -1445,10 +1347,9 @@
       </w:r>
       <w:r>
         <w:rPr>
-          <w:rFonts w:asciiTheme="minorHAnsi" w:eastAsiaTheme="minorHAnsi" w:hAnsiTheme="minorHAnsi" w:cs="Times New Roman"/>
-          <w:b/>
+          <w:rFonts w:cs="Times New Roman"/>
           <w:bCs/>
-          <w:sz w:val="10"/>
+          <w:sz w:val="18"/>
           <w:szCs w:val="10"/>
           <w:lang w:eastAsia="zh-CN"/>
         </w:rPr>
@@ -1456,8 +1357,7 @@
       </w:r>
       <w:r>
         <w:rPr>
-          <w:rFonts w:asciiTheme="minorHAnsi" w:eastAsiaTheme="minorHAnsi" w:hAnsiTheme="minorHAnsi"/>
-          <w:sz w:val="10"/>
+          <w:sz w:val="18"/>
           <w:szCs w:val="10"/>
           <w:u w:color="000000"/>
           <w:lang w:eastAsia="zh-CN"/>
@@ -1477,9 +1377,9 @@
         <w:spacing w:before="110" w:line="210" w:lineRule="auto"/>
         <w:ind w:left="32"/>
         <w:rPr>
-          <w:rFonts w:asciiTheme="minorHAnsi" w:eastAsiaTheme="minorHAnsi" w:hAnsiTheme="minorHAnsi" w:cs="华文行楷"/>
+          <w:rFonts w:ascii="宋体" w:eastAsia="宋体" w:hAnsi="宋体" w:cs="华文行楷"/>
           <w:color w:val="FF0000"/>
-          <w:sz w:val="16"/>
+          <w:sz w:val="24"/>
           <w:szCs w:val="16"/>
           <w:lang w:eastAsia="zh-CN"/>
         </w:rPr>
@@ -1490,17 +1390,17 @@
         <w:spacing w:before="110" w:line="210" w:lineRule="auto"/>
         <w:ind w:left="32"/>
         <w:rPr>
-          <w:rFonts w:asciiTheme="minorHAnsi" w:eastAsiaTheme="minorHAnsi" w:hAnsiTheme="minorHAnsi" w:cs="华文行楷" w:hint="eastAsia"/>
-          <w:sz w:val="16"/>
+          <w:rFonts w:ascii="宋体" w:eastAsia="宋体" w:hAnsi="宋体" w:cs="华文行楷"/>
+          <w:sz w:val="24"/>
           <w:szCs w:val="16"/>
           <w:lang w:eastAsia="zh-CN"/>
         </w:rPr>
       </w:pPr>
       <w:r>
         <w:rPr>
-          <w:rFonts w:asciiTheme="minorHAnsi" w:eastAsiaTheme="minorHAnsi" w:hAnsiTheme="minorHAnsi" w:cs="华文行楷"/>
+          <w:rFonts w:ascii="宋体" w:eastAsia="宋体" w:hAnsi="宋体" w:cs="华文行楷"/>
           <w:color w:val="FF0000"/>
-          <w:sz w:val="16"/>
+          <w:sz w:val="24"/>
           <w:szCs w:val="16"/>
           <w:lang w:eastAsia="zh-CN"/>
         </w:rPr>
@@ -1508,9 +1408,9 @@
       </w:r>
       <w:r>
         <w:rPr>
-          <w:rFonts w:asciiTheme="minorHAnsi" w:eastAsiaTheme="minorHAnsi" w:hAnsiTheme="minorHAnsi" w:cs="华文行楷" w:hint="eastAsia"/>
+          <w:rFonts w:ascii="宋体" w:eastAsia="宋体" w:hAnsi="宋体" w:cs="华文行楷" w:hint="eastAsia"/>
           <w:color w:val="FF0000"/>
-          <w:sz w:val="16"/>
+          <w:sz w:val="24"/>
           <w:szCs w:val="16"/>
           <w:lang w:eastAsia="zh-CN"/>
         </w:rPr>
@@ -1518,9 +1418,9 @@
       </w:r>
       <w:r>
         <w:rPr>
-          <w:rFonts w:asciiTheme="minorHAnsi" w:eastAsiaTheme="minorHAnsi" w:hAnsiTheme="minorHAnsi" w:cs="华文行楷"/>
+          <w:rFonts w:ascii="宋体" w:eastAsia="宋体" w:hAnsi="宋体" w:cs="华文行楷"/>
           <w:color w:val="FF0000"/>
-          <w:sz w:val="16"/>
+          <w:sz w:val="24"/>
           <w:szCs w:val="16"/>
           <w:lang w:eastAsia="zh-CN"/>
         </w:rPr>
@@ -1528,8 +1428,8 @@
       </w:r>
       <w:r>
         <w:rPr>
-          <w:rFonts w:asciiTheme="minorHAnsi" w:eastAsiaTheme="minorHAnsi" w:hAnsiTheme="minorHAnsi"/>
-          <w:sz w:val="10"/>
+          <w:rFonts w:ascii="宋体" w:eastAsia="宋体" w:hAnsi="宋体"/>
+          <w:sz w:val="18"/>
           <w:szCs w:val="10"/>
           <w:lang w:eastAsia="zh-CN"/>
         </w:rPr>
@@ -1538,20 +1438,18 @@
     </w:p>
     <w:p>
       <w:pPr>
-        <w:pStyle w:val="a7"/>
+        <w:pStyle w:val="a5"/>
         <w:spacing w:before="62" w:line="247" w:lineRule="auto"/>
         <w:ind w:left="8" w:right="88" w:hanging="9"/>
         <w:rPr>
-          <w:rFonts w:asciiTheme="minorHAnsi" w:eastAsiaTheme="minorHAnsi" w:hAnsiTheme="minorHAnsi"/>
-          <w:sz w:val="10"/>
-          <w:szCs w:val="10"/>
-          <w:lang w:eastAsia="zh-CN"/>
-        </w:rPr>
-      </w:pPr>
-      <w:r>
-        <w:rPr>
-          <w:rFonts w:asciiTheme="minorHAnsi" w:eastAsiaTheme="minorHAnsi" w:hAnsiTheme="minorHAnsi"/>
-          <w:sz w:val="10"/>
+          <w:sz w:val="18"/>
+          <w:szCs w:val="10"/>
+          <w:lang w:eastAsia="zh-CN"/>
+        </w:rPr>
+      </w:pPr>
+      <w:r>
+        <w:rPr>
+          <w:sz w:val="18"/>
           <w:szCs w:val="10"/>
           <w:lang w:eastAsia="zh-CN"/>
         </w:rPr>
@@ -1560,20 +1458,19 @@
     </w:p>
     <w:p>
       <w:pPr>
-        <w:pStyle w:val="a7"/>
+        <w:pStyle w:val="a5"/>
         <w:spacing w:before="62" w:line="247" w:lineRule="auto"/>
         <w:ind w:left="9" w:right="58"/>
         <w:rPr>
-          <w:rFonts w:asciiTheme="minorHAnsi" w:eastAsiaTheme="minorHAnsi" w:hAnsiTheme="minorHAnsi"/>
-          <w:sz w:val="10"/>
-          <w:szCs w:val="10"/>
-          <w:lang w:eastAsia="zh-CN"/>
-        </w:rPr>
-      </w:pPr>
-      <w:r>
-        <w:rPr>
-          <w:rFonts w:asciiTheme="minorHAnsi" w:eastAsiaTheme="minorHAnsi" w:hAnsiTheme="minorHAnsi" w:cs="Times New Roman"/>
-          <w:sz w:val="10"/>
+          <w:sz w:val="18"/>
+          <w:szCs w:val="10"/>
+          <w:lang w:eastAsia="zh-CN"/>
+        </w:rPr>
+      </w:pPr>
+      <w:r>
+        <w:rPr>
+          <w:rFonts w:cs="Times New Roman"/>
+          <w:sz w:val="18"/>
           <w:szCs w:val="10"/>
           <w:lang w:eastAsia="zh-CN"/>
         </w:rPr>
@@ -1581,8 +1478,7 @@
       </w:r>
       <w:r>
         <w:rPr>
-          <w:rFonts w:asciiTheme="minorHAnsi" w:eastAsiaTheme="minorHAnsi" w:hAnsiTheme="minorHAnsi"/>
-          <w:sz w:val="10"/>
+          <w:sz w:val="18"/>
           <w:szCs w:val="10"/>
           <w:lang w:eastAsia="zh-CN"/>
         </w:rPr>
@@ -1591,12 +1487,11 @@
     </w:p>
     <w:p>
       <w:pPr>
-        <w:pStyle w:val="a7"/>
+        <w:pStyle w:val="a5"/>
         <w:spacing w:before="61" w:line="248" w:lineRule="auto"/>
         <w:ind w:right="58"/>
         <w:rPr>
-          <w:rFonts w:asciiTheme="minorHAnsi" w:eastAsiaTheme="minorHAnsi" w:hAnsiTheme="minorHAnsi"/>
-          <w:sz w:val="10"/>
+          <w:sz w:val="18"/>
           <w:szCs w:val="10"/>
           <w:lang w:eastAsia="zh-CN"/>
         </w:rPr>
@@ -1613,8 +1508,8 @@
       </w:pPr>
       <w:r>
         <w:rPr>
-          <w:rFonts w:asciiTheme="minorHAnsi" w:eastAsiaTheme="minorHAnsi" w:hAnsiTheme="minorHAnsi" w:cs="Times New Roman"/>
-          <w:sz w:val="10"/>
+          <w:rFonts w:cs="Times New Roman"/>
+          <w:sz w:val="18"/>
           <w:szCs w:val="10"/>
           <w:lang w:eastAsia="zh-CN"/>
         </w:rPr>
@@ -1622,8 +1517,7 @@
       </w:r>
       <w:r>
         <w:rPr>
-          <w:rFonts w:asciiTheme="minorHAnsi" w:eastAsiaTheme="minorHAnsi" w:hAnsiTheme="minorHAnsi"/>
-          <w:sz w:val="10"/>
+          <w:sz w:val="18"/>
           <w:szCs w:val="10"/>
           <w:lang w:eastAsia="zh-CN"/>
         </w:rPr>
@@ -1634,8 +1528,8 @@
       <w:pPr>
         <w:spacing w:before="38" w:line="188" w:lineRule="auto"/>
         <w:rPr>
-          <w:rFonts w:asciiTheme="minorHAnsi" w:eastAsiaTheme="minorHAnsi" w:hAnsiTheme="minorHAnsi" w:cs="Times New Roman"/>
-          <w:sz w:val="6"/>
+          <w:rFonts w:ascii="宋体" w:eastAsia="宋体" w:hAnsi="宋体" w:cs="Times New Roman"/>
+          <w:sz w:val="15"/>
           <w:szCs w:val="6"/>
           <w:lang w:eastAsia="zh-CN"/>
         </w:rPr>
@@ -1646,8 +1540,8 @@
         <w:spacing w:before="26" w:line="195" w:lineRule="auto"/>
         <w:ind w:left="446"/>
         <w:rPr>
-          <w:rFonts w:asciiTheme="minorHAnsi" w:eastAsiaTheme="minorHAnsi" w:hAnsiTheme="minorHAnsi" w:cs="楷体"/>
-          <w:sz w:val="6"/>
+          <w:rFonts w:ascii="宋体" w:eastAsia="宋体" w:hAnsi="宋体" w:cs="楷体"/>
+          <w:sz w:val="15"/>
           <w:szCs w:val="6"/>
           <w:lang w:eastAsia="zh-CN"/>
         </w:rPr>
@@ -1657,16 +1551,16 @@
       <w:pPr>
         <w:spacing w:line="14" w:lineRule="auto"/>
         <w:rPr>
-          <w:rFonts w:asciiTheme="minorHAnsi" w:eastAsiaTheme="minorHAnsi" w:hAnsiTheme="minorHAnsi"/>
-          <w:sz w:val="2"/>
-          <w:szCs w:val="10"/>
-          <w:lang w:eastAsia="zh-CN"/>
-        </w:rPr>
-      </w:pPr>
-      <w:r>
-        <w:rPr>
-          <w:rFonts w:asciiTheme="minorHAnsi" w:eastAsiaTheme="minorHAnsi" w:hAnsiTheme="minorHAnsi"/>
-          <w:sz w:val="2"/>
+          <w:rFonts w:ascii="宋体" w:eastAsia="宋体" w:hAnsi="宋体"/>
+          <w:sz w:val="11"/>
+          <w:szCs w:val="10"/>
+          <w:lang w:eastAsia="zh-CN"/>
+        </w:rPr>
+      </w:pPr>
+      <w:r>
+        <w:rPr>
+          <w:rFonts w:ascii="宋体" w:eastAsia="宋体" w:hAnsi="宋体"/>
+          <w:sz w:val="11"/>
           <w:szCs w:val="2"/>
           <w:lang w:eastAsia="zh-CN"/>
         </w:rPr>
@@ -1677,8 +1571,8 @@
       <w:pPr>
         <w:spacing w:before="225" w:line="195" w:lineRule="auto"/>
         <w:rPr>
-          <w:rFonts w:asciiTheme="minorHAnsi" w:eastAsiaTheme="minorHAnsi" w:hAnsiTheme="minorHAnsi" w:cs="楷体"/>
-          <w:sz w:val="6"/>
+          <w:rFonts w:ascii="宋体" w:eastAsia="宋体" w:hAnsi="宋体" w:cs="楷体"/>
+          <w:sz w:val="15"/>
           <w:szCs w:val="6"/>
           <w:lang w:eastAsia="zh-CN"/>
         </w:rPr>
@@ -1688,8 +1582,8 @@
       <w:pPr>
         <w:spacing w:line="195" w:lineRule="auto"/>
         <w:rPr>
-          <w:rFonts w:asciiTheme="minorHAnsi" w:eastAsiaTheme="minorHAnsi" w:hAnsiTheme="minorHAnsi" w:cs="楷体"/>
-          <w:sz w:val="6"/>
+          <w:rFonts w:ascii="宋体" w:eastAsia="宋体" w:hAnsi="宋体" w:cs="楷体"/>
+          <w:sz w:val="15"/>
           <w:szCs w:val="6"/>
           <w:lang w:eastAsia="zh-CN"/>
         </w:rPr>
@@ -1708,30 +1602,28 @@
       <w:pPr>
         <w:spacing w:line="299" w:lineRule="auto"/>
         <w:rPr>
-          <w:rFonts w:asciiTheme="minorHAnsi" w:eastAsiaTheme="minorHAnsi" w:hAnsiTheme="minorHAnsi"/>
-          <w:sz w:val="10"/>
-          <w:szCs w:val="10"/>
-          <w:lang w:eastAsia="zh-CN"/>
-        </w:rPr>
-      </w:pPr>
-    </w:p>
-    <w:p>
-      <w:pPr>
-        <w:pStyle w:val="a7"/>
+          <w:rFonts w:ascii="宋体" w:eastAsia="宋体" w:hAnsi="宋体"/>
+          <w:sz w:val="18"/>
+          <w:szCs w:val="10"/>
+          <w:lang w:eastAsia="zh-CN"/>
+        </w:rPr>
+      </w:pPr>
+    </w:p>
+    <w:p>
+      <w:pPr>
+        <w:pStyle w:val="a5"/>
         <w:spacing w:before="68" w:line="256" w:lineRule="auto"/>
         <w:ind w:left="10" w:right="62" w:hanging="10"/>
         <w:jc w:val="both"/>
         <w:rPr>
-          <w:rFonts w:asciiTheme="minorHAnsi" w:eastAsiaTheme="minorHAnsi" w:hAnsiTheme="minorHAnsi"/>
-          <w:sz w:val="10"/>
-          <w:szCs w:val="10"/>
-          <w:lang w:eastAsia="zh-CN"/>
-        </w:rPr>
-      </w:pPr>
-      <w:r>
-        <w:rPr>
-          <w:rFonts w:asciiTheme="minorHAnsi" w:eastAsiaTheme="minorHAnsi" w:hAnsiTheme="minorHAnsi"/>
-          <w:sz w:val="10"/>
+          <w:sz w:val="18"/>
+          <w:szCs w:val="10"/>
+          <w:lang w:eastAsia="zh-CN"/>
+        </w:rPr>
+      </w:pPr>
+      <w:r>
+        <w:rPr>
+          <w:sz w:val="18"/>
           <w:szCs w:val="10"/>
           <w:lang w:eastAsia="zh-CN"/>
         </w:rPr>
@@ -1739,8 +1631,7 @@
       </w:r>
       <w:r>
         <w:rPr>
-          <w:rFonts w:asciiTheme="minorHAnsi" w:eastAsiaTheme="minorHAnsi" w:hAnsiTheme="minorHAnsi"/>
-          <w:sz w:val="10"/>
+          <w:sz w:val="18"/>
           <w:szCs w:val="10"/>
           <w:shd w:val="clear" w:color="auto" w:fill="FFFF00"/>
           <w:lang w:eastAsia="zh-CN"/>
@@ -1749,8 +1640,7 @@
       </w:r>
       <w:r>
         <w:rPr>
-          <w:rFonts w:asciiTheme="minorHAnsi" w:eastAsiaTheme="minorHAnsi" w:hAnsiTheme="minorHAnsi"/>
-          <w:sz w:val="10"/>
+          <w:sz w:val="18"/>
           <w:szCs w:val="10"/>
           <w:lang w:eastAsia="zh-CN"/>
         </w:rPr>
@@ -1759,28 +1649,26 @@
     </w:p>
     <w:p>
       <w:pPr>
-        <w:pStyle w:val="a7"/>
+        <w:pStyle w:val="a5"/>
         <w:spacing w:before="54" w:line="247" w:lineRule="auto"/>
         <w:ind w:left="430" w:right="57" w:hanging="412"/>
         <w:rPr>
-          <w:rFonts w:asciiTheme="minorHAnsi" w:eastAsiaTheme="minorHAnsi" w:hAnsiTheme="minorHAnsi"/>
-          <w:sz w:val="10"/>
-          <w:szCs w:val="10"/>
-          <w:u w:color="000000"/>
-          <w:lang w:eastAsia="zh-CN"/>
-          <w14:textOutline w14:w="3352" w14:cap="rnd" w14:cmpd="sng" w14:algn="ctr">
-            <w14:solidFill>
-              <w14:srgbClr w14:val="000000"/>
-            </w14:solidFill>
-            <w14:prstDash w14:val="solid"/>
-            <w14:round/>
-          </w14:textOutline>
-        </w:rPr>
-      </w:pPr>
-      <w:r>
-        <w:rPr>
-          <w:rFonts w:asciiTheme="minorHAnsi" w:eastAsiaTheme="minorHAnsi" w:hAnsiTheme="minorHAnsi"/>
-          <w:sz w:val="10"/>
+          <w:sz w:val="18"/>
+          <w:szCs w:val="10"/>
+          <w:u w:color="000000"/>
+          <w:lang w:eastAsia="zh-CN"/>
+          <w14:textOutline w14:w="3352" w14:cap="rnd" w14:cmpd="sng" w14:algn="ctr">
+            <w14:solidFill>
+              <w14:srgbClr w14:val="000000"/>
+            </w14:solidFill>
+            <w14:prstDash w14:val="solid"/>
+            <w14:round/>
+          </w14:textOutline>
+        </w:rPr>
+      </w:pPr>
+      <w:r>
+        <w:rPr>
+          <w:sz w:val="18"/>
           <w:szCs w:val="10"/>
           <w:u w:color="000000"/>
           <w:lang w:eastAsia="zh-CN"/>
@@ -1796,8 +1684,7 @@
       </w:r>
       <w:r>
         <w:rPr>
-          <w:rFonts w:asciiTheme="minorHAnsi" w:eastAsiaTheme="minorHAnsi" w:hAnsiTheme="minorHAnsi"/>
-          <w:sz w:val="10"/>
+          <w:sz w:val="18"/>
           <w:szCs w:val="10"/>
           <w:lang w:eastAsia="zh-CN"/>
         </w:rPr>
@@ -1805,8 +1692,7 @@
       </w:r>
       <w:r>
         <w:rPr>
-          <w:rFonts w:asciiTheme="minorHAnsi" w:eastAsiaTheme="minorHAnsi" w:hAnsiTheme="minorHAnsi"/>
-          <w:sz w:val="10"/>
+          <w:sz w:val="18"/>
           <w:szCs w:val="10"/>
           <w:u w:color="000000"/>
           <w:lang w:eastAsia="zh-CN"/>
@@ -1822,10 +1708,9 @@
       </w:r>
       <w:r>
         <w:rPr>
-          <w:rFonts w:asciiTheme="minorHAnsi" w:eastAsiaTheme="minorHAnsi" w:hAnsiTheme="minorHAnsi" w:cs="Times New Roman"/>
-          <w:b/>
+          <w:rFonts w:cs="Times New Roman"/>
           <w:bCs/>
-          <w:sz w:val="10"/>
+          <w:sz w:val="18"/>
           <w:szCs w:val="10"/>
           <w:lang w:eastAsia="zh-CN"/>
         </w:rPr>
@@ -1833,8 +1718,7 @@
       </w:r>
       <w:r>
         <w:rPr>
-          <w:rFonts w:asciiTheme="minorHAnsi" w:eastAsiaTheme="minorHAnsi" w:hAnsiTheme="minorHAnsi"/>
-          <w:sz w:val="10"/>
+          <w:sz w:val="18"/>
           <w:szCs w:val="10"/>
           <w:u w:color="000000"/>
           <w:lang w:eastAsia="zh-CN"/>
@@ -1850,10 +1734,9 @@
       </w:r>
       <w:r>
         <w:rPr>
-          <w:rFonts w:asciiTheme="minorHAnsi" w:eastAsiaTheme="minorHAnsi" w:hAnsiTheme="minorHAnsi" w:cs="Times New Roman"/>
-          <w:b/>
+          <w:rFonts w:cs="Times New Roman"/>
           <w:bCs/>
-          <w:sz w:val="10"/>
+          <w:sz w:val="18"/>
           <w:szCs w:val="10"/>
           <w:lang w:eastAsia="zh-CN"/>
         </w:rPr>
@@ -1861,8 +1744,7 @@
       </w:r>
       <w:r>
         <w:rPr>
-          <w:rFonts w:asciiTheme="minorHAnsi" w:eastAsiaTheme="minorHAnsi" w:hAnsiTheme="minorHAnsi"/>
-          <w:sz w:val="10"/>
+          <w:sz w:val="18"/>
           <w:szCs w:val="10"/>
           <w:u w:color="000000"/>
           <w:lang w:eastAsia="zh-CN"/>
@@ -1879,28 +1761,26 @@
     </w:p>
     <w:p>
       <w:pPr>
-        <w:pStyle w:val="a7"/>
+        <w:pStyle w:val="a5"/>
         <w:spacing w:before="54" w:line="247" w:lineRule="auto"/>
         <w:ind w:left="430" w:right="57" w:hanging="412"/>
         <w:rPr>
-          <w:rFonts w:asciiTheme="minorHAnsi" w:eastAsiaTheme="minorHAnsi" w:hAnsiTheme="minorHAnsi"/>
-          <w:sz w:val="10"/>
-          <w:szCs w:val="10"/>
-          <w:u w:color="000000"/>
-          <w:lang w:eastAsia="zh-CN"/>
-          <w14:textOutline w14:w="3352" w14:cap="rnd" w14:cmpd="sng" w14:algn="ctr">
-            <w14:solidFill>
-              <w14:srgbClr w14:val="000000"/>
-            </w14:solidFill>
-            <w14:prstDash w14:val="solid"/>
-            <w14:round/>
-          </w14:textOutline>
-        </w:rPr>
-      </w:pPr>
-      <w:r>
-        <w:rPr>
-          <w:rFonts w:asciiTheme="minorHAnsi" w:eastAsiaTheme="minorHAnsi" w:hAnsiTheme="minorHAnsi"/>
-          <w:sz w:val="10"/>
+          <w:sz w:val="18"/>
+          <w:szCs w:val="10"/>
+          <w:u w:color="000000"/>
+          <w:lang w:eastAsia="zh-CN"/>
+          <w14:textOutline w14:w="3352" w14:cap="rnd" w14:cmpd="sng" w14:algn="ctr">
+            <w14:solidFill>
+              <w14:srgbClr w14:val="000000"/>
+            </w14:solidFill>
+            <w14:prstDash w14:val="solid"/>
+            <w14:round/>
+          </w14:textOutline>
+        </w:rPr>
+      </w:pPr>
+      <w:r>
+        <w:rPr>
+          <w:sz w:val="18"/>
           <w:szCs w:val="10"/>
           <w:u w:color="000000"/>
           <w:lang w:eastAsia="zh-CN"/>
@@ -1916,8 +1796,7 @@
       </w:r>
       <w:r>
         <w:rPr>
-          <w:rFonts w:asciiTheme="minorHAnsi" w:eastAsiaTheme="minorHAnsi" w:hAnsiTheme="minorHAnsi"/>
-          <w:sz w:val="10"/>
+          <w:sz w:val="18"/>
           <w:szCs w:val="10"/>
           <w:u w:color="000000"/>
           <w:shd w:val="clear" w:color="auto" w:fill="FFFF00"/>
@@ -1934,8 +1813,7 @@
       </w:r>
       <w:r>
         <w:rPr>
-          <w:rFonts w:asciiTheme="minorHAnsi" w:eastAsiaTheme="minorHAnsi" w:hAnsiTheme="minorHAnsi"/>
-          <w:sz w:val="10"/>
+          <w:sz w:val="18"/>
           <w:szCs w:val="10"/>
           <w:u w:color="000000"/>
           <w:lang w:eastAsia="zh-CN"/>
@@ -1952,20 +1830,18 @@
     </w:p>
     <w:p>
       <w:pPr>
-        <w:pStyle w:val="a7"/>
+        <w:pStyle w:val="a5"/>
         <w:spacing w:before="54" w:line="247" w:lineRule="auto"/>
         <w:ind w:left="430" w:right="57" w:hanging="412"/>
         <w:rPr>
-          <w:rFonts w:asciiTheme="minorHAnsi" w:eastAsiaTheme="minorHAnsi" w:hAnsiTheme="minorHAnsi"/>
-          <w:sz w:val="10"/>
-          <w:szCs w:val="10"/>
-          <w:lang w:eastAsia="zh-CN"/>
-        </w:rPr>
-      </w:pPr>
-      <w:r>
-        <w:rPr>
-          <w:rFonts w:asciiTheme="minorHAnsi" w:eastAsiaTheme="minorHAnsi" w:hAnsiTheme="minorHAnsi"/>
-          <w:sz w:val="10"/>
+          <w:sz w:val="18"/>
+          <w:szCs w:val="10"/>
+          <w:lang w:eastAsia="zh-CN"/>
+        </w:rPr>
+      </w:pPr>
+      <w:r>
+        <w:rPr>
+          <w:sz w:val="18"/>
           <w:szCs w:val="10"/>
           <w:u w:color="000000"/>
           <w:lang w:eastAsia="zh-CN"/>
@@ -1981,8 +1857,7 @@
       </w:r>
       <w:r>
         <w:rPr>
-          <w:rFonts w:asciiTheme="minorHAnsi" w:eastAsiaTheme="minorHAnsi" w:hAnsiTheme="minorHAnsi"/>
-          <w:sz w:val="10"/>
+          <w:sz w:val="18"/>
           <w:szCs w:val="10"/>
           <w:lang w:eastAsia="zh-CN"/>
         </w:rPr>
@@ -1991,20 +1866,18 @@
     </w:p>
     <w:p>
       <w:pPr>
-        <w:pStyle w:val="a7"/>
+        <w:pStyle w:val="a5"/>
         <w:spacing w:before="52" w:line="251" w:lineRule="auto"/>
         <w:ind w:left="442" w:hanging="424"/>
         <w:rPr>
-          <w:rFonts w:asciiTheme="minorHAnsi" w:eastAsiaTheme="minorHAnsi" w:hAnsiTheme="minorHAnsi"/>
-          <w:sz w:val="10"/>
-          <w:szCs w:val="10"/>
-          <w:lang w:eastAsia="zh-CN"/>
-        </w:rPr>
-      </w:pPr>
-      <w:r>
-        <w:rPr>
-          <w:rFonts w:asciiTheme="minorHAnsi" w:eastAsiaTheme="minorHAnsi" w:hAnsiTheme="minorHAnsi"/>
-          <w:sz w:val="10"/>
+          <w:sz w:val="18"/>
+          <w:szCs w:val="10"/>
+          <w:lang w:eastAsia="zh-CN"/>
+        </w:rPr>
+      </w:pPr>
+      <w:r>
+        <w:rPr>
+          <w:sz w:val="18"/>
           <w:szCs w:val="10"/>
           <w:lang w:eastAsia="zh-CN"/>
         </w:rPr>
@@ -2012,8 +1885,8 @@
       </w:r>
       <w:r>
         <w:rPr>
-          <w:rFonts w:asciiTheme="minorHAnsi" w:eastAsiaTheme="minorHAnsi" w:hAnsiTheme="minorHAnsi" w:cs="Times New Roman"/>
-          <w:sz w:val="10"/>
+          <w:rFonts w:cs="Times New Roman"/>
+          <w:sz w:val="18"/>
           <w:szCs w:val="10"/>
           <w:lang w:eastAsia="zh-CN"/>
         </w:rPr>
@@ -2021,8 +1894,7 @@
       </w:r>
       <w:r>
         <w:rPr>
-          <w:rFonts w:asciiTheme="minorHAnsi" w:eastAsiaTheme="minorHAnsi" w:hAnsiTheme="minorHAnsi"/>
-          <w:sz w:val="10"/>
+          <w:sz w:val="18"/>
           <w:szCs w:val="10"/>
           <w:lang w:eastAsia="zh-CN"/>
         </w:rPr>
@@ -2030,8 +1902,8 @@
       </w:r>
       <w:r>
         <w:rPr>
-          <w:rFonts w:asciiTheme="minorHAnsi" w:eastAsiaTheme="minorHAnsi" w:hAnsiTheme="minorHAnsi" w:cs="Times New Roman"/>
-          <w:sz w:val="10"/>
+          <w:rFonts w:cs="Times New Roman"/>
+          <w:sz w:val="18"/>
           <w:szCs w:val="10"/>
           <w:lang w:eastAsia="zh-CN"/>
         </w:rPr>
@@ -2039,8 +1911,7 @@
       </w:r>
       <w:r>
         <w:rPr>
-          <w:rFonts w:asciiTheme="minorHAnsi" w:eastAsiaTheme="minorHAnsi" w:hAnsiTheme="minorHAnsi"/>
-          <w:sz w:val="10"/>
+          <w:sz w:val="18"/>
           <w:szCs w:val="10"/>
           <w:lang w:eastAsia="zh-CN"/>
         </w:rPr>
@@ -2048,8 +1919,8 @@
       </w:r>
       <w:r>
         <w:rPr>
-          <w:rFonts w:asciiTheme="minorHAnsi" w:eastAsiaTheme="minorHAnsi" w:hAnsiTheme="minorHAnsi" w:hint="eastAsia"/>
-          <w:sz w:val="10"/>
+          <w:rFonts w:hint="eastAsia"/>
+          <w:sz w:val="18"/>
           <w:szCs w:val="10"/>
           <w:lang w:eastAsia="zh-CN"/>
         </w:rPr>
@@ -2057,8 +1928,7 @@
       </w:r>
       <w:r>
         <w:rPr>
-          <w:rFonts w:asciiTheme="minorHAnsi" w:eastAsiaTheme="minorHAnsi" w:hAnsiTheme="minorHAnsi"/>
-          <w:sz w:val="10"/>
+          <w:sz w:val="18"/>
           <w:szCs w:val="10"/>
           <w:lang w:eastAsia="zh-CN"/>
         </w:rPr>
@@ -2066,8 +1936,8 @@
       </w:r>
       <w:r>
         <w:rPr>
-          <w:rFonts w:asciiTheme="minorHAnsi" w:eastAsiaTheme="minorHAnsi" w:hAnsiTheme="minorHAnsi" w:cs="Times New Roman"/>
-          <w:sz w:val="10"/>
+          <w:rFonts w:cs="Times New Roman"/>
+          <w:sz w:val="18"/>
           <w:szCs w:val="10"/>
           <w:lang w:eastAsia="zh-CN"/>
         </w:rPr>
@@ -2075,8 +1945,7 @@
       </w:r>
       <w:r>
         <w:rPr>
-          <w:rFonts w:asciiTheme="minorHAnsi" w:eastAsiaTheme="minorHAnsi" w:hAnsiTheme="minorHAnsi"/>
-          <w:sz w:val="10"/>
+          <w:sz w:val="18"/>
           <w:szCs w:val="10"/>
           <w:lang w:eastAsia="zh-CN"/>
         </w:rPr>
@@ -2085,20 +1954,18 @@
     </w:p>
     <w:p>
       <w:pPr>
-        <w:pStyle w:val="a7"/>
+        <w:pStyle w:val="a5"/>
         <w:spacing w:before="52" w:line="251" w:lineRule="auto"/>
         <w:ind w:left="432" w:right="62" w:hanging="414"/>
         <w:rPr>
-          <w:rFonts w:asciiTheme="minorHAnsi" w:eastAsiaTheme="minorHAnsi" w:hAnsiTheme="minorHAnsi"/>
-          <w:sz w:val="10"/>
-          <w:szCs w:val="10"/>
-          <w:lang w:eastAsia="zh-CN"/>
-        </w:rPr>
-      </w:pPr>
-      <w:r>
-        <w:rPr>
-          <w:rFonts w:asciiTheme="minorHAnsi" w:eastAsiaTheme="minorHAnsi" w:hAnsiTheme="minorHAnsi"/>
-          <w:sz w:val="10"/>
+          <w:sz w:val="18"/>
+          <w:szCs w:val="10"/>
+          <w:lang w:eastAsia="zh-CN"/>
+        </w:rPr>
+      </w:pPr>
+      <w:r>
+        <w:rPr>
+          <w:sz w:val="18"/>
           <w:szCs w:val="10"/>
           <w:u w:color="000000"/>
           <w:lang w:eastAsia="zh-CN"/>
@@ -2115,21 +1982,19 @@
     </w:p>
     <w:p>
       <w:pPr>
-        <w:pStyle w:val="a7"/>
+        <w:pStyle w:val="a5"/>
         <w:spacing w:before="69" w:line="256" w:lineRule="auto"/>
         <w:ind w:left="11" w:right="62" w:hanging="11"/>
         <w:jc w:val="both"/>
         <w:rPr>
-          <w:rFonts w:asciiTheme="minorHAnsi" w:eastAsiaTheme="minorHAnsi" w:hAnsiTheme="minorHAnsi"/>
-          <w:sz w:val="10"/>
-          <w:szCs w:val="10"/>
-          <w:lang w:eastAsia="zh-CN"/>
-        </w:rPr>
-      </w:pPr>
-      <w:r>
-        <w:rPr>
-          <w:rFonts w:asciiTheme="minorHAnsi" w:eastAsiaTheme="minorHAnsi" w:hAnsiTheme="minorHAnsi"/>
-          <w:sz w:val="10"/>
+          <w:sz w:val="18"/>
+          <w:szCs w:val="10"/>
+          <w:lang w:eastAsia="zh-CN"/>
+        </w:rPr>
+      </w:pPr>
+      <w:r>
+        <w:rPr>
+          <w:sz w:val="18"/>
           <w:szCs w:val="10"/>
           <w:lang w:eastAsia="zh-CN"/>
         </w:rPr>
@@ -2137,8 +2002,8 @@
       </w:r>
       <w:r>
         <w:rPr>
-          <w:rFonts w:asciiTheme="minorHAnsi" w:eastAsiaTheme="minorHAnsi" w:hAnsiTheme="minorHAnsi" w:hint="eastAsia"/>
-          <w:sz w:val="10"/>
+          <w:rFonts w:hint="eastAsia"/>
+          <w:sz w:val="18"/>
           <w:szCs w:val="10"/>
           <w:lang w:eastAsia="zh-CN"/>
         </w:rPr>
@@ -2146,8 +2011,7 @@
       </w:r>
       <w:r>
         <w:rPr>
-          <w:rFonts w:asciiTheme="minorHAnsi" w:eastAsiaTheme="minorHAnsi" w:hAnsiTheme="minorHAnsi"/>
-          <w:sz w:val="10"/>
+          <w:sz w:val="18"/>
           <w:szCs w:val="10"/>
           <w:lang w:eastAsia="zh-CN"/>
         </w:rPr>
@@ -2156,20 +2020,18 @@
     </w:p>
     <w:p>
       <w:pPr>
-        <w:pStyle w:val="a7"/>
+        <w:pStyle w:val="a5"/>
         <w:spacing w:before="53" w:line="251" w:lineRule="auto"/>
         <w:ind w:left="432" w:right="67" w:hanging="414"/>
         <w:rPr>
-          <w:rFonts w:asciiTheme="minorHAnsi" w:eastAsiaTheme="minorHAnsi" w:hAnsiTheme="minorHAnsi"/>
-          <w:sz w:val="10"/>
-          <w:szCs w:val="10"/>
-          <w:lang w:eastAsia="zh-CN"/>
-        </w:rPr>
-      </w:pPr>
-      <w:r>
-        <w:rPr>
-          <w:rFonts w:asciiTheme="minorHAnsi" w:eastAsiaTheme="minorHAnsi" w:hAnsiTheme="minorHAnsi"/>
-          <w:sz w:val="10"/>
+          <w:sz w:val="18"/>
+          <w:szCs w:val="10"/>
+          <w:lang w:eastAsia="zh-CN"/>
+        </w:rPr>
+      </w:pPr>
+      <w:r>
+        <w:rPr>
+          <w:sz w:val="18"/>
           <w:szCs w:val="10"/>
           <w:lang w:eastAsia="zh-CN"/>
         </w:rPr>
@@ -2178,28 +2040,26 @@
     </w:p>
     <w:p>
       <w:pPr>
-        <w:pStyle w:val="a7"/>
+        <w:pStyle w:val="a5"/>
         <w:spacing w:before="53" w:line="251" w:lineRule="auto"/>
         <w:ind w:left="432" w:right="62" w:hanging="414"/>
         <w:rPr>
-          <w:rFonts w:asciiTheme="minorHAnsi" w:eastAsiaTheme="minorHAnsi" w:hAnsiTheme="minorHAnsi"/>
-          <w:sz w:val="10"/>
-          <w:szCs w:val="10"/>
-          <w:u w:color="000000"/>
-          <w:lang w:eastAsia="zh-CN"/>
-          <w14:textOutline w14:w="3352" w14:cap="rnd" w14:cmpd="sng" w14:algn="ctr">
-            <w14:solidFill>
-              <w14:srgbClr w14:val="000000"/>
-            </w14:solidFill>
-            <w14:prstDash w14:val="solid"/>
-            <w14:round/>
-          </w14:textOutline>
-        </w:rPr>
-      </w:pPr>
-      <w:r>
-        <w:rPr>
-          <w:rFonts w:asciiTheme="minorHAnsi" w:eastAsiaTheme="minorHAnsi" w:hAnsiTheme="minorHAnsi"/>
-          <w:sz w:val="10"/>
+          <w:sz w:val="18"/>
+          <w:szCs w:val="10"/>
+          <w:u w:color="000000"/>
+          <w:lang w:eastAsia="zh-CN"/>
+          <w14:textOutline w14:w="3352" w14:cap="rnd" w14:cmpd="sng" w14:algn="ctr">
+            <w14:solidFill>
+              <w14:srgbClr w14:val="000000"/>
+            </w14:solidFill>
+            <w14:prstDash w14:val="solid"/>
+            <w14:round/>
+          </w14:textOutline>
+        </w:rPr>
+      </w:pPr>
+      <w:r>
+        <w:rPr>
+          <w:sz w:val="18"/>
           <w:szCs w:val="10"/>
           <w:u w:color="000000"/>
           <w:lang w:eastAsia="zh-CN"/>
@@ -2215,8 +2075,7 @@
       </w:r>
       <w:r>
         <w:rPr>
-          <w:rFonts w:asciiTheme="minorHAnsi" w:eastAsiaTheme="minorHAnsi" w:hAnsiTheme="minorHAnsi"/>
-          <w:sz w:val="10"/>
+          <w:sz w:val="18"/>
           <w:szCs w:val="10"/>
           <w:lang w:eastAsia="zh-CN"/>
         </w:rPr>
@@ -2224,8 +2083,7 @@
       </w:r>
       <w:r>
         <w:rPr>
-          <w:rFonts w:asciiTheme="minorHAnsi" w:eastAsiaTheme="minorHAnsi" w:hAnsiTheme="minorHAnsi"/>
-          <w:sz w:val="10"/>
+          <w:sz w:val="18"/>
           <w:szCs w:val="10"/>
           <w:u w:color="000000"/>
           <w:lang w:eastAsia="zh-CN"/>
@@ -2242,20 +2100,18 @@
     </w:p>
     <w:p>
       <w:pPr>
-        <w:pStyle w:val="a7"/>
+        <w:pStyle w:val="a5"/>
         <w:spacing w:before="53" w:line="251" w:lineRule="auto"/>
         <w:ind w:left="432" w:right="62" w:hanging="414"/>
         <w:rPr>
-          <w:rFonts w:asciiTheme="minorHAnsi" w:eastAsiaTheme="minorHAnsi" w:hAnsiTheme="minorHAnsi"/>
-          <w:sz w:val="10"/>
-          <w:szCs w:val="10"/>
-          <w:lang w:eastAsia="zh-CN"/>
-        </w:rPr>
-      </w:pPr>
-      <w:r>
-        <w:rPr>
-          <w:rFonts w:asciiTheme="minorHAnsi" w:eastAsiaTheme="minorHAnsi" w:hAnsiTheme="minorHAnsi"/>
-          <w:sz w:val="10"/>
+          <w:sz w:val="18"/>
+          <w:szCs w:val="10"/>
+          <w:lang w:eastAsia="zh-CN"/>
+        </w:rPr>
+      </w:pPr>
+      <w:r>
+        <w:rPr>
+          <w:sz w:val="18"/>
           <w:szCs w:val="10"/>
           <w:u w:color="000000"/>
           <w:lang w:eastAsia="zh-CN"/>
@@ -2271,8 +2127,7 @@
       </w:r>
       <w:r>
         <w:rPr>
-          <w:rFonts w:asciiTheme="minorHAnsi" w:eastAsiaTheme="minorHAnsi" w:hAnsiTheme="minorHAnsi"/>
-          <w:sz w:val="10"/>
+          <w:sz w:val="18"/>
           <w:szCs w:val="10"/>
           <w:lang w:eastAsia="zh-CN"/>
         </w:rPr>
@@ -2281,20 +2136,18 @@
     </w:p>
     <w:p>
       <w:pPr>
-        <w:pStyle w:val="a7"/>
+        <w:pStyle w:val="a5"/>
         <w:spacing w:before="54"/>
         <w:ind w:left="18"/>
         <w:rPr>
-          <w:rFonts w:asciiTheme="minorHAnsi" w:eastAsiaTheme="minorHAnsi" w:hAnsiTheme="minorHAnsi"/>
-          <w:sz w:val="10"/>
-          <w:szCs w:val="10"/>
-          <w:lang w:eastAsia="zh-CN"/>
-        </w:rPr>
-      </w:pPr>
-      <w:r>
-        <w:rPr>
-          <w:rFonts w:asciiTheme="minorHAnsi" w:eastAsiaTheme="minorHAnsi" w:hAnsiTheme="minorHAnsi"/>
-          <w:sz w:val="10"/>
+          <w:sz w:val="18"/>
+          <w:szCs w:val="10"/>
+          <w:lang w:eastAsia="zh-CN"/>
+        </w:rPr>
+      </w:pPr>
+      <w:r>
+        <w:rPr>
+          <w:sz w:val="18"/>
           <w:szCs w:val="10"/>
           <w:lang w:eastAsia="zh-CN"/>
         </w:rPr>
@@ -2303,20 +2156,18 @@
     </w:p>
     <w:p>
       <w:pPr>
-        <w:pStyle w:val="a7"/>
+        <w:pStyle w:val="a5"/>
         <w:spacing w:before="38" w:line="251" w:lineRule="auto"/>
         <w:ind w:left="432" w:right="73" w:hanging="414"/>
         <w:rPr>
-          <w:rFonts w:asciiTheme="minorHAnsi" w:eastAsiaTheme="minorHAnsi" w:hAnsiTheme="minorHAnsi"/>
-          <w:sz w:val="10"/>
-          <w:szCs w:val="10"/>
-          <w:lang w:eastAsia="zh-CN"/>
-        </w:rPr>
-      </w:pPr>
-      <w:r>
-        <w:rPr>
-          <w:rFonts w:asciiTheme="minorHAnsi" w:eastAsiaTheme="minorHAnsi" w:hAnsiTheme="minorHAnsi"/>
-          <w:sz w:val="10"/>
+          <w:sz w:val="18"/>
+          <w:szCs w:val="10"/>
+          <w:lang w:eastAsia="zh-CN"/>
+        </w:rPr>
+      </w:pPr>
+      <w:r>
+        <w:rPr>
+          <w:sz w:val="18"/>
           <w:szCs w:val="10"/>
           <w:u w:color="000000"/>
           <w:lang w:eastAsia="zh-CN"/>
@@ -2332,8 +2183,7 @@
       </w:r>
       <w:r>
         <w:rPr>
-          <w:rFonts w:asciiTheme="minorHAnsi" w:eastAsiaTheme="minorHAnsi" w:hAnsiTheme="minorHAnsi"/>
-          <w:sz w:val="10"/>
+          <w:sz w:val="18"/>
           <w:szCs w:val="10"/>
           <w:lang w:eastAsia="zh-CN"/>
         </w:rPr>
@@ -2341,10 +2191,9 @@
       </w:r>
       <w:r>
         <w:rPr>
-          <w:rFonts w:asciiTheme="minorHAnsi" w:eastAsiaTheme="minorHAnsi" w:hAnsiTheme="minorHAnsi" w:cs="Times New Roman"/>
-          <w:b/>
+          <w:rFonts w:cs="Times New Roman"/>
           <w:bCs/>
-          <w:sz w:val="10"/>
+          <w:sz w:val="18"/>
           <w:szCs w:val="10"/>
           <w:lang w:eastAsia="zh-CN"/>
         </w:rPr>
@@ -2352,8 +2201,7 @@
       </w:r>
       <w:r>
         <w:rPr>
-          <w:rFonts w:asciiTheme="minorHAnsi" w:eastAsiaTheme="minorHAnsi" w:hAnsiTheme="minorHAnsi"/>
-          <w:sz w:val="10"/>
+          <w:sz w:val="18"/>
           <w:szCs w:val="10"/>
           <w:u w:color="000000"/>
           <w:lang w:eastAsia="zh-CN"/>
@@ -2369,8 +2217,7 @@
       </w:r>
       <w:r>
         <w:rPr>
-          <w:rFonts w:asciiTheme="minorHAnsi" w:eastAsiaTheme="minorHAnsi" w:hAnsiTheme="minorHAnsi"/>
-          <w:sz w:val="10"/>
+          <w:sz w:val="18"/>
           <w:szCs w:val="10"/>
           <w:lang w:eastAsia="zh-CN"/>
         </w:rPr>
@@ -2378,8 +2225,7 @@
       </w:r>
       <w:r>
         <w:rPr>
-          <w:rFonts w:asciiTheme="minorHAnsi" w:eastAsiaTheme="minorHAnsi" w:hAnsiTheme="minorHAnsi"/>
-          <w:sz w:val="10"/>
+          <w:sz w:val="18"/>
           <w:szCs w:val="10"/>
           <w:u w:color="000000"/>
           <w:lang w:eastAsia="zh-CN"/>
@@ -2396,20 +2242,18 @@
     </w:p>
     <w:p>
       <w:pPr>
-        <w:pStyle w:val="a7"/>
+        <w:pStyle w:val="a5"/>
         <w:spacing w:before="68" w:line="261" w:lineRule="auto"/>
         <w:ind w:left="10" w:right="58" w:hanging="10"/>
         <w:rPr>
-          <w:rFonts w:asciiTheme="minorHAnsi" w:eastAsiaTheme="minorHAnsi" w:hAnsiTheme="minorHAnsi"/>
-          <w:sz w:val="10"/>
-          <w:szCs w:val="10"/>
-          <w:lang w:eastAsia="zh-CN"/>
-        </w:rPr>
-      </w:pPr>
-      <w:r>
-        <w:rPr>
-          <w:rFonts w:asciiTheme="minorHAnsi" w:eastAsiaTheme="minorHAnsi" w:hAnsiTheme="minorHAnsi"/>
-          <w:sz w:val="10"/>
+          <w:sz w:val="18"/>
+          <w:szCs w:val="10"/>
+          <w:lang w:eastAsia="zh-CN"/>
+        </w:rPr>
+      </w:pPr>
+      <w:r>
+        <w:rPr>
+          <w:sz w:val="18"/>
           <w:szCs w:val="10"/>
           <w:lang w:eastAsia="zh-CN"/>
         </w:rPr>
@@ -2417,8 +2261,8 @@
       </w:r>
       <w:r>
         <w:rPr>
-          <w:rFonts w:asciiTheme="minorHAnsi" w:eastAsiaTheme="minorHAnsi" w:hAnsiTheme="minorHAnsi" w:cs="Times New Roman"/>
-          <w:sz w:val="10"/>
+          <w:rFonts w:cs="Times New Roman"/>
+          <w:sz w:val="18"/>
           <w:szCs w:val="10"/>
           <w:lang w:eastAsia="zh-CN"/>
         </w:rPr>
@@ -2426,8 +2270,7 @@
       </w:r>
       <w:r>
         <w:rPr>
-          <w:rFonts w:asciiTheme="minorHAnsi" w:eastAsiaTheme="minorHAnsi" w:hAnsiTheme="minorHAnsi"/>
-          <w:sz w:val="10"/>
+          <w:sz w:val="18"/>
           <w:szCs w:val="10"/>
           <w:lang w:eastAsia="zh-CN"/>
         </w:rPr>
@@ -2435,8 +2278,8 @@
       </w:r>
       <w:r>
         <w:rPr>
-          <w:rFonts w:asciiTheme="minorHAnsi" w:eastAsiaTheme="minorHAnsi" w:hAnsiTheme="minorHAnsi" w:cs="Times New Roman"/>
-          <w:sz w:val="10"/>
+          <w:rFonts w:cs="Times New Roman"/>
+          <w:sz w:val="18"/>
           <w:szCs w:val="10"/>
           <w:lang w:eastAsia="zh-CN"/>
         </w:rPr>
@@ -2444,8 +2287,7 @@
       </w:r>
       <w:r>
         <w:rPr>
-          <w:rFonts w:asciiTheme="minorHAnsi" w:eastAsiaTheme="minorHAnsi" w:hAnsiTheme="minorHAnsi"/>
-          <w:sz w:val="10"/>
+          <w:sz w:val="18"/>
           <w:szCs w:val="10"/>
           <w:lang w:eastAsia="zh-CN"/>
         </w:rPr>
@@ -2453,8 +2295,8 @@
       </w:r>
       <w:r>
         <w:rPr>
-          <w:rFonts w:asciiTheme="minorHAnsi" w:eastAsiaTheme="minorHAnsi" w:hAnsiTheme="minorHAnsi" w:cs="Times New Roman"/>
-          <w:sz w:val="10"/>
+          <w:rFonts w:cs="Times New Roman"/>
+          <w:sz w:val="18"/>
           <w:szCs w:val="10"/>
           <w:lang w:eastAsia="zh-CN"/>
         </w:rPr>
@@ -2462,8 +2304,7 @@
       </w:r>
       <w:r>
         <w:rPr>
-          <w:rFonts w:asciiTheme="minorHAnsi" w:eastAsiaTheme="minorHAnsi" w:hAnsiTheme="minorHAnsi"/>
-          <w:sz w:val="10"/>
+          <w:sz w:val="18"/>
           <w:szCs w:val="10"/>
           <w:lang w:eastAsia="zh-CN"/>
         </w:rPr>
@@ -2471,8 +2312,8 @@
       </w:r>
       <w:r>
         <w:rPr>
-          <w:rFonts w:asciiTheme="minorHAnsi" w:eastAsiaTheme="minorHAnsi" w:hAnsiTheme="minorHAnsi" w:cs="Times New Roman"/>
-          <w:sz w:val="10"/>
+          <w:rFonts w:cs="Times New Roman"/>
+          <w:sz w:val="18"/>
           <w:szCs w:val="10"/>
           <w:lang w:eastAsia="zh-CN"/>
         </w:rPr>
@@ -2480,8 +2321,7 @@
       </w:r>
       <w:r>
         <w:rPr>
-          <w:rFonts w:asciiTheme="minorHAnsi" w:eastAsiaTheme="minorHAnsi" w:hAnsiTheme="minorHAnsi"/>
-          <w:sz w:val="10"/>
+          <w:sz w:val="18"/>
           <w:szCs w:val="10"/>
           <w:lang w:eastAsia="zh-CN"/>
         </w:rPr>
@@ -2489,8 +2329,8 @@
       </w:r>
       <w:r>
         <w:rPr>
-          <w:rFonts w:asciiTheme="minorHAnsi" w:eastAsiaTheme="minorHAnsi" w:hAnsiTheme="minorHAnsi" w:cs="Times New Roman"/>
-          <w:sz w:val="10"/>
+          <w:rFonts w:cs="Times New Roman"/>
+          <w:sz w:val="18"/>
           <w:szCs w:val="10"/>
           <w:lang w:eastAsia="zh-CN"/>
         </w:rPr>
@@ -2498,8 +2338,7 @@
       </w:r>
       <w:r>
         <w:rPr>
-          <w:rFonts w:asciiTheme="minorHAnsi" w:eastAsiaTheme="minorHAnsi" w:hAnsiTheme="minorHAnsi"/>
-          <w:sz w:val="10"/>
+          <w:sz w:val="18"/>
           <w:szCs w:val="10"/>
           <w:lang w:eastAsia="zh-CN"/>
         </w:rPr>
@@ -2507,8 +2346,8 @@
       </w:r>
       <w:r>
         <w:rPr>
-          <w:rFonts w:asciiTheme="minorHAnsi" w:eastAsiaTheme="minorHAnsi" w:hAnsiTheme="minorHAnsi" w:cs="Times New Roman"/>
-          <w:sz w:val="10"/>
+          <w:rFonts w:cs="Times New Roman"/>
+          <w:sz w:val="18"/>
           <w:szCs w:val="10"/>
           <w:lang w:eastAsia="zh-CN"/>
         </w:rPr>
@@ -2516,9 +2355,9 @@
       </w:r>
       <w:r>
         <w:rPr>
-          <w:rFonts w:asciiTheme="minorHAnsi" w:eastAsiaTheme="minorHAnsi" w:hAnsiTheme="minorHAnsi" w:cs="Times New Roman"/>
+          <w:rFonts w:cs="Times New Roman"/>
           <w:w w:val="101"/>
-          <w:sz w:val="10"/>
+          <w:sz w:val="18"/>
           <w:szCs w:val="10"/>
           <w:lang w:eastAsia="zh-CN"/>
         </w:rPr>
@@ -2526,8 +2365,7 @@
       </w:r>
       <w:r>
         <w:rPr>
-          <w:rFonts w:asciiTheme="minorHAnsi" w:eastAsiaTheme="minorHAnsi" w:hAnsiTheme="minorHAnsi"/>
-          <w:sz w:val="10"/>
+          <w:sz w:val="18"/>
           <w:szCs w:val="10"/>
           <w:lang w:eastAsia="zh-CN"/>
         </w:rPr>
@@ -2535,8 +2373,7 @@
       </w:r>
       <w:r>
         <w:rPr>
-          <w:rFonts w:asciiTheme="minorHAnsi" w:eastAsiaTheme="minorHAnsi" w:hAnsiTheme="minorHAnsi"/>
-          <w:sz w:val="10"/>
+          <w:sz w:val="18"/>
           <w:szCs w:val="10"/>
           <w:lang w:eastAsia="zh-CN"/>
         </w:rPr>
@@ -2545,19 +2382,17 @@
     </w:p>
     <w:p>
       <w:pPr>
-        <w:pStyle w:val="a7"/>
+        <w:pStyle w:val="a5"/>
         <w:spacing w:before="54" w:line="241" w:lineRule="auto"/>
         <w:rPr>
-          <w:rFonts w:asciiTheme="minorHAnsi" w:eastAsiaTheme="minorHAnsi" w:hAnsiTheme="minorHAnsi"/>
-          <w:sz w:val="10"/>
-          <w:szCs w:val="10"/>
-          <w:lang w:eastAsia="zh-CN"/>
-        </w:rPr>
-      </w:pPr>
-      <w:r>
-        <w:rPr>
-          <w:rFonts w:asciiTheme="minorHAnsi" w:eastAsiaTheme="minorHAnsi" w:hAnsiTheme="minorHAnsi"/>
-          <w:sz w:val="10"/>
+          <w:sz w:val="18"/>
+          <w:szCs w:val="10"/>
+          <w:lang w:eastAsia="zh-CN"/>
+        </w:rPr>
+      </w:pPr>
+      <w:r>
+        <w:rPr>
+          <w:sz w:val="18"/>
           <w:szCs w:val="10"/>
           <w:u w:color="000000"/>
           <w:lang w:eastAsia="zh-CN"/>
@@ -2573,10 +2408,9 @@
       </w:r>
       <w:r>
         <w:rPr>
-          <w:rFonts w:asciiTheme="minorHAnsi" w:eastAsiaTheme="minorHAnsi" w:hAnsiTheme="minorHAnsi" w:cs="Times New Roman"/>
-          <w:b/>
+          <w:rFonts w:cs="Times New Roman"/>
           <w:bCs/>
-          <w:sz w:val="10"/>
+          <w:sz w:val="18"/>
           <w:szCs w:val="10"/>
           <w:lang w:eastAsia="zh-CN"/>
         </w:rPr>
@@ -2584,8 +2418,7 @@
       </w:r>
       <w:r>
         <w:rPr>
-          <w:rFonts w:asciiTheme="minorHAnsi" w:eastAsiaTheme="minorHAnsi" w:hAnsiTheme="minorHAnsi"/>
-          <w:sz w:val="10"/>
+          <w:sz w:val="18"/>
           <w:szCs w:val="10"/>
           <w:u w:color="000000"/>
           <w:lang w:eastAsia="zh-CN"/>
@@ -2601,8 +2434,7 @@
       </w:r>
       <w:r>
         <w:rPr>
-          <w:rFonts w:asciiTheme="minorHAnsi" w:eastAsiaTheme="minorHAnsi" w:hAnsiTheme="minorHAnsi"/>
-          <w:sz w:val="10"/>
+          <w:sz w:val="18"/>
           <w:szCs w:val="10"/>
           <w:lang w:eastAsia="zh-CN"/>
         </w:rPr>
@@ -2610,10 +2442,9 @@
       </w:r>
       <w:r>
         <w:rPr>
-          <w:rFonts w:asciiTheme="minorHAnsi" w:eastAsiaTheme="minorHAnsi" w:hAnsiTheme="minorHAnsi" w:cs="Times New Roman"/>
-          <w:b/>
+          <w:rFonts w:cs="Times New Roman"/>
           <w:bCs/>
-          <w:sz w:val="10"/>
+          <w:sz w:val="18"/>
           <w:szCs w:val="10"/>
           <w:lang w:eastAsia="zh-CN"/>
         </w:rPr>
@@ -2621,8 +2452,7 @@
       </w:r>
       <w:r>
         <w:rPr>
-          <w:rFonts w:asciiTheme="minorHAnsi" w:eastAsiaTheme="minorHAnsi" w:hAnsiTheme="minorHAnsi"/>
-          <w:sz w:val="10"/>
+          <w:sz w:val="18"/>
           <w:szCs w:val="10"/>
           <w:u w:color="000000"/>
           <w:lang w:eastAsia="zh-CN"/>
@@ -2638,8 +2468,7 @@
       </w:r>
       <w:r>
         <w:rPr>
-          <w:rFonts w:asciiTheme="minorHAnsi" w:eastAsiaTheme="minorHAnsi" w:hAnsiTheme="minorHAnsi"/>
-          <w:sz w:val="10"/>
+          <w:sz w:val="18"/>
           <w:szCs w:val="10"/>
           <w:lang w:eastAsia="zh-CN"/>
         </w:rPr>
@@ -2648,20 +2477,18 @@
     </w:p>
     <w:p>
       <w:pPr>
-        <w:pStyle w:val="a7"/>
+        <w:pStyle w:val="a5"/>
         <w:spacing w:before="38" w:line="241" w:lineRule="auto"/>
         <w:ind w:left="18"/>
         <w:rPr>
-          <w:rFonts w:asciiTheme="minorHAnsi" w:eastAsiaTheme="minorHAnsi" w:hAnsiTheme="minorHAnsi"/>
-          <w:sz w:val="10"/>
-          <w:szCs w:val="10"/>
-          <w:lang w:eastAsia="zh-CN"/>
-        </w:rPr>
-      </w:pPr>
-      <w:r>
-        <w:rPr>
-          <w:rFonts w:asciiTheme="minorHAnsi" w:eastAsiaTheme="minorHAnsi" w:hAnsiTheme="minorHAnsi"/>
-          <w:sz w:val="10"/>
+          <w:sz w:val="18"/>
+          <w:szCs w:val="10"/>
+          <w:lang w:eastAsia="zh-CN"/>
+        </w:rPr>
+      </w:pPr>
+      <w:r>
+        <w:rPr>
+          <w:sz w:val="18"/>
           <w:szCs w:val="10"/>
           <w:u w:color="000000"/>
           <w:lang w:eastAsia="zh-CN"/>
@@ -2678,19 +2505,17 @@
     </w:p>
     <w:p>
       <w:pPr>
-        <w:pStyle w:val="a7"/>
+        <w:pStyle w:val="a5"/>
         <w:spacing w:before="69" w:line="221" w:lineRule="auto"/>
         <w:rPr>
-          <w:rFonts w:asciiTheme="minorHAnsi" w:eastAsiaTheme="minorHAnsi" w:hAnsiTheme="minorHAnsi"/>
-          <w:sz w:val="10"/>
-          <w:szCs w:val="10"/>
-          <w:lang w:eastAsia="zh-CN"/>
-        </w:rPr>
-      </w:pPr>
-      <w:r>
-        <w:rPr>
-          <w:rFonts w:asciiTheme="minorHAnsi" w:eastAsiaTheme="minorHAnsi" w:hAnsiTheme="minorHAnsi"/>
-          <w:sz w:val="10"/>
+          <w:sz w:val="18"/>
+          <w:szCs w:val="10"/>
+          <w:lang w:eastAsia="zh-CN"/>
+        </w:rPr>
+      </w:pPr>
+      <w:r>
+        <w:rPr>
+          <w:sz w:val="18"/>
           <w:szCs w:val="10"/>
           <w:lang w:eastAsia="zh-CN"/>
         </w:rPr>
@@ -2699,20 +2524,18 @@
     </w:p>
     <w:p>
       <w:pPr>
-        <w:pStyle w:val="a7"/>
+        <w:pStyle w:val="a5"/>
         <w:spacing w:before="62" w:line="265" w:lineRule="auto"/>
         <w:ind w:left="9" w:right="57"/>
         <w:rPr>
-          <w:rFonts w:asciiTheme="minorHAnsi" w:eastAsiaTheme="minorHAnsi" w:hAnsiTheme="minorHAnsi"/>
-          <w:sz w:val="10"/>
-          <w:szCs w:val="10"/>
-          <w:lang w:eastAsia="zh-CN"/>
-        </w:rPr>
-      </w:pPr>
-      <w:r>
-        <w:rPr>
-          <w:rFonts w:asciiTheme="minorHAnsi" w:eastAsiaTheme="minorHAnsi" w:hAnsiTheme="minorHAnsi"/>
-          <w:sz w:val="10"/>
+          <w:sz w:val="18"/>
+          <w:szCs w:val="10"/>
+          <w:lang w:eastAsia="zh-CN"/>
+        </w:rPr>
+      </w:pPr>
+      <w:r>
+        <w:rPr>
+          <w:sz w:val="18"/>
           <w:szCs w:val="10"/>
           <w:lang w:eastAsia="zh-CN"/>
         </w:rPr>
@@ -2720,8 +2543,8 @@
       </w:r>
       <w:r>
         <w:rPr>
-          <w:rFonts w:asciiTheme="minorHAnsi" w:eastAsiaTheme="minorHAnsi" w:hAnsiTheme="minorHAnsi" w:cs="Times New Roman"/>
-          <w:sz w:val="10"/>
+          <w:rFonts w:cs="Times New Roman"/>
+          <w:sz w:val="18"/>
           <w:szCs w:val="10"/>
           <w:lang w:eastAsia="zh-CN"/>
         </w:rPr>
@@ -2729,8 +2552,7 @@
       </w:r>
       <w:r>
         <w:rPr>
-          <w:rFonts w:asciiTheme="minorHAnsi" w:eastAsiaTheme="minorHAnsi" w:hAnsiTheme="minorHAnsi"/>
-          <w:sz w:val="10"/>
+          <w:sz w:val="18"/>
           <w:szCs w:val="10"/>
           <w:lang w:eastAsia="zh-CN"/>
         </w:rPr>
@@ -2738,8 +2560,8 @@
       </w:r>
       <w:r>
         <w:rPr>
-          <w:rFonts w:asciiTheme="minorHAnsi" w:eastAsiaTheme="minorHAnsi" w:hAnsiTheme="minorHAnsi" w:cs="Times New Roman"/>
-          <w:sz w:val="10"/>
+          <w:rFonts w:cs="Times New Roman"/>
+          <w:sz w:val="18"/>
           <w:szCs w:val="10"/>
           <w:lang w:eastAsia="zh-CN"/>
         </w:rPr>
@@ -2747,8 +2569,7 @@
       </w:r>
       <w:r>
         <w:rPr>
-          <w:rFonts w:asciiTheme="minorHAnsi" w:eastAsiaTheme="minorHAnsi" w:hAnsiTheme="minorHAnsi"/>
-          <w:sz w:val="10"/>
+          <w:sz w:val="18"/>
           <w:szCs w:val="10"/>
           <w:lang w:eastAsia="zh-CN"/>
         </w:rPr>
@@ -2757,20 +2578,18 @@
     </w:p>
     <w:p>
       <w:pPr>
-        <w:pStyle w:val="a7"/>
+        <w:pStyle w:val="a5"/>
         <w:spacing w:before="54" w:line="241" w:lineRule="auto"/>
         <w:ind w:left="18"/>
         <w:rPr>
-          <w:rFonts w:asciiTheme="minorHAnsi" w:eastAsiaTheme="minorHAnsi" w:hAnsiTheme="minorHAnsi"/>
-          <w:sz w:val="10"/>
-          <w:szCs w:val="10"/>
-          <w:lang w:eastAsia="zh-CN"/>
-        </w:rPr>
-      </w:pPr>
-      <w:r>
-        <w:rPr>
-          <w:rFonts w:asciiTheme="minorHAnsi" w:eastAsiaTheme="minorHAnsi" w:hAnsiTheme="minorHAnsi"/>
-          <w:sz w:val="10"/>
+          <w:sz w:val="18"/>
+          <w:szCs w:val="10"/>
+          <w:lang w:eastAsia="zh-CN"/>
+        </w:rPr>
+      </w:pPr>
+      <w:r>
+        <w:rPr>
+          <w:sz w:val="18"/>
           <w:szCs w:val="10"/>
           <w:u w:color="000000"/>
           <w:lang w:eastAsia="zh-CN"/>
@@ -2786,8 +2605,7 @@
       </w:r>
       <w:r>
         <w:rPr>
-          <w:rFonts w:asciiTheme="minorHAnsi" w:eastAsiaTheme="minorHAnsi" w:hAnsiTheme="minorHAnsi"/>
-          <w:sz w:val="10"/>
+          <w:sz w:val="18"/>
           <w:szCs w:val="10"/>
           <w:lang w:eastAsia="zh-CN"/>
         </w:rPr>
@@ -2796,20 +2614,18 @@
     </w:p>
     <w:p>
       <w:pPr>
-        <w:pStyle w:val="a7"/>
+        <w:pStyle w:val="a5"/>
         <w:spacing w:before="38" w:line="241" w:lineRule="auto"/>
         <w:ind w:left="18"/>
         <w:rPr>
-          <w:rFonts w:asciiTheme="minorHAnsi" w:eastAsiaTheme="minorHAnsi" w:hAnsiTheme="minorHAnsi"/>
-          <w:sz w:val="10"/>
-          <w:szCs w:val="10"/>
-          <w:lang w:eastAsia="zh-CN"/>
-        </w:rPr>
-      </w:pPr>
-      <w:r>
-        <w:rPr>
-          <w:rFonts w:asciiTheme="minorHAnsi" w:eastAsiaTheme="minorHAnsi" w:hAnsiTheme="minorHAnsi"/>
-          <w:sz w:val="10"/>
+          <w:sz w:val="18"/>
+          <w:szCs w:val="10"/>
+          <w:lang w:eastAsia="zh-CN"/>
+        </w:rPr>
+      </w:pPr>
+      <w:r>
+        <w:rPr>
+          <w:sz w:val="18"/>
           <w:szCs w:val="10"/>
           <w:lang w:eastAsia="zh-CN"/>
         </w:rPr>
@@ -2817,9 +2633,9 @@
       </w:r>
       <w:r>
         <w:rPr>
-          <w:rFonts w:asciiTheme="minorHAnsi" w:eastAsiaTheme="minorHAnsi" w:hAnsiTheme="minorHAnsi" w:cs="楷体"/>
+          <w:rFonts w:cs="楷体"/>
           <w:color w:val="0000FF"/>
-          <w:sz w:val="6"/>
+          <w:sz w:val="15"/>
           <w:szCs w:val="6"/>
           <w:lang w:eastAsia="zh-CN"/>
         </w:rPr>
@@ -2830,8 +2646,8 @@
       <w:pPr>
         <w:spacing w:line="223" w:lineRule="auto"/>
         <w:rPr>
-          <w:rFonts w:asciiTheme="minorHAnsi" w:eastAsiaTheme="minorHAnsi" w:hAnsiTheme="minorHAnsi" w:cs="楷体"/>
-          <w:sz w:val="6"/>
+          <w:rFonts w:ascii="宋体" w:eastAsia="宋体" w:hAnsi="宋体" w:cs="楷体"/>
+          <w:sz w:val="15"/>
           <w:szCs w:val="6"/>
           <w:lang w:eastAsia="zh-CN"/>
         </w:rPr>
@@ -2849,8 +2665,8 @@
       <w:pPr>
         <w:spacing w:line="305" w:lineRule="auto"/>
         <w:rPr>
-          <w:rFonts w:asciiTheme="minorHAnsi" w:eastAsiaTheme="minorHAnsi" w:hAnsiTheme="minorHAnsi"/>
-          <w:sz w:val="10"/>
+          <w:rFonts w:ascii="宋体" w:eastAsia="宋体" w:hAnsi="宋体"/>
+          <w:sz w:val="18"/>
           <w:szCs w:val="10"/>
           <w:lang w:eastAsia="zh-CN"/>
         </w:rPr>
@@ -2860,30 +2676,28 @@
       <w:pPr>
         <w:spacing w:line="306" w:lineRule="auto"/>
         <w:rPr>
-          <w:rFonts w:asciiTheme="minorHAnsi" w:eastAsiaTheme="minorHAnsi" w:hAnsiTheme="minorHAnsi"/>
-          <w:sz w:val="10"/>
-          <w:szCs w:val="10"/>
-          <w:lang w:eastAsia="zh-CN"/>
-        </w:rPr>
-      </w:pPr>
-    </w:p>
-    <w:p>
-      <w:pPr>
-        <w:pStyle w:val="a7"/>
+          <w:rFonts w:ascii="宋体" w:eastAsia="宋体" w:hAnsi="宋体"/>
+          <w:sz w:val="18"/>
+          <w:szCs w:val="10"/>
+          <w:lang w:eastAsia="zh-CN"/>
+        </w:rPr>
+      </w:pPr>
+    </w:p>
+    <w:p>
+      <w:pPr>
+        <w:pStyle w:val="a5"/>
         <w:spacing w:before="68" w:line="263" w:lineRule="auto"/>
         <w:ind w:left="9" w:right="90" w:hanging="9"/>
         <w:jc w:val="both"/>
         <w:rPr>
-          <w:rFonts w:asciiTheme="minorHAnsi" w:eastAsiaTheme="minorHAnsi" w:hAnsiTheme="minorHAnsi"/>
-          <w:sz w:val="10"/>
-          <w:szCs w:val="10"/>
-          <w:lang w:eastAsia="zh-CN"/>
-        </w:rPr>
-      </w:pPr>
-      <w:r>
-        <w:rPr>
-          <w:rFonts w:asciiTheme="minorHAnsi" w:eastAsiaTheme="minorHAnsi" w:hAnsiTheme="minorHAnsi"/>
-          <w:sz w:val="10"/>
+          <w:sz w:val="18"/>
+          <w:szCs w:val="10"/>
+          <w:lang w:eastAsia="zh-CN"/>
+        </w:rPr>
+      </w:pPr>
+      <w:r>
+        <w:rPr>
+          <w:sz w:val="18"/>
           <w:szCs w:val="10"/>
           <w:lang w:eastAsia="zh-CN"/>
         </w:rPr>
@@ -2892,20 +2706,18 @@
     </w:p>
     <w:p>
       <w:pPr>
-        <w:pStyle w:val="a7"/>
+        <w:pStyle w:val="a5"/>
         <w:spacing w:before="55" w:line="269" w:lineRule="auto"/>
         <w:ind w:left="424" w:right="85" w:hanging="406"/>
         <w:rPr>
-          <w:rFonts w:asciiTheme="minorHAnsi" w:eastAsiaTheme="minorHAnsi" w:hAnsiTheme="minorHAnsi"/>
-          <w:sz w:val="10"/>
-          <w:szCs w:val="10"/>
-          <w:lang w:eastAsia="zh-CN"/>
-        </w:rPr>
-      </w:pPr>
-      <w:r>
-        <w:rPr>
-          <w:rFonts w:asciiTheme="minorHAnsi" w:eastAsiaTheme="minorHAnsi" w:hAnsiTheme="minorHAnsi"/>
-          <w:sz w:val="10"/>
+          <w:sz w:val="18"/>
+          <w:szCs w:val="10"/>
+          <w:lang w:eastAsia="zh-CN"/>
+        </w:rPr>
+      </w:pPr>
+      <w:r>
+        <w:rPr>
+          <w:sz w:val="18"/>
           <w:szCs w:val="10"/>
           <w:u w:color="000000"/>
           <w:lang w:eastAsia="zh-CN"/>
@@ -2921,8 +2733,7 @@
       </w:r>
       <w:r>
         <w:rPr>
-          <w:rFonts w:asciiTheme="minorHAnsi" w:eastAsiaTheme="minorHAnsi" w:hAnsiTheme="minorHAnsi"/>
-          <w:sz w:val="10"/>
+          <w:sz w:val="18"/>
           <w:szCs w:val="10"/>
           <w:lang w:eastAsia="zh-CN"/>
         </w:rPr>
@@ -2931,28 +2742,26 @@
     </w:p>
     <w:p>
       <w:pPr>
-        <w:pStyle w:val="a7"/>
+        <w:pStyle w:val="a5"/>
         <w:spacing w:before="55" w:line="269" w:lineRule="auto"/>
         <w:ind w:left="424" w:right="85" w:hanging="406"/>
         <w:rPr>
-          <w:rFonts w:asciiTheme="minorHAnsi" w:eastAsiaTheme="minorHAnsi" w:hAnsiTheme="minorHAnsi"/>
-          <w:sz w:val="10"/>
-          <w:szCs w:val="10"/>
-          <w:u w:color="000000"/>
-          <w:lang w:eastAsia="zh-CN"/>
-          <w14:textOutline w14:w="3352" w14:cap="rnd" w14:cmpd="sng" w14:algn="ctr">
-            <w14:solidFill>
-              <w14:srgbClr w14:val="000000"/>
-            </w14:solidFill>
-            <w14:prstDash w14:val="solid"/>
-            <w14:round/>
-          </w14:textOutline>
-        </w:rPr>
-      </w:pPr>
-      <w:r>
-        <w:rPr>
-          <w:rFonts w:asciiTheme="minorHAnsi" w:eastAsiaTheme="minorHAnsi" w:hAnsiTheme="minorHAnsi"/>
-          <w:sz w:val="10"/>
+          <w:sz w:val="18"/>
+          <w:szCs w:val="10"/>
+          <w:u w:color="000000"/>
+          <w:lang w:eastAsia="zh-CN"/>
+          <w14:textOutline w14:w="3352" w14:cap="rnd" w14:cmpd="sng" w14:algn="ctr">
+            <w14:solidFill>
+              <w14:srgbClr w14:val="000000"/>
+            </w14:solidFill>
+            <w14:prstDash w14:val="solid"/>
+            <w14:round/>
+          </w14:textOutline>
+        </w:rPr>
+      </w:pPr>
+      <w:r>
+        <w:rPr>
+          <w:sz w:val="18"/>
           <w:szCs w:val="10"/>
           <w:u w:color="000000"/>
           <w:lang w:eastAsia="zh-CN"/>
@@ -2969,28 +2778,26 @@
     </w:p>
     <w:p>
       <w:pPr>
-        <w:pStyle w:val="a7"/>
+        <w:pStyle w:val="a5"/>
         <w:spacing w:before="55" w:line="269" w:lineRule="auto"/>
         <w:ind w:left="424" w:right="85" w:hanging="406"/>
         <w:rPr>
-          <w:rFonts w:asciiTheme="minorHAnsi" w:eastAsiaTheme="minorHAnsi" w:hAnsiTheme="minorHAnsi"/>
-          <w:sz w:val="10"/>
-          <w:szCs w:val="10"/>
-          <w:u w:color="000000"/>
-          <w:lang w:eastAsia="zh-CN"/>
-          <w14:textOutline w14:w="3352" w14:cap="rnd" w14:cmpd="sng" w14:algn="ctr">
-            <w14:solidFill>
-              <w14:srgbClr w14:val="000000"/>
-            </w14:solidFill>
-            <w14:prstDash w14:val="solid"/>
-            <w14:round/>
-          </w14:textOutline>
-        </w:rPr>
-      </w:pPr>
-      <w:r>
-        <w:rPr>
-          <w:rFonts w:asciiTheme="minorHAnsi" w:eastAsiaTheme="minorHAnsi" w:hAnsiTheme="minorHAnsi"/>
-          <w:sz w:val="10"/>
+          <w:sz w:val="18"/>
+          <w:szCs w:val="10"/>
+          <w:u w:color="000000"/>
+          <w:lang w:eastAsia="zh-CN"/>
+          <w14:textOutline w14:w="3352" w14:cap="rnd" w14:cmpd="sng" w14:algn="ctr">
+            <w14:solidFill>
+              <w14:srgbClr w14:val="000000"/>
+            </w14:solidFill>
+            <w14:prstDash w14:val="solid"/>
+            <w14:round/>
+          </w14:textOutline>
+        </w:rPr>
+      </w:pPr>
+      <w:r>
+        <w:rPr>
+          <w:sz w:val="18"/>
           <w:szCs w:val="10"/>
           <w:u w:color="000000"/>
           <w:lang w:eastAsia="zh-CN"/>
@@ -3006,8 +2813,7 @@
       </w:r>
       <w:r>
         <w:rPr>
-          <w:rFonts w:asciiTheme="minorHAnsi" w:eastAsiaTheme="minorHAnsi" w:hAnsiTheme="minorHAnsi"/>
-          <w:sz w:val="10"/>
+          <w:sz w:val="18"/>
           <w:szCs w:val="10"/>
           <w:lang w:eastAsia="zh-CN"/>
         </w:rPr>
@@ -3015,8 +2821,7 @@
       </w:r>
       <w:r>
         <w:rPr>
-          <w:rFonts w:asciiTheme="minorHAnsi" w:eastAsiaTheme="minorHAnsi" w:hAnsiTheme="minorHAnsi"/>
-          <w:sz w:val="10"/>
+          <w:sz w:val="18"/>
           <w:szCs w:val="10"/>
           <w:u w:color="000000"/>
           <w:lang w:eastAsia="zh-CN"/>
@@ -3032,8 +2837,7 @@
       </w:r>
       <w:r>
         <w:rPr>
-          <w:rFonts w:asciiTheme="minorHAnsi" w:eastAsiaTheme="minorHAnsi" w:hAnsiTheme="minorHAnsi"/>
-          <w:sz w:val="10"/>
+          <w:sz w:val="18"/>
           <w:szCs w:val="10"/>
           <w:lang w:eastAsia="zh-CN"/>
         </w:rPr>
@@ -3041,8 +2845,7 @@
       </w:r>
       <w:r>
         <w:rPr>
-          <w:rFonts w:asciiTheme="minorHAnsi" w:eastAsiaTheme="minorHAnsi" w:hAnsiTheme="minorHAnsi"/>
-          <w:sz w:val="10"/>
+          <w:sz w:val="18"/>
           <w:szCs w:val="10"/>
           <w:u w:color="000000"/>
           <w:lang w:eastAsia="zh-CN"/>
@@ -3059,28 +2862,26 @@
     </w:p>
     <w:p>
       <w:pPr>
-        <w:pStyle w:val="a7"/>
+        <w:pStyle w:val="a5"/>
         <w:spacing w:before="55" w:line="269" w:lineRule="auto"/>
         <w:ind w:left="424" w:right="85" w:hanging="406"/>
         <w:rPr>
-          <w:rFonts w:asciiTheme="minorHAnsi" w:eastAsiaTheme="minorHAnsi" w:hAnsiTheme="minorHAnsi"/>
-          <w:sz w:val="10"/>
-          <w:szCs w:val="10"/>
-          <w:u w:color="000000"/>
-          <w:lang w:eastAsia="zh-CN"/>
-          <w14:textOutline w14:w="3352" w14:cap="rnd" w14:cmpd="sng" w14:algn="ctr">
-            <w14:solidFill>
-              <w14:srgbClr w14:val="000000"/>
-            </w14:solidFill>
-            <w14:prstDash w14:val="solid"/>
-            <w14:round/>
-          </w14:textOutline>
-        </w:rPr>
-      </w:pPr>
-      <w:r>
-        <w:rPr>
-          <w:rFonts w:asciiTheme="minorHAnsi" w:eastAsiaTheme="minorHAnsi" w:hAnsiTheme="minorHAnsi"/>
-          <w:sz w:val="10"/>
+          <w:sz w:val="18"/>
+          <w:szCs w:val="10"/>
+          <w:u w:color="000000"/>
+          <w:lang w:eastAsia="zh-CN"/>
+          <w14:textOutline w14:w="3352" w14:cap="rnd" w14:cmpd="sng" w14:algn="ctr">
+            <w14:solidFill>
+              <w14:srgbClr w14:val="000000"/>
+            </w14:solidFill>
+            <w14:prstDash w14:val="solid"/>
+            <w14:round/>
+          </w14:textOutline>
+        </w:rPr>
+      </w:pPr>
+      <w:r>
+        <w:rPr>
+          <w:sz w:val="18"/>
           <w:szCs w:val="10"/>
           <w:u w:color="000000"/>
           <w:lang w:eastAsia="zh-CN"/>
@@ -3096,8 +2897,7 @@
       </w:r>
       <w:r>
         <w:rPr>
-          <w:rFonts w:asciiTheme="minorHAnsi" w:eastAsiaTheme="minorHAnsi" w:hAnsiTheme="minorHAnsi"/>
-          <w:sz w:val="10"/>
+          <w:sz w:val="18"/>
           <w:szCs w:val="10"/>
           <w:lang w:eastAsia="zh-CN"/>
         </w:rPr>
@@ -3105,10 +2905,9 @@
       </w:r>
       <w:r>
         <w:rPr>
-          <w:rFonts w:asciiTheme="minorHAnsi" w:eastAsiaTheme="minorHAnsi" w:hAnsiTheme="minorHAnsi" w:cs="Times New Roman"/>
-          <w:b/>
+          <w:rFonts w:cs="Times New Roman"/>
           <w:bCs/>
-          <w:sz w:val="10"/>
+          <w:sz w:val="18"/>
           <w:szCs w:val="10"/>
           <w:lang w:eastAsia="zh-CN"/>
         </w:rPr>
@@ -3116,8 +2915,7 @@
       </w:r>
       <w:r>
         <w:rPr>
-          <w:rFonts w:asciiTheme="minorHAnsi" w:eastAsiaTheme="minorHAnsi" w:hAnsiTheme="minorHAnsi"/>
-          <w:sz w:val="10"/>
+          <w:sz w:val="18"/>
           <w:szCs w:val="10"/>
           <w:u w:color="000000"/>
           <w:lang w:eastAsia="zh-CN"/>
@@ -3134,28 +2932,26 @@
     </w:p>
     <w:p>
       <w:pPr>
-        <w:pStyle w:val="a7"/>
+        <w:pStyle w:val="a5"/>
         <w:spacing w:before="55" w:line="269" w:lineRule="auto"/>
         <w:ind w:left="424" w:right="85" w:hanging="406"/>
         <w:rPr>
-          <w:rFonts w:asciiTheme="minorHAnsi" w:eastAsiaTheme="minorHAnsi" w:hAnsiTheme="minorHAnsi"/>
-          <w:sz w:val="10"/>
-          <w:szCs w:val="10"/>
-          <w:u w:color="000000"/>
-          <w:lang w:eastAsia="zh-CN"/>
-          <w14:textOutline w14:w="3352" w14:cap="rnd" w14:cmpd="sng" w14:algn="ctr">
-            <w14:solidFill>
-              <w14:srgbClr w14:val="000000"/>
-            </w14:solidFill>
-            <w14:prstDash w14:val="solid"/>
-            <w14:round/>
-          </w14:textOutline>
-        </w:rPr>
-      </w:pPr>
-      <w:r>
-        <w:rPr>
-          <w:rFonts w:asciiTheme="minorHAnsi" w:eastAsiaTheme="minorHAnsi" w:hAnsiTheme="minorHAnsi"/>
-          <w:sz w:val="10"/>
+          <w:sz w:val="18"/>
+          <w:szCs w:val="10"/>
+          <w:u w:color="000000"/>
+          <w:lang w:eastAsia="zh-CN"/>
+          <w14:textOutline w14:w="3352" w14:cap="rnd" w14:cmpd="sng" w14:algn="ctr">
+            <w14:solidFill>
+              <w14:srgbClr w14:val="000000"/>
+            </w14:solidFill>
+            <w14:prstDash w14:val="solid"/>
+            <w14:round/>
+          </w14:textOutline>
+        </w:rPr>
+      </w:pPr>
+      <w:r>
+        <w:rPr>
+          <w:sz w:val="18"/>
           <w:szCs w:val="10"/>
           <w:u w:color="000000"/>
           <w:lang w:eastAsia="zh-CN"/>
@@ -3171,8 +2967,7 @@
       </w:r>
       <w:r>
         <w:rPr>
-          <w:rFonts w:asciiTheme="minorHAnsi" w:eastAsiaTheme="minorHAnsi" w:hAnsiTheme="minorHAnsi"/>
-          <w:sz w:val="10"/>
+          <w:sz w:val="18"/>
           <w:szCs w:val="10"/>
           <w:lang w:eastAsia="zh-CN"/>
         </w:rPr>
@@ -3180,8 +2975,7 @@
       </w:r>
       <w:r>
         <w:rPr>
-          <w:rFonts w:asciiTheme="minorHAnsi" w:eastAsiaTheme="minorHAnsi" w:hAnsiTheme="minorHAnsi"/>
-          <w:sz w:val="10"/>
+          <w:sz w:val="18"/>
           <w:szCs w:val="10"/>
           <w:u w:color="000000"/>
           <w:lang w:eastAsia="zh-CN"/>
@@ -3198,20 +2992,18 @@
     </w:p>
     <w:p>
       <w:pPr>
-        <w:pStyle w:val="a7"/>
+        <w:pStyle w:val="a5"/>
         <w:spacing w:before="55" w:line="269" w:lineRule="auto"/>
         <w:ind w:left="424" w:right="85" w:hanging="406"/>
         <w:rPr>
-          <w:rFonts w:asciiTheme="minorHAnsi" w:eastAsiaTheme="minorHAnsi" w:hAnsiTheme="minorHAnsi"/>
-          <w:sz w:val="10"/>
-          <w:szCs w:val="10"/>
-          <w:lang w:eastAsia="zh-CN"/>
-        </w:rPr>
-      </w:pPr>
-      <w:r>
-        <w:rPr>
-          <w:rFonts w:asciiTheme="minorHAnsi" w:eastAsiaTheme="minorHAnsi" w:hAnsiTheme="minorHAnsi"/>
-          <w:sz w:val="10"/>
+          <w:sz w:val="18"/>
+          <w:szCs w:val="10"/>
+          <w:lang w:eastAsia="zh-CN"/>
+        </w:rPr>
+      </w:pPr>
+      <w:r>
+        <w:rPr>
+          <w:sz w:val="18"/>
           <w:szCs w:val="10"/>
           <w:u w:color="000000"/>
           <w:lang w:eastAsia="zh-CN"/>
@@ -3227,8 +3019,7 @@
       </w:r>
       <w:r>
         <w:rPr>
-          <w:rFonts w:asciiTheme="minorHAnsi" w:eastAsiaTheme="minorHAnsi" w:hAnsiTheme="minorHAnsi"/>
-          <w:sz w:val="10"/>
+          <w:sz w:val="18"/>
           <w:szCs w:val="10"/>
           <w:lang w:eastAsia="zh-CN"/>
         </w:rPr>
@@ -3236,8 +3027,7 @@
       </w:r>
       <w:r>
         <w:rPr>
-          <w:rFonts w:asciiTheme="minorHAnsi" w:eastAsiaTheme="minorHAnsi" w:hAnsiTheme="minorHAnsi"/>
-          <w:sz w:val="10"/>
+          <w:sz w:val="18"/>
           <w:szCs w:val="10"/>
           <w:u w:color="000000"/>
           <w:lang w:eastAsia="zh-CN"/>
@@ -3257,17 +3047,17 @@
         <w:spacing w:before="109" w:line="210" w:lineRule="auto"/>
         <w:ind w:left="40"/>
         <w:rPr>
-          <w:rFonts w:asciiTheme="minorHAnsi" w:eastAsiaTheme="minorHAnsi" w:hAnsiTheme="minorHAnsi" w:cs="华文行楷"/>
-          <w:sz w:val="16"/>
+          <w:rFonts w:ascii="宋体" w:eastAsia="宋体" w:hAnsi="宋体" w:cs="华文行楷"/>
+          <w:sz w:val="24"/>
           <w:szCs w:val="16"/>
           <w:lang w:eastAsia="zh-CN"/>
         </w:rPr>
       </w:pPr>
       <w:r>
         <w:rPr>
-          <w:rFonts w:asciiTheme="minorHAnsi" w:eastAsiaTheme="minorHAnsi" w:hAnsiTheme="minorHAnsi" w:cs="华文行楷"/>
+          <w:rFonts w:ascii="宋体" w:eastAsia="宋体" w:hAnsi="宋体" w:cs="华文行楷"/>
           <w:color w:val="FF0000"/>
-          <w:sz w:val="16"/>
+          <w:sz w:val="24"/>
           <w:szCs w:val="16"/>
           <w:lang w:eastAsia="zh-CN"/>
         </w:rPr>
@@ -3275,9 +3065,9 @@
       </w:r>
       <w:r>
         <w:rPr>
-          <w:rFonts w:asciiTheme="minorHAnsi" w:eastAsiaTheme="minorHAnsi" w:hAnsiTheme="minorHAnsi" w:cs="华文行楷" w:hint="eastAsia"/>
+          <w:rFonts w:ascii="宋体" w:eastAsia="宋体" w:hAnsi="宋体" w:cs="华文行楷" w:hint="eastAsia"/>
           <w:color w:val="FF0000"/>
-          <w:sz w:val="16"/>
+          <w:sz w:val="24"/>
           <w:szCs w:val="16"/>
           <w:lang w:eastAsia="zh-CN"/>
         </w:rPr>
@@ -3285,9 +3075,9 @@
       </w:r>
       <w:r>
         <w:rPr>
-          <w:rFonts w:asciiTheme="minorHAnsi" w:eastAsiaTheme="minorHAnsi" w:hAnsiTheme="minorHAnsi" w:cs="华文行楷"/>
+          <w:rFonts w:ascii="宋体" w:eastAsia="宋体" w:hAnsi="宋体" w:cs="华文行楷"/>
           <w:color w:val="FF0000"/>
-          <w:sz w:val="16"/>
+          <w:sz w:val="24"/>
           <w:szCs w:val="16"/>
           <w:lang w:eastAsia="zh-CN"/>
         </w:rPr>
@@ -3296,20 +3086,18 @@
     </w:p>
     <w:p>
       <w:pPr>
-        <w:pStyle w:val="a7"/>
+        <w:pStyle w:val="a5"/>
         <w:spacing w:before="63" w:line="247" w:lineRule="auto"/>
         <w:ind w:left="11" w:right="97" w:hanging="11"/>
         <w:rPr>
-          <w:rFonts w:asciiTheme="minorHAnsi" w:eastAsiaTheme="minorHAnsi" w:hAnsiTheme="minorHAnsi"/>
-          <w:sz w:val="10"/>
-          <w:szCs w:val="10"/>
-          <w:lang w:eastAsia="zh-CN"/>
-        </w:rPr>
-      </w:pPr>
-      <w:r>
-        <w:rPr>
-          <w:rFonts w:asciiTheme="minorHAnsi" w:eastAsiaTheme="minorHAnsi" w:hAnsiTheme="minorHAnsi"/>
-          <w:sz w:val="10"/>
+          <w:sz w:val="18"/>
+          <w:szCs w:val="10"/>
+          <w:lang w:eastAsia="zh-CN"/>
+        </w:rPr>
+      </w:pPr>
+      <w:r>
+        <w:rPr>
+          <w:sz w:val="18"/>
           <w:szCs w:val="10"/>
           <w:lang w:eastAsia="zh-CN"/>
         </w:rPr>
@@ -3318,20 +3106,18 @@
     </w:p>
     <w:p>
       <w:pPr>
-        <w:pStyle w:val="a7"/>
+        <w:pStyle w:val="a5"/>
         <w:spacing w:before="68" w:line="261" w:lineRule="auto"/>
         <w:ind w:left="10" w:right="90" w:hanging="10"/>
         <w:rPr>
-          <w:rFonts w:asciiTheme="minorHAnsi" w:eastAsiaTheme="minorHAnsi" w:hAnsiTheme="minorHAnsi"/>
-          <w:sz w:val="10"/>
-          <w:szCs w:val="10"/>
-          <w:lang w:eastAsia="zh-CN"/>
-        </w:rPr>
-      </w:pPr>
-      <w:r>
-        <w:rPr>
-          <w:rFonts w:asciiTheme="minorHAnsi" w:eastAsiaTheme="minorHAnsi" w:hAnsiTheme="minorHAnsi"/>
-          <w:sz w:val="10"/>
+          <w:sz w:val="18"/>
+          <w:szCs w:val="10"/>
+          <w:lang w:eastAsia="zh-CN"/>
+        </w:rPr>
+      </w:pPr>
+      <w:r>
+        <w:rPr>
+          <w:sz w:val="18"/>
           <w:szCs w:val="10"/>
           <w:lang w:eastAsia="zh-CN"/>
         </w:rPr>
@@ -3339,8 +3125,8 @@
       </w:r>
       <w:r>
         <w:rPr>
-          <w:rFonts w:asciiTheme="minorHAnsi" w:eastAsiaTheme="minorHAnsi" w:hAnsiTheme="minorHAnsi" w:cs="Times New Roman"/>
-          <w:sz w:val="10"/>
+          <w:rFonts w:cs="Times New Roman"/>
+          <w:sz w:val="18"/>
           <w:szCs w:val="10"/>
           <w:lang w:eastAsia="zh-CN"/>
         </w:rPr>
@@ -3348,8 +3134,7 @@
       </w:r>
       <w:r>
         <w:rPr>
-          <w:rFonts w:asciiTheme="minorHAnsi" w:eastAsiaTheme="minorHAnsi" w:hAnsiTheme="minorHAnsi"/>
-          <w:sz w:val="10"/>
+          <w:sz w:val="18"/>
           <w:szCs w:val="10"/>
           <w:lang w:eastAsia="zh-CN"/>
         </w:rPr>
@@ -3357,8 +3142,8 @@
       </w:r>
       <w:r>
         <w:rPr>
-          <w:rFonts w:asciiTheme="minorHAnsi" w:eastAsiaTheme="minorHAnsi" w:hAnsiTheme="minorHAnsi" w:cs="Times New Roman"/>
-          <w:sz w:val="10"/>
+          <w:rFonts w:cs="Times New Roman"/>
+          <w:sz w:val="18"/>
           <w:szCs w:val="10"/>
           <w:lang w:eastAsia="zh-CN"/>
         </w:rPr>
@@ -3366,8 +3151,7 @@
       </w:r>
       <w:r>
         <w:rPr>
-          <w:rFonts w:asciiTheme="minorHAnsi" w:eastAsiaTheme="minorHAnsi" w:hAnsiTheme="minorHAnsi"/>
-          <w:sz w:val="10"/>
+          <w:sz w:val="18"/>
           <w:szCs w:val="10"/>
           <w:lang w:eastAsia="zh-CN"/>
         </w:rPr>
@@ -3375,9 +3159,8 @@
       </w:r>
       <w:r>
         <w:rPr>
-          <w:rFonts w:asciiTheme="minorHAnsi" w:eastAsiaTheme="minorHAnsi" w:hAnsiTheme="minorHAnsi"/>
           <w:position w:val="6"/>
-          <w:sz w:val="10"/>
+          <w:sz w:val="18"/>
           <w:szCs w:val="10"/>
           <w:lang w:eastAsia="zh-CN"/>
         </w:rPr>
@@ -3386,20 +3169,18 @@
     </w:p>
     <w:p>
       <w:pPr>
-        <w:pStyle w:val="a7"/>
+        <w:pStyle w:val="a5"/>
         <w:spacing w:before="1"/>
         <w:ind w:left="18"/>
         <w:rPr>
-          <w:rFonts w:asciiTheme="minorHAnsi" w:eastAsiaTheme="minorHAnsi" w:hAnsiTheme="minorHAnsi" w:hint="eastAsia"/>
-          <w:sz w:val="10"/>
-          <w:szCs w:val="10"/>
-          <w:lang w:eastAsia="zh-CN"/>
-        </w:rPr>
-      </w:pPr>
-      <w:r>
-        <w:rPr>
-          <w:rFonts w:asciiTheme="minorHAnsi" w:eastAsiaTheme="minorHAnsi" w:hAnsiTheme="minorHAnsi"/>
-          <w:sz w:val="10"/>
+          <w:sz w:val="18"/>
+          <w:szCs w:val="10"/>
+          <w:lang w:eastAsia="zh-CN"/>
+        </w:rPr>
+      </w:pPr>
+      <w:r>
+        <w:rPr>
+          <w:sz w:val="18"/>
           <w:szCs w:val="10"/>
           <w:u w:color="000000"/>
           <w:lang w:eastAsia="zh-CN"/>
@@ -3416,21 +3197,19 @@
     </w:p>
     <w:p>
       <w:pPr>
-        <w:pStyle w:val="a7"/>
+        <w:pStyle w:val="a5"/>
         <w:spacing w:before="69" w:line="264" w:lineRule="auto"/>
         <w:ind w:left="8" w:hanging="8"/>
         <w:jc w:val="both"/>
         <w:rPr>
-          <w:rFonts w:asciiTheme="minorHAnsi" w:eastAsiaTheme="minorHAnsi" w:hAnsiTheme="minorHAnsi"/>
-          <w:sz w:val="10"/>
-          <w:szCs w:val="10"/>
-          <w:lang w:eastAsia="zh-CN"/>
-        </w:rPr>
-      </w:pPr>
-      <w:r>
-        <w:rPr>
-          <w:rFonts w:asciiTheme="minorHAnsi" w:eastAsiaTheme="minorHAnsi" w:hAnsiTheme="minorHAnsi"/>
-          <w:sz w:val="10"/>
+          <w:sz w:val="18"/>
+          <w:szCs w:val="10"/>
+          <w:lang w:eastAsia="zh-CN"/>
+        </w:rPr>
+      </w:pPr>
+      <w:r>
+        <w:rPr>
+          <w:sz w:val="18"/>
           <w:szCs w:val="10"/>
           <w:lang w:eastAsia="zh-CN"/>
         </w:rPr>
@@ -3439,19 +3218,17 @@
     </w:p>
     <w:p>
       <w:pPr>
-        <w:pStyle w:val="a7"/>
+        <w:pStyle w:val="a5"/>
         <w:spacing w:before="53"/>
         <w:rPr>
-          <w:rFonts w:asciiTheme="minorHAnsi" w:eastAsiaTheme="minorHAnsi" w:hAnsiTheme="minorHAnsi"/>
-          <w:sz w:val="10"/>
-          <w:szCs w:val="10"/>
-          <w:lang w:eastAsia="zh-CN"/>
-        </w:rPr>
-      </w:pPr>
-      <w:r>
-        <w:rPr>
-          <w:rFonts w:asciiTheme="minorHAnsi" w:eastAsiaTheme="minorHAnsi" w:hAnsiTheme="minorHAnsi"/>
-          <w:sz w:val="10"/>
+          <w:sz w:val="18"/>
+          <w:szCs w:val="10"/>
+          <w:lang w:eastAsia="zh-CN"/>
+        </w:rPr>
+      </w:pPr>
+      <w:r>
+        <w:rPr>
+          <w:sz w:val="18"/>
           <w:szCs w:val="10"/>
           <w:u w:color="000000"/>
           <w:lang w:eastAsia="zh-CN"/>
@@ -3467,10 +3244,9 @@
       </w:r>
       <w:r>
         <w:rPr>
-          <w:rFonts w:asciiTheme="minorHAnsi" w:eastAsiaTheme="minorHAnsi" w:hAnsiTheme="minorHAnsi" w:cs="Times New Roman"/>
-          <w:b/>
+          <w:rFonts w:cs="Times New Roman"/>
           <w:bCs/>
-          <w:sz w:val="10"/>
+          <w:sz w:val="18"/>
           <w:szCs w:val="10"/>
           <w:lang w:eastAsia="zh-CN"/>
         </w:rPr>
@@ -3478,8 +3254,7 @@
       </w:r>
       <w:r>
         <w:rPr>
-          <w:rFonts w:asciiTheme="minorHAnsi" w:eastAsiaTheme="minorHAnsi" w:hAnsiTheme="minorHAnsi"/>
-          <w:sz w:val="10"/>
+          <w:sz w:val="18"/>
           <w:szCs w:val="10"/>
           <w:u w:color="000000"/>
           <w:lang w:eastAsia="zh-CN"/>
@@ -3495,10 +3270,9 @@
       </w:r>
       <w:r>
         <w:rPr>
-          <w:rFonts w:asciiTheme="minorHAnsi" w:eastAsiaTheme="minorHAnsi" w:hAnsiTheme="minorHAnsi" w:cs="Times New Roman"/>
-          <w:b/>
+          <w:rFonts w:cs="Times New Roman"/>
           <w:bCs/>
-          <w:sz w:val="10"/>
+          <w:sz w:val="18"/>
           <w:szCs w:val="10"/>
           <w:lang w:eastAsia="zh-CN"/>
         </w:rPr>
@@ -3506,8 +3280,7 @@
       </w:r>
       <w:r>
         <w:rPr>
-          <w:rFonts w:asciiTheme="minorHAnsi" w:eastAsiaTheme="minorHAnsi" w:hAnsiTheme="minorHAnsi"/>
-          <w:sz w:val="10"/>
+          <w:sz w:val="18"/>
           <w:szCs w:val="10"/>
           <w:u w:color="000000"/>
           <w:lang w:eastAsia="zh-CN"/>
@@ -3524,20 +3297,18 @@
     </w:p>
     <w:p>
       <w:pPr>
-        <w:pStyle w:val="a7"/>
+        <w:pStyle w:val="a5"/>
         <w:spacing w:before="69" w:line="247" w:lineRule="auto"/>
         <w:ind w:left="10" w:right="95" w:hanging="10"/>
         <w:rPr>
-          <w:rFonts w:asciiTheme="minorHAnsi" w:eastAsiaTheme="minorHAnsi" w:hAnsiTheme="minorHAnsi"/>
-          <w:sz w:val="10"/>
-          <w:szCs w:val="10"/>
-          <w:lang w:eastAsia="zh-CN"/>
-        </w:rPr>
-      </w:pPr>
-      <w:r>
-        <w:rPr>
-          <w:rFonts w:asciiTheme="minorHAnsi" w:eastAsiaTheme="minorHAnsi" w:hAnsiTheme="minorHAnsi"/>
-          <w:sz w:val="10"/>
+          <w:sz w:val="18"/>
+          <w:szCs w:val="10"/>
+          <w:lang w:eastAsia="zh-CN"/>
+        </w:rPr>
+      </w:pPr>
+      <w:r>
+        <w:rPr>
+          <w:sz w:val="18"/>
           <w:szCs w:val="10"/>
           <w:lang w:eastAsia="zh-CN"/>
         </w:rPr>
@@ -3548,8 +3319,8 @@
       <w:pPr>
         <w:spacing w:line="254" w:lineRule="auto"/>
         <w:rPr>
-          <w:rFonts w:asciiTheme="minorHAnsi" w:eastAsiaTheme="minorHAnsi" w:hAnsiTheme="minorHAnsi"/>
-          <w:sz w:val="10"/>
+          <w:rFonts w:ascii="宋体" w:eastAsia="宋体" w:hAnsi="宋体"/>
+          <w:sz w:val="18"/>
           <w:szCs w:val="10"/>
           <w:lang w:eastAsia="zh-CN"/>
         </w:rPr>
@@ -3560,16 +3331,16 @@
         <w:spacing w:before="52" w:line="188" w:lineRule="auto"/>
         <w:ind w:left="4165"/>
         <w:rPr>
-          <w:rFonts w:asciiTheme="minorHAnsi" w:eastAsiaTheme="minorHAnsi" w:hAnsiTheme="minorHAnsi" w:cs="Times New Roman"/>
-          <w:sz w:val="6"/>
+          <w:rFonts w:ascii="宋体" w:eastAsia="宋体" w:hAnsi="宋体" w:cs="Times New Roman"/>
+          <w:sz w:val="15"/>
           <w:szCs w:val="6"/>
           <w:lang w:eastAsia="zh-CN"/>
         </w:rPr>
       </w:pPr>
       <w:r>
         <w:rPr>
-          <w:rFonts w:asciiTheme="minorHAnsi" w:eastAsiaTheme="minorHAnsi" w:hAnsiTheme="minorHAnsi" w:cs="Times New Roman"/>
-          <w:sz w:val="6"/>
+          <w:rFonts w:ascii="宋体" w:eastAsia="宋体" w:hAnsi="宋体" w:cs="Times New Roman"/>
+          <w:sz w:val="15"/>
           <w:szCs w:val="6"/>
           <w:lang w:eastAsia="zh-CN"/>
         </w:rPr>
@@ -3577,9 +3348,9 @@
       </w:r>
       <w:r>
         <w:rPr>
-          <w:rFonts w:asciiTheme="minorHAnsi" w:eastAsiaTheme="minorHAnsi" w:hAnsiTheme="minorHAnsi" w:cs="Times New Roman"/>
+          <w:rFonts w:ascii="宋体" w:eastAsia="宋体" w:hAnsi="宋体" w:cs="Times New Roman"/>
           <w:w w:val="101"/>
-          <w:sz w:val="6"/>
+          <w:sz w:val="15"/>
           <w:szCs w:val="6"/>
           <w:lang w:eastAsia="zh-CN"/>
         </w:rPr>
@@ -3587,8 +3358,8 @@
       </w:r>
       <w:r>
         <w:rPr>
-          <w:rFonts w:asciiTheme="minorHAnsi" w:eastAsiaTheme="minorHAnsi" w:hAnsiTheme="minorHAnsi" w:cs="Times New Roman"/>
-          <w:sz w:val="6"/>
+          <w:rFonts w:ascii="宋体" w:eastAsia="宋体" w:hAnsi="宋体" w:cs="Times New Roman"/>
+          <w:sz w:val="15"/>
           <w:szCs w:val="6"/>
           <w:lang w:eastAsia="zh-CN"/>
         </w:rPr>
@@ -3600,17 +3371,17 @@
         <w:spacing w:before="25" w:line="223" w:lineRule="auto"/>
         <w:ind w:left="446"/>
         <w:rPr>
-          <w:rFonts w:asciiTheme="minorHAnsi" w:eastAsiaTheme="minorHAnsi" w:hAnsiTheme="minorHAnsi" w:cs="楷体"/>
-          <w:sz w:val="6"/>
+          <w:rFonts w:ascii="宋体" w:eastAsia="宋体" w:hAnsi="宋体" w:cs="楷体"/>
+          <w:sz w:val="15"/>
           <w:szCs w:val="6"/>
           <w:lang w:eastAsia="zh-CN"/>
         </w:rPr>
       </w:pPr>
       <w:r>
         <w:rPr>
-          <w:rFonts w:asciiTheme="minorHAnsi" w:eastAsiaTheme="minorHAnsi" w:hAnsiTheme="minorHAnsi" w:cs="楷体"/>
+          <w:rFonts w:ascii="宋体" w:eastAsia="宋体" w:hAnsi="宋体" w:cs="楷体"/>
           <w:color w:val="0000FF"/>
-          <w:sz w:val="6"/>
+          <w:sz w:val="15"/>
           <w:szCs w:val="6"/>
           <w:lang w:eastAsia="zh-CN"/>
         </w:rPr>
@@ -3621,8 +3392,8 @@
       <w:pPr>
         <w:spacing w:line="223" w:lineRule="auto"/>
         <w:rPr>
-          <w:rFonts w:asciiTheme="minorHAnsi" w:eastAsiaTheme="minorHAnsi" w:hAnsiTheme="minorHAnsi" w:cs="楷体"/>
-          <w:sz w:val="6"/>
+          <w:rFonts w:ascii="宋体" w:eastAsia="宋体" w:hAnsi="宋体" w:cs="楷体"/>
+          <w:sz w:val="15"/>
           <w:szCs w:val="6"/>
           <w:lang w:eastAsia="zh-CN"/>
         </w:rPr>
@@ -3640,30 +3411,28 @@
       <w:pPr>
         <w:spacing w:line="298" w:lineRule="auto"/>
         <w:rPr>
-          <w:rFonts w:asciiTheme="minorHAnsi" w:eastAsiaTheme="minorHAnsi" w:hAnsiTheme="minorHAnsi"/>
-          <w:sz w:val="10"/>
-          <w:szCs w:val="10"/>
-          <w:lang w:eastAsia="zh-CN"/>
-        </w:rPr>
-      </w:pPr>
-    </w:p>
-    <w:p>
-      <w:pPr>
-        <w:pStyle w:val="a7"/>
+          <w:rFonts w:ascii="宋体" w:eastAsia="宋体" w:hAnsi="宋体"/>
+          <w:sz w:val="18"/>
+          <w:szCs w:val="10"/>
+          <w:lang w:eastAsia="zh-CN"/>
+        </w:rPr>
+      </w:pPr>
+    </w:p>
+    <w:p>
+      <w:pPr>
+        <w:pStyle w:val="a5"/>
         <w:spacing w:before="68" w:line="261" w:lineRule="auto"/>
         <w:ind w:right="152" w:firstLine="9"/>
         <w:jc w:val="both"/>
         <w:rPr>
-          <w:rFonts w:asciiTheme="minorHAnsi" w:eastAsiaTheme="minorHAnsi" w:hAnsiTheme="minorHAnsi"/>
-          <w:sz w:val="10"/>
-          <w:szCs w:val="10"/>
-          <w:lang w:eastAsia="zh-CN"/>
-        </w:rPr>
-      </w:pPr>
-      <w:r>
-        <w:rPr>
-          <w:rFonts w:asciiTheme="minorHAnsi" w:eastAsiaTheme="minorHAnsi" w:hAnsiTheme="minorHAnsi"/>
-          <w:sz w:val="10"/>
+          <w:sz w:val="18"/>
+          <w:szCs w:val="10"/>
+          <w:lang w:eastAsia="zh-CN"/>
+        </w:rPr>
+      </w:pPr>
+      <w:r>
+        <w:rPr>
+          <w:sz w:val="18"/>
           <w:szCs w:val="10"/>
           <w:lang w:eastAsia="zh-CN"/>
         </w:rPr>
@@ -3671,8 +3440,8 @@
       </w:r>
       <w:r>
         <w:rPr>
-          <w:rFonts w:asciiTheme="minorHAnsi" w:eastAsiaTheme="minorHAnsi" w:hAnsiTheme="minorHAnsi" w:cs="Times New Roman"/>
-          <w:sz w:val="10"/>
+          <w:rFonts w:cs="Times New Roman"/>
+          <w:sz w:val="18"/>
           <w:szCs w:val="10"/>
           <w:lang w:eastAsia="zh-CN"/>
         </w:rPr>
@@ -3680,8 +3449,7 @@
       </w:r>
       <w:r>
         <w:rPr>
-          <w:rFonts w:asciiTheme="minorHAnsi" w:eastAsiaTheme="minorHAnsi" w:hAnsiTheme="minorHAnsi"/>
-          <w:sz w:val="10"/>
+          <w:sz w:val="18"/>
           <w:szCs w:val="10"/>
           <w:lang w:eastAsia="zh-CN"/>
         </w:rPr>
@@ -3690,20 +3458,18 @@
     </w:p>
     <w:p>
       <w:pPr>
-        <w:pStyle w:val="a7"/>
+        <w:pStyle w:val="a5"/>
         <w:spacing w:before="52"/>
         <w:ind w:left="18"/>
         <w:rPr>
-          <w:rFonts w:asciiTheme="minorHAnsi" w:eastAsiaTheme="minorHAnsi" w:hAnsiTheme="minorHAnsi"/>
-          <w:sz w:val="10"/>
-          <w:szCs w:val="10"/>
-          <w:lang w:eastAsia="zh-CN"/>
-        </w:rPr>
-      </w:pPr>
-      <w:r>
-        <w:rPr>
-          <w:rFonts w:asciiTheme="minorHAnsi" w:eastAsiaTheme="minorHAnsi" w:hAnsiTheme="minorHAnsi"/>
-          <w:sz w:val="10"/>
+          <w:sz w:val="18"/>
+          <w:szCs w:val="10"/>
+          <w:lang w:eastAsia="zh-CN"/>
+        </w:rPr>
+      </w:pPr>
+      <w:r>
+        <w:rPr>
+          <w:sz w:val="18"/>
           <w:szCs w:val="10"/>
           <w:u w:color="000000"/>
           <w:lang w:eastAsia="zh-CN"/>
@@ -3719,8 +3485,7 @@
       </w:r>
       <w:r>
         <w:rPr>
-          <w:rFonts w:asciiTheme="minorHAnsi" w:eastAsiaTheme="minorHAnsi" w:hAnsiTheme="minorHAnsi"/>
-          <w:sz w:val="10"/>
+          <w:sz w:val="18"/>
           <w:szCs w:val="10"/>
           <w:u w:color="000000"/>
           <w:lang w:eastAsia="zh-CN"/>
@@ -3736,8 +3501,7 @@
       </w:r>
       <w:r>
         <w:rPr>
-          <w:rFonts w:asciiTheme="minorHAnsi" w:eastAsiaTheme="minorHAnsi" w:hAnsiTheme="minorHAnsi"/>
-          <w:sz w:val="10"/>
+          <w:sz w:val="18"/>
           <w:szCs w:val="10"/>
           <w:u w:color="000000"/>
           <w:lang w:eastAsia="zh-CN"/>
@@ -3754,19 +3518,17 @@
     </w:p>
     <w:p>
       <w:pPr>
-        <w:pStyle w:val="a7"/>
+        <w:pStyle w:val="a5"/>
         <w:spacing w:before="68" w:line="261" w:lineRule="auto"/>
         <w:rPr>
-          <w:rFonts w:asciiTheme="minorHAnsi" w:eastAsiaTheme="minorHAnsi" w:hAnsiTheme="minorHAnsi"/>
-          <w:sz w:val="10"/>
-          <w:szCs w:val="10"/>
-          <w:lang w:eastAsia="zh-CN"/>
-        </w:rPr>
-      </w:pPr>
-      <w:r>
-        <w:rPr>
-          <w:rFonts w:asciiTheme="minorHAnsi" w:eastAsiaTheme="minorHAnsi" w:hAnsiTheme="minorHAnsi"/>
-          <w:sz w:val="10"/>
+          <w:sz w:val="18"/>
+          <w:szCs w:val="10"/>
+          <w:lang w:eastAsia="zh-CN"/>
+        </w:rPr>
+      </w:pPr>
+      <w:r>
+        <w:rPr>
+          <w:sz w:val="18"/>
           <w:szCs w:val="10"/>
           <w:lang w:eastAsia="zh-CN"/>
         </w:rPr>
@@ -3775,20 +3537,18 @@
     </w:p>
     <w:p>
       <w:pPr>
-        <w:pStyle w:val="a7"/>
+        <w:pStyle w:val="a5"/>
         <w:spacing w:before="62" w:line="219" w:lineRule="auto"/>
         <w:ind w:left="19"/>
         <w:rPr>
-          <w:rFonts w:asciiTheme="minorHAnsi" w:eastAsiaTheme="minorHAnsi" w:hAnsiTheme="minorHAnsi"/>
-          <w:sz w:val="10"/>
-          <w:szCs w:val="10"/>
-          <w:lang w:eastAsia="zh-CN"/>
-        </w:rPr>
-      </w:pPr>
-      <w:r>
-        <w:rPr>
-          <w:rFonts w:asciiTheme="minorHAnsi" w:eastAsiaTheme="minorHAnsi" w:hAnsiTheme="minorHAnsi"/>
-          <w:sz w:val="10"/>
+          <w:sz w:val="18"/>
+          <w:szCs w:val="10"/>
+          <w:lang w:eastAsia="zh-CN"/>
+        </w:rPr>
+      </w:pPr>
+      <w:r>
+        <w:rPr>
+          <w:sz w:val="18"/>
           <w:szCs w:val="10"/>
           <w:lang w:eastAsia="zh-CN"/>
         </w:rPr>
@@ -3797,20 +3557,18 @@
     </w:p>
     <w:p>
       <w:pPr>
-        <w:pStyle w:val="a7"/>
+        <w:pStyle w:val="a5"/>
         <w:spacing w:before="53" w:line="251" w:lineRule="auto"/>
         <w:ind w:left="435" w:right="163" w:hanging="417"/>
         <w:rPr>
-          <w:rFonts w:asciiTheme="minorHAnsi" w:eastAsiaTheme="minorHAnsi" w:hAnsiTheme="minorHAnsi"/>
-          <w:sz w:val="10"/>
-          <w:szCs w:val="10"/>
-          <w:lang w:eastAsia="zh-CN"/>
-        </w:rPr>
-      </w:pPr>
-      <w:r>
-        <w:rPr>
-          <w:rFonts w:asciiTheme="minorHAnsi" w:eastAsiaTheme="minorHAnsi" w:hAnsiTheme="minorHAnsi"/>
-          <w:sz w:val="10"/>
+          <w:sz w:val="18"/>
+          <w:szCs w:val="10"/>
+          <w:lang w:eastAsia="zh-CN"/>
+        </w:rPr>
+      </w:pPr>
+      <w:r>
+        <w:rPr>
+          <w:sz w:val="18"/>
           <w:szCs w:val="10"/>
           <w:u w:color="000000"/>
           <w:lang w:eastAsia="zh-CN"/>
@@ -3826,8 +3584,7 @@
       </w:r>
       <w:r>
         <w:rPr>
-          <w:rFonts w:asciiTheme="minorHAnsi" w:eastAsiaTheme="minorHAnsi" w:hAnsiTheme="minorHAnsi"/>
-          <w:sz w:val="10"/>
+          <w:sz w:val="18"/>
           <w:szCs w:val="10"/>
           <w:u w:color="000000"/>
           <w:lang w:eastAsia="zh-CN"/>
@@ -3843,8 +3600,7 @@
       </w:r>
       <w:r>
         <w:rPr>
-          <w:rFonts w:asciiTheme="minorHAnsi" w:eastAsiaTheme="minorHAnsi" w:hAnsiTheme="minorHAnsi"/>
-          <w:sz w:val="10"/>
+          <w:sz w:val="18"/>
           <w:szCs w:val="10"/>
           <w:u w:color="000000"/>
           <w:lang w:eastAsia="zh-CN"/>
@@ -3861,21 +3617,19 @@
     </w:p>
     <w:p>
       <w:pPr>
-        <w:pStyle w:val="a7"/>
+        <w:pStyle w:val="a5"/>
         <w:spacing w:before="68" w:line="265" w:lineRule="auto"/>
         <w:ind w:right="74"/>
         <w:jc w:val="both"/>
         <w:rPr>
-          <w:rFonts w:asciiTheme="minorHAnsi" w:eastAsiaTheme="minorHAnsi" w:hAnsiTheme="minorHAnsi"/>
-          <w:sz w:val="10"/>
-          <w:szCs w:val="10"/>
-          <w:lang w:eastAsia="zh-CN"/>
-        </w:rPr>
-      </w:pPr>
-      <w:r>
-        <w:rPr>
-          <w:rFonts w:asciiTheme="minorHAnsi" w:eastAsiaTheme="minorHAnsi" w:hAnsiTheme="minorHAnsi"/>
-          <w:sz w:val="10"/>
+          <w:sz w:val="18"/>
+          <w:szCs w:val="10"/>
+          <w:lang w:eastAsia="zh-CN"/>
+        </w:rPr>
+      </w:pPr>
+      <w:r>
+        <w:rPr>
+          <w:sz w:val="18"/>
           <w:szCs w:val="10"/>
           <w:lang w:eastAsia="zh-CN"/>
         </w:rPr>
@@ -3883,8 +3637,8 @@
       </w:r>
       <w:r>
         <w:rPr>
-          <w:rFonts w:asciiTheme="minorHAnsi" w:eastAsiaTheme="minorHAnsi" w:hAnsiTheme="minorHAnsi" w:cs="Times New Roman"/>
-          <w:sz w:val="10"/>
+          <w:rFonts w:cs="Times New Roman"/>
+          <w:sz w:val="18"/>
           <w:szCs w:val="10"/>
           <w:lang w:eastAsia="zh-CN"/>
         </w:rPr>
@@ -3892,8 +3646,8 @@
       </w:r>
       <w:r>
         <w:rPr>
-          <w:rFonts w:asciiTheme="minorHAnsi" w:eastAsiaTheme="minorHAnsi" w:hAnsiTheme="minorHAnsi" w:cs="Times New Roman" w:hint="eastAsia"/>
-          <w:sz w:val="10"/>
+          <w:rFonts w:cs="Times New Roman" w:hint="eastAsia"/>
+          <w:sz w:val="18"/>
           <w:szCs w:val="10"/>
           <w:lang w:eastAsia="zh-CN"/>
         </w:rPr>
@@ -3901,8 +3655,8 @@
       </w:r>
       <w:r>
         <w:rPr>
-          <w:rFonts w:asciiTheme="minorHAnsi" w:eastAsiaTheme="minorHAnsi" w:hAnsiTheme="minorHAnsi" w:cs="Times New Roman"/>
-          <w:sz w:val="10"/>
+          <w:rFonts w:cs="Times New Roman"/>
+          <w:sz w:val="18"/>
           <w:szCs w:val="10"/>
           <w:lang w:eastAsia="zh-CN"/>
         </w:rPr>
@@ -3910,8 +3664,8 @@
       </w:r>
       <w:r>
         <w:rPr>
-          <w:rFonts w:asciiTheme="minorHAnsi" w:eastAsiaTheme="minorHAnsi" w:hAnsiTheme="minorHAnsi" w:cs="Times New Roman"/>
-          <w:sz w:val="10"/>
+          <w:rFonts w:cs="Times New Roman"/>
+          <w:sz w:val="18"/>
           <w:szCs w:val="10"/>
           <w:lang w:eastAsia="zh-CN"/>
         </w:rPr>
@@ -3919,8 +3673,7 @@
       </w:r>
       <w:r>
         <w:rPr>
-          <w:rFonts w:asciiTheme="minorHAnsi" w:eastAsiaTheme="minorHAnsi" w:hAnsiTheme="minorHAnsi"/>
-          <w:sz w:val="10"/>
+          <w:sz w:val="18"/>
           <w:szCs w:val="10"/>
           <w:lang w:eastAsia="zh-CN"/>
         </w:rPr>
@@ -3928,9 +3681,8 @@
       </w:r>
       <w:r>
         <w:rPr>
-          <w:rFonts w:asciiTheme="minorHAnsi" w:eastAsiaTheme="minorHAnsi" w:hAnsiTheme="minorHAnsi"/>
           <w:w w:val="98"/>
-          <w:sz w:val="10"/>
+          <w:sz w:val="18"/>
           <w:szCs w:val="10"/>
           <w:lang w:eastAsia="zh-CN"/>
         </w:rPr>
@@ -3938,8 +3690,7 @@
       </w:r>
       <w:r>
         <w:rPr>
-          <w:rFonts w:asciiTheme="minorHAnsi" w:eastAsiaTheme="minorHAnsi" w:hAnsiTheme="minorHAnsi"/>
-          <w:sz w:val="10"/>
+          <w:sz w:val="18"/>
           <w:szCs w:val="10"/>
           <w:lang w:eastAsia="zh-CN"/>
         </w:rPr>
@@ -3947,9 +3698,8 @@
       </w:r>
       <w:r>
         <w:rPr>
-          <w:rFonts w:asciiTheme="minorHAnsi" w:eastAsiaTheme="minorHAnsi" w:hAnsiTheme="minorHAnsi"/>
           <w:w w:val="84"/>
-          <w:sz w:val="10"/>
+          <w:sz w:val="18"/>
           <w:szCs w:val="10"/>
           <w:lang w:eastAsia="zh-CN"/>
         </w:rPr>
@@ -3957,8 +3707,7 @@
       </w:r>
       <w:r>
         <w:rPr>
-          <w:rFonts w:asciiTheme="minorHAnsi" w:eastAsiaTheme="minorHAnsi" w:hAnsiTheme="minorHAnsi"/>
-          <w:sz w:val="10"/>
+          <w:sz w:val="18"/>
           <w:szCs w:val="10"/>
           <w:lang w:eastAsia="zh-CN"/>
         </w:rPr>
@@ -3967,20 +3716,18 @@
     </w:p>
     <w:p>
       <w:pPr>
-        <w:pStyle w:val="a7"/>
+        <w:pStyle w:val="a5"/>
         <w:spacing w:before="51" w:line="252" w:lineRule="auto"/>
         <w:ind w:right="147"/>
         <w:rPr>
-          <w:rFonts w:asciiTheme="minorHAnsi" w:eastAsiaTheme="minorHAnsi" w:hAnsiTheme="minorHAnsi"/>
-          <w:sz w:val="10"/>
-          <w:szCs w:val="10"/>
-          <w:lang w:eastAsia="zh-CN"/>
-        </w:rPr>
-      </w:pPr>
-      <w:r>
-        <w:rPr>
-          <w:rFonts w:asciiTheme="minorHAnsi" w:eastAsiaTheme="minorHAnsi" w:hAnsiTheme="minorHAnsi"/>
-          <w:sz w:val="10"/>
+          <w:sz w:val="18"/>
+          <w:szCs w:val="10"/>
+          <w:lang w:eastAsia="zh-CN"/>
+        </w:rPr>
+      </w:pPr>
+      <w:r>
+        <w:rPr>
+          <w:sz w:val="18"/>
           <w:szCs w:val="10"/>
           <w:u w:color="000000"/>
           <w:lang w:eastAsia="zh-CN"/>
@@ -3996,8 +3743,7 @@
       </w:r>
       <w:r>
         <w:rPr>
-          <w:rFonts w:asciiTheme="minorHAnsi" w:eastAsiaTheme="minorHAnsi" w:hAnsiTheme="minorHAnsi"/>
-          <w:sz w:val="10"/>
+          <w:sz w:val="18"/>
           <w:szCs w:val="10"/>
           <w:u w:color="000000"/>
           <w:lang w:eastAsia="zh-CN"/>
@@ -4013,8 +3759,7 @@
       </w:r>
       <w:r>
         <w:rPr>
-          <w:rFonts w:asciiTheme="minorHAnsi" w:eastAsiaTheme="minorHAnsi" w:hAnsiTheme="minorHAnsi"/>
-          <w:sz w:val="10"/>
+          <w:sz w:val="18"/>
           <w:szCs w:val="10"/>
           <w:u w:color="000000"/>
           <w:lang w:eastAsia="zh-CN"/>
@@ -4031,21 +3776,19 @@
     </w:p>
     <w:p>
       <w:pPr>
-        <w:pStyle w:val="a7"/>
+        <w:pStyle w:val="a5"/>
         <w:spacing w:before="69" w:line="261" w:lineRule="auto"/>
         <w:ind w:left="8" w:right="57" w:hanging="8"/>
         <w:jc w:val="both"/>
         <w:rPr>
-          <w:rFonts w:asciiTheme="minorHAnsi" w:eastAsiaTheme="minorHAnsi" w:hAnsiTheme="minorHAnsi"/>
-          <w:sz w:val="10"/>
-          <w:szCs w:val="10"/>
-          <w:lang w:eastAsia="zh-CN"/>
-        </w:rPr>
-      </w:pPr>
-      <w:r>
-        <w:rPr>
-          <w:rFonts w:asciiTheme="minorHAnsi" w:eastAsiaTheme="minorHAnsi" w:hAnsiTheme="minorHAnsi"/>
-          <w:sz w:val="10"/>
+          <w:sz w:val="18"/>
+          <w:szCs w:val="10"/>
+          <w:lang w:eastAsia="zh-CN"/>
+        </w:rPr>
+      </w:pPr>
+      <w:r>
+        <w:rPr>
+          <w:sz w:val="18"/>
           <w:szCs w:val="10"/>
           <w:lang w:eastAsia="zh-CN"/>
         </w:rPr>
@@ -4054,20 +3797,18 @@
     </w:p>
     <w:p>
       <w:pPr>
-        <w:pStyle w:val="a7"/>
+        <w:pStyle w:val="a5"/>
         <w:spacing w:before="52" w:line="251" w:lineRule="auto"/>
         <w:ind w:left="430" w:right="154" w:hanging="412"/>
         <w:rPr>
-          <w:rFonts w:asciiTheme="minorHAnsi" w:eastAsiaTheme="minorHAnsi" w:hAnsiTheme="minorHAnsi"/>
-          <w:sz w:val="10"/>
-          <w:szCs w:val="10"/>
-          <w:lang w:eastAsia="zh-CN"/>
-        </w:rPr>
-      </w:pPr>
-      <w:r>
-        <w:rPr>
-          <w:rFonts w:asciiTheme="minorHAnsi" w:eastAsiaTheme="minorHAnsi" w:hAnsiTheme="minorHAnsi"/>
-          <w:sz w:val="10"/>
+          <w:sz w:val="18"/>
+          <w:szCs w:val="10"/>
+          <w:lang w:eastAsia="zh-CN"/>
+        </w:rPr>
+      </w:pPr>
+      <w:r>
+        <w:rPr>
+          <w:sz w:val="18"/>
           <w:szCs w:val="10"/>
           <w:u w:color="000000"/>
           <w:lang w:eastAsia="zh-CN"/>
@@ -4083,8 +3824,7 @@
       </w:r>
       <w:r>
         <w:rPr>
-          <w:rFonts w:asciiTheme="minorHAnsi" w:eastAsiaTheme="minorHAnsi" w:hAnsiTheme="minorHAnsi"/>
-          <w:sz w:val="10"/>
+          <w:sz w:val="18"/>
           <w:szCs w:val="10"/>
           <w:u w:color="000000"/>
           <w:lang w:eastAsia="zh-CN"/>
@@ -4100,8 +3840,7 @@
       </w:r>
       <w:r>
         <w:rPr>
-          <w:rFonts w:asciiTheme="minorHAnsi" w:eastAsiaTheme="minorHAnsi" w:hAnsiTheme="minorHAnsi"/>
-          <w:sz w:val="10"/>
+          <w:sz w:val="18"/>
           <w:szCs w:val="10"/>
           <w:u w:color="000000"/>
           <w:lang w:eastAsia="zh-CN"/>
@@ -4117,8 +3856,7 @@
       </w:r>
       <w:r>
         <w:rPr>
-          <w:rFonts w:asciiTheme="minorHAnsi" w:eastAsiaTheme="minorHAnsi" w:hAnsiTheme="minorHAnsi"/>
-          <w:sz w:val="10"/>
+          <w:sz w:val="18"/>
           <w:szCs w:val="10"/>
           <w:lang w:eastAsia="zh-CN"/>
         </w:rPr>
@@ -4126,8 +3864,7 @@
       </w:r>
       <w:r>
         <w:rPr>
-          <w:rFonts w:asciiTheme="minorHAnsi" w:eastAsiaTheme="minorHAnsi" w:hAnsiTheme="minorHAnsi"/>
-          <w:sz w:val="10"/>
+          <w:sz w:val="18"/>
           <w:szCs w:val="10"/>
           <w:u w:color="000000"/>
           <w:lang w:eastAsia="zh-CN"/>
@@ -4147,9 +3884,9 @@
         <w:spacing w:before="109" w:line="239" w:lineRule="auto"/>
         <w:ind w:left="51"/>
         <w:rPr>
-          <w:rFonts w:asciiTheme="minorHAnsi" w:eastAsiaTheme="minorHAnsi" w:hAnsiTheme="minorHAnsi" w:cs="华文行楷"/>
+          <w:rFonts w:ascii="宋体" w:eastAsia="宋体" w:hAnsi="宋体" w:cs="华文行楷"/>
           <w:color w:val="FF0000"/>
-          <w:sz w:val="16"/>
+          <w:sz w:val="24"/>
           <w:szCs w:val="16"/>
           <w:lang w:eastAsia="zh-CN"/>
         </w:rPr>
@@ -4160,17 +3897,17 @@
         <w:spacing w:before="109" w:line="239" w:lineRule="auto"/>
         <w:ind w:left="51"/>
         <w:rPr>
-          <w:rFonts w:asciiTheme="minorHAnsi" w:eastAsiaTheme="minorHAnsi" w:hAnsiTheme="minorHAnsi" w:cs="华文行楷" w:hint="eastAsia"/>
-          <w:sz w:val="16"/>
+          <w:rFonts w:ascii="宋体" w:eastAsia="宋体" w:hAnsi="宋体" w:cs="华文行楷"/>
+          <w:sz w:val="24"/>
           <w:szCs w:val="16"/>
           <w:lang w:eastAsia="zh-CN"/>
         </w:rPr>
       </w:pPr>
       <w:r>
         <w:rPr>
-          <w:rFonts w:asciiTheme="minorHAnsi" w:eastAsiaTheme="minorHAnsi" w:hAnsiTheme="minorHAnsi" w:cs="华文行楷"/>
+          <w:rFonts w:ascii="宋体" w:eastAsia="宋体" w:hAnsi="宋体" w:cs="华文行楷"/>
           <w:color w:val="FF0000"/>
-          <w:sz w:val="16"/>
+          <w:sz w:val="24"/>
           <w:szCs w:val="16"/>
           <w:lang w:eastAsia="zh-CN"/>
         </w:rPr>
@@ -4178,9 +3915,9 @@
       </w:r>
       <w:r>
         <w:rPr>
-          <w:rFonts w:asciiTheme="minorHAnsi" w:eastAsiaTheme="minorHAnsi" w:hAnsiTheme="minorHAnsi" w:cs="华文行楷" w:hint="eastAsia"/>
+          <w:rFonts w:ascii="宋体" w:eastAsia="宋体" w:hAnsi="宋体" w:cs="华文行楷" w:hint="eastAsia"/>
           <w:color w:val="FF0000"/>
-          <w:sz w:val="16"/>
+          <w:sz w:val="24"/>
           <w:szCs w:val="16"/>
           <w:lang w:eastAsia="zh-CN"/>
         </w:rPr>
@@ -4188,9 +3925,9 @@
       </w:r>
       <w:r>
         <w:rPr>
-          <w:rFonts w:asciiTheme="minorHAnsi" w:eastAsiaTheme="minorHAnsi" w:hAnsiTheme="minorHAnsi" w:cs="华文行楷"/>
+          <w:rFonts w:ascii="宋体" w:eastAsia="宋体" w:hAnsi="宋体" w:cs="华文行楷"/>
           <w:color w:val="FF0000"/>
-          <w:sz w:val="16"/>
+          <w:sz w:val="24"/>
           <w:szCs w:val="16"/>
           <w:lang w:eastAsia="zh-CN"/>
         </w:rPr>
@@ -4198,8 +3935,8 @@
       </w:r>
       <w:r>
         <w:rPr>
-          <w:rFonts w:asciiTheme="minorHAnsi" w:eastAsiaTheme="minorHAnsi" w:hAnsiTheme="minorHAnsi"/>
-          <w:sz w:val="10"/>
+          <w:rFonts w:ascii="宋体" w:eastAsia="宋体" w:hAnsi="宋体"/>
+          <w:sz w:val="18"/>
           <w:szCs w:val="10"/>
           <w:lang w:eastAsia="zh-CN"/>
         </w:rPr>
@@ -4208,21 +3945,19 @@
     </w:p>
     <w:p>
       <w:pPr>
-        <w:pStyle w:val="a7"/>
+        <w:pStyle w:val="a5"/>
         <w:spacing w:before="62" w:line="256" w:lineRule="auto"/>
         <w:ind w:left="13" w:right="155" w:hanging="14"/>
         <w:jc w:val="both"/>
         <w:rPr>
-          <w:rFonts w:asciiTheme="minorHAnsi" w:eastAsiaTheme="minorHAnsi" w:hAnsiTheme="minorHAnsi"/>
-          <w:sz w:val="10"/>
-          <w:szCs w:val="10"/>
-          <w:lang w:eastAsia="zh-CN"/>
-        </w:rPr>
-      </w:pPr>
-      <w:r>
-        <w:rPr>
-          <w:rFonts w:asciiTheme="minorHAnsi" w:eastAsiaTheme="minorHAnsi" w:hAnsiTheme="minorHAnsi"/>
-          <w:sz w:val="10"/>
+          <w:sz w:val="18"/>
+          <w:szCs w:val="10"/>
+          <w:lang w:eastAsia="zh-CN"/>
+        </w:rPr>
+      </w:pPr>
+      <w:r>
+        <w:rPr>
+          <w:sz w:val="18"/>
           <w:szCs w:val="10"/>
           <w:lang w:eastAsia="zh-CN"/>
         </w:rPr>
@@ -4233,8 +3968,8 @@
       <w:pPr>
         <w:spacing w:before="50"/>
         <w:rPr>
-          <w:rFonts w:asciiTheme="minorHAnsi" w:eastAsiaTheme="minorHAnsi" w:hAnsiTheme="minorHAnsi"/>
-          <w:sz w:val="10"/>
+          <w:rFonts w:ascii="宋体" w:eastAsia="宋体" w:hAnsi="宋体"/>
+          <w:sz w:val="18"/>
           <w:szCs w:val="10"/>
           <w:lang w:eastAsia="zh-CN"/>
         </w:rPr>
@@ -4244,18 +3979,18 @@
       <w:pPr>
         <w:spacing w:before="49"/>
         <w:rPr>
-          <w:rFonts w:asciiTheme="minorHAnsi" w:eastAsiaTheme="minorHAnsi" w:hAnsiTheme="minorHAnsi"/>
-          <w:sz w:val="10"/>
-          <w:szCs w:val="10"/>
-          <w:lang w:eastAsia="zh-CN"/>
-        </w:rPr>
-      </w:pPr>
-    </w:p>
-    <w:p>
-      <w:pPr>
-        <w:rPr>
-          <w:rFonts w:asciiTheme="minorHAnsi" w:eastAsiaTheme="minorHAnsi" w:hAnsiTheme="minorHAnsi"/>
-          <w:sz w:val="10"/>
+          <w:rFonts w:ascii="宋体" w:eastAsia="宋体" w:hAnsi="宋体"/>
+          <w:sz w:val="18"/>
+          <w:szCs w:val="10"/>
+          <w:lang w:eastAsia="zh-CN"/>
+        </w:rPr>
+      </w:pPr>
+    </w:p>
+    <w:p>
+      <w:pPr>
+        <w:rPr>
+          <w:rFonts w:ascii="宋体" w:eastAsia="宋体" w:hAnsi="宋体"/>
+          <w:sz w:val="18"/>
           <w:szCs w:val="10"/>
           <w:lang w:eastAsia="zh-CN"/>
         </w:rPr>
@@ -4276,26 +4011,27 @@
         <w:spacing w:before="38" w:line="188" w:lineRule="auto"/>
         <w:ind w:left="4165"/>
         <w:rPr>
-          <w:rFonts w:asciiTheme="minorHAnsi" w:eastAsiaTheme="minorHAnsi" w:hAnsiTheme="minorHAnsi" w:cs="Times New Roman"/>
-          <w:sz w:val="6"/>
+          <w:rFonts w:ascii="宋体" w:eastAsia="宋体" w:hAnsi="宋体" w:cs="Times New Roman"/>
+          <w:sz w:val="15"/>
           <w:szCs w:val="6"/>
           <w:lang w:eastAsia="zh-CN"/>
         </w:rPr>
       </w:pPr>
       <w:r>
         <w:rPr>
-          <w:rFonts w:asciiTheme="minorHAnsi" w:eastAsiaTheme="minorHAnsi" w:hAnsiTheme="minorHAnsi" w:cs="Times New Roman"/>
-          <w:sz w:val="6"/>
+          <w:rFonts w:ascii="宋体" w:eastAsia="宋体" w:hAnsi="宋体" w:cs="Times New Roman"/>
+          <w:sz w:val="15"/>
           <w:szCs w:val="6"/>
           <w:lang w:eastAsia="zh-CN"/>
         </w:rPr>
+        <w:lastRenderedPageBreak/>
         <w:t>-</w:t>
       </w:r>
       <w:r>
         <w:rPr>
-          <w:rFonts w:asciiTheme="minorHAnsi" w:eastAsiaTheme="minorHAnsi" w:hAnsiTheme="minorHAnsi" w:cs="Times New Roman"/>
+          <w:rFonts w:ascii="宋体" w:eastAsia="宋体" w:hAnsi="宋体" w:cs="Times New Roman"/>
           <w:w w:val="101"/>
-          <w:sz w:val="6"/>
+          <w:sz w:val="15"/>
           <w:szCs w:val="6"/>
           <w:lang w:eastAsia="zh-CN"/>
         </w:rPr>
@@ -4303,8 +4039,8 @@
       </w:r>
       <w:r>
         <w:rPr>
-          <w:rFonts w:asciiTheme="minorHAnsi" w:eastAsiaTheme="minorHAnsi" w:hAnsiTheme="minorHAnsi" w:cs="Times New Roman"/>
-          <w:sz w:val="6"/>
+          <w:rFonts w:ascii="宋体" w:eastAsia="宋体" w:hAnsi="宋体" w:cs="Times New Roman"/>
+          <w:sz w:val="15"/>
           <w:szCs w:val="6"/>
           <w:lang w:eastAsia="zh-CN"/>
         </w:rPr>
@@ -4316,8 +4052,8 @@
         <w:spacing w:before="25" w:line="195" w:lineRule="auto"/>
         <w:ind w:left="446"/>
         <w:rPr>
-          <w:rFonts w:asciiTheme="minorHAnsi" w:eastAsiaTheme="minorHAnsi" w:hAnsiTheme="minorHAnsi" w:cs="楷体"/>
-          <w:sz w:val="6"/>
+          <w:rFonts w:ascii="宋体" w:eastAsia="宋体" w:hAnsi="宋体" w:cs="楷体"/>
+          <w:sz w:val="15"/>
           <w:szCs w:val="6"/>
           <w:lang w:eastAsia="zh-CN"/>
         </w:rPr>
@@ -4327,16 +4063,16 @@
       <w:pPr>
         <w:spacing w:line="14" w:lineRule="auto"/>
         <w:rPr>
-          <w:rFonts w:asciiTheme="minorHAnsi" w:eastAsiaTheme="minorHAnsi" w:hAnsiTheme="minorHAnsi"/>
-          <w:sz w:val="2"/>
-          <w:szCs w:val="10"/>
-          <w:lang w:eastAsia="zh-CN"/>
-        </w:rPr>
-      </w:pPr>
-      <w:r>
-        <w:rPr>
-          <w:rFonts w:asciiTheme="minorHAnsi" w:eastAsiaTheme="minorHAnsi" w:hAnsiTheme="minorHAnsi"/>
-          <w:sz w:val="2"/>
+          <w:rFonts w:ascii="宋体" w:eastAsia="宋体" w:hAnsi="宋体"/>
+          <w:sz w:val="11"/>
+          <w:szCs w:val="10"/>
+          <w:lang w:eastAsia="zh-CN"/>
+        </w:rPr>
+      </w:pPr>
+      <w:r>
+        <w:rPr>
+          <w:rFonts w:ascii="宋体" w:eastAsia="宋体" w:hAnsi="宋体"/>
+          <w:sz w:val="11"/>
           <w:szCs w:val="2"/>
           <w:lang w:eastAsia="zh-CN"/>
         </w:rPr>
@@ -4347,8 +4083,8 @@
       <w:pPr>
         <w:spacing w:before="224" w:line="195" w:lineRule="auto"/>
         <w:rPr>
-          <w:rFonts w:asciiTheme="minorHAnsi" w:eastAsiaTheme="minorHAnsi" w:hAnsiTheme="minorHAnsi" w:cs="楷体"/>
-          <w:sz w:val="6"/>
+          <w:rFonts w:ascii="宋体" w:eastAsia="宋体" w:hAnsi="宋体" w:cs="楷体"/>
+          <w:sz w:val="15"/>
           <w:szCs w:val="6"/>
           <w:lang w:eastAsia="zh-CN"/>
         </w:rPr>
@@ -4358,8 +4094,8 @@
       <w:pPr>
         <w:spacing w:line="195" w:lineRule="auto"/>
         <w:rPr>
-          <w:rFonts w:asciiTheme="minorHAnsi" w:eastAsiaTheme="minorHAnsi" w:hAnsiTheme="minorHAnsi" w:cs="楷体"/>
-          <w:sz w:val="6"/>
+          <w:rFonts w:ascii="宋体" w:eastAsia="宋体" w:hAnsi="宋体" w:cs="楷体"/>
+          <w:sz w:val="15"/>
           <w:szCs w:val="6"/>
           <w:lang w:eastAsia="zh-CN"/>
         </w:rPr>
@@ -4378,30 +4114,28 @@
       <w:pPr>
         <w:spacing w:line="301" w:lineRule="auto"/>
         <w:rPr>
-          <w:rFonts w:asciiTheme="minorHAnsi" w:eastAsiaTheme="minorHAnsi" w:hAnsiTheme="minorHAnsi"/>
-          <w:sz w:val="10"/>
-          <w:szCs w:val="10"/>
-          <w:lang w:eastAsia="zh-CN"/>
-        </w:rPr>
-      </w:pPr>
-    </w:p>
-    <w:p>
-      <w:pPr>
-        <w:pStyle w:val="a7"/>
+          <w:rFonts w:ascii="宋体" w:eastAsia="宋体" w:hAnsi="宋体"/>
+          <w:sz w:val="18"/>
+          <w:szCs w:val="10"/>
+          <w:lang w:eastAsia="zh-CN"/>
+        </w:rPr>
+      </w:pPr>
+    </w:p>
+    <w:p>
+      <w:pPr>
+        <w:pStyle w:val="a5"/>
         <w:spacing w:before="68" w:line="263" w:lineRule="auto"/>
         <w:ind w:right="62"/>
         <w:jc w:val="both"/>
         <w:rPr>
-          <w:rFonts w:asciiTheme="minorHAnsi" w:eastAsiaTheme="minorHAnsi" w:hAnsiTheme="minorHAnsi"/>
-          <w:sz w:val="10"/>
-          <w:szCs w:val="10"/>
-          <w:lang w:eastAsia="zh-CN"/>
-        </w:rPr>
-      </w:pPr>
-      <w:r>
-        <w:rPr>
-          <w:rFonts w:asciiTheme="minorHAnsi" w:eastAsiaTheme="minorHAnsi" w:hAnsiTheme="minorHAnsi"/>
-          <w:sz w:val="10"/>
+          <w:sz w:val="18"/>
+          <w:szCs w:val="10"/>
+          <w:lang w:eastAsia="zh-CN"/>
+        </w:rPr>
+      </w:pPr>
+      <w:r>
+        <w:rPr>
+          <w:sz w:val="18"/>
           <w:szCs w:val="10"/>
           <w:lang w:eastAsia="zh-CN"/>
         </w:rPr>
@@ -4409,8 +4143,8 @@
       </w:r>
       <w:r>
         <w:rPr>
-          <w:rFonts w:asciiTheme="minorHAnsi" w:eastAsiaTheme="minorHAnsi" w:hAnsiTheme="minorHAnsi" w:cs="Times New Roman"/>
-          <w:sz w:val="10"/>
+          <w:rFonts w:cs="Times New Roman"/>
+          <w:sz w:val="18"/>
           <w:szCs w:val="10"/>
           <w:lang w:eastAsia="zh-CN"/>
         </w:rPr>
@@ -4418,9 +4152,9 @@
       </w:r>
       <w:r>
         <w:rPr>
-          <w:rFonts w:asciiTheme="minorHAnsi" w:eastAsiaTheme="minorHAnsi" w:hAnsiTheme="minorHAnsi" w:cs="Times New Roman"/>
+          <w:rFonts w:cs="Times New Roman"/>
           <w:w w:val="101"/>
-          <w:sz w:val="10"/>
+          <w:sz w:val="18"/>
           <w:szCs w:val="10"/>
           <w:lang w:eastAsia="zh-CN"/>
         </w:rPr>
@@ -4428,8 +4162,7 @@
       </w:r>
       <w:r>
         <w:rPr>
-          <w:rFonts w:asciiTheme="minorHAnsi" w:eastAsiaTheme="minorHAnsi" w:hAnsiTheme="minorHAnsi"/>
-          <w:sz w:val="10"/>
+          <w:sz w:val="18"/>
           <w:szCs w:val="10"/>
           <w:lang w:eastAsia="zh-CN"/>
         </w:rPr>
@@ -4438,20 +4171,18 @@
     </w:p>
     <w:p>
       <w:pPr>
-        <w:pStyle w:val="a7"/>
+        <w:pStyle w:val="a5"/>
         <w:spacing w:before="53" w:line="259" w:lineRule="auto"/>
         <w:ind w:left="431" w:right="57" w:hanging="413"/>
         <w:rPr>
-          <w:rFonts w:asciiTheme="minorHAnsi" w:eastAsiaTheme="minorHAnsi" w:hAnsiTheme="minorHAnsi"/>
-          <w:sz w:val="8"/>
+          <w:sz w:val="16"/>
           <w:szCs w:val="8"/>
           <w:lang w:eastAsia="zh-CN"/>
         </w:rPr>
       </w:pPr>
       <w:r>
         <w:rPr>
-          <w:rFonts w:asciiTheme="minorHAnsi" w:eastAsiaTheme="minorHAnsi" w:hAnsiTheme="minorHAnsi"/>
-          <w:sz w:val="8"/>
+          <w:sz w:val="16"/>
           <w:szCs w:val="8"/>
           <w:u w:color="000000"/>
           <w:lang w:eastAsia="zh-CN"/>
@@ -4467,8 +4198,7 @@
       </w:r>
       <w:r>
         <w:rPr>
-          <w:rFonts w:asciiTheme="minorHAnsi" w:eastAsiaTheme="minorHAnsi" w:hAnsiTheme="minorHAnsi"/>
-          <w:sz w:val="8"/>
+          <w:sz w:val="16"/>
           <w:szCs w:val="8"/>
           <w:u w:color="000000"/>
           <w:lang w:eastAsia="zh-CN"/>
@@ -4484,8 +4214,7 @@
       </w:r>
       <w:r>
         <w:rPr>
-          <w:rFonts w:asciiTheme="minorHAnsi" w:eastAsiaTheme="minorHAnsi" w:hAnsiTheme="minorHAnsi"/>
-          <w:sz w:val="8"/>
+          <w:sz w:val="16"/>
           <w:szCs w:val="8"/>
           <w:u w:color="000000"/>
           <w:lang w:eastAsia="zh-CN"/>
@@ -4502,20 +4231,18 @@
     </w:p>
     <w:p>
       <w:pPr>
-        <w:pStyle w:val="a7"/>
+        <w:pStyle w:val="a5"/>
         <w:spacing w:before="52"/>
         <w:ind w:left="18"/>
         <w:rPr>
-          <w:rFonts w:asciiTheme="minorHAnsi" w:eastAsiaTheme="minorHAnsi" w:hAnsiTheme="minorHAnsi"/>
-          <w:sz w:val="10"/>
-          <w:szCs w:val="10"/>
-          <w:lang w:eastAsia="zh-CN"/>
-        </w:rPr>
-      </w:pPr>
-      <w:r>
-        <w:rPr>
-          <w:rFonts w:asciiTheme="minorHAnsi" w:eastAsiaTheme="minorHAnsi" w:hAnsiTheme="minorHAnsi"/>
-          <w:sz w:val="10"/>
+          <w:sz w:val="18"/>
+          <w:szCs w:val="10"/>
+          <w:lang w:eastAsia="zh-CN"/>
+        </w:rPr>
+      </w:pPr>
+      <w:r>
+        <w:rPr>
+          <w:sz w:val="18"/>
           <w:szCs w:val="10"/>
           <w:lang w:eastAsia="zh-CN"/>
         </w:rPr>
@@ -4524,20 +4251,18 @@
     </w:p>
     <w:p>
       <w:pPr>
-        <w:pStyle w:val="a7"/>
+        <w:pStyle w:val="a5"/>
         <w:spacing w:before="68" w:line="267" w:lineRule="auto"/>
         <w:jc w:val="both"/>
         <w:rPr>
-          <w:rFonts w:asciiTheme="minorHAnsi" w:eastAsiaTheme="minorHAnsi" w:hAnsiTheme="minorHAnsi"/>
-          <w:sz w:val="10"/>
-          <w:szCs w:val="10"/>
-          <w:lang w:eastAsia="zh-CN"/>
-        </w:rPr>
-      </w:pPr>
-      <w:r>
-        <w:rPr>
-          <w:rFonts w:asciiTheme="minorHAnsi" w:eastAsiaTheme="minorHAnsi" w:hAnsiTheme="minorHAnsi"/>
-          <w:sz w:val="10"/>
+          <w:sz w:val="18"/>
+          <w:szCs w:val="10"/>
+          <w:lang w:eastAsia="zh-CN"/>
+        </w:rPr>
+      </w:pPr>
+      <w:r>
+        <w:rPr>
+          <w:sz w:val="18"/>
           <w:szCs w:val="10"/>
           <w:lang w:eastAsia="zh-CN"/>
         </w:rPr>
@@ -4546,20 +4271,18 @@
     </w:p>
     <w:p>
       <w:pPr>
-        <w:pStyle w:val="a7"/>
+        <w:pStyle w:val="a5"/>
         <w:spacing w:before="52"/>
         <w:ind w:left="18"/>
         <w:rPr>
-          <w:rFonts w:asciiTheme="minorHAnsi" w:eastAsiaTheme="minorHAnsi" w:hAnsiTheme="minorHAnsi"/>
-          <w:sz w:val="8"/>
+          <w:sz w:val="16"/>
           <w:szCs w:val="8"/>
           <w:lang w:eastAsia="zh-CN"/>
         </w:rPr>
       </w:pPr>
       <w:r>
         <w:rPr>
-          <w:rFonts w:asciiTheme="minorHAnsi" w:eastAsiaTheme="minorHAnsi" w:hAnsiTheme="minorHAnsi"/>
-          <w:sz w:val="8"/>
+          <w:sz w:val="16"/>
           <w:szCs w:val="8"/>
           <w:u w:color="000000"/>
           <w:lang w:eastAsia="zh-CN"/>
@@ -4575,8 +4298,7 @@
       </w:r>
       <w:r>
         <w:rPr>
-          <w:rFonts w:asciiTheme="minorHAnsi" w:eastAsiaTheme="minorHAnsi" w:hAnsiTheme="minorHAnsi"/>
-          <w:sz w:val="8"/>
+          <w:sz w:val="16"/>
           <w:szCs w:val="8"/>
           <w:u w:color="000000"/>
           <w:lang w:eastAsia="zh-CN"/>
@@ -4592,8 +4314,7 @@
       </w:r>
       <w:r>
         <w:rPr>
-          <w:rFonts w:asciiTheme="minorHAnsi" w:eastAsiaTheme="minorHAnsi" w:hAnsiTheme="minorHAnsi"/>
-          <w:sz w:val="8"/>
+          <w:sz w:val="16"/>
           <w:szCs w:val="8"/>
           <w:u w:color="000000"/>
           <w:lang w:eastAsia="zh-CN"/>
@@ -4609,8 +4330,7 @@
       </w:r>
       <w:r>
         <w:rPr>
-          <w:rFonts w:asciiTheme="minorHAnsi" w:eastAsiaTheme="minorHAnsi" w:hAnsiTheme="minorHAnsi"/>
-          <w:sz w:val="8"/>
+          <w:sz w:val="16"/>
           <w:szCs w:val="8"/>
           <w:lang w:eastAsia="zh-CN"/>
         </w:rPr>
@@ -4618,8 +4338,7 @@
       </w:r>
       <w:r>
         <w:rPr>
-          <w:rFonts w:asciiTheme="minorHAnsi" w:eastAsiaTheme="minorHAnsi" w:hAnsiTheme="minorHAnsi"/>
-          <w:sz w:val="8"/>
+          <w:sz w:val="16"/>
           <w:szCs w:val="8"/>
           <w:u w:color="000000"/>
           <w:lang w:eastAsia="zh-CN"/>
@@ -4636,20 +4355,18 @@
     </w:p>
     <w:p>
       <w:pPr>
-        <w:pStyle w:val="a7"/>
+        <w:pStyle w:val="a5"/>
         <w:spacing w:before="39"/>
         <w:ind w:left="18"/>
         <w:rPr>
-          <w:rFonts w:asciiTheme="minorHAnsi" w:eastAsiaTheme="minorHAnsi" w:hAnsiTheme="minorHAnsi"/>
-          <w:sz w:val="10"/>
-          <w:szCs w:val="10"/>
-          <w:lang w:eastAsia="zh-CN"/>
-        </w:rPr>
-      </w:pPr>
-      <w:r>
-        <w:rPr>
-          <w:rFonts w:asciiTheme="minorHAnsi" w:eastAsiaTheme="minorHAnsi" w:hAnsiTheme="minorHAnsi"/>
-          <w:sz w:val="10"/>
+          <w:sz w:val="18"/>
+          <w:szCs w:val="10"/>
+          <w:lang w:eastAsia="zh-CN"/>
+        </w:rPr>
+      </w:pPr>
+      <w:r>
+        <w:rPr>
+          <w:sz w:val="18"/>
           <w:szCs w:val="10"/>
           <w:lang w:eastAsia="zh-CN"/>
         </w:rPr>
@@ -4658,21 +4375,19 @@
     </w:p>
     <w:p>
       <w:pPr>
-        <w:pStyle w:val="a7"/>
+        <w:pStyle w:val="a5"/>
         <w:spacing w:before="69" w:line="265" w:lineRule="auto"/>
         <w:ind w:left="10" w:right="57" w:hanging="10"/>
         <w:jc w:val="both"/>
         <w:rPr>
-          <w:rFonts w:asciiTheme="minorHAnsi" w:eastAsiaTheme="minorHAnsi" w:hAnsiTheme="minorHAnsi"/>
-          <w:sz w:val="10"/>
-          <w:szCs w:val="10"/>
-          <w:lang w:eastAsia="zh-CN"/>
-        </w:rPr>
-      </w:pPr>
-      <w:r>
-        <w:rPr>
-          <w:rFonts w:asciiTheme="minorHAnsi" w:eastAsiaTheme="minorHAnsi" w:hAnsiTheme="minorHAnsi"/>
-          <w:sz w:val="10"/>
+          <w:sz w:val="18"/>
+          <w:szCs w:val="10"/>
+          <w:lang w:eastAsia="zh-CN"/>
+        </w:rPr>
+      </w:pPr>
+      <w:r>
+        <w:rPr>
+          <w:sz w:val="18"/>
           <w:szCs w:val="10"/>
           <w:lang w:eastAsia="zh-CN"/>
         </w:rPr>
@@ -4681,20 +4396,18 @@
     </w:p>
     <w:p>
       <w:pPr>
-        <w:pStyle w:val="a7"/>
+        <w:pStyle w:val="a5"/>
         <w:spacing w:before="53" w:line="251" w:lineRule="auto"/>
         <w:ind w:left="435" w:right="61" w:hanging="417"/>
         <w:rPr>
-          <w:rFonts w:asciiTheme="minorHAnsi" w:eastAsiaTheme="minorHAnsi" w:hAnsiTheme="minorHAnsi"/>
-          <w:sz w:val="8"/>
+          <w:sz w:val="16"/>
           <w:szCs w:val="8"/>
           <w:lang w:eastAsia="zh-CN"/>
         </w:rPr>
       </w:pPr>
       <w:r>
         <w:rPr>
-          <w:rFonts w:asciiTheme="minorHAnsi" w:eastAsiaTheme="minorHAnsi" w:hAnsiTheme="minorHAnsi"/>
-          <w:sz w:val="8"/>
+          <w:sz w:val="16"/>
           <w:szCs w:val="8"/>
           <w:u w:color="000000"/>
           <w:lang w:eastAsia="zh-CN"/>
@@ -4710,8 +4423,7 @@
       </w:r>
       <w:r>
         <w:rPr>
-          <w:rFonts w:asciiTheme="minorHAnsi" w:eastAsiaTheme="minorHAnsi" w:hAnsiTheme="minorHAnsi"/>
-          <w:sz w:val="8"/>
+          <w:sz w:val="16"/>
           <w:szCs w:val="8"/>
           <w:u w:color="000000"/>
           <w:lang w:eastAsia="zh-CN"/>
@@ -4727,8 +4439,7 @@
       </w:r>
       <w:r>
         <w:rPr>
-          <w:rFonts w:asciiTheme="minorHAnsi" w:eastAsiaTheme="minorHAnsi" w:hAnsiTheme="minorHAnsi"/>
-          <w:sz w:val="8"/>
+          <w:sz w:val="16"/>
           <w:szCs w:val="8"/>
           <w:u w:color="000000"/>
           <w:lang w:eastAsia="zh-CN"/>
@@ -4744,8 +4455,7 @@
       </w:r>
       <w:r>
         <w:rPr>
-          <w:rFonts w:asciiTheme="minorHAnsi" w:eastAsiaTheme="minorHAnsi" w:hAnsiTheme="minorHAnsi"/>
-          <w:sz w:val="8"/>
+          <w:sz w:val="16"/>
           <w:szCs w:val="8"/>
           <w:lang w:eastAsia="zh-CN"/>
         </w:rPr>
@@ -4753,8 +4463,7 @@
       </w:r>
       <w:r>
         <w:rPr>
-          <w:rFonts w:asciiTheme="minorHAnsi" w:eastAsiaTheme="minorHAnsi" w:hAnsiTheme="minorHAnsi"/>
-          <w:sz w:val="8"/>
+          <w:sz w:val="16"/>
           <w:szCs w:val="8"/>
           <w:u w:color="000000"/>
           <w:lang w:eastAsia="zh-CN"/>
@@ -4774,18 +4483,18 @@
         <w:spacing w:before="110" w:line="446" w:lineRule="exact"/>
         <w:ind w:left="32"/>
         <w:rPr>
-          <w:rFonts w:asciiTheme="minorHAnsi" w:eastAsiaTheme="minorHAnsi" w:hAnsiTheme="minorHAnsi" w:cs="华文行楷" w:hint="eastAsia"/>
-          <w:sz w:val="16"/>
+          <w:rFonts w:ascii="宋体" w:eastAsia="宋体" w:hAnsi="宋体" w:cs="华文行楷"/>
+          <w:sz w:val="24"/>
           <w:szCs w:val="16"/>
           <w:lang w:eastAsia="zh-CN"/>
         </w:rPr>
       </w:pPr>
       <w:r>
         <w:rPr>
-          <w:rFonts w:asciiTheme="minorHAnsi" w:eastAsiaTheme="minorHAnsi" w:hAnsiTheme="minorHAnsi" w:cs="华文行楷"/>
+          <w:rFonts w:ascii="宋体" w:eastAsia="宋体" w:hAnsi="宋体" w:cs="华文行楷"/>
           <w:color w:val="FF0000"/>
           <w:position w:val="4"/>
-          <w:sz w:val="16"/>
+          <w:sz w:val="24"/>
           <w:szCs w:val="16"/>
           <w:lang w:eastAsia="zh-CN"/>
         </w:rPr>
@@ -4793,10 +4502,10 @@
       </w:r>
       <w:r>
         <w:rPr>
-          <w:rFonts w:asciiTheme="minorHAnsi" w:eastAsiaTheme="minorHAnsi" w:hAnsiTheme="minorHAnsi" w:cs="华文行楷" w:hint="eastAsia"/>
+          <w:rFonts w:ascii="宋体" w:eastAsia="宋体" w:hAnsi="宋体" w:cs="华文行楷" w:hint="eastAsia"/>
           <w:color w:val="FF0000"/>
           <w:position w:val="4"/>
-          <w:sz w:val="16"/>
+          <w:sz w:val="24"/>
           <w:szCs w:val="16"/>
           <w:lang w:eastAsia="zh-CN"/>
         </w:rPr>
@@ -4804,10 +4513,10 @@
       </w:r>
       <w:r>
         <w:rPr>
-          <w:rFonts w:asciiTheme="minorHAnsi" w:eastAsiaTheme="minorHAnsi" w:hAnsiTheme="minorHAnsi" w:cs="华文行楷"/>
+          <w:rFonts w:ascii="宋体" w:eastAsia="宋体" w:hAnsi="宋体" w:cs="华文行楷"/>
           <w:color w:val="FF0000"/>
           <w:position w:val="4"/>
-          <w:sz w:val="16"/>
+          <w:sz w:val="24"/>
           <w:szCs w:val="16"/>
           <w:lang w:eastAsia="zh-CN"/>
         </w:rPr>
@@ -4815,8 +4524,8 @@
       </w:r>
       <w:r>
         <w:rPr>
-          <w:rFonts w:asciiTheme="minorHAnsi" w:eastAsiaTheme="minorHAnsi" w:hAnsiTheme="minorHAnsi"/>
-          <w:sz w:val="10"/>
+          <w:rFonts w:ascii="宋体" w:eastAsia="宋体" w:hAnsi="宋体"/>
+          <w:sz w:val="18"/>
           <w:szCs w:val="10"/>
           <w:lang w:eastAsia="zh-CN"/>
         </w:rPr>
@@ -4825,21 +4534,20 @@
     </w:p>
     <w:p>
       <w:pPr>
-        <w:pStyle w:val="a7"/>
+        <w:pStyle w:val="a5"/>
         <w:spacing w:before="59" w:line="257" w:lineRule="auto"/>
         <w:ind w:left="10" w:right="67" w:hanging="10"/>
         <w:jc w:val="both"/>
         <w:rPr>
-          <w:rFonts w:asciiTheme="minorHAnsi" w:eastAsiaTheme="minorHAnsi" w:hAnsiTheme="minorHAnsi" w:cs="Times New Roman"/>
-          <w:sz w:val="10"/>
-          <w:szCs w:val="10"/>
-          <w:lang w:eastAsia="zh-CN"/>
-        </w:rPr>
-      </w:pPr>
-      <w:r>
-        <w:rPr>
-          <w:rFonts w:asciiTheme="minorHAnsi" w:eastAsiaTheme="minorHAnsi" w:hAnsiTheme="minorHAnsi"/>
-          <w:sz w:val="10"/>
+          <w:rFonts w:cs="Times New Roman"/>
+          <w:sz w:val="18"/>
+          <w:szCs w:val="10"/>
+          <w:lang w:eastAsia="zh-CN"/>
+        </w:rPr>
+      </w:pPr>
+      <w:r>
+        <w:rPr>
+          <w:sz w:val="18"/>
           <w:szCs w:val="10"/>
           <w:lang w:eastAsia="zh-CN"/>
         </w:rPr>
@@ -4847,8 +4555,8 @@
       </w:r>
       <w:r>
         <w:rPr>
-          <w:rFonts w:asciiTheme="minorHAnsi" w:eastAsiaTheme="minorHAnsi" w:hAnsiTheme="minorHAnsi" w:cs="Times New Roman"/>
-          <w:sz w:val="10"/>
+          <w:rFonts w:cs="Times New Roman"/>
+          <w:sz w:val="18"/>
           <w:szCs w:val="10"/>
           <w:lang w:eastAsia="zh-CN"/>
         </w:rPr>
@@ -4857,20 +4565,18 @@
     </w:p>
     <w:p>
       <w:pPr>
-        <w:pStyle w:val="a7"/>
+        <w:pStyle w:val="a5"/>
         <w:spacing w:before="52" w:line="251" w:lineRule="auto"/>
         <w:ind w:left="436" w:hanging="418"/>
         <w:rPr>
-          <w:rFonts w:asciiTheme="minorHAnsi" w:eastAsiaTheme="minorHAnsi" w:hAnsiTheme="minorHAnsi"/>
-          <w:sz w:val="10"/>
-          <w:szCs w:val="10"/>
-          <w:lang w:eastAsia="zh-CN"/>
-        </w:rPr>
-      </w:pPr>
-      <w:r>
-        <w:rPr>
-          <w:rFonts w:asciiTheme="minorHAnsi" w:eastAsiaTheme="minorHAnsi" w:hAnsiTheme="minorHAnsi"/>
-          <w:sz w:val="10"/>
+          <w:sz w:val="18"/>
+          <w:szCs w:val="10"/>
+          <w:lang w:eastAsia="zh-CN"/>
+        </w:rPr>
+      </w:pPr>
+      <w:r>
+        <w:rPr>
+          <w:sz w:val="18"/>
           <w:szCs w:val="10"/>
           <w:lang w:eastAsia="zh-CN"/>
         </w:rPr>
@@ -4881,18 +4587,18 @@
       <w:pPr>
         <w:spacing w:before="27"/>
         <w:rPr>
-          <w:rFonts w:asciiTheme="minorHAnsi" w:eastAsiaTheme="minorHAnsi" w:hAnsiTheme="minorHAnsi"/>
-          <w:sz w:val="10"/>
-          <w:szCs w:val="10"/>
-          <w:lang w:eastAsia="zh-CN"/>
-        </w:rPr>
-      </w:pPr>
-    </w:p>
-    <w:p>
-      <w:pPr>
-        <w:rPr>
-          <w:rFonts w:asciiTheme="minorHAnsi" w:eastAsiaTheme="minorHAnsi" w:hAnsiTheme="minorHAnsi"/>
-          <w:sz w:val="10"/>
+          <w:rFonts w:ascii="宋体" w:eastAsia="宋体" w:hAnsi="宋体"/>
+          <w:sz w:val="18"/>
+          <w:szCs w:val="10"/>
+          <w:lang w:eastAsia="zh-CN"/>
+        </w:rPr>
+      </w:pPr>
+    </w:p>
+    <w:p>
+      <w:pPr>
+        <w:rPr>
+          <w:rFonts w:ascii="宋体" w:eastAsia="宋体" w:hAnsi="宋体"/>
+          <w:sz w:val="18"/>
           <w:szCs w:val="10"/>
           <w:lang w:eastAsia="zh-CN"/>
         </w:rPr>
@@ -4913,26 +4619,27 @@
         <w:spacing w:before="38" w:line="188" w:lineRule="auto"/>
         <w:ind w:left="4165"/>
         <w:rPr>
-          <w:rFonts w:asciiTheme="minorHAnsi" w:eastAsiaTheme="minorHAnsi" w:hAnsiTheme="minorHAnsi" w:cs="Times New Roman"/>
-          <w:sz w:val="6"/>
+          <w:rFonts w:ascii="宋体" w:eastAsia="宋体" w:hAnsi="宋体" w:cs="Times New Roman"/>
+          <w:sz w:val="15"/>
           <w:szCs w:val="6"/>
           <w:lang w:eastAsia="zh-CN"/>
         </w:rPr>
       </w:pPr>
       <w:r>
         <w:rPr>
-          <w:rFonts w:asciiTheme="minorHAnsi" w:eastAsiaTheme="minorHAnsi" w:hAnsiTheme="minorHAnsi" w:cs="Times New Roman"/>
-          <w:sz w:val="6"/>
+          <w:rFonts w:ascii="宋体" w:eastAsia="宋体" w:hAnsi="宋体" w:cs="Times New Roman"/>
+          <w:sz w:val="15"/>
           <w:szCs w:val="6"/>
           <w:lang w:eastAsia="zh-CN"/>
         </w:rPr>
+        <w:lastRenderedPageBreak/>
         <w:t>-</w:t>
       </w:r>
       <w:r>
         <w:rPr>
-          <w:rFonts w:asciiTheme="minorHAnsi" w:eastAsiaTheme="minorHAnsi" w:hAnsiTheme="minorHAnsi" w:cs="Times New Roman"/>
+          <w:rFonts w:ascii="宋体" w:eastAsia="宋体" w:hAnsi="宋体" w:cs="Times New Roman"/>
           <w:w w:val="101"/>
-          <w:sz w:val="6"/>
+          <w:sz w:val="15"/>
           <w:szCs w:val="6"/>
           <w:lang w:eastAsia="zh-CN"/>
         </w:rPr>
@@ -4940,8 +4647,8 @@
       </w:r>
       <w:r>
         <w:rPr>
-          <w:rFonts w:asciiTheme="minorHAnsi" w:eastAsiaTheme="minorHAnsi" w:hAnsiTheme="minorHAnsi" w:cs="Times New Roman"/>
-          <w:sz w:val="6"/>
+          <w:rFonts w:ascii="宋体" w:eastAsia="宋体" w:hAnsi="宋体" w:cs="Times New Roman"/>
+          <w:sz w:val="15"/>
           <w:szCs w:val="6"/>
           <w:lang w:eastAsia="zh-CN"/>
         </w:rPr>
@@ -4953,8 +4660,8 @@
         <w:spacing w:before="26" w:line="195" w:lineRule="auto"/>
         <w:ind w:left="446"/>
         <w:rPr>
-          <w:rFonts w:asciiTheme="minorHAnsi" w:eastAsiaTheme="minorHAnsi" w:hAnsiTheme="minorHAnsi" w:cs="楷体"/>
-          <w:sz w:val="6"/>
+          <w:rFonts w:ascii="宋体" w:eastAsia="宋体" w:hAnsi="宋体" w:cs="楷体"/>
+          <w:sz w:val="15"/>
           <w:szCs w:val="6"/>
           <w:lang w:eastAsia="zh-CN"/>
         </w:rPr>
@@ -4964,16 +4671,16 @@
       <w:pPr>
         <w:spacing w:line="14" w:lineRule="auto"/>
         <w:rPr>
-          <w:rFonts w:asciiTheme="minorHAnsi" w:eastAsiaTheme="minorHAnsi" w:hAnsiTheme="minorHAnsi"/>
-          <w:sz w:val="2"/>
-          <w:szCs w:val="10"/>
-          <w:lang w:eastAsia="zh-CN"/>
-        </w:rPr>
-      </w:pPr>
-      <w:r>
-        <w:rPr>
-          <w:rFonts w:asciiTheme="minorHAnsi" w:eastAsiaTheme="minorHAnsi" w:hAnsiTheme="minorHAnsi"/>
-          <w:sz w:val="2"/>
+          <w:rFonts w:ascii="宋体" w:eastAsia="宋体" w:hAnsi="宋体"/>
+          <w:sz w:val="11"/>
+          <w:szCs w:val="10"/>
+          <w:lang w:eastAsia="zh-CN"/>
+        </w:rPr>
+      </w:pPr>
+      <w:r>
+        <w:rPr>
+          <w:rFonts w:ascii="宋体" w:eastAsia="宋体" w:hAnsi="宋体"/>
+          <w:sz w:val="11"/>
           <w:szCs w:val="2"/>
           <w:lang w:eastAsia="zh-CN"/>
         </w:rPr>
@@ -4984,8 +4691,8 @@
       <w:pPr>
         <w:spacing w:before="225" w:line="195" w:lineRule="auto"/>
         <w:rPr>
-          <w:rFonts w:asciiTheme="minorHAnsi" w:eastAsiaTheme="minorHAnsi" w:hAnsiTheme="minorHAnsi" w:cs="楷体"/>
-          <w:sz w:val="6"/>
+          <w:rFonts w:ascii="宋体" w:eastAsia="宋体" w:hAnsi="宋体" w:cs="楷体"/>
+          <w:sz w:val="15"/>
           <w:szCs w:val="6"/>
           <w:lang w:eastAsia="zh-CN"/>
         </w:rPr>
@@ -4995,8 +4702,8 @@
       <w:pPr>
         <w:spacing w:line="195" w:lineRule="auto"/>
         <w:rPr>
-          <w:rFonts w:asciiTheme="minorHAnsi" w:eastAsiaTheme="minorHAnsi" w:hAnsiTheme="minorHAnsi" w:cs="楷体"/>
-          <w:sz w:val="6"/>
+          <w:rFonts w:ascii="宋体" w:eastAsia="宋体" w:hAnsi="宋体" w:cs="楷体"/>
+          <w:sz w:val="15"/>
           <w:szCs w:val="6"/>
           <w:lang w:eastAsia="zh-CN"/>
         </w:rPr>
@@ -5015,29 +4722,28 @@
       <w:pPr>
         <w:spacing w:line="291" w:lineRule="auto"/>
         <w:rPr>
-          <w:rFonts w:asciiTheme="minorHAnsi" w:eastAsiaTheme="minorHAnsi" w:hAnsiTheme="minorHAnsi"/>
-          <w:sz w:val="10"/>
-          <w:szCs w:val="10"/>
-          <w:lang w:eastAsia="zh-CN"/>
-        </w:rPr>
-      </w:pPr>
-    </w:p>
-    <w:p>
-      <w:pPr>
-        <w:pStyle w:val="a7"/>
+          <w:rFonts w:ascii="宋体" w:eastAsia="宋体" w:hAnsi="宋体"/>
+          <w:sz w:val="18"/>
+          <w:szCs w:val="10"/>
+          <w:lang w:eastAsia="zh-CN"/>
+        </w:rPr>
+      </w:pPr>
+    </w:p>
+    <w:p>
+      <w:pPr>
+        <w:pStyle w:val="a5"/>
         <w:spacing w:before="69" w:line="269" w:lineRule="auto"/>
         <w:ind w:left="430" w:hanging="412"/>
         <w:rPr>
-          <w:rFonts w:asciiTheme="minorHAnsi" w:eastAsiaTheme="minorHAnsi" w:hAnsiTheme="minorHAnsi"/>
-          <w:sz w:val="10"/>
-          <w:szCs w:val="10"/>
-          <w:lang w:eastAsia="zh-CN"/>
-        </w:rPr>
-      </w:pPr>
-      <w:r>
-        <w:rPr>
-          <w:rFonts w:asciiTheme="minorHAnsi" w:eastAsiaTheme="minorHAnsi" w:hAnsiTheme="minorHAnsi" w:cs="Wingdings"/>
-          <w:sz w:val="10"/>
+          <w:sz w:val="18"/>
+          <w:szCs w:val="10"/>
+          <w:lang w:eastAsia="zh-CN"/>
+        </w:rPr>
+      </w:pPr>
+      <w:r>
+        <w:rPr>
+          <w:rFonts w:cs="Wingdings"/>
+          <w:sz w:val="18"/>
           <w:szCs w:val="10"/>
           <w:lang w:eastAsia="zh-CN"/>
         </w:rPr>
@@ -5045,8 +4751,7 @@
       </w:r>
       <w:r>
         <w:rPr>
-          <w:rFonts w:asciiTheme="minorHAnsi" w:eastAsiaTheme="minorHAnsi" w:hAnsiTheme="minorHAnsi"/>
-          <w:sz w:val="10"/>
+          <w:sz w:val="18"/>
           <w:szCs w:val="10"/>
           <w:lang w:eastAsia="zh-CN"/>
         </w:rPr>
@@ -5055,20 +4760,18 @@
     </w:p>
     <w:p>
       <w:pPr>
-        <w:pStyle w:val="a7"/>
+        <w:pStyle w:val="a5"/>
         <w:spacing w:before="69" w:line="269" w:lineRule="auto"/>
         <w:ind w:left="430" w:hanging="412"/>
         <w:rPr>
-          <w:rFonts w:asciiTheme="minorHAnsi" w:eastAsiaTheme="minorHAnsi" w:hAnsiTheme="minorHAnsi"/>
-          <w:sz w:val="10"/>
-          <w:szCs w:val="10"/>
-          <w:lang w:eastAsia="zh-CN"/>
-        </w:rPr>
-      </w:pPr>
-      <w:r>
-        <w:rPr>
-          <w:rFonts w:asciiTheme="minorHAnsi" w:eastAsiaTheme="minorHAnsi" w:hAnsiTheme="minorHAnsi"/>
-          <w:sz w:val="10"/>
+          <w:sz w:val="18"/>
+          <w:szCs w:val="10"/>
+          <w:lang w:eastAsia="zh-CN"/>
+        </w:rPr>
+      </w:pPr>
+      <w:r>
+        <w:rPr>
+          <w:sz w:val="18"/>
           <w:szCs w:val="10"/>
           <w:lang w:eastAsia="zh-CN"/>
         </w:rPr>
@@ -5077,20 +4780,18 @@
     </w:p>
     <w:p>
       <w:pPr>
-        <w:pStyle w:val="a7"/>
+        <w:pStyle w:val="a5"/>
         <w:spacing w:before="69" w:line="269" w:lineRule="auto"/>
         <w:ind w:left="430" w:hanging="412"/>
         <w:rPr>
-          <w:rFonts w:asciiTheme="minorHAnsi" w:eastAsiaTheme="minorHAnsi" w:hAnsiTheme="minorHAnsi"/>
-          <w:sz w:val="10"/>
-          <w:szCs w:val="10"/>
-          <w:lang w:eastAsia="zh-CN"/>
-        </w:rPr>
-      </w:pPr>
-      <w:r>
-        <w:rPr>
-          <w:rFonts w:asciiTheme="minorHAnsi" w:eastAsiaTheme="minorHAnsi" w:hAnsiTheme="minorHAnsi"/>
-          <w:sz w:val="10"/>
+          <w:sz w:val="18"/>
+          <w:szCs w:val="10"/>
+          <w:lang w:eastAsia="zh-CN"/>
+        </w:rPr>
+      </w:pPr>
+      <w:r>
+        <w:rPr>
+          <w:sz w:val="18"/>
           <w:szCs w:val="10"/>
           <w:lang w:eastAsia="zh-CN"/>
         </w:rPr>
@@ -5099,20 +4800,18 @@
     </w:p>
     <w:p>
       <w:pPr>
-        <w:pStyle w:val="a7"/>
+        <w:pStyle w:val="a5"/>
         <w:spacing w:before="69" w:line="269" w:lineRule="auto"/>
         <w:ind w:left="430" w:hanging="412"/>
         <w:rPr>
-          <w:rFonts w:asciiTheme="minorHAnsi" w:eastAsiaTheme="minorHAnsi" w:hAnsiTheme="minorHAnsi"/>
-          <w:sz w:val="10"/>
-          <w:szCs w:val="10"/>
-          <w:lang w:eastAsia="zh-CN"/>
-        </w:rPr>
-      </w:pPr>
-      <w:r>
-        <w:rPr>
-          <w:rFonts w:asciiTheme="minorHAnsi" w:eastAsiaTheme="minorHAnsi" w:hAnsiTheme="minorHAnsi"/>
-          <w:sz w:val="10"/>
+          <w:sz w:val="18"/>
+          <w:szCs w:val="10"/>
+          <w:lang w:eastAsia="zh-CN"/>
+        </w:rPr>
+      </w:pPr>
+      <w:r>
+        <w:rPr>
+          <w:sz w:val="18"/>
           <w:szCs w:val="10"/>
           <w:lang w:eastAsia="zh-CN"/>
         </w:rPr>
@@ -5121,20 +4820,18 @@
     </w:p>
     <w:p>
       <w:pPr>
-        <w:pStyle w:val="a7"/>
+        <w:pStyle w:val="a5"/>
         <w:spacing w:before="69" w:line="269" w:lineRule="auto"/>
         <w:ind w:left="430" w:hanging="412"/>
         <w:rPr>
-          <w:rFonts w:asciiTheme="minorHAnsi" w:eastAsiaTheme="minorHAnsi" w:hAnsiTheme="minorHAnsi"/>
-          <w:sz w:val="10"/>
-          <w:szCs w:val="10"/>
-          <w:lang w:eastAsia="zh-CN"/>
-        </w:rPr>
-      </w:pPr>
-      <w:r>
-        <w:rPr>
-          <w:rFonts w:asciiTheme="minorHAnsi" w:eastAsiaTheme="minorHAnsi" w:hAnsiTheme="minorHAnsi"/>
-          <w:sz w:val="10"/>
+          <w:sz w:val="18"/>
+          <w:szCs w:val="10"/>
+          <w:lang w:eastAsia="zh-CN"/>
+        </w:rPr>
+      </w:pPr>
+      <w:r>
+        <w:rPr>
+          <w:sz w:val="18"/>
           <w:szCs w:val="10"/>
           <w:lang w:eastAsia="zh-CN"/>
         </w:rPr>
@@ -5143,20 +4840,18 @@
     </w:p>
     <w:p>
       <w:pPr>
-        <w:pStyle w:val="a7"/>
+        <w:pStyle w:val="a5"/>
         <w:spacing w:before="68" w:line="264" w:lineRule="auto"/>
         <w:ind w:left="10" w:right="62" w:hanging="10"/>
         <w:rPr>
-          <w:rFonts w:asciiTheme="minorHAnsi" w:eastAsiaTheme="minorHAnsi" w:hAnsiTheme="minorHAnsi"/>
-          <w:sz w:val="10"/>
-          <w:szCs w:val="10"/>
-          <w:lang w:eastAsia="zh-CN"/>
-        </w:rPr>
-      </w:pPr>
-      <w:r>
-        <w:rPr>
-          <w:rFonts w:asciiTheme="minorHAnsi" w:eastAsiaTheme="minorHAnsi" w:hAnsiTheme="minorHAnsi"/>
-          <w:sz w:val="10"/>
+          <w:sz w:val="18"/>
+          <w:szCs w:val="10"/>
+          <w:lang w:eastAsia="zh-CN"/>
+        </w:rPr>
+      </w:pPr>
+      <w:r>
+        <w:rPr>
+          <w:sz w:val="18"/>
           <w:szCs w:val="10"/>
           <w:lang w:eastAsia="zh-CN"/>
         </w:rPr>
@@ -5165,21 +4860,19 @@
     </w:p>
     <w:p>
       <w:pPr>
-        <w:pStyle w:val="a7"/>
+        <w:pStyle w:val="a5"/>
         <w:spacing w:before="68" w:line="263" w:lineRule="auto"/>
         <w:ind w:left="8" w:right="57" w:hanging="8"/>
         <w:jc w:val="both"/>
         <w:rPr>
-          <w:rFonts w:asciiTheme="minorHAnsi" w:eastAsiaTheme="minorHAnsi" w:hAnsiTheme="minorHAnsi"/>
-          <w:sz w:val="10"/>
-          <w:szCs w:val="10"/>
-          <w:lang w:eastAsia="zh-CN"/>
-        </w:rPr>
-      </w:pPr>
-      <w:r>
-        <w:rPr>
-          <w:rFonts w:asciiTheme="minorHAnsi" w:eastAsiaTheme="minorHAnsi" w:hAnsiTheme="minorHAnsi"/>
-          <w:sz w:val="10"/>
+          <w:sz w:val="18"/>
+          <w:szCs w:val="10"/>
+          <w:lang w:eastAsia="zh-CN"/>
+        </w:rPr>
+      </w:pPr>
+      <w:r>
+        <w:rPr>
+          <w:sz w:val="18"/>
           <w:szCs w:val="10"/>
           <w:lang w:eastAsia="zh-CN"/>
         </w:rPr>
@@ -5191,18 +4884,18 @@
         <w:spacing w:before="109" w:line="444" w:lineRule="exact"/>
         <w:ind w:left="38"/>
         <w:rPr>
-          <w:rFonts w:asciiTheme="minorHAnsi" w:eastAsiaTheme="minorHAnsi" w:hAnsiTheme="minorHAnsi" w:cs="华文行楷"/>
-          <w:sz w:val="16"/>
+          <w:rFonts w:ascii="宋体" w:eastAsia="宋体" w:hAnsi="宋体" w:cs="华文行楷"/>
+          <w:sz w:val="24"/>
           <w:szCs w:val="16"/>
           <w:lang w:eastAsia="zh-CN"/>
         </w:rPr>
       </w:pPr>
       <w:r>
         <w:rPr>
-          <w:rFonts w:asciiTheme="minorHAnsi" w:eastAsiaTheme="minorHAnsi" w:hAnsiTheme="minorHAnsi" w:cs="华文行楷"/>
+          <w:rFonts w:ascii="宋体" w:eastAsia="宋体" w:hAnsi="宋体" w:cs="华文行楷"/>
           <w:color w:val="FF0000"/>
           <w:position w:val="4"/>
-          <w:sz w:val="16"/>
+          <w:sz w:val="24"/>
           <w:szCs w:val="16"/>
           <w:lang w:eastAsia="zh-CN"/>
         </w:rPr>
@@ -5210,10 +4903,10 @@
       </w:r>
       <w:r>
         <w:rPr>
-          <w:rFonts w:asciiTheme="minorHAnsi" w:eastAsiaTheme="minorHAnsi" w:hAnsiTheme="minorHAnsi" w:cs="华文行楷" w:hint="eastAsia"/>
+          <w:rFonts w:ascii="宋体" w:eastAsia="宋体" w:hAnsi="宋体" w:cs="华文行楷" w:hint="eastAsia"/>
           <w:color w:val="FF0000"/>
           <w:position w:val="4"/>
-          <w:sz w:val="16"/>
+          <w:sz w:val="24"/>
           <w:szCs w:val="16"/>
           <w:lang w:eastAsia="zh-CN"/>
         </w:rPr>
@@ -5221,10 +4914,10 @@
       </w:r>
       <w:r>
         <w:rPr>
-          <w:rFonts w:asciiTheme="minorHAnsi" w:eastAsiaTheme="minorHAnsi" w:hAnsiTheme="minorHAnsi" w:cs="华文行楷"/>
+          <w:rFonts w:ascii="宋体" w:eastAsia="宋体" w:hAnsi="宋体" w:cs="华文行楷"/>
           <w:color w:val="FF0000"/>
           <w:position w:val="4"/>
-          <w:sz w:val="16"/>
+          <w:sz w:val="24"/>
           <w:szCs w:val="16"/>
           <w:lang w:eastAsia="zh-CN"/>
         </w:rPr>
@@ -5233,21 +4926,19 @@
     </w:p>
     <w:p>
       <w:pPr>
-        <w:pStyle w:val="a7"/>
+        <w:pStyle w:val="a5"/>
         <w:spacing w:before="62" w:line="256" w:lineRule="auto"/>
         <w:ind w:left="8" w:right="77" w:hanging="8"/>
         <w:jc w:val="both"/>
         <w:rPr>
-          <w:rFonts w:asciiTheme="minorHAnsi" w:eastAsiaTheme="minorHAnsi" w:hAnsiTheme="minorHAnsi"/>
-          <w:sz w:val="10"/>
-          <w:szCs w:val="10"/>
-          <w:lang w:eastAsia="zh-CN"/>
-        </w:rPr>
-      </w:pPr>
-      <w:r>
-        <w:rPr>
-          <w:rFonts w:asciiTheme="minorHAnsi" w:eastAsiaTheme="minorHAnsi" w:hAnsiTheme="minorHAnsi"/>
-          <w:sz w:val="10"/>
+          <w:sz w:val="18"/>
+          <w:szCs w:val="10"/>
+          <w:lang w:eastAsia="zh-CN"/>
+        </w:rPr>
+      </w:pPr>
+      <w:r>
+        <w:rPr>
+          <w:sz w:val="18"/>
           <w:szCs w:val="10"/>
           <w:lang w:eastAsia="zh-CN"/>
         </w:rPr>
@@ -5255,8 +4946,7 @@
       </w:r>
       <w:r>
         <w:rPr>
-          <w:rFonts w:asciiTheme="minorHAnsi" w:eastAsiaTheme="minorHAnsi" w:hAnsiTheme="minorHAnsi"/>
-          <w:sz w:val="10"/>
+          <w:sz w:val="18"/>
           <w:szCs w:val="10"/>
           <w:lang w:eastAsia="zh-CN"/>
         </w:rPr>
@@ -5264,8 +4954,7 @@
       </w:r>
       <w:r>
         <w:rPr>
-          <w:rFonts w:asciiTheme="minorHAnsi" w:eastAsiaTheme="minorHAnsi" w:hAnsiTheme="minorHAnsi"/>
-          <w:sz w:val="10"/>
+          <w:sz w:val="18"/>
           <w:szCs w:val="10"/>
           <w:lang w:eastAsia="zh-CN"/>
         </w:rPr>
@@ -5274,20 +4963,18 @@
     </w:p>
     <w:p>
       <w:pPr>
-        <w:pStyle w:val="a7"/>
+        <w:pStyle w:val="a5"/>
         <w:spacing w:before="53" w:line="251" w:lineRule="auto"/>
         <w:ind w:left="445" w:right="72" w:hanging="427"/>
         <w:rPr>
-          <w:rFonts w:asciiTheme="minorHAnsi" w:eastAsiaTheme="minorHAnsi" w:hAnsiTheme="minorHAnsi"/>
-          <w:sz w:val="10"/>
-          <w:szCs w:val="10"/>
-          <w:lang w:eastAsia="zh-CN"/>
-        </w:rPr>
-      </w:pPr>
-      <w:r>
-        <w:rPr>
-          <w:rFonts w:asciiTheme="minorHAnsi" w:eastAsiaTheme="minorHAnsi" w:hAnsiTheme="minorHAnsi"/>
-          <w:sz w:val="10"/>
+          <w:sz w:val="18"/>
+          <w:szCs w:val="10"/>
+          <w:lang w:eastAsia="zh-CN"/>
+        </w:rPr>
+      </w:pPr>
+      <w:r>
+        <w:rPr>
+          <w:sz w:val="18"/>
           <w:szCs w:val="10"/>
           <w:u w:color="000000"/>
           <w:lang w:eastAsia="zh-CN"/>
@@ -5303,8 +4990,7 @@
       </w:r>
       <w:r>
         <w:rPr>
-          <w:rFonts w:asciiTheme="minorHAnsi" w:eastAsiaTheme="minorHAnsi" w:hAnsiTheme="minorHAnsi"/>
-          <w:sz w:val="10"/>
+          <w:sz w:val="18"/>
           <w:szCs w:val="10"/>
           <w:u w:color="000000"/>
           <w:lang w:eastAsia="zh-CN"/>
@@ -5320,8 +5006,7 @@
       </w:r>
       <w:r>
         <w:rPr>
-          <w:rFonts w:asciiTheme="minorHAnsi" w:eastAsiaTheme="minorHAnsi" w:hAnsiTheme="minorHAnsi"/>
-          <w:sz w:val="10"/>
+          <w:sz w:val="18"/>
           <w:szCs w:val="10"/>
           <w:u w:color="000000"/>
           <w:lang w:eastAsia="zh-CN"/>
@@ -5337,9 +5022,8 @@
       </w:r>
       <w:r>
         <w:rPr>
-          <w:rFonts w:asciiTheme="minorHAnsi" w:eastAsiaTheme="minorHAnsi" w:hAnsiTheme="minorHAnsi"/>
           <w:w w:val="71"/>
-          <w:sz w:val="10"/>
+          <w:sz w:val="18"/>
           <w:szCs w:val="10"/>
           <w:u w:color="000000"/>
           <w:lang w:eastAsia="zh-CN"/>
@@ -5355,8 +5039,7 @@
       </w:r>
       <w:r>
         <w:rPr>
-          <w:rFonts w:asciiTheme="minorHAnsi" w:eastAsiaTheme="minorHAnsi" w:hAnsiTheme="minorHAnsi"/>
-          <w:sz w:val="10"/>
+          <w:sz w:val="18"/>
           <w:szCs w:val="10"/>
           <w:u w:color="000000"/>
           <w:lang w:eastAsia="zh-CN"/>
@@ -5373,20 +5056,18 @@
     </w:p>
     <w:p>
       <w:pPr>
-        <w:pStyle w:val="a7"/>
+        <w:pStyle w:val="a5"/>
         <w:spacing w:before="69" w:line="247" w:lineRule="auto"/>
         <w:ind w:left="11" w:right="57" w:hanging="11"/>
         <w:rPr>
-          <w:rFonts w:asciiTheme="minorHAnsi" w:eastAsiaTheme="minorHAnsi" w:hAnsiTheme="minorHAnsi"/>
-          <w:sz w:val="10"/>
-          <w:szCs w:val="10"/>
-          <w:lang w:eastAsia="zh-CN"/>
-        </w:rPr>
-      </w:pPr>
-      <w:r>
-        <w:rPr>
-          <w:rFonts w:asciiTheme="minorHAnsi" w:eastAsiaTheme="minorHAnsi" w:hAnsiTheme="minorHAnsi"/>
-          <w:sz w:val="10"/>
+          <w:sz w:val="18"/>
+          <w:szCs w:val="10"/>
+          <w:lang w:eastAsia="zh-CN"/>
+        </w:rPr>
+      </w:pPr>
+      <w:r>
+        <w:rPr>
+          <w:sz w:val="18"/>
           <w:szCs w:val="10"/>
           <w:lang w:eastAsia="zh-CN"/>
         </w:rPr>
@@ -5395,12 +5076,11 @@
     </w:p>
     <w:p>
       <w:pPr>
-        <w:pStyle w:val="a7"/>
+        <w:pStyle w:val="a5"/>
         <w:spacing w:before="53" w:line="251" w:lineRule="auto"/>
         <w:ind w:left="434" w:right="63" w:hanging="416"/>
         <w:rPr>
-          <w:rFonts w:asciiTheme="minorHAnsi" w:eastAsiaTheme="minorHAnsi" w:hAnsiTheme="minorHAnsi"/>
-          <w:sz w:val="10"/>
+          <w:sz w:val="18"/>
           <w:szCs w:val="10"/>
           <w:lang w:eastAsia="zh-CN"/>
         </w:rPr>
@@ -5417,8 +5097,7 @@
       </w:pPr>
       <w:r>
         <w:rPr>
-          <w:rFonts w:asciiTheme="minorHAnsi" w:eastAsiaTheme="minorHAnsi" w:hAnsiTheme="minorHAnsi"/>
-          <w:sz w:val="10"/>
+          <w:sz w:val="18"/>
           <w:szCs w:val="10"/>
           <w:u w:color="000000"/>
           <w:lang w:eastAsia="zh-CN"/>
@@ -5434,8 +5113,7 @@
       </w:r>
       <w:r>
         <w:rPr>
-          <w:rFonts w:asciiTheme="minorHAnsi" w:eastAsiaTheme="minorHAnsi" w:hAnsiTheme="minorHAnsi"/>
-          <w:sz w:val="10"/>
+          <w:sz w:val="18"/>
           <w:szCs w:val="10"/>
           <w:u w:color="000000"/>
           <w:lang w:eastAsia="zh-CN"/>
@@ -5451,8 +5129,7 @@
       </w:r>
       <w:r>
         <w:rPr>
-          <w:rFonts w:asciiTheme="minorHAnsi" w:eastAsiaTheme="minorHAnsi" w:hAnsiTheme="minorHAnsi"/>
-          <w:sz w:val="10"/>
+          <w:sz w:val="18"/>
           <w:szCs w:val="10"/>
           <w:u w:color="000000"/>
           <w:lang w:eastAsia="zh-CN"/>
@@ -5468,8 +5145,7 @@
       </w:r>
       <w:r>
         <w:rPr>
-          <w:rFonts w:asciiTheme="minorHAnsi" w:eastAsiaTheme="minorHAnsi" w:hAnsiTheme="minorHAnsi"/>
-          <w:sz w:val="10"/>
+          <w:sz w:val="18"/>
           <w:szCs w:val="10"/>
           <w:lang w:eastAsia="zh-CN"/>
         </w:rPr>
@@ -5480,8 +5156,8 @@
       <w:pPr>
         <w:spacing w:before="38" w:line="188" w:lineRule="auto"/>
         <w:rPr>
-          <w:rFonts w:asciiTheme="minorHAnsi" w:eastAsiaTheme="minorHAnsi" w:hAnsiTheme="minorHAnsi" w:cs="Times New Roman"/>
-          <w:sz w:val="6"/>
+          <w:rFonts w:ascii="宋体" w:eastAsia="宋体" w:hAnsi="宋体" w:cs="Times New Roman"/>
+          <w:sz w:val="15"/>
           <w:szCs w:val="6"/>
           <w:lang w:eastAsia="zh-CN"/>
         </w:rPr>
@@ -5492,8 +5168,8 @@
         <w:spacing w:before="25" w:line="195" w:lineRule="auto"/>
         <w:ind w:left="446"/>
         <w:rPr>
-          <w:rFonts w:asciiTheme="minorHAnsi" w:eastAsiaTheme="minorHAnsi" w:hAnsiTheme="minorHAnsi" w:cs="楷体"/>
-          <w:sz w:val="6"/>
+          <w:rFonts w:ascii="宋体" w:eastAsia="宋体" w:hAnsi="宋体" w:cs="楷体"/>
+          <w:sz w:val="15"/>
           <w:szCs w:val="6"/>
           <w:lang w:eastAsia="zh-CN"/>
         </w:rPr>
@@ -5503,16 +5179,16 @@
       <w:pPr>
         <w:spacing w:line="14" w:lineRule="auto"/>
         <w:rPr>
-          <w:rFonts w:asciiTheme="minorHAnsi" w:eastAsiaTheme="minorHAnsi" w:hAnsiTheme="minorHAnsi"/>
-          <w:sz w:val="2"/>
-          <w:szCs w:val="10"/>
-          <w:lang w:eastAsia="zh-CN"/>
-        </w:rPr>
-      </w:pPr>
-      <w:r>
-        <w:rPr>
-          <w:rFonts w:asciiTheme="minorHAnsi" w:eastAsiaTheme="minorHAnsi" w:hAnsiTheme="minorHAnsi"/>
-          <w:sz w:val="2"/>
+          <w:rFonts w:ascii="宋体" w:eastAsia="宋体" w:hAnsi="宋体"/>
+          <w:sz w:val="11"/>
+          <w:szCs w:val="10"/>
+          <w:lang w:eastAsia="zh-CN"/>
+        </w:rPr>
+      </w:pPr>
+      <w:r>
+        <w:rPr>
+          <w:rFonts w:ascii="宋体" w:eastAsia="宋体" w:hAnsi="宋体"/>
+          <w:sz w:val="11"/>
           <w:szCs w:val="2"/>
           <w:lang w:eastAsia="zh-CN"/>
         </w:rPr>
@@ -5523,8 +5199,8 @@
       <w:pPr>
         <w:spacing w:before="224" w:line="195" w:lineRule="auto"/>
         <w:rPr>
-          <w:rFonts w:asciiTheme="minorHAnsi" w:eastAsiaTheme="minorHAnsi" w:hAnsiTheme="minorHAnsi" w:cs="楷体"/>
-          <w:sz w:val="6"/>
+          <w:rFonts w:ascii="宋体" w:eastAsia="宋体" w:hAnsi="宋体" w:cs="楷体"/>
+          <w:sz w:val="15"/>
           <w:szCs w:val="6"/>
           <w:lang w:eastAsia="zh-CN"/>
         </w:rPr>
@@ -5534,8 +5210,8 @@
       <w:pPr>
         <w:spacing w:line="195" w:lineRule="auto"/>
         <w:rPr>
-          <w:rFonts w:asciiTheme="minorHAnsi" w:eastAsiaTheme="minorHAnsi" w:hAnsiTheme="minorHAnsi" w:cs="楷体"/>
-          <w:sz w:val="6"/>
+          <w:rFonts w:ascii="宋体" w:eastAsia="宋体" w:hAnsi="宋体" w:cs="楷体"/>
+          <w:sz w:val="15"/>
           <w:szCs w:val="6"/>
           <w:lang w:eastAsia="zh-CN"/>
         </w:rPr>
@@ -5554,8 +5230,8 @@
       <w:pPr>
         <w:spacing w:line="305" w:lineRule="auto"/>
         <w:rPr>
-          <w:rFonts w:asciiTheme="minorHAnsi" w:eastAsiaTheme="minorHAnsi" w:hAnsiTheme="minorHAnsi"/>
-          <w:sz w:val="10"/>
+          <w:rFonts w:ascii="宋体" w:eastAsia="宋体" w:hAnsi="宋体"/>
+          <w:sz w:val="18"/>
           <w:szCs w:val="10"/>
           <w:lang w:eastAsia="zh-CN"/>
         </w:rPr>
@@ -5565,30 +5241,28 @@
       <w:pPr>
         <w:spacing w:line="306" w:lineRule="auto"/>
         <w:rPr>
-          <w:rFonts w:asciiTheme="minorHAnsi" w:eastAsiaTheme="minorHAnsi" w:hAnsiTheme="minorHAnsi"/>
-          <w:sz w:val="10"/>
-          <w:szCs w:val="10"/>
-          <w:lang w:eastAsia="zh-CN"/>
-        </w:rPr>
-      </w:pPr>
-    </w:p>
-    <w:p>
-      <w:pPr>
-        <w:pStyle w:val="a7"/>
+          <w:rFonts w:ascii="宋体" w:eastAsia="宋体" w:hAnsi="宋体"/>
+          <w:sz w:val="18"/>
+          <w:szCs w:val="10"/>
+          <w:lang w:eastAsia="zh-CN"/>
+        </w:rPr>
+      </w:pPr>
+    </w:p>
+    <w:p>
+      <w:pPr>
+        <w:pStyle w:val="a5"/>
         <w:spacing w:before="68" w:line="260" w:lineRule="auto"/>
         <w:ind w:left="8" w:right="78" w:hanging="8"/>
         <w:jc w:val="both"/>
         <w:rPr>
-          <w:rFonts w:asciiTheme="minorHAnsi" w:eastAsiaTheme="minorHAnsi" w:hAnsiTheme="minorHAnsi"/>
-          <w:sz w:val="10"/>
-          <w:szCs w:val="10"/>
-          <w:lang w:eastAsia="zh-CN"/>
-        </w:rPr>
-      </w:pPr>
-      <w:r>
-        <w:rPr>
-          <w:rFonts w:asciiTheme="minorHAnsi" w:eastAsiaTheme="minorHAnsi" w:hAnsiTheme="minorHAnsi"/>
-          <w:sz w:val="10"/>
+          <w:sz w:val="18"/>
+          <w:szCs w:val="10"/>
+          <w:lang w:eastAsia="zh-CN"/>
+        </w:rPr>
+      </w:pPr>
+      <w:r>
+        <w:rPr>
+          <w:sz w:val="18"/>
           <w:szCs w:val="10"/>
           <w:lang w:eastAsia="zh-CN"/>
         </w:rPr>
@@ -5596,8 +5270,8 @@
       </w:r>
       <w:r>
         <w:rPr>
-          <w:rFonts w:asciiTheme="minorHAnsi" w:eastAsiaTheme="minorHAnsi" w:hAnsiTheme="minorHAnsi" w:hint="eastAsia"/>
-          <w:sz w:val="10"/>
+          <w:rFonts w:hint="eastAsia"/>
+          <w:sz w:val="18"/>
           <w:szCs w:val="10"/>
           <w:lang w:eastAsia="zh-CN"/>
         </w:rPr>
@@ -5605,8 +5279,7 @@
       </w:r>
       <w:r>
         <w:rPr>
-          <w:rFonts w:asciiTheme="minorHAnsi" w:eastAsiaTheme="minorHAnsi" w:hAnsiTheme="minorHAnsi"/>
-          <w:sz w:val="10"/>
+          <w:sz w:val="18"/>
           <w:szCs w:val="10"/>
           <w:lang w:eastAsia="zh-CN"/>
         </w:rPr>
@@ -5615,20 +5288,18 @@
     </w:p>
     <w:p>
       <w:pPr>
-        <w:pStyle w:val="a7"/>
+        <w:pStyle w:val="a5"/>
         <w:spacing w:before="53" w:line="252" w:lineRule="auto"/>
         <w:ind w:left="430" w:right="79" w:hanging="412"/>
         <w:rPr>
-          <w:rFonts w:asciiTheme="minorHAnsi" w:eastAsiaTheme="minorHAnsi" w:hAnsiTheme="minorHAnsi"/>
-          <w:sz w:val="10"/>
-          <w:szCs w:val="10"/>
-          <w:lang w:eastAsia="zh-CN"/>
-        </w:rPr>
-      </w:pPr>
-      <w:r>
-        <w:rPr>
-          <w:rFonts w:asciiTheme="minorHAnsi" w:eastAsiaTheme="minorHAnsi" w:hAnsiTheme="minorHAnsi"/>
-          <w:sz w:val="10"/>
+          <w:sz w:val="18"/>
+          <w:szCs w:val="10"/>
+          <w:lang w:eastAsia="zh-CN"/>
+        </w:rPr>
+      </w:pPr>
+      <w:r>
+        <w:rPr>
+          <w:sz w:val="18"/>
           <w:szCs w:val="10"/>
           <w:u w:color="000000"/>
           <w:lang w:eastAsia="zh-CN"/>
@@ -5644,8 +5315,7 @@
       </w:r>
       <w:r>
         <w:rPr>
-          <w:rFonts w:asciiTheme="minorHAnsi" w:eastAsiaTheme="minorHAnsi" w:hAnsiTheme="minorHAnsi"/>
-          <w:sz w:val="10"/>
+          <w:sz w:val="18"/>
           <w:szCs w:val="10"/>
           <w:u w:color="000000"/>
           <w:lang w:eastAsia="zh-CN"/>
@@ -5661,8 +5331,7 @@
       </w:r>
       <w:r>
         <w:rPr>
-          <w:rFonts w:asciiTheme="minorHAnsi" w:eastAsiaTheme="minorHAnsi" w:hAnsiTheme="minorHAnsi"/>
-          <w:sz w:val="10"/>
+          <w:sz w:val="18"/>
           <w:szCs w:val="10"/>
           <w:u w:color="000000"/>
           <w:lang w:eastAsia="zh-CN"/>
@@ -5679,21 +5348,19 @@
     </w:p>
     <w:p>
       <w:pPr>
-        <w:pStyle w:val="a7"/>
+        <w:pStyle w:val="a5"/>
         <w:spacing w:before="68" w:line="261" w:lineRule="auto"/>
         <w:ind w:left="8" w:right="79" w:hanging="8"/>
         <w:jc w:val="both"/>
         <w:rPr>
-          <w:rFonts w:asciiTheme="minorHAnsi" w:eastAsiaTheme="minorHAnsi" w:hAnsiTheme="minorHAnsi"/>
-          <w:sz w:val="10"/>
-          <w:szCs w:val="10"/>
-          <w:lang w:eastAsia="zh-CN"/>
-        </w:rPr>
-      </w:pPr>
-      <w:r>
-        <w:rPr>
-          <w:rFonts w:asciiTheme="minorHAnsi" w:eastAsiaTheme="minorHAnsi" w:hAnsiTheme="minorHAnsi"/>
-          <w:sz w:val="10"/>
+          <w:sz w:val="18"/>
+          <w:szCs w:val="10"/>
+          <w:lang w:eastAsia="zh-CN"/>
+        </w:rPr>
+      </w:pPr>
+      <w:r>
+        <w:rPr>
+          <w:sz w:val="18"/>
           <w:szCs w:val="10"/>
           <w:lang w:eastAsia="zh-CN"/>
         </w:rPr>
@@ -5702,20 +5369,18 @@
     </w:p>
     <w:p>
       <w:pPr>
-        <w:pStyle w:val="a7"/>
+        <w:pStyle w:val="a5"/>
         <w:spacing w:before="51"/>
         <w:ind w:left="18"/>
         <w:rPr>
-          <w:rFonts w:asciiTheme="minorHAnsi" w:eastAsiaTheme="minorHAnsi" w:hAnsiTheme="minorHAnsi"/>
-          <w:sz w:val="10"/>
-          <w:szCs w:val="10"/>
-          <w:lang w:eastAsia="zh-CN"/>
-        </w:rPr>
-      </w:pPr>
-      <w:r>
-        <w:rPr>
-          <w:rFonts w:asciiTheme="minorHAnsi" w:eastAsiaTheme="minorHAnsi" w:hAnsiTheme="minorHAnsi"/>
-          <w:sz w:val="10"/>
+          <w:sz w:val="18"/>
+          <w:szCs w:val="10"/>
+          <w:lang w:eastAsia="zh-CN"/>
+        </w:rPr>
+      </w:pPr>
+      <w:r>
+        <w:rPr>
+          <w:sz w:val="18"/>
           <w:szCs w:val="10"/>
           <w:u w:color="000000"/>
           <w:lang w:eastAsia="zh-CN"/>
@@ -5731,8 +5396,7 @@
       </w:r>
       <w:r>
         <w:rPr>
-          <w:rFonts w:asciiTheme="minorHAnsi" w:eastAsiaTheme="minorHAnsi" w:hAnsiTheme="minorHAnsi"/>
-          <w:sz w:val="10"/>
+          <w:sz w:val="18"/>
           <w:szCs w:val="10"/>
           <w:u w:color="000000"/>
           <w:lang w:eastAsia="zh-CN"/>
@@ -5748,8 +5412,7 @@
       </w:r>
       <w:r>
         <w:rPr>
-          <w:rFonts w:asciiTheme="minorHAnsi" w:eastAsiaTheme="minorHAnsi" w:hAnsiTheme="minorHAnsi"/>
-          <w:sz w:val="10"/>
+          <w:sz w:val="18"/>
           <w:szCs w:val="10"/>
           <w:u w:color="000000"/>
           <w:lang w:eastAsia="zh-CN"/>
@@ -5769,9 +5432,9 @@
         <w:spacing w:before="109" w:line="210" w:lineRule="auto"/>
         <w:ind w:left="42"/>
         <w:rPr>
-          <w:rFonts w:asciiTheme="minorHAnsi" w:eastAsiaTheme="minorHAnsi" w:hAnsiTheme="minorHAnsi" w:cs="华文行楷"/>
+          <w:rFonts w:ascii="宋体" w:eastAsia="宋体" w:hAnsi="宋体" w:cs="华文行楷"/>
           <w:color w:val="FF0000"/>
-          <w:sz w:val="16"/>
+          <w:sz w:val="24"/>
           <w:szCs w:val="16"/>
           <w:lang w:eastAsia="zh-CN"/>
         </w:rPr>
@@ -5782,17 +5445,17 @@
         <w:spacing w:before="109" w:line="210" w:lineRule="auto"/>
         <w:ind w:left="42"/>
         <w:rPr>
-          <w:rFonts w:asciiTheme="minorHAnsi" w:eastAsiaTheme="minorHAnsi" w:hAnsiTheme="minorHAnsi" w:cs="华文行楷"/>
-          <w:sz w:val="16"/>
+          <w:rFonts w:ascii="宋体" w:eastAsia="宋体" w:hAnsi="宋体" w:cs="华文行楷"/>
+          <w:sz w:val="24"/>
           <w:szCs w:val="16"/>
           <w:lang w:eastAsia="zh-CN"/>
         </w:rPr>
       </w:pPr>
       <w:r>
         <w:rPr>
-          <w:rFonts w:asciiTheme="minorHAnsi" w:eastAsiaTheme="minorHAnsi" w:hAnsiTheme="minorHAnsi" w:cs="华文行楷"/>
+          <w:rFonts w:ascii="宋体" w:eastAsia="宋体" w:hAnsi="宋体" w:cs="华文行楷"/>
           <w:color w:val="FF0000"/>
-          <w:sz w:val="16"/>
+          <w:sz w:val="24"/>
           <w:szCs w:val="16"/>
           <w:lang w:eastAsia="zh-CN"/>
         </w:rPr>
@@ -5800,9 +5463,9 @@
       </w:r>
       <w:r>
         <w:rPr>
-          <w:rFonts w:asciiTheme="minorHAnsi" w:eastAsiaTheme="minorHAnsi" w:hAnsiTheme="minorHAnsi" w:cs="华文行楷" w:hint="eastAsia"/>
+          <w:rFonts w:ascii="宋体" w:eastAsia="宋体" w:hAnsi="宋体" w:cs="华文行楷" w:hint="eastAsia"/>
           <w:color w:val="FF0000"/>
-          <w:sz w:val="16"/>
+          <w:sz w:val="24"/>
           <w:szCs w:val="16"/>
           <w:lang w:eastAsia="zh-CN"/>
         </w:rPr>
@@ -5810,9 +5473,9 @@
       </w:r>
       <w:r>
         <w:rPr>
-          <w:rFonts w:asciiTheme="minorHAnsi" w:eastAsiaTheme="minorHAnsi" w:hAnsiTheme="minorHAnsi" w:cs="华文行楷"/>
+          <w:rFonts w:ascii="宋体" w:eastAsia="宋体" w:hAnsi="宋体" w:cs="华文行楷"/>
           <w:color w:val="FF0000"/>
-          <w:sz w:val="16"/>
+          <w:sz w:val="24"/>
           <w:szCs w:val="16"/>
           <w:lang w:eastAsia="zh-CN"/>
         </w:rPr>
@@ -5820,8 +5483,8 @@
       </w:r>
       <w:r>
         <w:rPr>
-          <w:rFonts w:asciiTheme="minorHAnsi" w:eastAsiaTheme="minorHAnsi" w:hAnsiTheme="minorHAnsi"/>
-          <w:sz w:val="10"/>
+          <w:rFonts w:ascii="宋体" w:eastAsia="宋体" w:hAnsi="宋体"/>
+          <w:sz w:val="18"/>
           <w:szCs w:val="10"/>
           <w:lang w:eastAsia="zh-CN"/>
         </w:rPr>
@@ -5830,20 +5493,18 @@
     </w:p>
     <w:p>
       <w:pPr>
-        <w:pStyle w:val="a7"/>
+        <w:pStyle w:val="a5"/>
         <w:spacing w:before="61" w:line="247" w:lineRule="auto"/>
         <w:ind w:left="8" w:right="91" w:hanging="8"/>
         <w:rPr>
-          <w:rFonts w:asciiTheme="minorHAnsi" w:eastAsiaTheme="minorHAnsi" w:hAnsiTheme="minorHAnsi"/>
-          <w:sz w:val="10"/>
-          <w:szCs w:val="10"/>
-          <w:lang w:eastAsia="zh-CN"/>
-        </w:rPr>
-      </w:pPr>
-      <w:r>
-        <w:rPr>
-          <w:rFonts w:asciiTheme="minorHAnsi" w:eastAsiaTheme="minorHAnsi" w:hAnsiTheme="minorHAnsi"/>
-          <w:sz w:val="10"/>
+          <w:sz w:val="18"/>
+          <w:szCs w:val="10"/>
+          <w:lang w:eastAsia="zh-CN"/>
+        </w:rPr>
+      </w:pPr>
+      <w:r>
+        <w:rPr>
+          <w:sz w:val="18"/>
           <w:szCs w:val="10"/>
           <w:lang w:eastAsia="zh-CN"/>
         </w:rPr>
@@ -5852,20 +5513,18 @@
     </w:p>
     <w:p>
       <w:pPr>
-        <w:pStyle w:val="a7"/>
+        <w:pStyle w:val="a5"/>
         <w:spacing w:before="52"/>
         <w:ind w:left="18"/>
         <w:rPr>
-          <w:rFonts w:asciiTheme="minorHAnsi" w:eastAsiaTheme="minorHAnsi" w:hAnsiTheme="minorHAnsi"/>
-          <w:sz w:val="10"/>
-          <w:szCs w:val="10"/>
-          <w:lang w:eastAsia="zh-CN"/>
-        </w:rPr>
-      </w:pPr>
-      <w:r>
-        <w:rPr>
-          <w:rFonts w:asciiTheme="minorHAnsi" w:eastAsiaTheme="minorHAnsi" w:hAnsiTheme="minorHAnsi"/>
-          <w:sz w:val="10"/>
+          <w:sz w:val="18"/>
+          <w:szCs w:val="10"/>
+          <w:lang w:eastAsia="zh-CN"/>
+        </w:rPr>
+      </w:pPr>
+      <w:r>
+        <w:rPr>
+          <w:sz w:val="18"/>
           <w:szCs w:val="10"/>
           <w:u w:color="000000"/>
           <w:lang w:eastAsia="zh-CN"/>
@@ -5881,8 +5540,7 @@
       </w:r>
       <w:r>
         <w:rPr>
-          <w:rFonts w:asciiTheme="minorHAnsi" w:eastAsiaTheme="minorHAnsi" w:hAnsiTheme="minorHAnsi"/>
-          <w:sz w:val="10"/>
+          <w:sz w:val="18"/>
           <w:szCs w:val="10"/>
           <w:u w:color="000000"/>
           <w:lang w:eastAsia="zh-CN"/>
@@ -5898,8 +5556,7 @@
       </w:r>
       <w:r>
         <w:rPr>
-          <w:rFonts w:asciiTheme="minorHAnsi" w:eastAsiaTheme="minorHAnsi" w:hAnsiTheme="minorHAnsi"/>
-          <w:sz w:val="10"/>
+          <w:sz w:val="18"/>
           <w:szCs w:val="10"/>
           <w:u w:color="000000"/>
           <w:lang w:eastAsia="zh-CN"/>
@@ -5916,21 +5573,19 @@
     </w:p>
     <w:p>
       <w:pPr>
-        <w:pStyle w:val="a7"/>
+        <w:pStyle w:val="a5"/>
         <w:spacing w:before="69" w:line="256" w:lineRule="auto"/>
         <w:ind w:left="10" w:right="78" w:hanging="10"/>
         <w:jc w:val="both"/>
         <w:rPr>
-          <w:rFonts w:asciiTheme="minorHAnsi" w:eastAsiaTheme="minorHAnsi" w:hAnsiTheme="minorHAnsi"/>
-          <w:sz w:val="10"/>
-          <w:szCs w:val="10"/>
-          <w:lang w:eastAsia="zh-CN"/>
-        </w:rPr>
-      </w:pPr>
-      <w:r>
-        <w:rPr>
-          <w:rFonts w:asciiTheme="minorHAnsi" w:eastAsiaTheme="minorHAnsi" w:hAnsiTheme="minorHAnsi"/>
-          <w:sz w:val="10"/>
+          <w:sz w:val="18"/>
+          <w:szCs w:val="10"/>
+          <w:lang w:eastAsia="zh-CN"/>
+        </w:rPr>
+      </w:pPr>
+      <w:r>
+        <w:rPr>
+          <w:sz w:val="18"/>
           <w:szCs w:val="10"/>
           <w:lang w:eastAsia="zh-CN"/>
         </w:rPr>
@@ -5939,20 +5594,18 @@
     </w:p>
     <w:p>
       <w:pPr>
-        <w:pStyle w:val="a7"/>
+        <w:pStyle w:val="a5"/>
         <w:spacing w:before="53"/>
         <w:ind w:left="18"/>
         <w:rPr>
-          <w:rFonts w:asciiTheme="minorHAnsi" w:eastAsiaTheme="minorHAnsi" w:hAnsiTheme="minorHAnsi"/>
-          <w:sz w:val="10"/>
-          <w:szCs w:val="10"/>
-          <w:lang w:eastAsia="zh-CN"/>
-        </w:rPr>
-      </w:pPr>
-      <w:r>
-        <w:rPr>
-          <w:rFonts w:asciiTheme="minorHAnsi" w:eastAsiaTheme="minorHAnsi" w:hAnsiTheme="minorHAnsi"/>
-          <w:sz w:val="10"/>
+          <w:sz w:val="18"/>
+          <w:szCs w:val="10"/>
+          <w:lang w:eastAsia="zh-CN"/>
+        </w:rPr>
+      </w:pPr>
+      <w:r>
+        <w:rPr>
+          <w:sz w:val="18"/>
           <w:szCs w:val="10"/>
           <w:u w:color="000000"/>
           <w:lang w:eastAsia="zh-CN"/>
@@ -5969,21 +5622,19 @@
     </w:p>
     <w:p>
       <w:pPr>
-        <w:pStyle w:val="a7"/>
+        <w:pStyle w:val="a5"/>
         <w:spacing w:before="69" w:line="256" w:lineRule="auto"/>
         <w:ind w:left="8" w:hanging="8"/>
         <w:jc w:val="both"/>
         <w:rPr>
-          <w:rFonts w:asciiTheme="minorHAnsi" w:eastAsiaTheme="minorHAnsi" w:hAnsiTheme="minorHAnsi"/>
-          <w:sz w:val="10"/>
-          <w:szCs w:val="10"/>
-          <w:lang w:eastAsia="zh-CN"/>
-        </w:rPr>
-      </w:pPr>
-      <w:r>
-        <w:rPr>
-          <w:rFonts w:asciiTheme="minorHAnsi" w:eastAsiaTheme="minorHAnsi" w:hAnsiTheme="minorHAnsi"/>
-          <w:sz w:val="10"/>
+          <w:sz w:val="18"/>
+          <w:szCs w:val="10"/>
+          <w:lang w:eastAsia="zh-CN"/>
+        </w:rPr>
+      </w:pPr>
+      <w:r>
+        <w:rPr>
+          <w:sz w:val="18"/>
           <w:szCs w:val="10"/>
           <w:lang w:eastAsia="zh-CN"/>
         </w:rPr>
@@ -5995,9 +5646,8 @@
         <w:spacing w:before="161" w:line="210" w:lineRule="auto"/>
         <w:ind w:left="26"/>
         <w:rPr>
-          <w:rFonts w:asciiTheme="minorHAnsi" w:eastAsiaTheme="minorHAnsi" w:hAnsiTheme="minorHAnsi" w:cs="华文行楷"/>
+          <w:rFonts w:ascii="宋体" w:eastAsia="宋体" w:hAnsi="宋体" w:cs="华文行楷"/>
           <w:color w:val="FF0000"/>
-          <w:sz w:val="13"/>
           <w:szCs w:val="13"/>
           <w:lang w:eastAsia="zh-CN"/>
         </w:rPr>
@@ -6008,17 +5658,15 @@
         <w:spacing w:before="161" w:line="210" w:lineRule="auto"/>
         <w:ind w:left="26"/>
         <w:rPr>
-          <w:rFonts w:asciiTheme="minorHAnsi" w:eastAsiaTheme="minorHAnsi" w:hAnsiTheme="minorHAnsi" w:cs="华文行楷"/>
-          <w:sz w:val="13"/>
+          <w:rFonts w:ascii="宋体" w:eastAsia="宋体" w:hAnsi="宋体" w:cs="华文行楷"/>
           <w:szCs w:val="13"/>
           <w:lang w:eastAsia="zh-CN"/>
         </w:rPr>
       </w:pPr>
       <w:r>
         <w:rPr>
-          <w:rFonts w:asciiTheme="minorHAnsi" w:eastAsiaTheme="minorHAnsi" w:hAnsiTheme="minorHAnsi" w:cs="华文行楷"/>
+          <w:rFonts w:ascii="宋体" w:eastAsia="宋体" w:hAnsi="宋体" w:cs="华文行楷"/>
           <w:color w:val="FF0000"/>
-          <w:sz w:val="13"/>
           <w:szCs w:val="13"/>
           <w:lang w:eastAsia="zh-CN"/>
         </w:rPr>
@@ -6026,9 +5674,8 @@
       </w:r>
       <w:r>
         <w:rPr>
-          <w:rFonts w:asciiTheme="minorHAnsi" w:eastAsiaTheme="minorHAnsi" w:hAnsiTheme="minorHAnsi" w:cs="华文行楷" w:hint="eastAsia"/>
+          <w:rFonts w:ascii="宋体" w:eastAsia="宋体" w:hAnsi="宋体" w:cs="华文行楷" w:hint="eastAsia"/>
           <w:color w:val="FF0000"/>
-          <w:sz w:val="13"/>
           <w:szCs w:val="13"/>
           <w:lang w:eastAsia="zh-CN"/>
         </w:rPr>
@@ -6036,9 +5683,8 @@
       </w:r>
       <w:r>
         <w:rPr>
-          <w:rFonts w:asciiTheme="minorHAnsi" w:eastAsiaTheme="minorHAnsi" w:hAnsiTheme="minorHAnsi" w:cs="华文行楷"/>
+          <w:rFonts w:ascii="宋体" w:eastAsia="宋体" w:hAnsi="宋体" w:cs="华文行楷"/>
           <w:color w:val="FF0000"/>
-          <w:sz w:val="13"/>
           <w:szCs w:val="13"/>
           <w:lang w:eastAsia="zh-CN"/>
         </w:rPr>
@@ -6046,8 +5692,8 @@
       </w:r>
       <w:r>
         <w:rPr>
-          <w:rFonts w:asciiTheme="minorHAnsi" w:eastAsiaTheme="minorHAnsi" w:hAnsiTheme="minorHAnsi"/>
-          <w:sz w:val="10"/>
+          <w:rFonts w:ascii="宋体" w:eastAsia="宋体" w:hAnsi="宋体"/>
+          <w:sz w:val="18"/>
           <w:szCs w:val="10"/>
           <w:lang w:eastAsia="zh-CN"/>
         </w:rPr>
@@ -6056,20 +5702,18 @@
     </w:p>
     <w:p>
       <w:pPr>
-        <w:pStyle w:val="a7"/>
+        <w:pStyle w:val="a5"/>
         <w:spacing w:before="61" w:line="247" w:lineRule="auto"/>
         <w:ind w:left="8" w:right="62" w:hanging="9"/>
         <w:rPr>
-          <w:rFonts w:asciiTheme="minorHAnsi" w:eastAsiaTheme="minorHAnsi" w:hAnsiTheme="minorHAnsi"/>
-          <w:sz w:val="10"/>
-          <w:szCs w:val="10"/>
-          <w:lang w:eastAsia="zh-CN"/>
-        </w:rPr>
-      </w:pPr>
-      <w:r>
-        <w:rPr>
-          <w:rFonts w:asciiTheme="minorHAnsi" w:eastAsiaTheme="minorHAnsi" w:hAnsiTheme="minorHAnsi"/>
-          <w:sz w:val="10"/>
+          <w:sz w:val="18"/>
+          <w:szCs w:val="10"/>
+          <w:lang w:eastAsia="zh-CN"/>
+        </w:rPr>
+      </w:pPr>
+      <w:r>
+        <w:rPr>
+          <w:sz w:val="18"/>
           <w:szCs w:val="10"/>
           <w:lang w:eastAsia="zh-CN"/>
         </w:rPr>
@@ -6081,17 +5725,17 @@
         <w:spacing w:before="8" w:line="223" w:lineRule="auto"/>
         <w:ind w:left="446"/>
         <w:rPr>
-          <w:rFonts w:asciiTheme="minorHAnsi" w:eastAsiaTheme="minorHAnsi" w:hAnsiTheme="minorHAnsi" w:cs="楷体"/>
-          <w:sz w:val="6"/>
+          <w:rFonts w:ascii="宋体" w:eastAsia="宋体" w:hAnsi="宋体" w:cs="楷体"/>
+          <w:sz w:val="15"/>
           <w:szCs w:val="6"/>
           <w:lang w:eastAsia="zh-CN"/>
         </w:rPr>
       </w:pPr>
       <w:r>
         <w:rPr>
-          <w:rFonts w:asciiTheme="minorHAnsi" w:eastAsiaTheme="minorHAnsi" w:hAnsiTheme="minorHAnsi" w:cs="楷体"/>
+          <w:rFonts w:ascii="宋体" w:eastAsia="宋体" w:hAnsi="宋体" w:cs="楷体"/>
           <w:color w:val="0000FF"/>
-          <w:sz w:val="6"/>
+          <w:sz w:val="15"/>
           <w:szCs w:val="6"/>
           <w:lang w:eastAsia="zh-CN"/>
         </w:rPr>
@@ -6102,8 +5746,8 @@
       <w:pPr>
         <w:spacing w:line="223" w:lineRule="auto"/>
         <w:rPr>
-          <w:rFonts w:asciiTheme="minorHAnsi" w:eastAsiaTheme="minorHAnsi" w:hAnsiTheme="minorHAnsi" w:cs="楷体"/>
-          <w:sz w:val="6"/>
+          <w:rFonts w:ascii="宋体" w:eastAsia="宋体" w:hAnsi="宋体" w:cs="楷体"/>
+          <w:sz w:val="15"/>
           <w:szCs w:val="6"/>
           <w:lang w:eastAsia="zh-CN"/>
         </w:rPr>
@@ -6121,30 +5765,28 @@
       <w:pPr>
         <w:spacing w:line="298" w:lineRule="auto"/>
         <w:rPr>
-          <w:rFonts w:asciiTheme="minorHAnsi" w:eastAsiaTheme="minorHAnsi" w:hAnsiTheme="minorHAnsi"/>
-          <w:sz w:val="10"/>
-          <w:szCs w:val="10"/>
-          <w:lang w:eastAsia="zh-CN"/>
-        </w:rPr>
-      </w:pPr>
-    </w:p>
-    <w:p>
-      <w:pPr>
-        <w:pStyle w:val="a7"/>
+          <w:rFonts w:ascii="宋体" w:eastAsia="宋体" w:hAnsi="宋体"/>
+          <w:sz w:val="18"/>
+          <w:szCs w:val="10"/>
+          <w:lang w:eastAsia="zh-CN"/>
+        </w:rPr>
+      </w:pPr>
+    </w:p>
+    <w:p>
+      <w:pPr>
+        <w:pStyle w:val="a5"/>
         <w:spacing w:before="69" w:line="303" w:lineRule="exact"/>
         <w:ind w:left="9"/>
         <w:rPr>
-          <w:rFonts w:asciiTheme="minorHAnsi" w:eastAsiaTheme="minorHAnsi" w:hAnsiTheme="minorHAnsi"/>
-          <w:sz w:val="10"/>
-          <w:szCs w:val="10"/>
-          <w:lang w:eastAsia="zh-CN"/>
-        </w:rPr>
-      </w:pPr>
-      <w:r>
-        <w:rPr>
-          <w:rFonts w:asciiTheme="minorHAnsi" w:eastAsiaTheme="minorHAnsi" w:hAnsiTheme="minorHAnsi"/>
+          <w:sz w:val="18"/>
+          <w:szCs w:val="10"/>
+          <w:lang w:eastAsia="zh-CN"/>
+        </w:rPr>
+      </w:pPr>
+      <w:r>
+        <w:rPr>
           <w:position w:val="6"/>
-          <w:sz w:val="10"/>
+          <w:sz w:val="18"/>
           <w:szCs w:val="10"/>
           <w:lang w:eastAsia="zh-CN"/>
         </w:rPr>
@@ -6153,23 +5795,19 @@
     </w:p>
     <w:p>
       <w:pPr>
-        <w:pStyle w:val="a7"/>
+        <w:pStyle w:val="a5"/>
         <w:ind w:left="18"/>
         <w:rPr>
-          <w:rFonts w:asciiTheme="minorHAnsi" w:eastAsiaTheme="minorHAnsi" w:hAnsiTheme="minorHAnsi"/>
-          <w:b/>
           <w:bCs/>
-          <w:sz w:val="10"/>
-          <w:szCs w:val="10"/>
-          <w:lang w:eastAsia="zh-CN"/>
-        </w:rPr>
-      </w:pPr>
-      <w:r>
-        <w:rPr>
-          <w:rFonts w:asciiTheme="minorHAnsi" w:eastAsiaTheme="minorHAnsi" w:hAnsiTheme="minorHAnsi"/>
-          <w:b/>
+          <w:sz w:val="18"/>
+          <w:szCs w:val="10"/>
+          <w:lang w:eastAsia="zh-CN"/>
+        </w:rPr>
+      </w:pPr>
+      <w:r>
+        <w:rPr>
           <w:bCs/>
-          <w:sz w:val="10"/>
+          <w:sz w:val="18"/>
           <w:szCs w:val="10"/>
           <w:lang w:eastAsia="zh-CN"/>
         </w:rPr>
@@ -6178,21 +5816,19 @@
     </w:p>
     <w:p>
       <w:pPr>
-        <w:pStyle w:val="a7"/>
+        <w:pStyle w:val="a5"/>
         <w:spacing w:before="68" w:line="261" w:lineRule="auto"/>
         <w:ind w:left="6" w:right="79" w:hanging="7"/>
         <w:jc w:val="both"/>
         <w:rPr>
-          <w:rFonts w:asciiTheme="minorHAnsi" w:eastAsiaTheme="minorHAnsi" w:hAnsiTheme="minorHAnsi"/>
-          <w:sz w:val="10"/>
-          <w:szCs w:val="10"/>
-          <w:lang w:eastAsia="zh-CN"/>
-        </w:rPr>
-      </w:pPr>
-      <w:r>
-        <w:rPr>
-          <w:rFonts w:asciiTheme="minorHAnsi" w:eastAsiaTheme="minorHAnsi" w:hAnsiTheme="minorHAnsi"/>
-          <w:sz w:val="10"/>
+          <w:sz w:val="18"/>
+          <w:szCs w:val="10"/>
+          <w:lang w:eastAsia="zh-CN"/>
+        </w:rPr>
+      </w:pPr>
+      <w:r>
+        <w:rPr>
+          <w:sz w:val="18"/>
           <w:szCs w:val="10"/>
           <w:lang w:eastAsia="zh-CN"/>
         </w:rPr>
@@ -6200,8 +5836,8 @@
       </w:r>
       <w:r>
         <w:rPr>
-          <w:rFonts w:asciiTheme="minorHAnsi" w:eastAsiaTheme="minorHAnsi" w:hAnsiTheme="minorHAnsi" w:cs="Times New Roman"/>
-          <w:sz w:val="10"/>
+          <w:rFonts w:cs="Times New Roman"/>
+          <w:sz w:val="18"/>
           <w:szCs w:val="10"/>
           <w:lang w:eastAsia="zh-CN"/>
         </w:rPr>
@@ -6209,8 +5845,7 @@
       </w:r>
       <w:r>
         <w:rPr>
-          <w:rFonts w:asciiTheme="minorHAnsi" w:eastAsiaTheme="minorHAnsi" w:hAnsiTheme="minorHAnsi"/>
-          <w:sz w:val="10"/>
+          <w:sz w:val="18"/>
           <w:szCs w:val="10"/>
           <w:lang w:eastAsia="zh-CN"/>
         </w:rPr>
@@ -6219,28 +5854,26 @@
     </w:p>
     <w:p>
       <w:pPr>
-        <w:pStyle w:val="a7"/>
+        <w:pStyle w:val="a5"/>
         <w:spacing w:before="52" w:line="259" w:lineRule="auto"/>
         <w:ind w:left="430" w:right="79" w:hanging="412"/>
         <w:rPr>
-          <w:rFonts w:asciiTheme="minorHAnsi" w:eastAsiaTheme="minorHAnsi" w:hAnsiTheme="minorHAnsi"/>
-          <w:sz w:val="10"/>
-          <w:szCs w:val="10"/>
-          <w:u w:color="000000"/>
-          <w:lang w:eastAsia="zh-CN"/>
-          <w14:textOutline w14:w="3352" w14:cap="rnd" w14:cmpd="sng" w14:algn="ctr">
-            <w14:solidFill>
-              <w14:srgbClr w14:val="000000"/>
-            </w14:solidFill>
-            <w14:prstDash w14:val="solid"/>
-            <w14:round/>
-          </w14:textOutline>
-        </w:rPr>
-      </w:pPr>
-      <w:r>
-        <w:rPr>
-          <w:rFonts w:asciiTheme="minorHAnsi" w:eastAsiaTheme="minorHAnsi" w:hAnsiTheme="minorHAnsi"/>
-          <w:sz w:val="10"/>
+          <w:sz w:val="18"/>
+          <w:szCs w:val="10"/>
+          <w:u w:color="000000"/>
+          <w:lang w:eastAsia="zh-CN"/>
+          <w14:textOutline w14:w="3352" w14:cap="rnd" w14:cmpd="sng" w14:algn="ctr">
+            <w14:solidFill>
+              <w14:srgbClr w14:val="000000"/>
+            </w14:solidFill>
+            <w14:prstDash w14:val="solid"/>
+            <w14:round/>
+          </w14:textOutline>
+        </w:rPr>
+      </w:pPr>
+      <w:r>
+        <w:rPr>
+          <w:sz w:val="18"/>
           <w:szCs w:val="10"/>
           <w:u w:color="000000"/>
           <w:lang w:eastAsia="zh-CN"/>
@@ -6256,8 +5889,7 @@
       </w:r>
       <w:r>
         <w:rPr>
-          <w:rFonts w:asciiTheme="minorHAnsi" w:eastAsiaTheme="minorHAnsi" w:hAnsiTheme="minorHAnsi"/>
-          <w:sz w:val="10"/>
+          <w:sz w:val="18"/>
           <w:szCs w:val="10"/>
           <w:lang w:eastAsia="zh-CN"/>
         </w:rPr>
@@ -6265,8 +5897,7 @@
       </w:r>
       <w:r>
         <w:rPr>
-          <w:rFonts w:asciiTheme="minorHAnsi" w:eastAsiaTheme="minorHAnsi" w:hAnsiTheme="minorHAnsi"/>
-          <w:sz w:val="10"/>
+          <w:sz w:val="18"/>
           <w:szCs w:val="10"/>
           <w:u w:color="000000"/>
           <w:lang w:eastAsia="zh-CN"/>
@@ -6282,8 +5913,7 @@
       </w:r>
       <w:r>
         <w:rPr>
-          <w:rFonts w:asciiTheme="minorHAnsi" w:eastAsiaTheme="minorHAnsi" w:hAnsiTheme="minorHAnsi"/>
-          <w:sz w:val="10"/>
+          <w:sz w:val="18"/>
           <w:szCs w:val="10"/>
           <w:lang w:eastAsia="zh-CN"/>
         </w:rPr>
@@ -6291,8 +5921,7 @@
       </w:r>
       <w:r>
         <w:rPr>
-          <w:rFonts w:asciiTheme="minorHAnsi" w:eastAsiaTheme="minorHAnsi" w:hAnsiTheme="minorHAnsi"/>
-          <w:sz w:val="10"/>
+          <w:sz w:val="18"/>
           <w:szCs w:val="10"/>
           <w:u w:color="000000"/>
           <w:lang w:eastAsia="zh-CN"/>
@@ -6309,20 +5938,18 @@
     </w:p>
     <w:p>
       <w:pPr>
-        <w:pStyle w:val="a7"/>
+        <w:pStyle w:val="a5"/>
         <w:spacing w:before="52" w:line="259" w:lineRule="auto"/>
         <w:ind w:left="430" w:right="79" w:hanging="412"/>
         <w:rPr>
-          <w:rFonts w:asciiTheme="minorHAnsi" w:eastAsiaTheme="minorHAnsi" w:hAnsiTheme="minorHAnsi"/>
-          <w:sz w:val="10"/>
-          <w:szCs w:val="10"/>
-          <w:lang w:eastAsia="zh-CN"/>
-        </w:rPr>
-      </w:pPr>
-      <w:r>
-        <w:rPr>
-          <w:rFonts w:asciiTheme="minorHAnsi" w:eastAsiaTheme="minorHAnsi" w:hAnsiTheme="minorHAnsi"/>
-          <w:sz w:val="10"/>
+          <w:sz w:val="18"/>
+          <w:szCs w:val="10"/>
+          <w:lang w:eastAsia="zh-CN"/>
+        </w:rPr>
+      </w:pPr>
+      <w:r>
+        <w:rPr>
+          <w:sz w:val="18"/>
           <w:szCs w:val="10"/>
           <w:u w:color="000000"/>
           <w:lang w:eastAsia="zh-CN"/>
@@ -6338,8 +5965,7 @@
       </w:r>
       <w:r>
         <w:rPr>
-          <w:rFonts w:asciiTheme="minorHAnsi" w:eastAsiaTheme="minorHAnsi" w:hAnsiTheme="minorHAnsi"/>
-          <w:sz w:val="10"/>
+          <w:sz w:val="18"/>
           <w:szCs w:val="10"/>
           <w:lang w:eastAsia="zh-CN"/>
         </w:rPr>
@@ -6347,8 +5973,7 @@
       </w:r>
       <w:r>
         <w:rPr>
-          <w:rFonts w:asciiTheme="minorHAnsi" w:eastAsiaTheme="minorHAnsi" w:hAnsiTheme="minorHAnsi"/>
-          <w:sz w:val="10"/>
+          <w:sz w:val="18"/>
           <w:szCs w:val="10"/>
           <w:u w:color="000000"/>
           <w:lang w:eastAsia="zh-CN"/>
@@ -6364,10 +5989,9 @@
       </w:r>
       <w:r>
         <w:rPr>
-          <w:rFonts w:asciiTheme="minorHAnsi" w:eastAsiaTheme="minorHAnsi" w:hAnsiTheme="minorHAnsi" w:cs="Times New Roman"/>
-          <w:b/>
+          <w:rFonts w:cs="Times New Roman"/>
           <w:bCs/>
-          <w:sz w:val="10"/>
+          <w:sz w:val="18"/>
           <w:szCs w:val="10"/>
           <w:lang w:eastAsia="zh-CN"/>
         </w:rPr>
@@ -6375,8 +5999,7 @@
       </w:r>
       <w:r>
         <w:rPr>
-          <w:rFonts w:asciiTheme="minorHAnsi" w:eastAsiaTheme="minorHAnsi" w:hAnsiTheme="minorHAnsi"/>
-          <w:sz w:val="10"/>
+          <w:sz w:val="18"/>
           <w:szCs w:val="10"/>
           <w:u w:color="000000"/>
           <w:lang w:eastAsia="zh-CN"/>
@@ -6392,8 +6015,7 @@
       </w:r>
       <w:r>
         <w:rPr>
-          <w:rFonts w:asciiTheme="minorHAnsi" w:eastAsiaTheme="minorHAnsi" w:hAnsiTheme="minorHAnsi"/>
-          <w:sz w:val="10"/>
+          <w:sz w:val="18"/>
           <w:szCs w:val="10"/>
           <w:lang w:eastAsia="zh-CN"/>
         </w:rPr>
@@ -6402,20 +6024,18 @@
     </w:p>
     <w:p>
       <w:pPr>
-        <w:pStyle w:val="a7"/>
+        <w:pStyle w:val="a5"/>
         <w:spacing w:before="68" w:line="257" w:lineRule="auto"/>
         <w:ind w:left="8" w:right="87" w:hanging="8"/>
         <w:rPr>
-          <w:rFonts w:asciiTheme="minorHAnsi" w:eastAsiaTheme="minorHAnsi" w:hAnsiTheme="minorHAnsi"/>
-          <w:sz w:val="10"/>
-          <w:szCs w:val="10"/>
-          <w:lang w:eastAsia="zh-CN"/>
-        </w:rPr>
-      </w:pPr>
-      <w:r>
-        <w:rPr>
-          <w:rFonts w:asciiTheme="minorHAnsi" w:eastAsiaTheme="minorHAnsi" w:hAnsiTheme="minorHAnsi"/>
-          <w:sz w:val="10"/>
+          <w:sz w:val="18"/>
+          <w:szCs w:val="10"/>
+          <w:lang w:eastAsia="zh-CN"/>
+        </w:rPr>
+      </w:pPr>
+      <w:r>
+        <w:rPr>
+          <w:sz w:val="18"/>
           <w:szCs w:val="10"/>
           <w:lang w:eastAsia="zh-CN"/>
         </w:rPr>
@@ -6423,8 +6043,7 @@
       </w:r>
       <w:r>
         <w:rPr>
-          <w:rFonts w:asciiTheme="minorHAnsi" w:eastAsiaTheme="minorHAnsi" w:hAnsiTheme="minorHAnsi"/>
-          <w:sz w:val="10"/>
+          <w:sz w:val="18"/>
           <w:szCs w:val="10"/>
           <w:shd w:val="clear" w:color="auto" w:fill="FFFF00"/>
           <w:lang w:eastAsia="zh-CN"/>
@@ -6433,8 +6052,7 @@
       </w:r>
       <w:r>
         <w:rPr>
-          <w:rFonts w:asciiTheme="minorHAnsi" w:eastAsiaTheme="minorHAnsi" w:hAnsiTheme="minorHAnsi"/>
-          <w:sz w:val="10"/>
+          <w:sz w:val="18"/>
           <w:szCs w:val="10"/>
           <w:lang w:eastAsia="zh-CN"/>
         </w:rPr>
@@ -6442,9 +6060,8 @@
       </w:r>
       <w:r>
         <w:rPr>
-          <w:rFonts w:asciiTheme="minorHAnsi" w:eastAsiaTheme="minorHAnsi" w:hAnsiTheme="minorHAnsi"/>
           <w:w w:val="92"/>
-          <w:sz w:val="10"/>
+          <w:sz w:val="18"/>
           <w:szCs w:val="10"/>
           <w:lang w:eastAsia="zh-CN"/>
         </w:rPr>
@@ -6452,8 +6069,7 @@
       </w:r>
       <w:r>
         <w:rPr>
-          <w:rFonts w:asciiTheme="minorHAnsi" w:eastAsiaTheme="minorHAnsi" w:hAnsiTheme="minorHAnsi"/>
-          <w:sz w:val="10"/>
+          <w:sz w:val="18"/>
           <w:szCs w:val="10"/>
           <w:lang w:eastAsia="zh-CN"/>
         </w:rPr>
@@ -6462,20 +6078,18 @@
     </w:p>
     <w:p>
       <w:pPr>
-        <w:pStyle w:val="a7"/>
+        <w:pStyle w:val="a5"/>
         <w:spacing w:before="54" w:line="250" w:lineRule="auto"/>
         <w:ind w:right="59"/>
         <w:rPr>
-          <w:rFonts w:asciiTheme="minorHAnsi" w:eastAsiaTheme="minorHAnsi" w:hAnsiTheme="minorHAnsi"/>
-          <w:sz w:val="10"/>
-          <w:szCs w:val="10"/>
-          <w:lang w:eastAsia="zh-CN"/>
-        </w:rPr>
-      </w:pPr>
-      <w:r>
-        <w:rPr>
-          <w:rFonts w:asciiTheme="minorHAnsi" w:eastAsiaTheme="minorHAnsi" w:hAnsiTheme="minorHAnsi"/>
-          <w:sz w:val="10"/>
+          <w:sz w:val="18"/>
+          <w:szCs w:val="10"/>
+          <w:lang w:eastAsia="zh-CN"/>
+        </w:rPr>
+      </w:pPr>
+      <w:r>
+        <w:rPr>
+          <w:sz w:val="18"/>
           <w:szCs w:val="10"/>
           <w:u w:color="000000"/>
           <w:lang w:eastAsia="zh-CN"/>
@@ -6491,10 +6105,9 @@
       </w:r>
       <w:r>
         <w:rPr>
-          <w:rFonts w:asciiTheme="minorHAnsi" w:eastAsiaTheme="minorHAnsi" w:hAnsiTheme="minorHAnsi" w:cs="Times New Roman"/>
-          <w:b/>
+          <w:rFonts w:cs="Times New Roman"/>
           <w:bCs/>
-          <w:sz w:val="10"/>
+          <w:sz w:val="18"/>
           <w:szCs w:val="10"/>
           <w:lang w:eastAsia="zh-CN"/>
         </w:rPr>
@@ -6502,9 +6115,8 @@
       </w:r>
       <w:r>
         <w:rPr>
-          <w:rFonts w:asciiTheme="minorHAnsi" w:eastAsiaTheme="minorHAnsi" w:hAnsiTheme="minorHAnsi"/>
           <w:w w:val="86"/>
-          <w:sz w:val="10"/>
+          <w:sz w:val="18"/>
           <w:szCs w:val="10"/>
           <w:u w:color="000000"/>
           <w:lang w:eastAsia="zh-CN"/>
@@ -6520,8 +6132,7 @@
       </w:r>
       <w:r>
         <w:rPr>
-          <w:rFonts w:asciiTheme="minorHAnsi" w:eastAsiaTheme="minorHAnsi" w:hAnsiTheme="minorHAnsi"/>
-          <w:sz w:val="10"/>
+          <w:sz w:val="18"/>
           <w:szCs w:val="10"/>
           <w:u w:color="000000"/>
           <w:lang w:eastAsia="zh-CN"/>
@@ -6538,19 +6149,17 @@
     </w:p>
     <w:p>
       <w:pPr>
-        <w:pStyle w:val="a7"/>
+        <w:pStyle w:val="a5"/>
         <w:spacing w:before="69" w:line="220" w:lineRule="auto"/>
         <w:rPr>
-          <w:rFonts w:asciiTheme="minorHAnsi" w:eastAsiaTheme="minorHAnsi" w:hAnsiTheme="minorHAnsi"/>
-          <w:sz w:val="10"/>
-          <w:szCs w:val="10"/>
-          <w:lang w:eastAsia="zh-CN"/>
-        </w:rPr>
-      </w:pPr>
-      <w:r>
-        <w:rPr>
-          <w:rFonts w:asciiTheme="minorHAnsi" w:eastAsiaTheme="minorHAnsi" w:hAnsiTheme="minorHAnsi"/>
-          <w:sz w:val="10"/>
+          <w:sz w:val="18"/>
+          <w:szCs w:val="10"/>
+          <w:lang w:eastAsia="zh-CN"/>
+        </w:rPr>
+      </w:pPr>
+      <w:r>
+        <w:rPr>
+          <w:sz w:val="18"/>
           <w:szCs w:val="10"/>
           <w:lang w:eastAsia="zh-CN"/>
         </w:rPr>
@@ -6559,20 +6168,18 @@
     </w:p>
     <w:p>
       <w:pPr>
-        <w:pStyle w:val="a7"/>
+        <w:pStyle w:val="a5"/>
         <w:spacing w:before="54" w:line="259" w:lineRule="auto"/>
         <w:ind w:left="431" w:right="83" w:hanging="413"/>
         <w:rPr>
-          <w:rFonts w:asciiTheme="minorHAnsi" w:eastAsiaTheme="minorHAnsi" w:hAnsiTheme="minorHAnsi"/>
-          <w:sz w:val="10"/>
-          <w:szCs w:val="10"/>
-          <w:lang w:eastAsia="zh-CN"/>
-        </w:rPr>
-      </w:pPr>
-      <w:r>
-        <w:rPr>
-          <w:rFonts w:asciiTheme="minorHAnsi" w:eastAsiaTheme="minorHAnsi" w:hAnsiTheme="minorHAnsi"/>
-          <w:sz w:val="10"/>
+          <w:sz w:val="18"/>
+          <w:szCs w:val="10"/>
+          <w:lang w:eastAsia="zh-CN"/>
+        </w:rPr>
+      </w:pPr>
+      <w:r>
+        <w:rPr>
+          <w:sz w:val="18"/>
           <w:szCs w:val="10"/>
           <w:lang w:eastAsia="zh-CN"/>
         </w:rPr>
@@ -6580,8 +6187,8 @@
       </w:r>
       <w:r>
         <w:rPr>
-          <w:rFonts w:asciiTheme="minorHAnsi" w:eastAsiaTheme="minorHAnsi" w:hAnsiTheme="minorHAnsi" w:hint="eastAsia"/>
-          <w:sz w:val="10"/>
+          <w:rFonts w:hint="eastAsia"/>
+          <w:sz w:val="18"/>
           <w:szCs w:val="10"/>
           <w:lang w:eastAsia="zh-CN"/>
         </w:rPr>
@@ -6589,8 +6196,7 @@
       </w:r>
       <w:r>
         <w:rPr>
-          <w:rFonts w:asciiTheme="minorHAnsi" w:eastAsiaTheme="minorHAnsi" w:hAnsiTheme="minorHAnsi"/>
-          <w:sz w:val="10"/>
+          <w:sz w:val="18"/>
           <w:szCs w:val="10"/>
           <w:lang w:eastAsia="zh-CN"/>
         </w:rPr>
@@ -6599,23 +6205,21 @@
     </w:p>
     <w:p>
       <w:pPr>
-        <w:pStyle w:val="a7"/>
+        <w:pStyle w:val="a5"/>
         <w:tabs>
           <w:tab w:val="left" w:pos="542"/>
         </w:tabs>
         <w:spacing w:before="53" w:line="250" w:lineRule="auto"/>
         <w:ind w:left="422" w:right="74" w:hanging="404"/>
         <w:rPr>
-          <w:rFonts w:asciiTheme="minorHAnsi" w:eastAsiaTheme="minorHAnsi" w:hAnsiTheme="minorHAnsi"/>
-          <w:sz w:val="10"/>
-          <w:szCs w:val="10"/>
-          <w:lang w:eastAsia="zh-CN"/>
-        </w:rPr>
-      </w:pPr>
-      <w:r>
-        <w:rPr>
-          <w:rFonts w:asciiTheme="minorHAnsi" w:eastAsiaTheme="minorHAnsi" w:hAnsiTheme="minorHAnsi"/>
-          <w:sz w:val="10"/>
+          <w:sz w:val="18"/>
+          <w:szCs w:val="10"/>
+          <w:lang w:eastAsia="zh-CN"/>
+        </w:rPr>
+      </w:pPr>
+      <w:r>
+        <w:rPr>
+          <w:sz w:val="18"/>
           <w:szCs w:val="10"/>
           <w:u w:color="000000"/>
           <w:lang w:eastAsia="zh-CN"/>
@@ -6631,8 +6235,7 @@
       </w:r>
       <w:r>
         <w:rPr>
-          <w:rFonts w:asciiTheme="minorHAnsi" w:eastAsiaTheme="minorHAnsi" w:hAnsiTheme="minorHAnsi"/>
-          <w:sz w:val="10"/>
+          <w:sz w:val="18"/>
           <w:szCs w:val="10"/>
           <w:lang w:eastAsia="zh-CN"/>
         </w:rPr>
@@ -6640,8 +6243,7 @@
       </w:r>
       <w:r>
         <w:rPr>
-          <w:rFonts w:asciiTheme="minorHAnsi" w:eastAsiaTheme="minorHAnsi" w:hAnsiTheme="minorHAnsi"/>
-          <w:sz w:val="10"/>
+          <w:sz w:val="18"/>
           <w:szCs w:val="10"/>
           <w:u w:color="000000"/>
           <w:lang w:eastAsia="zh-CN"/>
@@ -6657,8 +6259,7 @@
       </w:r>
       <w:r>
         <w:rPr>
-          <w:rFonts w:asciiTheme="minorHAnsi" w:eastAsiaTheme="minorHAnsi" w:hAnsiTheme="minorHAnsi"/>
-          <w:sz w:val="10"/>
+          <w:sz w:val="18"/>
           <w:szCs w:val="10"/>
           <w:lang w:eastAsia="zh-CN"/>
         </w:rPr>
@@ -6666,8 +6267,7 @@
       </w:r>
       <w:r>
         <w:rPr>
-          <w:rFonts w:asciiTheme="minorHAnsi" w:eastAsiaTheme="minorHAnsi" w:hAnsiTheme="minorHAnsi"/>
-          <w:sz w:val="10"/>
+          <w:sz w:val="18"/>
           <w:szCs w:val="10"/>
           <w:u w:color="000000"/>
           <w:lang w:eastAsia="zh-CN"/>
@@ -6684,19 +6284,17 @@
     </w:p>
     <w:p>
       <w:pPr>
-        <w:pStyle w:val="a7"/>
+        <w:pStyle w:val="a5"/>
         <w:spacing w:before="68" w:line="220" w:lineRule="auto"/>
         <w:rPr>
-          <w:rFonts w:asciiTheme="minorHAnsi" w:eastAsiaTheme="minorHAnsi" w:hAnsiTheme="minorHAnsi"/>
-          <w:sz w:val="10"/>
-          <w:szCs w:val="10"/>
-          <w:lang w:eastAsia="zh-CN"/>
-        </w:rPr>
-      </w:pPr>
-      <w:r>
-        <w:rPr>
-          <w:rFonts w:asciiTheme="minorHAnsi" w:eastAsiaTheme="minorHAnsi" w:hAnsiTheme="minorHAnsi"/>
-          <w:sz w:val="10"/>
+          <w:sz w:val="18"/>
+          <w:szCs w:val="10"/>
+          <w:lang w:eastAsia="zh-CN"/>
+        </w:rPr>
+      </w:pPr>
+      <w:r>
+        <w:rPr>
+          <w:sz w:val="18"/>
           <w:szCs w:val="10"/>
           <w:lang w:eastAsia="zh-CN"/>
         </w:rPr>
@@ -6705,20 +6303,19 @@
     </w:p>
     <w:p>
       <w:pPr>
-        <w:pStyle w:val="a7"/>
+        <w:pStyle w:val="a5"/>
         <w:spacing w:before="54" w:line="263" w:lineRule="auto"/>
         <w:ind w:left="430" w:right="74" w:hanging="412"/>
         <w:rPr>
-          <w:rFonts w:asciiTheme="minorHAnsi" w:eastAsiaTheme="minorHAnsi" w:hAnsiTheme="minorHAnsi"/>
-          <w:sz w:val="10"/>
-          <w:szCs w:val="10"/>
-          <w:lang w:eastAsia="zh-CN"/>
-        </w:rPr>
-      </w:pPr>
-      <w:r>
-        <w:rPr>
-          <w:rFonts w:asciiTheme="minorHAnsi" w:eastAsiaTheme="minorHAnsi" w:hAnsiTheme="minorHAnsi" w:cs="Wingdings"/>
-          <w:sz w:val="10"/>
+          <w:sz w:val="18"/>
+          <w:szCs w:val="10"/>
+          <w:lang w:eastAsia="zh-CN"/>
+        </w:rPr>
+      </w:pPr>
+      <w:r>
+        <w:rPr>
+          <w:rFonts w:cs="Wingdings"/>
+          <w:sz w:val="18"/>
           <w:szCs w:val="10"/>
           <w:lang w:eastAsia="zh-CN"/>
         </w:rPr>
@@ -6726,8 +6323,7 @@
       </w:r>
       <w:r>
         <w:rPr>
-          <w:rFonts w:asciiTheme="minorHAnsi" w:eastAsiaTheme="minorHAnsi" w:hAnsiTheme="minorHAnsi"/>
-          <w:sz w:val="10"/>
+          <w:sz w:val="18"/>
           <w:szCs w:val="10"/>
           <w:lang w:eastAsia="zh-CN"/>
         </w:rPr>
@@ -6736,20 +6332,18 @@
     </w:p>
     <w:p>
       <w:pPr>
-        <w:pStyle w:val="a7"/>
+        <w:pStyle w:val="a5"/>
         <w:spacing w:before="54" w:line="263" w:lineRule="auto"/>
         <w:ind w:left="430" w:right="74" w:hanging="412"/>
         <w:rPr>
-          <w:rFonts w:asciiTheme="minorHAnsi" w:eastAsiaTheme="minorHAnsi" w:hAnsiTheme="minorHAnsi"/>
-          <w:sz w:val="10"/>
-          <w:szCs w:val="10"/>
-          <w:lang w:eastAsia="zh-CN"/>
-        </w:rPr>
-      </w:pPr>
-      <w:r>
-        <w:rPr>
-          <w:rFonts w:asciiTheme="minorHAnsi" w:eastAsiaTheme="minorHAnsi" w:hAnsiTheme="minorHAnsi"/>
-          <w:sz w:val="10"/>
+          <w:sz w:val="18"/>
+          <w:szCs w:val="10"/>
+          <w:lang w:eastAsia="zh-CN"/>
+        </w:rPr>
+      </w:pPr>
+      <w:r>
+        <w:rPr>
+          <w:sz w:val="18"/>
           <w:szCs w:val="10"/>
           <w:lang w:eastAsia="zh-CN"/>
         </w:rPr>
@@ -6758,20 +6352,18 @@
     </w:p>
     <w:p>
       <w:pPr>
-        <w:pStyle w:val="a7"/>
+        <w:pStyle w:val="a5"/>
         <w:spacing w:before="50" w:line="259" w:lineRule="auto"/>
         <w:ind w:left="433" w:hanging="415"/>
         <w:rPr>
-          <w:rFonts w:asciiTheme="minorHAnsi" w:eastAsiaTheme="minorHAnsi" w:hAnsiTheme="minorHAnsi"/>
-          <w:sz w:val="8"/>
+          <w:sz w:val="16"/>
           <w:szCs w:val="8"/>
           <w:lang w:eastAsia="zh-CN"/>
         </w:rPr>
       </w:pPr>
       <w:r>
         <w:rPr>
-          <w:rFonts w:asciiTheme="minorHAnsi" w:eastAsiaTheme="minorHAnsi" w:hAnsiTheme="minorHAnsi"/>
-          <w:sz w:val="8"/>
+          <w:sz w:val="16"/>
           <w:szCs w:val="8"/>
           <w:u w:color="000000"/>
           <w:lang w:eastAsia="zh-CN"/>
@@ -6787,8 +6379,7 @@
       </w:r>
       <w:r>
         <w:rPr>
-          <w:rFonts w:asciiTheme="minorHAnsi" w:eastAsiaTheme="minorHAnsi" w:hAnsiTheme="minorHAnsi"/>
-          <w:sz w:val="8"/>
+          <w:sz w:val="16"/>
           <w:szCs w:val="8"/>
           <w:lang w:eastAsia="zh-CN"/>
         </w:rPr>
@@ -6796,8 +6387,7 @@
       </w:r>
       <w:r>
         <w:rPr>
-          <w:rFonts w:asciiTheme="minorHAnsi" w:eastAsiaTheme="minorHAnsi" w:hAnsiTheme="minorHAnsi"/>
-          <w:sz w:val="8"/>
+          <w:sz w:val="16"/>
           <w:szCs w:val="8"/>
           <w:u w:color="000000"/>
           <w:lang w:eastAsia="zh-CN"/>
@@ -6813,8 +6403,7 @@
       </w:r>
       <w:r>
         <w:rPr>
-          <w:rFonts w:asciiTheme="minorHAnsi" w:eastAsiaTheme="minorHAnsi" w:hAnsiTheme="minorHAnsi"/>
-          <w:sz w:val="8"/>
+          <w:sz w:val="16"/>
           <w:szCs w:val="8"/>
           <w:lang w:eastAsia="zh-CN"/>
         </w:rPr>
@@ -6822,8 +6411,7 @@
       </w:r>
       <w:r>
         <w:rPr>
-          <w:rFonts w:asciiTheme="minorHAnsi" w:eastAsiaTheme="minorHAnsi" w:hAnsiTheme="minorHAnsi"/>
-          <w:sz w:val="8"/>
+          <w:sz w:val="16"/>
           <w:szCs w:val="8"/>
           <w:u w:color="000000"/>
           <w:lang w:eastAsia="zh-CN"/>
@@ -6839,8 +6427,7 @@
       </w:r>
       <w:r>
         <w:rPr>
-          <w:rFonts w:asciiTheme="minorHAnsi" w:eastAsiaTheme="minorHAnsi" w:hAnsiTheme="minorHAnsi"/>
-          <w:sz w:val="8"/>
+          <w:sz w:val="16"/>
           <w:szCs w:val="8"/>
           <w:lang w:eastAsia="zh-CN"/>
         </w:rPr>
@@ -6848,8 +6435,7 @@
       </w:r>
       <w:r>
         <w:rPr>
-          <w:rFonts w:asciiTheme="minorHAnsi" w:eastAsiaTheme="minorHAnsi" w:hAnsiTheme="minorHAnsi"/>
-          <w:sz w:val="8"/>
+          <w:sz w:val="16"/>
           <w:szCs w:val="8"/>
           <w:u w:color="000000"/>
           <w:lang w:eastAsia="zh-CN"/>
@@ -6865,8 +6451,7 @@
       </w:r>
       <w:r>
         <w:rPr>
-          <w:rFonts w:asciiTheme="minorHAnsi" w:eastAsiaTheme="minorHAnsi" w:hAnsiTheme="minorHAnsi"/>
-          <w:sz w:val="8"/>
+          <w:sz w:val="16"/>
           <w:szCs w:val="8"/>
           <w:lang w:eastAsia="zh-CN"/>
         </w:rPr>
@@ -6874,8 +6459,7 @@
       </w:r>
       <w:r>
         <w:rPr>
-          <w:rFonts w:asciiTheme="minorHAnsi" w:eastAsiaTheme="minorHAnsi" w:hAnsiTheme="minorHAnsi"/>
-          <w:sz w:val="8"/>
+          <w:sz w:val="16"/>
           <w:szCs w:val="8"/>
           <w:u w:color="000000"/>
           <w:lang w:eastAsia="zh-CN"/>
@@ -6891,8 +6475,7 @@
       </w:r>
       <w:r>
         <w:rPr>
-          <w:rFonts w:asciiTheme="minorHAnsi" w:eastAsiaTheme="minorHAnsi" w:hAnsiTheme="minorHAnsi"/>
-          <w:sz w:val="8"/>
+          <w:sz w:val="16"/>
           <w:szCs w:val="8"/>
           <w:lang w:eastAsia="zh-CN"/>
         </w:rPr>
@@ -6900,8 +6483,7 @@
       </w:r>
       <w:r>
         <w:rPr>
-          <w:rFonts w:asciiTheme="minorHAnsi" w:eastAsiaTheme="minorHAnsi" w:hAnsiTheme="minorHAnsi"/>
-          <w:sz w:val="8"/>
+          <w:sz w:val="16"/>
           <w:szCs w:val="8"/>
           <w:u w:color="000000"/>
           <w:lang w:eastAsia="zh-CN"/>
@@ -6917,8 +6499,7 @@
       </w:r>
       <w:r>
         <w:rPr>
-          <w:rFonts w:asciiTheme="minorHAnsi" w:eastAsiaTheme="minorHAnsi" w:hAnsiTheme="minorHAnsi"/>
-          <w:sz w:val="8"/>
+          <w:sz w:val="16"/>
           <w:szCs w:val="8"/>
           <w:lang w:eastAsia="zh-CN"/>
         </w:rPr>
@@ -6926,8 +6507,7 @@
       </w:r>
       <w:r>
         <w:rPr>
-          <w:rFonts w:asciiTheme="minorHAnsi" w:eastAsiaTheme="minorHAnsi" w:hAnsiTheme="minorHAnsi"/>
-          <w:sz w:val="8"/>
+          <w:sz w:val="16"/>
           <w:szCs w:val="8"/>
           <w:u w:color="000000"/>
           <w:lang w:eastAsia="zh-CN"/>
@@ -6943,8 +6523,7 @@
       </w:r>
       <w:r>
         <w:rPr>
-          <w:rFonts w:asciiTheme="minorHAnsi" w:eastAsiaTheme="minorHAnsi" w:hAnsiTheme="minorHAnsi"/>
-          <w:sz w:val="8"/>
+          <w:sz w:val="16"/>
           <w:szCs w:val="8"/>
           <w:lang w:eastAsia="zh-CN"/>
         </w:rPr>
@@ -6952,8 +6531,7 @@
       </w:r>
       <w:r>
         <w:rPr>
-          <w:rFonts w:asciiTheme="minorHAnsi" w:eastAsiaTheme="minorHAnsi" w:hAnsiTheme="minorHAnsi"/>
-          <w:sz w:val="8"/>
+          <w:sz w:val="16"/>
           <w:szCs w:val="8"/>
           <w:u w:color="000000"/>
           <w:lang w:eastAsia="zh-CN"/>
@@ -6969,8 +6547,7 @@
       </w:r>
       <w:r>
         <w:rPr>
-          <w:rFonts w:asciiTheme="minorHAnsi" w:eastAsiaTheme="minorHAnsi" w:hAnsiTheme="minorHAnsi"/>
-          <w:sz w:val="8"/>
+          <w:sz w:val="16"/>
           <w:szCs w:val="8"/>
           <w:lang w:eastAsia="zh-CN"/>
         </w:rPr>
@@ -6978,8 +6555,7 @@
       </w:r>
       <w:r>
         <w:rPr>
-          <w:rFonts w:asciiTheme="minorHAnsi" w:eastAsiaTheme="minorHAnsi" w:hAnsiTheme="minorHAnsi"/>
-          <w:sz w:val="8"/>
+          <w:sz w:val="16"/>
           <w:szCs w:val="8"/>
           <w:u w:color="000000"/>
           <w:lang w:eastAsia="zh-CN"/>
@@ -6998,8 +6574,8 @@
       <w:pPr>
         <w:spacing w:before="49"/>
         <w:rPr>
-          <w:rFonts w:asciiTheme="minorHAnsi" w:eastAsiaTheme="minorHAnsi" w:hAnsiTheme="minorHAnsi"/>
-          <w:sz w:val="10"/>
+          <w:rFonts w:ascii="宋体" w:eastAsia="宋体" w:hAnsi="宋体"/>
+          <w:sz w:val="18"/>
           <w:szCs w:val="10"/>
           <w:lang w:eastAsia="zh-CN"/>
         </w:rPr>
@@ -7009,18 +6585,18 @@
       <w:pPr>
         <w:spacing w:before="48"/>
         <w:rPr>
-          <w:rFonts w:asciiTheme="minorHAnsi" w:eastAsiaTheme="minorHAnsi" w:hAnsiTheme="minorHAnsi"/>
-          <w:sz w:val="10"/>
-          <w:szCs w:val="10"/>
-          <w:lang w:eastAsia="zh-CN"/>
-        </w:rPr>
-      </w:pPr>
-    </w:p>
-    <w:p>
-      <w:pPr>
-        <w:rPr>
-          <w:rFonts w:asciiTheme="minorHAnsi" w:eastAsiaTheme="minorHAnsi" w:hAnsiTheme="minorHAnsi"/>
-          <w:sz w:val="10"/>
+          <w:rFonts w:ascii="宋体" w:eastAsia="宋体" w:hAnsi="宋体"/>
+          <w:sz w:val="18"/>
+          <w:szCs w:val="10"/>
+          <w:lang w:eastAsia="zh-CN"/>
+        </w:rPr>
+      </w:pPr>
+    </w:p>
+    <w:p>
+      <w:pPr>
+        <w:rPr>
+          <w:rFonts w:ascii="宋体" w:eastAsia="宋体" w:hAnsi="宋体"/>
+          <w:sz w:val="18"/>
           <w:szCs w:val="10"/>
           <w:lang w:eastAsia="zh-CN"/>
         </w:rPr>
@@ -7041,26 +6617,27 @@
         <w:spacing w:before="38" w:line="188" w:lineRule="auto"/>
         <w:ind w:left="4165"/>
         <w:rPr>
-          <w:rFonts w:asciiTheme="minorHAnsi" w:eastAsiaTheme="minorHAnsi" w:hAnsiTheme="minorHAnsi" w:cs="Times New Roman"/>
-          <w:sz w:val="6"/>
+          <w:rFonts w:ascii="宋体" w:eastAsia="宋体" w:hAnsi="宋体" w:cs="Times New Roman"/>
+          <w:sz w:val="15"/>
           <w:szCs w:val="6"/>
           <w:lang w:eastAsia="zh-CN"/>
         </w:rPr>
       </w:pPr>
       <w:r>
         <w:rPr>
-          <w:rFonts w:asciiTheme="minorHAnsi" w:eastAsiaTheme="minorHAnsi" w:hAnsiTheme="minorHAnsi" w:cs="Times New Roman"/>
-          <w:sz w:val="6"/>
+          <w:rFonts w:ascii="宋体" w:eastAsia="宋体" w:hAnsi="宋体" w:cs="Times New Roman"/>
+          <w:sz w:val="15"/>
           <w:szCs w:val="6"/>
           <w:lang w:eastAsia="zh-CN"/>
         </w:rPr>
+        <w:lastRenderedPageBreak/>
         <w:t>-</w:t>
       </w:r>
       <w:r>
         <w:rPr>
-          <w:rFonts w:asciiTheme="minorHAnsi" w:eastAsiaTheme="minorHAnsi" w:hAnsiTheme="minorHAnsi" w:cs="Times New Roman"/>
+          <w:rFonts w:ascii="宋体" w:eastAsia="宋体" w:hAnsi="宋体" w:cs="Times New Roman"/>
           <w:w w:val="101"/>
-          <w:sz w:val="6"/>
+          <w:sz w:val="15"/>
           <w:szCs w:val="6"/>
           <w:lang w:eastAsia="zh-CN"/>
         </w:rPr>
@@ -7068,8 +6645,8 @@
       </w:r>
       <w:r>
         <w:rPr>
-          <w:rFonts w:asciiTheme="minorHAnsi" w:eastAsiaTheme="minorHAnsi" w:hAnsiTheme="minorHAnsi" w:cs="Times New Roman"/>
-          <w:sz w:val="6"/>
+          <w:rFonts w:ascii="宋体" w:eastAsia="宋体" w:hAnsi="宋体" w:cs="Times New Roman"/>
+          <w:sz w:val="15"/>
           <w:szCs w:val="6"/>
           <w:lang w:eastAsia="zh-CN"/>
         </w:rPr>
@@ -7081,8 +6658,8 @@
         <w:spacing w:before="25" w:line="195" w:lineRule="auto"/>
         <w:ind w:left="446"/>
         <w:rPr>
-          <w:rFonts w:asciiTheme="minorHAnsi" w:eastAsiaTheme="minorHAnsi" w:hAnsiTheme="minorHAnsi" w:cs="楷体"/>
-          <w:sz w:val="6"/>
+          <w:rFonts w:ascii="宋体" w:eastAsia="宋体" w:hAnsi="宋体" w:cs="楷体"/>
+          <w:sz w:val="15"/>
           <w:szCs w:val="6"/>
           <w:lang w:eastAsia="zh-CN"/>
         </w:rPr>
@@ -7092,16 +6669,16 @@
       <w:pPr>
         <w:spacing w:line="14" w:lineRule="auto"/>
         <w:rPr>
-          <w:rFonts w:asciiTheme="minorHAnsi" w:eastAsiaTheme="minorHAnsi" w:hAnsiTheme="minorHAnsi"/>
-          <w:sz w:val="2"/>
-          <w:szCs w:val="10"/>
-          <w:lang w:eastAsia="zh-CN"/>
-        </w:rPr>
-      </w:pPr>
-      <w:r>
-        <w:rPr>
-          <w:rFonts w:asciiTheme="minorHAnsi" w:eastAsiaTheme="minorHAnsi" w:hAnsiTheme="minorHAnsi"/>
-          <w:sz w:val="2"/>
+          <w:rFonts w:ascii="宋体" w:eastAsia="宋体" w:hAnsi="宋体"/>
+          <w:sz w:val="11"/>
+          <w:szCs w:val="10"/>
+          <w:lang w:eastAsia="zh-CN"/>
+        </w:rPr>
+      </w:pPr>
+      <w:r>
+        <w:rPr>
+          <w:rFonts w:ascii="宋体" w:eastAsia="宋体" w:hAnsi="宋体"/>
+          <w:sz w:val="11"/>
           <w:szCs w:val="2"/>
           <w:lang w:eastAsia="zh-CN"/>
         </w:rPr>
@@ -7112,8 +6689,8 @@
       <w:pPr>
         <w:spacing w:before="224" w:line="195" w:lineRule="auto"/>
         <w:rPr>
-          <w:rFonts w:asciiTheme="minorHAnsi" w:eastAsiaTheme="minorHAnsi" w:hAnsiTheme="minorHAnsi" w:cs="楷体"/>
-          <w:sz w:val="6"/>
+          <w:rFonts w:ascii="宋体" w:eastAsia="宋体" w:hAnsi="宋体" w:cs="楷体"/>
+          <w:sz w:val="15"/>
           <w:szCs w:val="6"/>
           <w:lang w:eastAsia="zh-CN"/>
         </w:rPr>
@@ -7123,8 +6700,8 @@
       <w:pPr>
         <w:spacing w:line="195" w:lineRule="auto"/>
         <w:rPr>
-          <w:rFonts w:asciiTheme="minorHAnsi" w:eastAsiaTheme="minorHAnsi" w:hAnsiTheme="minorHAnsi" w:cs="楷体"/>
-          <w:sz w:val="6"/>
+          <w:rFonts w:ascii="宋体" w:eastAsia="宋体" w:hAnsi="宋体" w:cs="楷体"/>
+          <w:sz w:val="15"/>
           <w:szCs w:val="6"/>
           <w:lang w:eastAsia="zh-CN"/>
         </w:rPr>
@@ -7143,29 +6720,27 @@
       <w:pPr>
         <w:spacing w:line="298" w:lineRule="auto"/>
         <w:rPr>
-          <w:rFonts w:asciiTheme="minorHAnsi" w:eastAsiaTheme="minorHAnsi" w:hAnsiTheme="minorHAnsi"/>
-          <w:sz w:val="10"/>
-          <w:szCs w:val="10"/>
-          <w:lang w:eastAsia="zh-CN"/>
-        </w:rPr>
-      </w:pPr>
-    </w:p>
-    <w:p>
-      <w:pPr>
-        <w:pStyle w:val="a7"/>
+          <w:rFonts w:ascii="宋体" w:eastAsia="宋体" w:hAnsi="宋体"/>
+          <w:sz w:val="18"/>
+          <w:szCs w:val="10"/>
+          <w:lang w:eastAsia="zh-CN"/>
+        </w:rPr>
+      </w:pPr>
+    </w:p>
+    <w:p>
+      <w:pPr>
+        <w:pStyle w:val="a5"/>
         <w:spacing w:before="68" w:line="248" w:lineRule="auto"/>
         <w:ind w:left="20" w:right="66" w:hanging="20"/>
         <w:rPr>
-          <w:rFonts w:asciiTheme="minorHAnsi" w:eastAsiaTheme="minorHAnsi" w:hAnsiTheme="minorHAnsi"/>
-          <w:sz w:val="10"/>
-          <w:szCs w:val="10"/>
-          <w:lang w:eastAsia="zh-CN"/>
-        </w:rPr>
-      </w:pPr>
-      <w:r>
-        <w:rPr>
-          <w:rFonts w:asciiTheme="minorHAnsi" w:eastAsiaTheme="minorHAnsi" w:hAnsiTheme="minorHAnsi"/>
-          <w:sz w:val="10"/>
+          <w:sz w:val="18"/>
+          <w:szCs w:val="10"/>
+          <w:lang w:eastAsia="zh-CN"/>
+        </w:rPr>
+      </w:pPr>
+      <w:r>
+        <w:rPr>
+          <w:sz w:val="18"/>
           <w:szCs w:val="10"/>
           <w:lang w:eastAsia="zh-CN"/>
         </w:rPr>
@@ -7174,20 +6749,19 @@
     </w:p>
     <w:p>
       <w:pPr>
-        <w:pStyle w:val="a7"/>
+        <w:pStyle w:val="a5"/>
         <w:spacing w:before="52" w:line="259" w:lineRule="auto"/>
         <w:ind w:left="421" w:right="57" w:hanging="403"/>
         <w:rPr>
-          <w:rFonts w:asciiTheme="minorHAnsi" w:eastAsiaTheme="minorHAnsi" w:hAnsiTheme="minorHAnsi"/>
-          <w:sz w:val="10"/>
-          <w:szCs w:val="10"/>
-          <w:lang w:eastAsia="zh-CN"/>
-        </w:rPr>
-      </w:pPr>
-      <w:r>
-        <w:rPr>
-          <w:rFonts w:asciiTheme="minorHAnsi" w:eastAsiaTheme="minorHAnsi" w:hAnsiTheme="minorHAnsi" w:cs="Wingdings"/>
-          <w:sz w:val="10"/>
+          <w:sz w:val="18"/>
+          <w:szCs w:val="10"/>
+          <w:lang w:eastAsia="zh-CN"/>
+        </w:rPr>
+      </w:pPr>
+      <w:r>
+        <w:rPr>
+          <w:rFonts w:cs="Wingdings"/>
+          <w:sz w:val="18"/>
           <w:szCs w:val="10"/>
           <w:lang w:eastAsia="zh-CN"/>
         </w:rPr>
@@ -7195,8 +6769,7 @@
       </w:r>
       <w:r>
         <w:rPr>
-          <w:rFonts w:asciiTheme="minorHAnsi" w:eastAsiaTheme="minorHAnsi" w:hAnsiTheme="minorHAnsi"/>
-          <w:sz w:val="10"/>
+          <w:sz w:val="18"/>
           <w:szCs w:val="10"/>
           <w:lang w:eastAsia="zh-CN"/>
         </w:rPr>
@@ -7205,20 +6778,18 @@
     </w:p>
     <w:p>
       <w:pPr>
-        <w:pStyle w:val="a7"/>
+        <w:pStyle w:val="a5"/>
         <w:spacing w:before="51" w:line="251" w:lineRule="auto"/>
         <w:ind w:left="430" w:right="62" w:hanging="412"/>
         <w:rPr>
-          <w:rFonts w:asciiTheme="minorHAnsi" w:eastAsiaTheme="minorHAnsi" w:hAnsiTheme="minorHAnsi"/>
-          <w:sz w:val="10"/>
-          <w:szCs w:val="10"/>
-          <w:lang w:eastAsia="zh-CN"/>
-        </w:rPr>
-      </w:pPr>
-      <w:r>
-        <w:rPr>
-          <w:rFonts w:asciiTheme="minorHAnsi" w:eastAsiaTheme="minorHAnsi" w:hAnsiTheme="minorHAnsi"/>
-          <w:sz w:val="10"/>
+          <w:sz w:val="18"/>
+          <w:szCs w:val="10"/>
+          <w:lang w:eastAsia="zh-CN"/>
+        </w:rPr>
+      </w:pPr>
+      <w:r>
+        <w:rPr>
+          <w:sz w:val="18"/>
           <w:szCs w:val="10"/>
           <w:u w:color="000000"/>
           <w:lang w:eastAsia="zh-CN"/>
@@ -7238,18 +6809,18 @@
         <w:spacing w:before="109" w:line="444" w:lineRule="exact"/>
         <w:ind w:left="34"/>
         <w:rPr>
-          <w:rFonts w:asciiTheme="minorHAnsi" w:eastAsiaTheme="minorHAnsi" w:hAnsiTheme="minorHAnsi" w:cs="华文行楷"/>
-          <w:sz w:val="16"/>
+          <w:rFonts w:ascii="宋体" w:eastAsia="宋体" w:hAnsi="宋体" w:cs="华文行楷"/>
+          <w:sz w:val="24"/>
           <w:szCs w:val="16"/>
           <w:lang w:eastAsia="zh-CN"/>
         </w:rPr>
       </w:pPr>
       <w:r>
         <w:rPr>
-          <w:rFonts w:asciiTheme="minorHAnsi" w:eastAsiaTheme="minorHAnsi" w:hAnsiTheme="minorHAnsi" w:cs="华文行楷"/>
+          <w:rFonts w:ascii="宋体" w:eastAsia="宋体" w:hAnsi="宋体" w:cs="华文行楷"/>
           <w:color w:val="FF0000"/>
           <w:position w:val="4"/>
-          <w:sz w:val="16"/>
+          <w:sz w:val="24"/>
           <w:szCs w:val="16"/>
           <w:lang w:eastAsia="zh-CN"/>
         </w:rPr>
@@ -7257,10 +6828,10 @@
       </w:r>
       <w:r>
         <w:rPr>
-          <w:rFonts w:asciiTheme="minorHAnsi" w:eastAsiaTheme="minorHAnsi" w:hAnsiTheme="minorHAnsi" w:cs="华文行楷" w:hint="eastAsia"/>
+          <w:rFonts w:ascii="宋体" w:eastAsia="宋体" w:hAnsi="宋体" w:cs="华文行楷" w:hint="eastAsia"/>
           <w:color w:val="FF0000"/>
           <w:position w:val="4"/>
-          <w:sz w:val="16"/>
+          <w:sz w:val="24"/>
           <w:szCs w:val="16"/>
           <w:lang w:eastAsia="zh-CN"/>
         </w:rPr>
@@ -7268,10 +6839,10 @@
       </w:r>
       <w:r>
         <w:rPr>
-          <w:rFonts w:asciiTheme="minorHAnsi" w:eastAsiaTheme="minorHAnsi" w:hAnsiTheme="minorHAnsi" w:cs="华文行楷"/>
+          <w:rFonts w:ascii="宋体" w:eastAsia="宋体" w:hAnsi="宋体" w:cs="华文行楷"/>
           <w:color w:val="FF0000"/>
           <w:position w:val="4"/>
-          <w:sz w:val="16"/>
+          <w:sz w:val="24"/>
           <w:szCs w:val="16"/>
           <w:lang w:eastAsia="zh-CN"/>
         </w:rPr>
@@ -7280,20 +6851,18 @@
     </w:p>
     <w:p>
       <w:pPr>
-        <w:pStyle w:val="a7"/>
+        <w:pStyle w:val="a5"/>
         <w:spacing w:before="66" w:line="268" w:lineRule="auto"/>
         <w:ind w:right="57"/>
         <w:rPr>
-          <w:rFonts w:asciiTheme="minorHAnsi" w:eastAsiaTheme="minorHAnsi" w:hAnsiTheme="minorHAnsi"/>
-          <w:sz w:val="10"/>
-          <w:szCs w:val="10"/>
-          <w:lang w:eastAsia="zh-CN"/>
-        </w:rPr>
-      </w:pPr>
-      <w:r>
-        <w:rPr>
-          <w:rFonts w:asciiTheme="minorHAnsi" w:eastAsiaTheme="minorHAnsi" w:hAnsiTheme="minorHAnsi"/>
-          <w:sz w:val="10"/>
+          <w:sz w:val="18"/>
+          <w:szCs w:val="10"/>
+          <w:lang w:eastAsia="zh-CN"/>
+        </w:rPr>
+      </w:pPr>
+      <w:r>
+        <w:rPr>
+          <w:sz w:val="18"/>
           <w:szCs w:val="10"/>
           <w:lang w:eastAsia="zh-CN"/>
         </w:rPr>
@@ -7301,8 +6870,8 @@
       </w:r>
       <w:r>
         <w:rPr>
-          <w:rFonts w:asciiTheme="minorHAnsi" w:eastAsiaTheme="minorHAnsi" w:hAnsiTheme="minorHAnsi" w:cs="Times New Roman"/>
-          <w:sz w:val="10"/>
+          <w:rFonts w:cs="Times New Roman"/>
+          <w:sz w:val="18"/>
           <w:szCs w:val="10"/>
           <w:lang w:eastAsia="zh-CN"/>
         </w:rPr>
@@ -7310,8 +6879,7 @@
       </w:r>
       <w:r>
         <w:rPr>
-          <w:rFonts w:asciiTheme="minorHAnsi" w:eastAsiaTheme="minorHAnsi" w:hAnsiTheme="minorHAnsi"/>
-          <w:sz w:val="10"/>
+          <w:sz w:val="18"/>
           <w:szCs w:val="10"/>
           <w:lang w:eastAsia="zh-CN"/>
         </w:rPr>
@@ -7320,20 +6888,18 @@
     </w:p>
     <w:p>
       <w:pPr>
-        <w:pStyle w:val="a7"/>
+        <w:pStyle w:val="a5"/>
         <w:spacing w:before="52" w:line="241" w:lineRule="auto"/>
         <w:ind w:left="18"/>
         <w:rPr>
-          <w:rFonts w:asciiTheme="minorHAnsi" w:eastAsiaTheme="minorHAnsi" w:hAnsiTheme="minorHAnsi"/>
-          <w:sz w:val="10"/>
-          <w:szCs w:val="10"/>
-          <w:lang w:eastAsia="zh-CN"/>
-        </w:rPr>
-      </w:pPr>
-      <w:r>
-        <w:rPr>
-          <w:rFonts w:asciiTheme="minorHAnsi" w:eastAsiaTheme="minorHAnsi" w:hAnsiTheme="minorHAnsi"/>
-          <w:sz w:val="10"/>
+          <w:sz w:val="18"/>
+          <w:szCs w:val="10"/>
+          <w:lang w:eastAsia="zh-CN"/>
+        </w:rPr>
+      </w:pPr>
+      <w:r>
+        <w:rPr>
+          <w:sz w:val="18"/>
           <w:szCs w:val="10"/>
           <w:u w:color="000000"/>
           <w:lang w:eastAsia="zh-CN"/>
@@ -7349,8 +6915,7 @@
       </w:r>
       <w:r>
         <w:rPr>
-          <w:rFonts w:asciiTheme="minorHAnsi" w:eastAsiaTheme="minorHAnsi" w:hAnsiTheme="minorHAnsi"/>
-          <w:sz w:val="10"/>
+          <w:sz w:val="18"/>
           <w:szCs w:val="10"/>
           <w:u w:color="000000"/>
           <w:shd w:val="clear" w:color="auto" w:fill="FFFF00"/>
@@ -7367,8 +6932,7 @@
       </w:r>
       <w:r>
         <w:rPr>
-          <w:rFonts w:asciiTheme="minorHAnsi" w:eastAsiaTheme="minorHAnsi" w:hAnsiTheme="minorHAnsi"/>
-          <w:sz w:val="10"/>
+          <w:sz w:val="18"/>
           <w:szCs w:val="10"/>
           <w:u w:color="000000"/>
           <w:lang w:eastAsia="zh-CN"/>
@@ -7385,29 +6949,27 @@
     </w:p>
     <w:p>
       <w:pPr>
-        <w:pStyle w:val="a7"/>
+        <w:pStyle w:val="a5"/>
         <w:spacing w:before="68" w:line="267" w:lineRule="auto"/>
         <w:ind w:left="7" w:right="57" w:hanging="7"/>
         <w:rPr>
-          <w:rFonts w:asciiTheme="minorHAnsi" w:eastAsiaTheme="minorHAnsi" w:hAnsiTheme="minorHAnsi"/>
-          <w:sz w:val="10"/>
-          <w:szCs w:val="10"/>
-          <w:lang w:eastAsia="zh-CN"/>
-        </w:rPr>
-      </w:pPr>
-      <w:r>
-        <w:rPr>
-          <w:rFonts w:asciiTheme="minorHAnsi" w:eastAsiaTheme="minorHAnsi" w:hAnsiTheme="minorHAnsi"/>
-          <w:sz w:val="10"/>
-          <w:szCs w:val="10"/>
-          <w:lang w:eastAsia="zh-CN"/>
-        </w:rPr>
-        <w:t xml:space="preserve">【二、实施采购】：找卖方， 定卖方。上午去菜场先侦察一下， 葱就在自家院子里拔了【自制或外 购决策）【采购工作说明书），带上菜单商务贴【采购文件），直奔张大妈摊位， 张大妈生病一周没来， 就去找其他摊位瞎逛，还好心里对其他卖家早有一杆秤【供方选择标准），一圈逛下来问了很 多卖菜的【卖方建议书），确定了几家卖菜的，哈哈， 开始下手了，怎么买菜搞着这样，难道学 </w:t>
-      </w:r>
-      <w:r>
-        <w:rPr>
-          <w:rFonts w:asciiTheme="minorHAnsi" w:eastAsiaTheme="minorHAnsi" w:hAnsiTheme="minorHAnsi" w:cs="Times New Roman"/>
-          <w:sz w:val="10"/>
+          <w:sz w:val="18"/>
+          <w:szCs w:val="10"/>
+          <w:lang w:eastAsia="zh-CN"/>
+        </w:rPr>
+      </w:pPr>
+      <w:r>
+        <w:rPr>
+          <w:sz w:val="18"/>
+          <w:szCs w:val="10"/>
+          <w:lang w:eastAsia="zh-CN"/>
+        </w:rPr>
+        <w:t xml:space="preserve">【二、实施采购】：找卖方， 定卖方。上午去菜场先侦察一下， 葱就在自家院子里拔了【自制或外购决策）【采购工作说明书），带上菜单商务贴【采购文件），直奔张大妈摊位， 张大妈生病一周没来， 就去找其他摊位瞎逛，还好心里对其他卖家早有一杆秤【供方选择标准），一圈逛下来问了很多卖菜的【卖方建议书），确定了几家卖菜的，哈哈， 开始下手了，怎么买菜搞着这样，难道学 </w:t>
+      </w:r>
+      <w:r>
+        <w:rPr>
+          <w:rFonts w:cs="Times New Roman"/>
+          <w:sz w:val="18"/>
           <w:szCs w:val="10"/>
           <w:lang w:eastAsia="zh-CN"/>
         </w:rPr>
@@ -7415,8 +6977,7 @@
       </w:r>
       <w:r>
         <w:rPr>
-          <w:rFonts w:asciiTheme="minorHAnsi" w:eastAsiaTheme="minorHAnsi" w:hAnsiTheme="minorHAnsi"/>
-          <w:sz w:val="10"/>
+          <w:sz w:val="18"/>
           <w:szCs w:val="10"/>
           <w:lang w:eastAsia="zh-CN"/>
         </w:rPr>
@@ -7425,20 +6986,18 @@
     </w:p>
     <w:p>
       <w:pPr>
-        <w:pStyle w:val="a7"/>
+        <w:pStyle w:val="a5"/>
         <w:spacing w:before="52" w:line="251" w:lineRule="auto"/>
         <w:ind w:left="431" w:right="56" w:hanging="413"/>
         <w:rPr>
-          <w:rFonts w:asciiTheme="minorHAnsi" w:eastAsiaTheme="minorHAnsi" w:hAnsiTheme="minorHAnsi"/>
-          <w:sz w:val="10"/>
-          <w:szCs w:val="10"/>
-          <w:lang w:eastAsia="zh-CN"/>
-        </w:rPr>
-      </w:pPr>
-      <w:r>
-        <w:rPr>
-          <w:rFonts w:asciiTheme="minorHAnsi" w:eastAsiaTheme="minorHAnsi" w:hAnsiTheme="minorHAnsi"/>
-          <w:sz w:val="10"/>
+          <w:sz w:val="18"/>
+          <w:szCs w:val="10"/>
+          <w:lang w:eastAsia="zh-CN"/>
+        </w:rPr>
+      </w:pPr>
+      <w:r>
+        <w:rPr>
+          <w:sz w:val="18"/>
           <w:szCs w:val="10"/>
           <w:u w:color="000000"/>
           <w:lang w:eastAsia="zh-CN"/>
@@ -7454,8 +7013,7 @@
       </w:r>
       <w:r>
         <w:rPr>
-          <w:rFonts w:asciiTheme="minorHAnsi" w:eastAsiaTheme="minorHAnsi" w:hAnsiTheme="minorHAnsi"/>
-          <w:sz w:val="10"/>
+          <w:sz w:val="18"/>
           <w:szCs w:val="10"/>
           <w:lang w:eastAsia="zh-CN"/>
         </w:rPr>
@@ -7463,8 +7021,7 @@
       </w:r>
       <w:r>
         <w:rPr>
-          <w:rFonts w:asciiTheme="minorHAnsi" w:eastAsiaTheme="minorHAnsi" w:hAnsiTheme="minorHAnsi"/>
-          <w:sz w:val="10"/>
+          <w:sz w:val="18"/>
           <w:szCs w:val="10"/>
           <w:u w:color="000000"/>
           <w:lang w:eastAsia="zh-CN"/>
@@ -7480,8 +7037,7 @@
       </w:r>
       <w:r>
         <w:rPr>
-          <w:rFonts w:asciiTheme="minorHAnsi" w:eastAsiaTheme="minorHAnsi" w:hAnsiTheme="minorHAnsi"/>
-          <w:sz w:val="10"/>
+          <w:sz w:val="18"/>
           <w:szCs w:val="10"/>
           <w:lang w:eastAsia="zh-CN"/>
         </w:rPr>
@@ -7489,8 +7045,7 @@
       </w:r>
       <w:r>
         <w:rPr>
-          <w:rFonts w:asciiTheme="minorHAnsi" w:eastAsiaTheme="minorHAnsi" w:hAnsiTheme="minorHAnsi"/>
-          <w:sz w:val="10"/>
+          <w:sz w:val="18"/>
           <w:szCs w:val="10"/>
           <w:u w:color="000000"/>
           <w:lang w:eastAsia="zh-CN"/>
@@ -7506,8 +7061,7 @@
       </w:r>
       <w:r>
         <w:rPr>
-          <w:rFonts w:asciiTheme="minorHAnsi" w:eastAsiaTheme="minorHAnsi" w:hAnsiTheme="minorHAnsi"/>
-          <w:sz w:val="10"/>
+          <w:sz w:val="18"/>
           <w:szCs w:val="10"/>
           <w:lang w:eastAsia="zh-CN"/>
         </w:rPr>
@@ -7515,8 +7069,7 @@
       </w:r>
       <w:r>
         <w:rPr>
-          <w:rFonts w:asciiTheme="minorHAnsi" w:eastAsiaTheme="minorHAnsi" w:hAnsiTheme="minorHAnsi"/>
-          <w:sz w:val="10"/>
+          <w:sz w:val="18"/>
           <w:szCs w:val="10"/>
           <w:u w:color="000000"/>
           <w:lang w:eastAsia="zh-CN"/>
@@ -7532,8 +7085,7 @@
       </w:r>
       <w:r>
         <w:rPr>
-          <w:rFonts w:asciiTheme="minorHAnsi" w:eastAsiaTheme="minorHAnsi" w:hAnsiTheme="minorHAnsi"/>
-          <w:sz w:val="10"/>
+          <w:sz w:val="18"/>
           <w:szCs w:val="10"/>
           <w:lang w:eastAsia="zh-CN"/>
         </w:rPr>
@@ -7542,19 +7094,17 @@
     </w:p>
     <w:p>
       <w:pPr>
-        <w:pStyle w:val="a7"/>
+        <w:pStyle w:val="a5"/>
         <w:spacing w:before="69" w:line="220" w:lineRule="auto"/>
         <w:rPr>
-          <w:rFonts w:asciiTheme="minorHAnsi" w:eastAsiaTheme="minorHAnsi" w:hAnsiTheme="minorHAnsi"/>
-          <w:sz w:val="10"/>
-          <w:szCs w:val="10"/>
-          <w:lang w:eastAsia="zh-CN"/>
-        </w:rPr>
-      </w:pPr>
-      <w:r>
-        <w:rPr>
-          <w:rFonts w:asciiTheme="minorHAnsi" w:eastAsiaTheme="minorHAnsi" w:hAnsiTheme="minorHAnsi"/>
-          <w:sz w:val="10"/>
+          <w:sz w:val="18"/>
+          <w:szCs w:val="10"/>
+          <w:lang w:eastAsia="zh-CN"/>
+        </w:rPr>
+      </w:pPr>
+      <w:r>
+        <w:rPr>
+          <w:sz w:val="18"/>
           <w:szCs w:val="10"/>
           <w:lang w:eastAsia="zh-CN"/>
         </w:rPr>
@@ -7563,96 +7113,31 @@
     </w:p>
     <w:p>
       <w:pPr>
-        <w:pStyle w:val="a7"/>
+        <w:pStyle w:val="a5"/>
         <w:spacing w:before="53" w:line="265" w:lineRule="auto"/>
         <w:ind w:left="431" w:hanging="413"/>
         <w:rPr>
-          <w:rFonts w:asciiTheme="minorHAnsi" w:eastAsiaTheme="minorHAnsi" w:hAnsiTheme="minorHAnsi"/>
-          <w:sz w:val="10"/>
-          <w:szCs w:val="10"/>
-          <w:lang w:eastAsia="zh-CN"/>
-        </w:rPr>
-      </w:pPr>
-      <w:r>
-        <w:rPr>
-          <w:rFonts w:asciiTheme="minorHAnsi" w:eastAsiaTheme="minorHAnsi" w:hAnsiTheme="minorHAnsi"/>
-          <w:sz w:val="10"/>
-          <w:szCs w:val="10"/>
-          <w:lang w:eastAsia="zh-CN"/>
-        </w:rPr>
-        <w:t>有些菜因为季节不能买到， 老婆批准了【批准的变更请求），第二天李大叔果然派了一小伙按 时送菜过来了， 这小伙说说李大叔这人最讲诚信了，答应的事说到做到【工作绩效报告）【工 作绩效数据），我找出菜单商务贴【采购文件）与【协议） 一一再确认了一下， 把钱给小伙了， 然后在菜单商务贴上写上钱多少多少已付（项目管理计划】，记录采购工作绩效信息（工作绩 效信息】  ，既然菜都来了，可以考虑扔了这个菜单商务贴了（变更请求】</w:t>
-      </w:r>
-    </w:p>
-    <w:p>
-      <w:pPr>
-        <w:spacing w:line="254" w:lineRule="auto"/>
-        <w:rPr>
-          <w:rFonts w:asciiTheme="minorHAnsi" w:eastAsiaTheme="minorHAnsi" w:hAnsiTheme="minorHAnsi"/>
-          <w:sz w:val="10"/>
-          <w:szCs w:val="10"/>
-          <w:lang w:eastAsia="zh-CN"/>
-        </w:rPr>
-      </w:pPr>
-    </w:p>
-    <w:p>
-      <w:pPr>
-        <w:spacing w:before="52" w:line="188" w:lineRule="auto"/>
-        <w:ind w:left="4165"/>
-        <w:rPr>
-          <w:rFonts w:asciiTheme="minorHAnsi" w:eastAsiaTheme="minorHAnsi" w:hAnsiTheme="minorHAnsi" w:cs="Times New Roman"/>
-          <w:sz w:val="6"/>
+          <w:sz w:val="18"/>
+          <w:szCs w:val="10"/>
+          <w:lang w:eastAsia="zh-CN"/>
+        </w:rPr>
+      </w:pPr>
+      <w:r>
+        <w:rPr>
+          <w:sz w:val="18"/>
+          <w:szCs w:val="10"/>
+          <w:lang w:eastAsia="zh-CN"/>
+        </w:rPr>
+        <w:t>有些菜因为季节不能买到， 老婆批准了【批准的变更请求），第二天李大叔果然派了一小伙按时送菜过来了， 这小伙说说李大叔这人最讲诚信了，答应的事说到做到【工作绩效报告）【工作绩效数据），我找出菜单商务贴【采购文件）与【协议） 一一再确认了一下， 把钱给小伙了， 然后在菜单商务贴上写上钱多少多少已付（项目管理计划】，记录采购工作绩效信息（工作绩 效信息】  ，既然菜都来了，可以考虑扔了这个菜单商务贴了（变更请求】</w:t>
+      </w:r>
+      <w:r>
+        <w:rPr>
+          <w:rFonts w:cs="楷体"/>
+          <w:color w:val="0000FF"/>
+          <w:sz w:val="15"/>
           <w:szCs w:val="6"/>
           <w:lang w:eastAsia="zh-CN"/>
         </w:rPr>
-      </w:pPr>
-      <w:r>
-        <w:rPr>
-          <w:rFonts w:asciiTheme="minorHAnsi" w:eastAsiaTheme="minorHAnsi" w:hAnsiTheme="minorHAnsi" w:cs="Times New Roman"/>
-          <w:sz w:val="6"/>
-          <w:szCs w:val="6"/>
-          <w:lang w:eastAsia="zh-CN"/>
-        </w:rPr>
-        <w:t>-</w:t>
-      </w:r>
-      <w:r>
-        <w:rPr>
-          <w:rFonts w:asciiTheme="minorHAnsi" w:eastAsiaTheme="minorHAnsi" w:hAnsiTheme="minorHAnsi" w:cs="Times New Roman"/>
-          <w:w w:val="101"/>
-          <w:sz w:val="6"/>
-          <w:szCs w:val="6"/>
-          <w:lang w:eastAsia="zh-CN"/>
-        </w:rPr>
-        <w:t xml:space="preserve"> </w:t>
-      </w:r>
-      <w:r>
-        <w:rPr>
-          <w:rFonts w:asciiTheme="minorHAnsi" w:eastAsiaTheme="minorHAnsi" w:hAnsiTheme="minorHAnsi" w:cs="Times New Roman"/>
-          <w:sz w:val="6"/>
-          <w:szCs w:val="6"/>
-          <w:lang w:eastAsia="zh-CN"/>
-        </w:rPr>
-        <w:t>1196 -</w:t>
-      </w:r>
-    </w:p>
-    <w:p>
-      <w:pPr>
-        <w:spacing w:before="25" w:line="223" w:lineRule="auto"/>
-        <w:ind w:left="446"/>
-        <w:rPr>
-          <w:rFonts w:asciiTheme="minorHAnsi" w:eastAsiaTheme="minorHAnsi" w:hAnsiTheme="minorHAnsi" w:cs="楷体"/>
-          <w:sz w:val="6"/>
-          <w:szCs w:val="6"/>
-          <w:lang w:eastAsia="zh-CN"/>
-        </w:rPr>
-      </w:pPr>
-      <w:r>
-        <w:rPr>
-          <w:rFonts w:asciiTheme="minorHAnsi" w:eastAsiaTheme="minorHAnsi" w:hAnsiTheme="minorHAnsi" w:cs="楷体"/>
-          <w:color w:val="0000FF"/>
-          <w:sz w:val="6"/>
-          <w:szCs w:val="6"/>
-          <w:lang w:eastAsia="zh-CN"/>
-        </w:rPr>
         <w:t xml:space="preserve">  </w:t>
       </w:r>
     </w:p>
@@ -7660,8 +7145,8 @@
       <w:pPr>
         <w:spacing w:line="223" w:lineRule="auto"/>
         <w:rPr>
-          <w:rFonts w:asciiTheme="minorHAnsi" w:eastAsiaTheme="minorHAnsi" w:hAnsiTheme="minorHAnsi" w:cs="楷体"/>
-          <w:sz w:val="6"/>
+          <w:rFonts w:ascii="宋体" w:eastAsia="宋体" w:hAnsi="宋体" w:cs="楷体"/>
+          <w:sz w:val="15"/>
           <w:szCs w:val="6"/>
           <w:lang w:eastAsia="zh-CN"/>
         </w:rPr>
@@ -7679,29 +7164,27 @@
       <w:pPr>
         <w:spacing w:line="290" w:lineRule="auto"/>
         <w:rPr>
-          <w:rFonts w:asciiTheme="minorHAnsi" w:eastAsiaTheme="minorHAnsi" w:hAnsiTheme="minorHAnsi"/>
-          <w:sz w:val="10"/>
-          <w:szCs w:val="10"/>
-          <w:lang w:eastAsia="zh-CN"/>
-        </w:rPr>
-      </w:pPr>
-    </w:p>
-    <w:p>
-      <w:pPr>
-        <w:pStyle w:val="a7"/>
+          <w:rFonts w:ascii="宋体" w:eastAsia="宋体" w:hAnsi="宋体"/>
+          <w:sz w:val="18"/>
+          <w:szCs w:val="10"/>
+          <w:lang w:eastAsia="zh-CN"/>
+        </w:rPr>
+      </w:pPr>
+    </w:p>
+    <w:p>
+      <w:pPr>
+        <w:pStyle w:val="a5"/>
         <w:spacing w:before="68" w:line="259" w:lineRule="auto"/>
         <w:ind w:left="430" w:right="68" w:hanging="412"/>
         <w:rPr>
-          <w:rFonts w:asciiTheme="minorHAnsi" w:eastAsiaTheme="minorHAnsi" w:hAnsiTheme="minorHAnsi" w:hint="eastAsia"/>
-          <w:sz w:val="8"/>
+          <w:sz w:val="16"/>
           <w:szCs w:val="8"/>
           <w:lang w:eastAsia="zh-CN"/>
         </w:rPr>
       </w:pPr>
       <w:r>
         <w:rPr>
-          <w:rFonts w:asciiTheme="minorHAnsi" w:eastAsiaTheme="minorHAnsi" w:hAnsiTheme="minorHAnsi"/>
-          <w:sz w:val="8"/>
+          <w:sz w:val="16"/>
           <w:szCs w:val="8"/>
           <w:u w:color="000000"/>
           <w:lang w:eastAsia="zh-CN"/>
@@ -7717,8 +7200,7 @@
       </w:r>
       <w:r>
         <w:rPr>
-          <w:rFonts w:asciiTheme="minorHAnsi" w:eastAsiaTheme="minorHAnsi" w:hAnsiTheme="minorHAnsi"/>
-          <w:sz w:val="8"/>
+          <w:sz w:val="16"/>
           <w:szCs w:val="8"/>
           <w:lang w:eastAsia="zh-CN"/>
         </w:rPr>
@@ -7726,8 +7208,7 @@
       </w:r>
       <w:r>
         <w:rPr>
-          <w:rFonts w:asciiTheme="minorHAnsi" w:eastAsiaTheme="minorHAnsi" w:hAnsiTheme="minorHAnsi"/>
-          <w:sz w:val="8"/>
+          <w:sz w:val="16"/>
           <w:szCs w:val="8"/>
           <w:u w:color="000000"/>
           <w:lang w:eastAsia="zh-CN"/>
@@ -7744,64 +7225,66 @@
     </w:p>
     <w:p>
       <w:pPr>
-        <w:pStyle w:val="a7"/>
+        <w:pStyle w:val="a5"/>
         <w:spacing w:before="68" w:line="247" w:lineRule="auto"/>
         <w:ind w:left="9" w:right="107" w:hanging="9"/>
         <w:rPr>
-          <w:rFonts w:asciiTheme="minorHAnsi" w:eastAsiaTheme="minorHAnsi" w:hAnsiTheme="minorHAnsi"/>
-          <w:sz w:val="10"/>
-          <w:szCs w:val="10"/>
-          <w:lang w:eastAsia="zh-CN"/>
-        </w:rPr>
-      </w:pPr>
-      <w:r>
-        <w:rPr>
-          <w:rFonts w:asciiTheme="minorHAnsi" w:eastAsiaTheme="minorHAnsi" w:hAnsiTheme="minorHAnsi"/>
-          <w:sz w:val="10"/>
-          <w:szCs w:val="10"/>
-          <w:lang w:eastAsia="zh-CN"/>
-        </w:rPr>
-        <w:t>【四、结束采购】：告知卖方。事后我拿着菜单商务贴并写上了金额【采购文件） 给李大叔打了一 个电话，告诉他我收到的菜， 钱也给小伙了，李大叔说好以后多合作。（结束采购】</w:t>
-      </w:r>
-    </w:p>
-    <w:p>
-      <w:pPr>
-        <w:pStyle w:val="a7"/>
+          <w:sz w:val="18"/>
+          <w:szCs w:val="10"/>
+          <w:lang w:eastAsia="zh-CN"/>
+        </w:rPr>
+      </w:pPr>
+      <w:r>
+        <w:rPr>
+          <w:sz w:val="18"/>
+          <w:szCs w:val="10"/>
+          <w:lang w:eastAsia="zh-CN"/>
+        </w:rPr>
+        <w:t>【四、结束采购】：告知卖方，</w:t>
+      </w:r>
+      <w:r>
+        <w:rPr>
+          <w:sz w:val="18"/>
+          <w:szCs w:val="10"/>
+          <w:lang w:eastAsia="zh-CN"/>
+        </w:rPr>
+        <w:t>事后我拿着菜单商务贴并写上了金额【采购文件） 给李大叔打了一 个电话，告诉他我收到的菜， 钱也给小伙了，李大叔说好以后多合作。（结束采购】</w:t>
+      </w:r>
+    </w:p>
+    <w:p>
+      <w:pPr>
+        <w:pStyle w:val="a5"/>
         <w:spacing w:before="63" w:line="268" w:lineRule="auto"/>
         <w:ind w:left="431" w:right="102" w:hanging="413"/>
         <w:rPr>
-          <w:rFonts w:asciiTheme="minorHAnsi" w:eastAsiaTheme="minorHAnsi" w:hAnsiTheme="minorHAnsi"/>
-          <w:sz w:val="8"/>
+          <w:sz w:val="16"/>
           <w:szCs w:val="8"/>
           <w:lang w:eastAsia="zh-CN"/>
         </w:rPr>
       </w:pPr>
       <w:r>
         <w:rPr>
-          <w:rFonts w:asciiTheme="minorHAnsi" w:eastAsiaTheme="minorHAnsi" w:hAnsiTheme="minorHAnsi"/>
-          <w:sz w:val="8"/>
+          <w:sz w:val="16"/>
           <w:szCs w:val="8"/>
           <w:lang w:eastAsia="zh-CN"/>
         </w:rPr>
-        <w:t>理解项目或阶段收尾和合同收尾，一个项目或阶段可以包括多个采购合同，合同收尾一般包括确 认合同工作、采购成果的验收、通知、处理未决索赔、争议、采购审计以及更新结果等；项目和 阶段收尾包括核实项目产品、移交产品、审核成败、经验教训、文件存档、遣散资源等</w:t>
-      </w:r>
-    </w:p>
-    <w:p>
-      <w:pPr>
-        <w:pStyle w:val="a7"/>
+        <w:t>理解项目或阶段收尾和合同收尾，一个项目或阶段可以包括多个采购合同，合同收尾一般包括确认合同工作、采购成果的验收、通知、处理未决索赔、争议、采购审计以及更新结果等；项目和 阶段收尾包括核实项目产品、移交产品、审核成败、经验教训、文件存档、遣散资源等</w:t>
+      </w:r>
+    </w:p>
+    <w:p>
+      <w:pPr>
+        <w:pStyle w:val="a5"/>
         <w:spacing w:before="56"/>
         <w:ind w:left="18"/>
         <w:rPr>
-          <w:rFonts w:asciiTheme="minorHAnsi" w:eastAsiaTheme="minorHAnsi" w:hAnsiTheme="minorHAnsi"/>
-          <w:sz w:val="10"/>
-          <w:szCs w:val="10"/>
-          <w:lang w:eastAsia="zh-CN"/>
-        </w:rPr>
-      </w:pPr>
-      <w:r>
-        <w:rPr>
-          <w:rFonts w:asciiTheme="minorHAnsi" w:eastAsiaTheme="minorHAnsi" w:hAnsiTheme="minorHAnsi"/>
-          <w:sz w:val="10"/>
+          <w:sz w:val="18"/>
+          <w:szCs w:val="10"/>
+          <w:lang w:eastAsia="zh-CN"/>
+        </w:rPr>
+      </w:pPr>
+      <w:r>
+        <w:rPr>
+          <w:sz w:val="18"/>
           <w:szCs w:val="10"/>
           <w:u w:color="000000"/>
           <w:lang w:eastAsia="zh-CN"/>
@@ -7821,18 +7304,18 @@
         <w:spacing w:before="110" w:line="446" w:lineRule="exact"/>
         <w:ind w:left="28"/>
         <w:rPr>
-          <w:rFonts w:asciiTheme="minorHAnsi" w:eastAsiaTheme="minorHAnsi" w:hAnsiTheme="minorHAnsi" w:cs="华文行楷" w:hint="eastAsia"/>
-          <w:sz w:val="16"/>
+          <w:rFonts w:ascii="宋体" w:eastAsia="宋体" w:hAnsi="宋体" w:cs="华文行楷"/>
+          <w:sz w:val="24"/>
           <w:szCs w:val="16"/>
           <w:lang w:eastAsia="zh-CN"/>
         </w:rPr>
       </w:pPr>
       <w:r>
         <w:rPr>
-          <w:rFonts w:asciiTheme="minorHAnsi" w:eastAsiaTheme="minorHAnsi" w:hAnsiTheme="minorHAnsi" w:cs="华文行楷"/>
+          <w:rFonts w:ascii="宋体" w:eastAsia="宋体" w:hAnsi="宋体" w:cs="华文行楷"/>
           <w:color w:val="FF0000"/>
           <w:position w:val="4"/>
-          <w:sz w:val="16"/>
+          <w:sz w:val="24"/>
           <w:szCs w:val="16"/>
           <w:lang w:eastAsia="zh-CN"/>
         </w:rPr>
@@ -7840,10 +7323,10 @@
       </w:r>
       <w:r>
         <w:rPr>
-          <w:rFonts w:asciiTheme="minorHAnsi" w:eastAsiaTheme="minorHAnsi" w:hAnsiTheme="minorHAnsi" w:cs="华文行楷" w:hint="eastAsia"/>
+          <w:rFonts w:ascii="宋体" w:eastAsia="宋体" w:hAnsi="宋体" w:cs="华文行楷" w:hint="eastAsia"/>
           <w:color w:val="FF0000"/>
           <w:position w:val="4"/>
-          <w:sz w:val="16"/>
+          <w:sz w:val="24"/>
           <w:szCs w:val="16"/>
           <w:lang w:eastAsia="zh-CN"/>
         </w:rPr>
@@ -7851,41 +7334,50 @@
       </w:r>
       <w:r>
         <w:rPr>
-          <w:rFonts w:asciiTheme="minorHAnsi" w:eastAsiaTheme="minorHAnsi" w:hAnsiTheme="minorHAnsi" w:cs="华文行楷"/>
+          <w:rFonts w:ascii="宋体" w:eastAsia="宋体" w:hAnsi="宋体" w:cs="华文行楷"/>
           <w:color w:val="FF0000"/>
           <w:position w:val="4"/>
+          <w:sz w:val="24"/>
+          <w:szCs w:val="16"/>
+          <w:lang w:eastAsia="zh-CN"/>
+        </w:rPr>
+        <w:t>4]</w:t>
+      </w:r>
+      <w:r>
+        <w:rPr>
+          <w:rFonts w:ascii="宋体" w:eastAsia="宋体" w:hAnsi="宋体"/>
           <w:sz w:val="16"/>
-          <w:szCs w:val="16"/>
-          <w:lang w:eastAsia="zh-CN"/>
-        </w:rPr>
-        <w:t>4]</w:t>
-      </w:r>
-      <w:r>
-        <w:rPr>
-          <w:rFonts w:asciiTheme="minorHAnsi" w:eastAsiaTheme="minorHAnsi" w:hAnsiTheme="minorHAnsi"/>
-          <w:sz w:val="8"/>
           <w:szCs w:val="8"/>
           <w:lang w:eastAsia="zh-CN"/>
         </w:rPr>
-        <w:t>识别能影响项目或受项目影响的全部人员、 群体组织，分析干系人对项目的期望和影响，制定合适的管理策略有效调动干系人参与项目决策和执行</w:t>
-      </w:r>
-    </w:p>
-    <w:p>
-      <w:pPr>
-        <w:pStyle w:val="a7"/>
+        <w:t>识别能影响项目或</w:t>
+      </w:r>
+      <w:bookmarkStart w:id="0" w:name="_GoBack"/>
+      <w:bookmarkEnd w:id="0"/>
+      <w:r>
+        <w:rPr>
+          <w:rFonts w:ascii="宋体" w:eastAsia="宋体" w:hAnsi="宋体"/>
+          <w:sz w:val="16"/>
+          <w:szCs w:val="8"/>
+          <w:lang w:eastAsia="zh-CN"/>
+        </w:rPr>
+        <w:t>受项目影响的全部人员、 群体组织，分析干系人对项目的期望和影响，制定合适的管理策略有效调动干系人参与项目决策和执行</w:t>
+      </w:r>
+    </w:p>
+    <w:p>
+      <w:pPr>
+        <w:pStyle w:val="a5"/>
         <w:spacing w:before="62" w:line="247" w:lineRule="auto"/>
         <w:ind w:left="15" w:right="123" w:hanging="15"/>
         <w:rPr>
-          <w:rFonts w:asciiTheme="minorHAnsi" w:eastAsiaTheme="minorHAnsi" w:hAnsiTheme="minorHAnsi"/>
-          <w:sz w:val="8"/>
+          <w:sz w:val="16"/>
           <w:szCs w:val="8"/>
           <w:lang w:eastAsia="zh-CN"/>
         </w:rPr>
       </w:pPr>
       <w:r>
         <w:rPr>
-          <w:rFonts w:asciiTheme="minorHAnsi" w:eastAsiaTheme="minorHAnsi" w:hAnsiTheme="minorHAnsi"/>
-          <w:sz w:val="8"/>
+          <w:sz w:val="16"/>
           <w:szCs w:val="8"/>
           <w:lang w:eastAsia="zh-CN"/>
         </w:rPr>
@@ -7894,24 +7386,20 @@
     </w:p>
     <w:p>
       <w:pPr>
-        <w:pStyle w:val="a7"/>
+        <w:pStyle w:val="a5"/>
         <w:spacing w:before="21" w:line="278" w:lineRule="auto"/>
         <w:ind w:left="18"/>
         <w:rPr>
-          <w:rFonts w:asciiTheme="minorHAnsi" w:eastAsiaTheme="minorHAnsi" w:hAnsiTheme="minorHAnsi"/>
-          <w:b/>
           <w:bCs/>
-          <w:sz w:val="8"/>
+          <w:sz w:val="16"/>
           <w:szCs w:val="8"/>
           <w:lang w:eastAsia="zh-CN"/>
         </w:rPr>
       </w:pPr>
       <w:r>
         <w:rPr>
-          <w:rFonts w:asciiTheme="minorHAnsi" w:eastAsiaTheme="minorHAnsi" w:hAnsiTheme="minorHAnsi"/>
-          <w:b/>
           <w:bCs/>
-          <w:sz w:val="8"/>
+          <w:sz w:val="16"/>
           <w:szCs w:val="8"/>
           <w:u w:color="000000"/>
           <w:lang w:eastAsia="zh-CN"/>
@@ -7927,10 +7415,9 @@
       </w:r>
       <w:r>
         <w:rPr>
-          <w:rFonts w:asciiTheme="minorHAnsi" w:eastAsiaTheme="minorHAnsi" w:hAnsiTheme="minorHAnsi" w:cs="Times New Roman"/>
-          <w:b/>
+          <w:rFonts w:cs="Times New Roman"/>
           <w:bCs/>
-          <w:sz w:val="8"/>
+          <w:sz w:val="16"/>
           <w:szCs w:val="8"/>
           <w:lang w:eastAsia="zh-CN"/>
         </w:rPr>
@@ -7938,10 +7425,8 @@
       </w:r>
       <w:r>
         <w:rPr>
-          <w:rFonts w:asciiTheme="minorHAnsi" w:eastAsiaTheme="minorHAnsi" w:hAnsiTheme="minorHAnsi"/>
-          <w:b/>
           <w:bCs/>
-          <w:sz w:val="8"/>
+          <w:sz w:val="16"/>
           <w:szCs w:val="8"/>
           <w:u w:color="000000"/>
           <w:lang w:eastAsia="zh-CN"/>
@@ -7957,10 +7442,9 @@
       </w:r>
       <w:r>
         <w:rPr>
-          <w:rFonts w:asciiTheme="minorHAnsi" w:eastAsiaTheme="minorHAnsi" w:hAnsiTheme="minorHAnsi" w:cs="Times New Roman"/>
-          <w:b/>
+          <w:rFonts w:cs="Times New Roman"/>
           <w:bCs/>
-          <w:sz w:val="8"/>
+          <w:sz w:val="16"/>
           <w:szCs w:val="8"/>
           <w:lang w:eastAsia="zh-CN"/>
         </w:rPr>
@@ -7968,10 +7452,8 @@
       </w:r>
       <w:r>
         <w:rPr>
-          <w:rFonts w:asciiTheme="minorHAnsi" w:eastAsiaTheme="minorHAnsi" w:hAnsiTheme="minorHAnsi"/>
-          <w:b/>
           <w:bCs/>
-          <w:sz w:val="8"/>
+          <w:sz w:val="16"/>
           <w:szCs w:val="8"/>
           <w:u w:color="000000"/>
           <w:lang w:eastAsia="zh-CN"/>
@@ -7987,10 +7469,9 @@
       </w:r>
       <w:r>
         <w:rPr>
-          <w:rFonts w:asciiTheme="minorHAnsi" w:eastAsiaTheme="minorHAnsi" w:hAnsiTheme="minorHAnsi" w:cs="Times New Roman"/>
-          <w:b/>
+          <w:rFonts w:cs="Times New Roman"/>
           <w:bCs/>
-          <w:sz w:val="8"/>
+          <w:sz w:val="16"/>
           <w:szCs w:val="8"/>
           <w:lang w:eastAsia="zh-CN"/>
         </w:rPr>
@@ -7998,10 +7479,8 @@
       </w:r>
       <w:r>
         <w:rPr>
-          <w:rFonts w:asciiTheme="minorHAnsi" w:eastAsiaTheme="minorHAnsi" w:hAnsiTheme="minorHAnsi"/>
-          <w:b/>
           <w:bCs/>
-          <w:sz w:val="8"/>
+          <w:sz w:val="16"/>
           <w:szCs w:val="8"/>
           <w:u w:color="000000"/>
           <w:lang w:eastAsia="zh-CN"/>
@@ -8017,10 +7496,8 @@
       </w:r>
       <w:r>
         <w:rPr>
-          <w:rFonts w:asciiTheme="minorHAnsi" w:eastAsiaTheme="minorHAnsi" w:hAnsiTheme="minorHAnsi"/>
-          <w:b/>
           <w:bCs/>
-          <w:sz w:val="8"/>
+          <w:sz w:val="16"/>
           <w:szCs w:val="8"/>
           <w:lang w:eastAsia="zh-CN"/>
         </w:rPr>
@@ -8029,20 +7506,18 @@
     </w:p>
     <w:p>
       <w:pPr>
-        <w:pStyle w:val="a7"/>
+        <w:pStyle w:val="a5"/>
         <w:spacing w:before="68" w:line="247" w:lineRule="auto"/>
         <w:ind w:left="10" w:right="124" w:hanging="10"/>
         <w:rPr>
-          <w:rFonts w:asciiTheme="minorHAnsi" w:eastAsiaTheme="minorHAnsi" w:hAnsiTheme="minorHAnsi"/>
-          <w:sz w:val="8"/>
+          <w:sz w:val="16"/>
           <w:szCs w:val="8"/>
           <w:lang w:eastAsia="zh-CN"/>
         </w:rPr>
       </w:pPr>
       <w:r>
         <w:rPr>
-          <w:rFonts w:asciiTheme="minorHAnsi" w:eastAsiaTheme="minorHAnsi" w:hAnsiTheme="minorHAnsi"/>
-          <w:sz w:val="8"/>
+          <w:sz w:val="16"/>
           <w:szCs w:val="8"/>
           <w:lang w:eastAsia="zh-CN"/>
         </w:rPr>
@@ -8051,24 +7526,20 @@
     </w:p>
     <w:p>
       <w:pPr>
-        <w:pStyle w:val="a7"/>
+        <w:pStyle w:val="a5"/>
         <w:spacing w:before="54" w:line="241" w:lineRule="auto"/>
         <w:ind w:left="18"/>
         <w:rPr>
-          <w:rFonts w:asciiTheme="minorHAnsi" w:eastAsiaTheme="minorHAnsi" w:hAnsiTheme="minorHAnsi"/>
-          <w:b/>
           <w:bCs/>
-          <w:sz w:val="8"/>
+          <w:sz w:val="16"/>
           <w:szCs w:val="8"/>
           <w:lang w:eastAsia="zh-CN"/>
         </w:rPr>
       </w:pPr>
       <w:r>
         <w:rPr>
-          <w:rFonts w:asciiTheme="minorHAnsi" w:eastAsiaTheme="minorHAnsi" w:hAnsiTheme="minorHAnsi"/>
-          <w:b/>
           <w:bCs/>
-          <w:sz w:val="8"/>
+          <w:sz w:val="16"/>
           <w:szCs w:val="8"/>
           <w:u w:color="000000"/>
           <w:lang w:eastAsia="zh-CN"/>
@@ -8085,20 +7556,18 @@
     </w:p>
     <w:p>
       <w:pPr>
-        <w:pStyle w:val="a7"/>
+        <w:pStyle w:val="a5"/>
         <w:spacing w:before="69" w:line="247" w:lineRule="auto"/>
         <w:ind w:left="10" w:right="50" w:hanging="10"/>
         <w:rPr>
-          <w:rFonts w:asciiTheme="minorHAnsi" w:eastAsiaTheme="minorHAnsi" w:hAnsiTheme="minorHAnsi"/>
-          <w:sz w:val="8"/>
+          <w:sz w:val="16"/>
           <w:szCs w:val="8"/>
           <w:lang w:eastAsia="zh-CN"/>
         </w:rPr>
       </w:pPr>
       <w:r>
         <w:rPr>
-          <w:rFonts w:asciiTheme="minorHAnsi" w:eastAsiaTheme="minorHAnsi" w:hAnsiTheme="minorHAnsi"/>
-          <w:sz w:val="8"/>
+          <w:sz w:val="16"/>
           <w:szCs w:val="8"/>
           <w:lang w:eastAsia="zh-CN"/>
         </w:rPr>
@@ -8107,20 +7576,18 @@
     </w:p>
     <w:p>
       <w:pPr>
-        <w:pStyle w:val="a7"/>
+        <w:pStyle w:val="a5"/>
         <w:spacing w:before="53"/>
         <w:ind w:right="452"/>
         <w:rPr>
-          <w:rFonts w:asciiTheme="minorHAnsi" w:eastAsiaTheme="minorHAnsi" w:hAnsiTheme="minorHAnsi"/>
-          <w:sz w:val="8"/>
+          <w:sz w:val="16"/>
           <w:szCs w:val="8"/>
           <w:lang w:eastAsia="zh-CN"/>
         </w:rPr>
       </w:pPr>
       <w:r>
         <w:rPr>
-          <w:rFonts w:asciiTheme="minorHAnsi" w:eastAsiaTheme="minorHAnsi" w:hAnsiTheme="minorHAnsi"/>
-          <w:sz w:val="8"/>
+          <w:sz w:val="16"/>
           <w:szCs w:val="8"/>
           <w:lang w:eastAsia="zh-CN"/>
         </w:rPr>
@@ -8129,24 +7596,20 @@
     </w:p>
     <w:p>
       <w:pPr>
-        <w:pStyle w:val="a7"/>
+        <w:pStyle w:val="a5"/>
         <w:spacing w:before="39" w:line="241" w:lineRule="auto"/>
         <w:ind w:left="18"/>
         <w:rPr>
-          <w:rFonts w:asciiTheme="minorHAnsi" w:eastAsiaTheme="minorHAnsi" w:hAnsiTheme="minorHAnsi"/>
-          <w:b/>
           <w:bCs/>
-          <w:sz w:val="8"/>
+          <w:sz w:val="16"/>
           <w:szCs w:val="8"/>
           <w:lang w:eastAsia="zh-CN"/>
         </w:rPr>
       </w:pPr>
       <w:r>
         <w:rPr>
-          <w:rFonts w:asciiTheme="minorHAnsi" w:eastAsiaTheme="minorHAnsi" w:hAnsiTheme="minorHAnsi"/>
-          <w:b/>
           <w:bCs/>
-          <w:sz w:val="8"/>
+          <w:sz w:val="16"/>
           <w:szCs w:val="8"/>
           <w:lang w:eastAsia="zh-CN"/>
         </w:rPr>
@@ -8155,20 +7618,18 @@
     </w:p>
     <w:p>
       <w:pPr>
-        <w:pStyle w:val="a7"/>
+        <w:pStyle w:val="a5"/>
         <w:spacing w:before="69" w:line="247" w:lineRule="auto"/>
         <w:ind w:left="10" w:right="116" w:hanging="10"/>
         <w:rPr>
-          <w:rFonts w:asciiTheme="minorHAnsi" w:eastAsiaTheme="minorHAnsi" w:hAnsiTheme="minorHAnsi"/>
-          <w:sz w:val="8"/>
+          <w:sz w:val="16"/>
           <w:szCs w:val="8"/>
           <w:lang w:eastAsia="zh-CN"/>
         </w:rPr>
       </w:pPr>
       <w:r>
         <w:rPr>
-          <w:rFonts w:asciiTheme="minorHAnsi" w:eastAsiaTheme="minorHAnsi" w:hAnsiTheme="minorHAnsi"/>
-          <w:sz w:val="8"/>
+          <w:sz w:val="16"/>
           <w:szCs w:val="8"/>
           <w:lang w:eastAsia="zh-CN"/>
         </w:rPr>
@@ -8178,16 +7639,16 @@
     <w:p>
       <w:pPr>
         <w:rPr>
-          <w:rFonts w:asciiTheme="minorHAnsi" w:eastAsiaTheme="minorHAnsi" w:hAnsiTheme="minorHAnsi" w:cs="Wingdings"/>
-          <w:sz w:val="8"/>
+          <w:rFonts w:ascii="宋体" w:eastAsia="宋体" w:hAnsi="宋体" w:cs="Wingdings"/>
+          <w:sz w:val="16"/>
           <w:szCs w:val="8"/>
           <w:lang w:eastAsia="zh-CN"/>
         </w:rPr>
       </w:pPr>
       <w:r>
         <w:rPr>
-          <w:rFonts w:asciiTheme="minorHAnsi" w:eastAsiaTheme="minorHAnsi" w:hAnsiTheme="minorHAnsi"/>
-          <w:sz w:val="8"/>
+          <w:rFonts w:ascii="宋体" w:eastAsia="宋体" w:hAnsi="宋体"/>
+          <w:sz w:val="16"/>
           <w:szCs w:val="8"/>
           <w:lang w:eastAsia="zh-CN"/>
         </w:rPr>
@@ -8195,8 +7656,8 @@
       </w:r>
       <w:r>
         <w:rPr>
-          <w:rFonts w:asciiTheme="minorHAnsi" w:eastAsiaTheme="minorHAnsi" w:hAnsiTheme="minorHAnsi" w:cs="Wingdings"/>
-          <w:sz w:val="8"/>
+          <w:rFonts w:ascii="宋体" w:eastAsia="宋体" w:hAnsi="宋体" w:cs="Wingdings"/>
+          <w:sz w:val="16"/>
           <w:szCs w:val="8"/>
           <w:lang w:eastAsia="zh-CN"/>
         </w:rPr>
@@ -8206,20 +7667,18 @@
     <w:p>
       <w:pPr>
         <w:rPr>
-          <w:rFonts w:asciiTheme="minorHAnsi" w:eastAsiaTheme="minorHAnsi" w:hAnsiTheme="minorHAnsi"/>
-          <w:b/>
+          <w:rFonts w:ascii="宋体" w:eastAsia="宋体" w:hAnsi="宋体"/>
+          <w:bCs/>
+          <w:sz w:val="24"/>
+          <w:szCs w:val="16"/>
+          <w:lang w:eastAsia="zh-CN"/>
+        </w:rPr>
+      </w:pPr>
+      <w:r>
+        <w:rPr>
+          <w:rFonts w:ascii="宋体" w:eastAsia="宋体" w:hAnsi="宋体"/>
           <w:bCs/>
           <w:sz w:val="16"/>
-          <w:szCs w:val="16"/>
-          <w:lang w:eastAsia="zh-CN"/>
-        </w:rPr>
-      </w:pPr>
-      <w:r>
-        <w:rPr>
-          <w:rFonts w:asciiTheme="minorHAnsi" w:eastAsiaTheme="minorHAnsi" w:hAnsiTheme="minorHAnsi"/>
-          <w:b/>
-          <w:bCs/>
-          <w:sz w:val="8"/>
           <w:szCs w:val="8"/>
           <w:lang w:eastAsia="zh-CN"/>
         </w:rPr>
@@ -8237,7 +7696,7 @@
 </file>
 
 <file path=word/endnotes.xml><?xml version="1.0" encoding="utf-8"?>
-<w:endnotes xmlns:wpc="http://schemas.microsoft.com/office/word/2010/wordprocessingCanvas" xmlns:cx="http://schemas.microsoft.com/office/drawing/2014/chartex" xmlns:cx1="http://schemas.microsoft.com/office/drawing/2015/9/8/chartex" xmlns:cx2="http://schemas.microsoft.com/office/drawing/2015/10/21/chartex" xmlns:cx3="http://schemas.microsoft.com/office/drawing/2016/5/9/chartex" xmlns:cx4="http://schemas.microsoft.com/office/drawing/2016/5/10/chartex" xmlns:cx5="http://schemas.microsoft.com/office/drawing/2016/5/11/chartex" xmlns:cx6="http://schemas.microsoft.com/office/drawing/2016/5/12/chartex" xmlns:cx7="http://schemas.microsoft.com/office/drawing/2016/5/13/chartex" xmlns:cx8="http://schemas.microsoft.com/office/drawing/2016/5/14/chartex" xmlns:mc="http://schemas.openxmlformats.org/markup-compatibility/2006" xmlns:aink="http://schemas.microsoft.com/office/drawing/2016/ink" xmlns:am3d="http://schemas.microsoft.com/office/drawing/2017/model3d" xmlns:o="urn:schemas-microsoft-com:office:office" xmlns:oel="http://schemas.microsoft.com/office/2019/extlst" xmlns:r="http://schemas.openxmlformats.org/officeDocument/2006/relationships" xmlns:m="http://schemas.openxmlformats.org/officeDocument/2006/math" xmlns:v="urn:schemas-microsoft-com:vml" xmlns:wp14="http://schemas.microsoft.com/office/word/2010/wordprocessingDrawing" xmlns:wp="http://schemas.openxmlformats.org/drawingml/2006/wordprocessingDrawing" xmlns:w10="urn:schemas-microsoft-com:office:word" xmlns:w="http://schemas.openxmlformats.org/wordprocessingml/2006/main" xmlns:w14="http://schemas.microsoft.com/office/word/2010/wordml" xmlns:w15="http://schemas.microsoft.com/office/word/2012/wordml" xmlns:w16cex="http://schemas.microsoft.com/office/word/2018/wordml/cex" xmlns:w16cid="http://schemas.microsoft.com/office/word/2016/wordml/cid" xmlns:w16="http://schemas.microsoft.com/office/word/2018/wordml" xmlns:w16sdtdh="http://schemas.microsoft.com/office/word/2020/wordml/sdtdatahash" xmlns:w16se="http://schemas.microsoft.com/office/word/2015/wordml/symex" xmlns:wpg="http://schemas.microsoft.com/office/word/2010/wordprocessingGroup" xmlns:wpi="http://schemas.microsoft.com/office/word/2010/wordprocessingInk" xmlns:wne="http://schemas.microsoft.com/office/word/2006/wordml" xmlns:wps="http://schemas.microsoft.com/office/word/2010/wordprocessingShape" mc:Ignorable="w14 w15 w16se w16cid w16 w16cex w16sdtdh wp14">
+<w:endnotes xmlns:wpc="http://schemas.microsoft.com/office/word/2010/wordprocessingCanvas" xmlns:mc="http://schemas.openxmlformats.org/markup-compatibility/2006" xmlns:o="urn:schemas-microsoft-com:office:office" xmlns:r="http://schemas.openxmlformats.org/officeDocument/2006/relationships" xmlns:m="http://schemas.openxmlformats.org/officeDocument/2006/math" xmlns:v="urn:schemas-microsoft-com:vml" xmlns:wp14="http://schemas.microsoft.com/office/word/2010/wordprocessingDrawing" xmlns:wp="http://schemas.openxmlformats.org/drawingml/2006/wordprocessingDrawing" xmlns:w10="urn:schemas-microsoft-com:office:word" xmlns:w="http://schemas.openxmlformats.org/wordprocessingml/2006/main" xmlns:w14="http://schemas.microsoft.com/office/word/2010/wordml" xmlns:w15="http://schemas.microsoft.com/office/word/2012/wordml" xmlns:wpg="http://schemas.microsoft.com/office/word/2010/wordprocessingGroup" xmlns:wpi="http://schemas.microsoft.com/office/word/2010/wordprocessingInk" xmlns:wne="http://schemas.microsoft.com/office/word/2006/wordml" xmlns:wps="http://schemas.microsoft.com/office/word/2010/wordprocessingShape" mc:Ignorable="w14 w15 wp14">
   <w:endnote w:type="separator" w:id="-1">
     <w:p>
       <w:r>
@@ -8256,7 +7715,7 @@
 </file>
 
 <file path=word/footnotes.xml><?xml version="1.0" encoding="utf-8"?>
-<w:footnotes xmlns:wpc="http://schemas.microsoft.com/office/word/2010/wordprocessingCanvas" xmlns:cx="http://schemas.microsoft.com/office/drawing/2014/chartex" xmlns:cx1="http://schemas.microsoft.com/office/drawing/2015/9/8/chartex" xmlns:cx2="http://schemas.microsoft.com/office/drawing/2015/10/21/chartex" xmlns:cx3="http://schemas.microsoft.com/office/drawing/2016/5/9/chartex" xmlns:cx4="http://schemas.microsoft.com/office/drawing/2016/5/10/chartex" xmlns:cx5="http://schemas.microsoft.com/office/drawing/2016/5/11/chartex" xmlns:cx6="http://schemas.microsoft.com/office/drawing/2016/5/12/chartex" xmlns:cx7="http://schemas.microsoft.com/office/drawing/2016/5/13/chartex" xmlns:cx8="http://schemas.microsoft.com/office/drawing/2016/5/14/chartex" xmlns:mc="http://schemas.openxmlformats.org/markup-compatibility/2006" xmlns:aink="http://schemas.microsoft.com/office/drawing/2016/ink" xmlns:am3d="http://schemas.microsoft.com/office/drawing/2017/model3d" xmlns:o="urn:schemas-microsoft-com:office:office" xmlns:oel="http://schemas.microsoft.com/office/2019/extlst" xmlns:r="http://schemas.openxmlformats.org/officeDocument/2006/relationships" xmlns:m="http://schemas.openxmlformats.org/officeDocument/2006/math" xmlns:v="urn:schemas-microsoft-com:vml" xmlns:wp14="http://schemas.microsoft.com/office/word/2010/wordprocessingDrawing" xmlns:wp="http://schemas.openxmlformats.org/drawingml/2006/wordprocessingDrawing" xmlns:w10="urn:schemas-microsoft-com:office:word" xmlns:w="http://schemas.openxmlformats.org/wordprocessingml/2006/main" xmlns:w14="http://schemas.microsoft.com/office/word/2010/wordml" xmlns:w15="http://schemas.microsoft.com/office/word/2012/wordml" xmlns:w16cex="http://schemas.microsoft.com/office/word/2018/wordml/cex" xmlns:w16cid="http://schemas.microsoft.com/office/word/2016/wordml/cid" xmlns:w16="http://schemas.microsoft.com/office/word/2018/wordml" xmlns:w16sdtdh="http://schemas.microsoft.com/office/word/2020/wordml/sdtdatahash" xmlns:w16se="http://schemas.microsoft.com/office/word/2015/wordml/symex" xmlns:wpg="http://schemas.microsoft.com/office/word/2010/wordprocessingGroup" xmlns:wpi="http://schemas.microsoft.com/office/word/2010/wordprocessingInk" xmlns:wne="http://schemas.microsoft.com/office/word/2006/wordml" xmlns:wps="http://schemas.microsoft.com/office/word/2010/wordprocessingShape" mc:Ignorable="w14 w15 w16se w16cid w16 w16cex w16sdtdh wp14">
+<w:footnotes xmlns:wpc="http://schemas.microsoft.com/office/word/2010/wordprocessingCanvas" xmlns:mc="http://schemas.openxmlformats.org/markup-compatibility/2006" xmlns:o="urn:schemas-microsoft-com:office:office" xmlns:r="http://schemas.openxmlformats.org/officeDocument/2006/relationships" xmlns:m="http://schemas.openxmlformats.org/officeDocument/2006/math" xmlns:v="urn:schemas-microsoft-com:vml" xmlns:wp14="http://schemas.microsoft.com/office/word/2010/wordprocessingDrawing" xmlns:wp="http://schemas.openxmlformats.org/drawingml/2006/wordprocessingDrawing" xmlns:w10="urn:schemas-microsoft-com:office:word" xmlns:w="http://schemas.openxmlformats.org/wordprocessingml/2006/main" xmlns:w14="http://schemas.microsoft.com/office/word/2010/wordml" xmlns:w15="http://schemas.microsoft.com/office/word/2012/wordml" xmlns:wpg="http://schemas.microsoft.com/office/word/2010/wordprocessingGroup" xmlns:wpi="http://schemas.microsoft.com/office/word/2010/wordprocessingInk" xmlns:wne="http://schemas.microsoft.com/office/word/2006/wordml" xmlns:wps="http://schemas.microsoft.com/office/word/2010/wordprocessingShape" mc:Ignorable="w14 w15 wp14">
   <w:footnote w:type="separator" w:id="-1">
     <w:p>
       <w:r>
@@ -8275,7 +7734,7 @@
 </file>
 
 <file path=word/header1.xml><?xml version="1.0" encoding="utf-8"?>
-<w:hdr xmlns:wpc="http://schemas.microsoft.com/office/word/2010/wordprocessingCanvas" xmlns:cx="http://schemas.microsoft.com/office/drawing/2014/chartex" xmlns:cx1="http://schemas.microsoft.com/office/drawing/2015/9/8/chartex" xmlns:cx2="http://schemas.microsoft.com/office/drawing/2015/10/21/chartex" xmlns:cx3="http://schemas.microsoft.com/office/drawing/2016/5/9/chartex" xmlns:cx4="http://schemas.microsoft.com/office/drawing/2016/5/10/chartex" xmlns:cx5="http://schemas.microsoft.com/office/drawing/2016/5/11/chartex" xmlns:cx6="http://schemas.microsoft.com/office/drawing/2016/5/12/chartex" xmlns:cx7="http://schemas.microsoft.com/office/drawing/2016/5/13/chartex" xmlns:cx8="http://schemas.microsoft.com/office/drawing/2016/5/14/chartex" xmlns:mc="http://schemas.openxmlformats.org/markup-compatibility/2006" xmlns:aink="http://schemas.microsoft.com/office/drawing/2016/ink" xmlns:am3d="http://schemas.microsoft.com/office/drawing/2017/model3d" xmlns:o="urn:schemas-microsoft-com:office:office" xmlns:oel="http://schemas.microsoft.com/office/2019/extlst" xmlns:r="http://schemas.openxmlformats.org/officeDocument/2006/relationships" xmlns:m="http://schemas.openxmlformats.org/officeDocument/2006/math" xmlns:v="urn:schemas-microsoft-com:vml" xmlns:wp14="http://schemas.microsoft.com/office/word/2010/wordprocessingDrawing" xmlns:wp="http://schemas.openxmlformats.org/drawingml/2006/wordprocessingDrawing" xmlns:w10="urn:schemas-microsoft-com:office:word" xmlns:w="http://schemas.openxmlformats.org/wordprocessingml/2006/main" xmlns:w14="http://schemas.microsoft.com/office/word/2010/wordml" xmlns:w15="http://schemas.microsoft.com/office/word/2012/wordml" xmlns:w16cex="http://schemas.microsoft.com/office/word/2018/wordml/cex" xmlns:w16cid="http://schemas.microsoft.com/office/word/2016/wordml/cid" xmlns:w16="http://schemas.microsoft.com/office/word/2018/wordml" xmlns:w16sdtdh="http://schemas.microsoft.com/office/word/2020/wordml/sdtdatahash" xmlns:w16se="http://schemas.microsoft.com/office/word/2015/wordml/symex" xmlns:wpg="http://schemas.microsoft.com/office/word/2010/wordprocessingGroup" xmlns:wpi="http://schemas.microsoft.com/office/word/2010/wordprocessingInk" xmlns:wne="http://schemas.microsoft.com/office/word/2006/wordml" xmlns:wps="http://schemas.microsoft.com/office/word/2010/wordprocessingShape" mc:Ignorable="w14 w15 w16se w16cid w16 w16cex w16sdtdh wp14">
+<w:hdr xmlns:wpc="http://schemas.microsoft.com/office/word/2010/wordprocessingCanvas" xmlns:mc="http://schemas.openxmlformats.org/markup-compatibility/2006" xmlns:o="urn:schemas-microsoft-com:office:office" xmlns:r="http://schemas.openxmlformats.org/officeDocument/2006/relationships" xmlns:m="http://schemas.openxmlformats.org/officeDocument/2006/math" xmlns:v="urn:schemas-microsoft-com:vml" xmlns:wp14="http://schemas.microsoft.com/office/word/2010/wordprocessingDrawing" xmlns:wp="http://schemas.openxmlformats.org/drawingml/2006/wordprocessingDrawing" xmlns:w10="urn:schemas-microsoft-com:office:word" xmlns:w="http://schemas.openxmlformats.org/wordprocessingml/2006/main" xmlns:w14="http://schemas.microsoft.com/office/word/2010/wordml" xmlns:w15="http://schemas.microsoft.com/office/word/2012/wordml" xmlns:wpg="http://schemas.microsoft.com/office/word/2010/wordprocessingGroup" xmlns:wpi="http://schemas.microsoft.com/office/word/2010/wordprocessingInk" xmlns:wne="http://schemas.microsoft.com/office/word/2006/wordml" xmlns:wps="http://schemas.microsoft.com/office/word/2010/wordprocessingShape" mc:Ignorable="w14 w15 wp14">
   <w:p>
     <w:pPr>
       <w:pStyle w:val="a3"/>
@@ -8285,7 +7744,7 @@
 </file>
 
 <file path=word/header10.xml><?xml version="1.0" encoding="utf-8"?>
-<w:hdr xmlns:wpc="http://schemas.microsoft.com/office/word/2010/wordprocessingCanvas" xmlns:cx="http://schemas.microsoft.com/office/drawing/2014/chartex" xmlns:cx1="http://schemas.microsoft.com/office/drawing/2015/9/8/chartex" xmlns:cx2="http://schemas.microsoft.com/office/drawing/2015/10/21/chartex" xmlns:cx3="http://schemas.microsoft.com/office/drawing/2016/5/9/chartex" xmlns:cx4="http://schemas.microsoft.com/office/drawing/2016/5/10/chartex" xmlns:cx5="http://schemas.microsoft.com/office/drawing/2016/5/11/chartex" xmlns:cx6="http://schemas.microsoft.com/office/drawing/2016/5/12/chartex" xmlns:cx7="http://schemas.microsoft.com/office/drawing/2016/5/13/chartex" xmlns:cx8="http://schemas.microsoft.com/office/drawing/2016/5/14/chartex" xmlns:mc="http://schemas.openxmlformats.org/markup-compatibility/2006" xmlns:aink="http://schemas.microsoft.com/office/drawing/2016/ink" xmlns:am3d="http://schemas.microsoft.com/office/drawing/2017/model3d" xmlns:o="urn:schemas-microsoft-com:office:office" xmlns:oel="http://schemas.microsoft.com/office/2019/extlst" xmlns:r="http://schemas.openxmlformats.org/officeDocument/2006/relationships" xmlns:m="http://schemas.openxmlformats.org/officeDocument/2006/math" xmlns:v="urn:schemas-microsoft-com:vml" xmlns:wp14="http://schemas.microsoft.com/office/word/2010/wordprocessingDrawing" xmlns:wp="http://schemas.openxmlformats.org/drawingml/2006/wordprocessingDrawing" xmlns:w10="urn:schemas-microsoft-com:office:word" xmlns:w="http://schemas.openxmlformats.org/wordprocessingml/2006/main" xmlns:w14="http://schemas.microsoft.com/office/word/2010/wordml" xmlns:w15="http://schemas.microsoft.com/office/word/2012/wordml" xmlns:w16cex="http://schemas.microsoft.com/office/word/2018/wordml/cex" xmlns:w16cid="http://schemas.microsoft.com/office/word/2016/wordml/cid" xmlns:w16="http://schemas.microsoft.com/office/word/2018/wordml" xmlns:w16sdtdh="http://schemas.microsoft.com/office/word/2020/wordml/sdtdatahash" xmlns:w16se="http://schemas.microsoft.com/office/word/2015/wordml/symex" xmlns:wpg="http://schemas.microsoft.com/office/word/2010/wordprocessingGroup" xmlns:wpi="http://schemas.microsoft.com/office/word/2010/wordprocessingInk" xmlns:wne="http://schemas.microsoft.com/office/word/2006/wordml" xmlns:wps="http://schemas.microsoft.com/office/word/2010/wordprocessingShape" mc:Ignorable="w14 w15 w16se w16cid w16 w16cex w16sdtdh wp14">
+<w:hdr xmlns:wpc="http://schemas.microsoft.com/office/word/2010/wordprocessingCanvas" xmlns:mc="http://schemas.openxmlformats.org/markup-compatibility/2006" xmlns:o="urn:schemas-microsoft-com:office:office" xmlns:r="http://schemas.openxmlformats.org/officeDocument/2006/relationships" xmlns:m="http://schemas.openxmlformats.org/officeDocument/2006/math" xmlns:v="urn:schemas-microsoft-com:vml" xmlns:wp14="http://schemas.microsoft.com/office/word/2010/wordprocessingDrawing" xmlns:wp="http://schemas.openxmlformats.org/drawingml/2006/wordprocessingDrawing" xmlns:w10="urn:schemas-microsoft-com:office:word" xmlns:w="http://schemas.openxmlformats.org/wordprocessingml/2006/main" xmlns:w14="http://schemas.microsoft.com/office/word/2010/wordml" xmlns:w15="http://schemas.microsoft.com/office/word/2012/wordml" xmlns:wpg="http://schemas.microsoft.com/office/word/2010/wordprocessingGroup" xmlns:wpi="http://schemas.microsoft.com/office/word/2010/wordprocessingInk" xmlns:wne="http://schemas.microsoft.com/office/word/2006/wordml" xmlns:wps="http://schemas.microsoft.com/office/word/2010/wordprocessingShape" mc:Ignorable="w14 w15 wp14">
   <w:p>
     <w:pPr>
       <w:pStyle w:val="a3"/>
@@ -8295,7 +7754,7 @@
 </file>
 
 <file path=word/header11.xml><?xml version="1.0" encoding="utf-8"?>
-<w:hdr xmlns:wpc="http://schemas.microsoft.com/office/word/2010/wordprocessingCanvas" xmlns:cx="http://schemas.microsoft.com/office/drawing/2014/chartex" xmlns:cx1="http://schemas.microsoft.com/office/drawing/2015/9/8/chartex" xmlns:cx2="http://schemas.microsoft.com/office/drawing/2015/10/21/chartex" xmlns:cx3="http://schemas.microsoft.com/office/drawing/2016/5/9/chartex" xmlns:cx4="http://schemas.microsoft.com/office/drawing/2016/5/10/chartex" xmlns:cx5="http://schemas.microsoft.com/office/drawing/2016/5/11/chartex" xmlns:cx6="http://schemas.microsoft.com/office/drawing/2016/5/12/chartex" xmlns:cx7="http://schemas.microsoft.com/office/drawing/2016/5/13/chartex" xmlns:cx8="http://schemas.microsoft.com/office/drawing/2016/5/14/chartex" xmlns:mc="http://schemas.openxmlformats.org/markup-compatibility/2006" xmlns:aink="http://schemas.microsoft.com/office/drawing/2016/ink" xmlns:am3d="http://schemas.microsoft.com/office/drawing/2017/model3d" xmlns:o="urn:schemas-microsoft-com:office:office" xmlns:oel="http://schemas.microsoft.com/office/2019/extlst" xmlns:r="http://schemas.openxmlformats.org/officeDocument/2006/relationships" xmlns:m="http://schemas.openxmlformats.org/officeDocument/2006/math" xmlns:v="urn:schemas-microsoft-com:vml" xmlns:wp14="http://schemas.microsoft.com/office/word/2010/wordprocessingDrawing" xmlns:wp="http://schemas.openxmlformats.org/drawingml/2006/wordprocessingDrawing" xmlns:w10="urn:schemas-microsoft-com:office:word" xmlns:w="http://schemas.openxmlformats.org/wordprocessingml/2006/main" xmlns:w14="http://schemas.microsoft.com/office/word/2010/wordml" xmlns:w15="http://schemas.microsoft.com/office/word/2012/wordml" xmlns:w16cex="http://schemas.microsoft.com/office/word/2018/wordml/cex" xmlns:w16cid="http://schemas.microsoft.com/office/word/2016/wordml/cid" xmlns:w16="http://schemas.microsoft.com/office/word/2018/wordml" xmlns:w16sdtdh="http://schemas.microsoft.com/office/word/2020/wordml/sdtdatahash" xmlns:w16se="http://schemas.microsoft.com/office/word/2015/wordml/symex" xmlns:wpg="http://schemas.microsoft.com/office/word/2010/wordprocessingGroup" xmlns:wpi="http://schemas.microsoft.com/office/word/2010/wordprocessingInk" xmlns:wne="http://schemas.microsoft.com/office/word/2006/wordml" xmlns:wps="http://schemas.microsoft.com/office/word/2010/wordprocessingShape" mc:Ignorable="w14 w15 w16se w16cid w16 w16cex w16sdtdh wp14">
+<w:hdr xmlns:wpc="http://schemas.microsoft.com/office/word/2010/wordprocessingCanvas" xmlns:mc="http://schemas.openxmlformats.org/markup-compatibility/2006" xmlns:o="urn:schemas-microsoft-com:office:office" xmlns:r="http://schemas.openxmlformats.org/officeDocument/2006/relationships" xmlns:m="http://schemas.openxmlformats.org/officeDocument/2006/math" xmlns:v="urn:schemas-microsoft-com:vml" xmlns:wp14="http://schemas.microsoft.com/office/word/2010/wordprocessingDrawing" xmlns:wp="http://schemas.openxmlformats.org/drawingml/2006/wordprocessingDrawing" xmlns:w10="urn:schemas-microsoft-com:office:word" xmlns:w="http://schemas.openxmlformats.org/wordprocessingml/2006/main" xmlns:w14="http://schemas.microsoft.com/office/word/2010/wordml" xmlns:w15="http://schemas.microsoft.com/office/word/2012/wordml" xmlns:wpg="http://schemas.microsoft.com/office/word/2010/wordprocessingGroup" xmlns:wpi="http://schemas.microsoft.com/office/word/2010/wordprocessingInk" xmlns:wne="http://schemas.microsoft.com/office/word/2006/wordml" xmlns:wps="http://schemas.microsoft.com/office/word/2010/wordprocessingShape" mc:Ignorable="w14 w15 wp14">
   <w:p>
     <w:pPr>
       <w:spacing w:line="14" w:lineRule="auto"/>
@@ -8308,7 +7767,7 @@
 </file>
 
 <file path=word/header12.xml><?xml version="1.0" encoding="utf-8"?>
-<w:hdr xmlns:wpc="http://schemas.microsoft.com/office/word/2010/wordprocessingCanvas" xmlns:cx="http://schemas.microsoft.com/office/drawing/2014/chartex" xmlns:cx1="http://schemas.microsoft.com/office/drawing/2015/9/8/chartex" xmlns:cx2="http://schemas.microsoft.com/office/drawing/2015/10/21/chartex" xmlns:cx3="http://schemas.microsoft.com/office/drawing/2016/5/9/chartex" xmlns:cx4="http://schemas.microsoft.com/office/drawing/2016/5/10/chartex" xmlns:cx5="http://schemas.microsoft.com/office/drawing/2016/5/11/chartex" xmlns:cx6="http://schemas.microsoft.com/office/drawing/2016/5/12/chartex" xmlns:cx7="http://schemas.microsoft.com/office/drawing/2016/5/13/chartex" xmlns:cx8="http://schemas.microsoft.com/office/drawing/2016/5/14/chartex" xmlns:mc="http://schemas.openxmlformats.org/markup-compatibility/2006" xmlns:aink="http://schemas.microsoft.com/office/drawing/2016/ink" xmlns:am3d="http://schemas.microsoft.com/office/drawing/2017/model3d" xmlns:o="urn:schemas-microsoft-com:office:office" xmlns:oel="http://schemas.microsoft.com/office/2019/extlst" xmlns:r="http://schemas.openxmlformats.org/officeDocument/2006/relationships" xmlns:m="http://schemas.openxmlformats.org/officeDocument/2006/math" xmlns:v="urn:schemas-microsoft-com:vml" xmlns:wp14="http://schemas.microsoft.com/office/word/2010/wordprocessingDrawing" xmlns:wp="http://schemas.openxmlformats.org/drawingml/2006/wordprocessingDrawing" xmlns:w10="urn:schemas-microsoft-com:office:word" xmlns:w="http://schemas.openxmlformats.org/wordprocessingml/2006/main" xmlns:w14="http://schemas.microsoft.com/office/word/2010/wordml" xmlns:w15="http://schemas.microsoft.com/office/word/2012/wordml" xmlns:w16cex="http://schemas.microsoft.com/office/word/2018/wordml/cex" xmlns:w16cid="http://schemas.microsoft.com/office/word/2016/wordml/cid" xmlns:w16="http://schemas.microsoft.com/office/word/2018/wordml" xmlns:w16sdtdh="http://schemas.microsoft.com/office/word/2020/wordml/sdtdatahash" xmlns:w16se="http://schemas.microsoft.com/office/word/2015/wordml/symex" xmlns:wpg="http://schemas.microsoft.com/office/word/2010/wordprocessingGroup" xmlns:wpi="http://schemas.microsoft.com/office/word/2010/wordprocessingInk" xmlns:wne="http://schemas.microsoft.com/office/word/2006/wordml" xmlns:wps="http://schemas.microsoft.com/office/word/2010/wordprocessingShape" mc:Ignorable="w14 w15 w16se w16cid w16 w16cex w16sdtdh wp14">
+<w:hdr xmlns:wpc="http://schemas.microsoft.com/office/word/2010/wordprocessingCanvas" xmlns:mc="http://schemas.openxmlformats.org/markup-compatibility/2006" xmlns:o="urn:schemas-microsoft-com:office:office" xmlns:r="http://schemas.openxmlformats.org/officeDocument/2006/relationships" xmlns:m="http://schemas.openxmlformats.org/officeDocument/2006/math" xmlns:v="urn:schemas-microsoft-com:vml" xmlns:wp14="http://schemas.microsoft.com/office/word/2010/wordprocessingDrawing" xmlns:wp="http://schemas.openxmlformats.org/drawingml/2006/wordprocessingDrawing" xmlns:w10="urn:schemas-microsoft-com:office:word" xmlns:w="http://schemas.openxmlformats.org/wordprocessingml/2006/main" xmlns:w14="http://schemas.microsoft.com/office/word/2010/wordml" xmlns:w15="http://schemas.microsoft.com/office/word/2012/wordml" xmlns:wpg="http://schemas.microsoft.com/office/word/2010/wordprocessingGroup" xmlns:wpi="http://schemas.microsoft.com/office/word/2010/wordprocessingInk" xmlns:wne="http://schemas.microsoft.com/office/word/2006/wordml" xmlns:wps="http://schemas.microsoft.com/office/word/2010/wordprocessingShape" mc:Ignorable="w14 w15 wp14">
   <w:p>
     <w:pPr>
       <w:pStyle w:val="a3"/>
@@ -8318,7 +7777,7 @@
 </file>
 
 <file path=word/header13.xml><?xml version="1.0" encoding="utf-8"?>
-<w:hdr xmlns:wpc="http://schemas.microsoft.com/office/word/2010/wordprocessingCanvas" xmlns:cx="http://schemas.microsoft.com/office/drawing/2014/chartex" xmlns:cx1="http://schemas.microsoft.com/office/drawing/2015/9/8/chartex" xmlns:cx2="http://schemas.microsoft.com/office/drawing/2015/10/21/chartex" xmlns:cx3="http://schemas.microsoft.com/office/drawing/2016/5/9/chartex" xmlns:cx4="http://schemas.microsoft.com/office/drawing/2016/5/10/chartex" xmlns:cx5="http://schemas.microsoft.com/office/drawing/2016/5/11/chartex" xmlns:cx6="http://schemas.microsoft.com/office/drawing/2016/5/12/chartex" xmlns:cx7="http://schemas.microsoft.com/office/drawing/2016/5/13/chartex" xmlns:cx8="http://schemas.microsoft.com/office/drawing/2016/5/14/chartex" xmlns:mc="http://schemas.openxmlformats.org/markup-compatibility/2006" xmlns:aink="http://schemas.microsoft.com/office/drawing/2016/ink" xmlns:am3d="http://schemas.microsoft.com/office/drawing/2017/model3d" xmlns:o="urn:schemas-microsoft-com:office:office" xmlns:oel="http://schemas.microsoft.com/office/2019/extlst" xmlns:r="http://schemas.openxmlformats.org/officeDocument/2006/relationships" xmlns:m="http://schemas.openxmlformats.org/officeDocument/2006/math" xmlns:v="urn:schemas-microsoft-com:vml" xmlns:wp14="http://schemas.microsoft.com/office/word/2010/wordprocessingDrawing" xmlns:wp="http://schemas.openxmlformats.org/drawingml/2006/wordprocessingDrawing" xmlns:w10="urn:schemas-microsoft-com:office:word" xmlns:w="http://schemas.openxmlformats.org/wordprocessingml/2006/main" xmlns:w14="http://schemas.microsoft.com/office/word/2010/wordml" xmlns:w15="http://schemas.microsoft.com/office/word/2012/wordml" xmlns:w16cex="http://schemas.microsoft.com/office/word/2018/wordml/cex" xmlns:w16cid="http://schemas.microsoft.com/office/word/2016/wordml/cid" xmlns:w16="http://schemas.microsoft.com/office/word/2018/wordml" xmlns:w16sdtdh="http://schemas.microsoft.com/office/word/2020/wordml/sdtdatahash" xmlns:w16se="http://schemas.microsoft.com/office/word/2015/wordml/symex" xmlns:wpg="http://schemas.microsoft.com/office/word/2010/wordprocessingGroup" xmlns:wpi="http://schemas.microsoft.com/office/word/2010/wordprocessingInk" xmlns:wne="http://schemas.microsoft.com/office/word/2006/wordml" xmlns:wps="http://schemas.microsoft.com/office/word/2010/wordprocessingShape" mc:Ignorable="w14 w15 w16se w16cid w16 w16cex w16sdtdh wp14">
+<w:hdr xmlns:wpc="http://schemas.microsoft.com/office/word/2010/wordprocessingCanvas" xmlns:mc="http://schemas.openxmlformats.org/markup-compatibility/2006" xmlns:o="urn:schemas-microsoft-com:office:office" xmlns:r="http://schemas.openxmlformats.org/officeDocument/2006/relationships" xmlns:m="http://schemas.openxmlformats.org/officeDocument/2006/math" xmlns:v="urn:schemas-microsoft-com:vml" xmlns:wp14="http://schemas.microsoft.com/office/word/2010/wordprocessingDrawing" xmlns:wp="http://schemas.openxmlformats.org/drawingml/2006/wordprocessingDrawing" xmlns:w10="urn:schemas-microsoft-com:office:word" xmlns:w="http://schemas.openxmlformats.org/wordprocessingml/2006/main" xmlns:w14="http://schemas.microsoft.com/office/word/2010/wordml" xmlns:w15="http://schemas.microsoft.com/office/word/2012/wordml" xmlns:wpg="http://schemas.microsoft.com/office/word/2010/wordprocessingGroup" xmlns:wpi="http://schemas.microsoft.com/office/word/2010/wordprocessingInk" xmlns:wne="http://schemas.microsoft.com/office/word/2006/wordml" xmlns:wps="http://schemas.microsoft.com/office/word/2010/wordprocessingShape" mc:Ignorable="w14 w15 wp14">
   <w:p>
     <w:pPr>
       <w:pStyle w:val="a3"/>
@@ -8328,7 +7787,7 @@
 </file>
 
 <file path=word/header14.xml><?xml version="1.0" encoding="utf-8"?>
-<w:hdr xmlns:wpc="http://schemas.microsoft.com/office/word/2010/wordprocessingCanvas" xmlns:cx="http://schemas.microsoft.com/office/drawing/2014/chartex" xmlns:cx1="http://schemas.microsoft.com/office/drawing/2015/9/8/chartex" xmlns:cx2="http://schemas.microsoft.com/office/drawing/2015/10/21/chartex" xmlns:cx3="http://schemas.microsoft.com/office/drawing/2016/5/9/chartex" xmlns:cx4="http://schemas.microsoft.com/office/drawing/2016/5/10/chartex" xmlns:cx5="http://schemas.microsoft.com/office/drawing/2016/5/11/chartex" xmlns:cx6="http://schemas.microsoft.com/office/drawing/2016/5/12/chartex" xmlns:cx7="http://schemas.microsoft.com/office/drawing/2016/5/13/chartex" xmlns:cx8="http://schemas.microsoft.com/office/drawing/2016/5/14/chartex" xmlns:mc="http://schemas.openxmlformats.org/markup-compatibility/2006" xmlns:aink="http://schemas.microsoft.com/office/drawing/2016/ink" xmlns:am3d="http://schemas.microsoft.com/office/drawing/2017/model3d" xmlns:o="urn:schemas-microsoft-com:office:office" xmlns:oel="http://schemas.microsoft.com/office/2019/extlst" xmlns:r="http://schemas.openxmlformats.org/officeDocument/2006/relationships" xmlns:m="http://schemas.openxmlformats.org/officeDocument/2006/math" xmlns:v="urn:schemas-microsoft-com:vml" xmlns:wp14="http://schemas.microsoft.com/office/word/2010/wordprocessingDrawing" xmlns:wp="http://schemas.openxmlformats.org/drawingml/2006/wordprocessingDrawing" xmlns:w10="urn:schemas-microsoft-com:office:word" xmlns:w="http://schemas.openxmlformats.org/wordprocessingml/2006/main" xmlns:w14="http://schemas.microsoft.com/office/word/2010/wordml" xmlns:w15="http://schemas.microsoft.com/office/word/2012/wordml" xmlns:w16cex="http://schemas.microsoft.com/office/word/2018/wordml/cex" xmlns:w16cid="http://schemas.microsoft.com/office/word/2016/wordml/cid" xmlns:w16="http://schemas.microsoft.com/office/word/2018/wordml" xmlns:w16sdtdh="http://schemas.microsoft.com/office/word/2020/wordml/sdtdatahash" xmlns:w16se="http://schemas.microsoft.com/office/word/2015/wordml/symex" xmlns:wpg="http://schemas.microsoft.com/office/word/2010/wordprocessingGroup" xmlns:wpi="http://schemas.microsoft.com/office/word/2010/wordprocessingInk" xmlns:wne="http://schemas.microsoft.com/office/word/2006/wordml" xmlns:wps="http://schemas.microsoft.com/office/word/2010/wordprocessingShape" mc:Ignorable="w14 w15 w16se w16cid w16 w16cex w16sdtdh wp14">
+<w:hdr xmlns:wpc="http://schemas.microsoft.com/office/word/2010/wordprocessingCanvas" xmlns:mc="http://schemas.openxmlformats.org/markup-compatibility/2006" xmlns:o="urn:schemas-microsoft-com:office:office" xmlns:r="http://schemas.openxmlformats.org/officeDocument/2006/relationships" xmlns:m="http://schemas.openxmlformats.org/officeDocument/2006/math" xmlns:v="urn:schemas-microsoft-com:vml" xmlns:wp14="http://schemas.microsoft.com/office/word/2010/wordprocessingDrawing" xmlns:wp="http://schemas.openxmlformats.org/drawingml/2006/wordprocessingDrawing" xmlns:w10="urn:schemas-microsoft-com:office:word" xmlns:w="http://schemas.openxmlformats.org/wordprocessingml/2006/main" xmlns:w14="http://schemas.microsoft.com/office/word/2010/wordml" xmlns:w15="http://schemas.microsoft.com/office/word/2012/wordml" xmlns:wpg="http://schemas.microsoft.com/office/word/2010/wordprocessingGroup" xmlns:wpi="http://schemas.microsoft.com/office/word/2010/wordprocessingInk" xmlns:wne="http://schemas.microsoft.com/office/word/2006/wordml" xmlns:wps="http://schemas.microsoft.com/office/word/2010/wordprocessingShape" mc:Ignorable="w14 w15 wp14">
   <w:p>
     <w:pPr>
       <w:spacing w:line="14" w:lineRule="auto"/>
@@ -8341,7 +7800,7 @@
 </file>
 
 <file path=word/header15.xml><?xml version="1.0" encoding="utf-8"?>
-<w:hdr xmlns:wpc="http://schemas.microsoft.com/office/word/2010/wordprocessingCanvas" xmlns:cx="http://schemas.microsoft.com/office/drawing/2014/chartex" xmlns:cx1="http://schemas.microsoft.com/office/drawing/2015/9/8/chartex" xmlns:cx2="http://schemas.microsoft.com/office/drawing/2015/10/21/chartex" xmlns:cx3="http://schemas.microsoft.com/office/drawing/2016/5/9/chartex" xmlns:cx4="http://schemas.microsoft.com/office/drawing/2016/5/10/chartex" xmlns:cx5="http://schemas.microsoft.com/office/drawing/2016/5/11/chartex" xmlns:cx6="http://schemas.microsoft.com/office/drawing/2016/5/12/chartex" xmlns:cx7="http://schemas.microsoft.com/office/drawing/2016/5/13/chartex" xmlns:cx8="http://schemas.microsoft.com/office/drawing/2016/5/14/chartex" xmlns:mc="http://schemas.openxmlformats.org/markup-compatibility/2006" xmlns:aink="http://schemas.microsoft.com/office/drawing/2016/ink" xmlns:am3d="http://schemas.microsoft.com/office/drawing/2017/model3d" xmlns:o="urn:schemas-microsoft-com:office:office" xmlns:oel="http://schemas.microsoft.com/office/2019/extlst" xmlns:r="http://schemas.openxmlformats.org/officeDocument/2006/relationships" xmlns:m="http://schemas.openxmlformats.org/officeDocument/2006/math" xmlns:v="urn:schemas-microsoft-com:vml" xmlns:wp14="http://schemas.microsoft.com/office/word/2010/wordprocessingDrawing" xmlns:wp="http://schemas.openxmlformats.org/drawingml/2006/wordprocessingDrawing" xmlns:w10="urn:schemas-microsoft-com:office:word" xmlns:w="http://schemas.openxmlformats.org/wordprocessingml/2006/main" xmlns:w14="http://schemas.microsoft.com/office/word/2010/wordml" xmlns:w15="http://schemas.microsoft.com/office/word/2012/wordml" xmlns:w16cex="http://schemas.microsoft.com/office/word/2018/wordml/cex" xmlns:w16cid="http://schemas.microsoft.com/office/word/2016/wordml/cid" xmlns:w16="http://schemas.microsoft.com/office/word/2018/wordml" xmlns:w16sdtdh="http://schemas.microsoft.com/office/word/2020/wordml/sdtdatahash" xmlns:w16se="http://schemas.microsoft.com/office/word/2015/wordml/symex" xmlns:wpg="http://schemas.microsoft.com/office/word/2010/wordprocessingGroup" xmlns:wpi="http://schemas.microsoft.com/office/word/2010/wordprocessingInk" xmlns:wne="http://schemas.microsoft.com/office/word/2006/wordml" xmlns:wps="http://schemas.microsoft.com/office/word/2010/wordprocessingShape" mc:Ignorable="w14 w15 w16se w16cid w16 w16cex w16sdtdh wp14">
+<w:hdr xmlns:wpc="http://schemas.microsoft.com/office/word/2010/wordprocessingCanvas" xmlns:mc="http://schemas.openxmlformats.org/markup-compatibility/2006" xmlns:o="urn:schemas-microsoft-com:office:office" xmlns:r="http://schemas.openxmlformats.org/officeDocument/2006/relationships" xmlns:m="http://schemas.openxmlformats.org/officeDocument/2006/math" xmlns:v="urn:schemas-microsoft-com:vml" xmlns:wp14="http://schemas.microsoft.com/office/word/2010/wordprocessingDrawing" xmlns:wp="http://schemas.openxmlformats.org/drawingml/2006/wordprocessingDrawing" xmlns:w10="urn:schemas-microsoft-com:office:word" xmlns:w="http://schemas.openxmlformats.org/wordprocessingml/2006/main" xmlns:w14="http://schemas.microsoft.com/office/word/2010/wordml" xmlns:w15="http://schemas.microsoft.com/office/word/2012/wordml" xmlns:wpg="http://schemas.microsoft.com/office/word/2010/wordprocessingGroup" xmlns:wpi="http://schemas.microsoft.com/office/word/2010/wordprocessingInk" xmlns:wne="http://schemas.microsoft.com/office/word/2006/wordml" xmlns:wps="http://schemas.microsoft.com/office/word/2010/wordprocessingShape" mc:Ignorable="w14 w15 wp14">
   <w:p>
     <w:pPr>
       <w:pStyle w:val="a3"/>
@@ -8351,7 +7810,7 @@
 </file>
 
 <file path=word/header16.xml><?xml version="1.0" encoding="utf-8"?>
-<w:hdr xmlns:wpc="http://schemas.microsoft.com/office/word/2010/wordprocessingCanvas" xmlns:cx="http://schemas.microsoft.com/office/drawing/2014/chartex" xmlns:cx1="http://schemas.microsoft.com/office/drawing/2015/9/8/chartex" xmlns:cx2="http://schemas.microsoft.com/office/drawing/2015/10/21/chartex" xmlns:cx3="http://schemas.microsoft.com/office/drawing/2016/5/9/chartex" xmlns:cx4="http://schemas.microsoft.com/office/drawing/2016/5/10/chartex" xmlns:cx5="http://schemas.microsoft.com/office/drawing/2016/5/11/chartex" xmlns:cx6="http://schemas.microsoft.com/office/drawing/2016/5/12/chartex" xmlns:cx7="http://schemas.microsoft.com/office/drawing/2016/5/13/chartex" xmlns:cx8="http://schemas.microsoft.com/office/drawing/2016/5/14/chartex" xmlns:mc="http://schemas.openxmlformats.org/markup-compatibility/2006" xmlns:aink="http://schemas.microsoft.com/office/drawing/2016/ink" xmlns:am3d="http://schemas.microsoft.com/office/drawing/2017/model3d" xmlns:o="urn:schemas-microsoft-com:office:office" xmlns:oel="http://schemas.microsoft.com/office/2019/extlst" xmlns:r="http://schemas.openxmlformats.org/officeDocument/2006/relationships" xmlns:m="http://schemas.openxmlformats.org/officeDocument/2006/math" xmlns:v="urn:schemas-microsoft-com:vml" xmlns:wp14="http://schemas.microsoft.com/office/word/2010/wordprocessingDrawing" xmlns:wp="http://schemas.openxmlformats.org/drawingml/2006/wordprocessingDrawing" xmlns:w10="urn:schemas-microsoft-com:office:word" xmlns:w="http://schemas.openxmlformats.org/wordprocessingml/2006/main" xmlns:w14="http://schemas.microsoft.com/office/word/2010/wordml" xmlns:w15="http://schemas.microsoft.com/office/word/2012/wordml" xmlns:w16cex="http://schemas.microsoft.com/office/word/2018/wordml/cex" xmlns:w16cid="http://schemas.microsoft.com/office/word/2016/wordml/cid" xmlns:w16="http://schemas.microsoft.com/office/word/2018/wordml" xmlns:w16sdtdh="http://schemas.microsoft.com/office/word/2020/wordml/sdtdatahash" xmlns:w16se="http://schemas.microsoft.com/office/word/2015/wordml/symex" xmlns:wpg="http://schemas.microsoft.com/office/word/2010/wordprocessingGroup" xmlns:wpi="http://schemas.microsoft.com/office/word/2010/wordprocessingInk" xmlns:wne="http://schemas.microsoft.com/office/word/2006/wordml" xmlns:wps="http://schemas.microsoft.com/office/word/2010/wordprocessingShape" mc:Ignorable="w14 w15 w16se w16cid w16 w16cex w16sdtdh wp14">
+<w:hdr xmlns:wpc="http://schemas.microsoft.com/office/word/2010/wordprocessingCanvas" xmlns:mc="http://schemas.openxmlformats.org/markup-compatibility/2006" xmlns:o="urn:schemas-microsoft-com:office:office" xmlns:r="http://schemas.openxmlformats.org/officeDocument/2006/relationships" xmlns:m="http://schemas.openxmlformats.org/officeDocument/2006/math" xmlns:v="urn:schemas-microsoft-com:vml" xmlns:wp14="http://schemas.microsoft.com/office/word/2010/wordprocessingDrawing" xmlns:wp="http://schemas.openxmlformats.org/drawingml/2006/wordprocessingDrawing" xmlns:w10="urn:schemas-microsoft-com:office:word" xmlns:w="http://schemas.openxmlformats.org/wordprocessingml/2006/main" xmlns:w14="http://schemas.microsoft.com/office/word/2010/wordml" xmlns:w15="http://schemas.microsoft.com/office/word/2012/wordml" xmlns:wpg="http://schemas.microsoft.com/office/word/2010/wordprocessingGroup" xmlns:wpi="http://schemas.microsoft.com/office/word/2010/wordprocessingInk" xmlns:wne="http://schemas.microsoft.com/office/word/2006/wordml" xmlns:wps="http://schemas.microsoft.com/office/word/2010/wordprocessingShape" mc:Ignorable="w14 w15 wp14">
   <w:p>
     <w:pPr>
       <w:pStyle w:val="a3"/>
@@ -8361,7 +7820,7 @@
 </file>
 
 <file path=word/header17.xml><?xml version="1.0" encoding="utf-8"?>
-<w:hdr xmlns:wpc="http://schemas.microsoft.com/office/word/2010/wordprocessingCanvas" xmlns:cx="http://schemas.microsoft.com/office/drawing/2014/chartex" xmlns:cx1="http://schemas.microsoft.com/office/drawing/2015/9/8/chartex" xmlns:cx2="http://schemas.microsoft.com/office/drawing/2015/10/21/chartex" xmlns:cx3="http://schemas.microsoft.com/office/drawing/2016/5/9/chartex" xmlns:cx4="http://schemas.microsoft.com/office/drawing/2016/5/10/chartex" xmlns:cx5="http://schemas.microsoft.com/office/drawing/2016/5/11/chartex" xmlns:cx6="http://schemas.microsoft.com/office/drawing/2016/5/12/chartex" xmlns:cx7="http://schemas.microsoft.com/office/drawing/2016/5/13/chartex" xmlns:cx8="http://schemas.microsoft.com/office/drawing/2016/5/14/chartex" xmlns:mc="http://schemas.openxmlformats.org/markup-compatibility/2006" xmlns:aink="http://schemas.microsoft.com/office/drawing/2016/ink" xmlns:am3d="http://schemas.microsoft.com/office/drawing/2017/model3d" xmlns:o="urn:schemas-microsoft-com:office:office" xmlns:oel="http://schemas.microsoft.com/office/2019/extlst" xmlns:r="http://schemas.openxmlformats.org/officeDocument/2006/relationships" xmlns:m="http://schemas.openxmlformats.org/officeDocument/2006/math" xmlns:v="urn:schemas-microsoft-com:vml" xmlns:wp14="http://schemas.microsoft.com/office/word/2010/wordprocessingDrawing" xmlns:wp="http://schemas.openxmlformats.org/drawingml/2006/wordprocessingDrawing" xmlns:w10="urn:schemas-microsoft-com:office:word" xmlns:w="http://schemas.openxmlformats.org/wordprocessingml/2006/main" xmlns:w14="http://schemas.microsoft.com/office/word/2010/wordml" xmlns:w15="http://schemas.microsoft.com/office/word/2012/wordml" xmlns:w16cex="http://schemas.microsoft.com/office/word/2018/wordml/cex" xmlns:w16cid="http://schemas.microsoft.com/office/word/2016/wordml/cid" xmlns:w16="http://schemas.microsoft.com/office/word/2018/wordml" xmlns:w16sdtdh="http://schemas.microsoft.com/office/word/2020/wordml/sdtdatahash" xmlns:w16se="http://schemas.microsoft.com/office/word/2015/wordml/symex" xmlns:wpg="http://schemas.microsoft.com/office/word/2010/wordprocessingGroup" xmlns:wpi="http://schemas.microsoft.com/office/word/2010/wordprocessingInk" xmlns:wne="http://schemas.microsoft.com/office/word/2006/wordml" xmlns:wps="http://schemas.microsoft.com/office/word/2010/wordprocessingShape" mc:Ignorable="w14 w15 w16se w16cid w16 w16cex w16sdtdh wp14">
+<w:hdr xmlns:wpc="http://schemas.microsoft.com/office/word/2010/wordprocessingCanvas" xmlns:mc="http://schemas.openxmlformats.org/markup-compatibility/2006" xmlns:o="urn:schemas-microsoft-com:office:office" xmlns:r="http://schemas.openxmlformats.org/officeDocument/2006/relationships" xmlns:m="http://schemas.openxmlformats.org/officeDocument/2006/math" xmlns:v="urn:schemas-microsoft-com:vml" xmlns:wp14="http://schemas.microsoft.com/office/word/2010/wordprocessingDrawing" xmlns:wp="http://schemas.openxmlformats.org/drawingml/2006/wordprocessingDrawing" xmlns:w10="urn:schemas-microsoft-com:office:word" xmlns:w="http://schemas.openxmlformats.org/wordprocessingml/2006/main" xmlns:w14="http://schemas.microsoft.com/office/word/2010/wordml" xmlns:w15="http://schemas.microsoft.com/office/word/2012/wordml" xmlns:wpg="http://schemas.microsoft.com/office/word/2010/wordprocessingGroup" xmlns:wpi="http://schemas.microsoft.com/office/word/2010/wordprocessingInk" xmlns:wne="http://schemas.microsoft.com/office/word/2006/wordml" xmlns:wps="http://schemas.microsoft.com/office/word/2010/wordprocessingShape" mc:Ignorable="w14 w15 wp14">
   <w:p>
     <w:pPr>
       <w:spacing w:line="14" w:lineRule="auto"/>
@@ -8374,7 +7833,7 @@
 </file>
 
 <file path=word/header18.xml><?xml version="1.0" encoding="utf-8"?>
-<w:hdr xmlns:wpc="http://schemas.microsoft.com/office/word/2010/wordprocessingCanvas" xmlns:cx="http://schemas.microsoft.com/office/drawing/2014/chartex" xmlns:cx1="http://schemas.microsoft.com/office/drawing/2015/9/8/chartex" xmlns:cx2="http://schemas.microsoft.com/office/drawing/2015/10/21/chartex" xmlns:cx3="http://schemas.microsoft.com/office/drawing/2016/5/9/chartex" xmlns:cx4="http://schemas.microsoft.com/office/drawing/2016/5/10/chartex" xmlns:cx5="http://schemas.microsoft.com/office/drawing/2016/5/11/chartex" xmlns:cx6="http://schemas.microsoft.com/office/drawing/2016/5/12/chartex" xmlns:cx7="http://schemas.microsoft.com/office/drawing/2016/5/13/chartex" xmlns:cx8="http://schemas.microsoft.com/office/drawing/2016/5/14/chartex" xmlns:mc="http://schemas.openxmlformats.org/markup-compatibility/2006" xmlns:aink="http://schemas.microsoft.com/office/drawing/2016/ink" xmlns:am3d="http://schemas.microsoft.com/office/drawing/2017/model3d" xmlns:o="urn:schemas-microsoft-com:office:office" xmlns:oel="http://schemas.microsoft.com/office/2019/extlst" xmlns:r="http://schemas.openxmlformats.org/officeDocument/2006/relationships" xmlns:m="http://schemas.openxmlformats.org/officeDocument/2006/math" xmlns:v="urn:schemas-microsoft-com:vml" xmlns:wp14="http://schemas.microsoft.com/office/word/2010/wordprocessingDrawing" xmlns:wp="http://schemas.openxmlformats.org/drawingml/2006/wordprocessingDrawing" xmlns:w10="urn:schemas-microsoft-com:office:word" xmlns:w="http://schemas.openxmlformats.org/wordprocessingml/2006/main" xmlns:w14="http://schemas.microsoft.com/office/word/2010/wordml" xmlns:w15="http://schemas.microsoft.com/office/word/2012/wordml" xmlns:w16cex="http://schemas.microsoft.com/office/word/2018/wordml/cex" xmlns:w16cid="http://schemas.microsoft.com/office/word/2016/wordml/cid" xmlns:w16="http://schemas.microsoft.com/office/word/2018/wordml" xmlns:w16sdtdh="http://schemas.microsoft.com/office/word/2020/wordml/sdtdatahash" xmlns:w16se="http://schemas.microsoft.com/office/word/2015/wordml/symex" xmlns:wpg="http://schemas.microsoft.com/office/word/2010/wordprocessingGroup" xmlns:wpi="http://schemas.microsoft.com/office/word/2010/wordprocessingInk" xmlns:wne="http://schemas.microsoft.com/office/word/2006/wordml" xmlns:wps="http://schemas.microsoft.com/office/word/2010/wordprocessingShape" mc:Ignorable="w14 w15 w16se w16cid w16 w16cex w16sdtdh wp14">
+<w:hdr xmlns:wpc="http://schemas.microsoft.com/office/word/2010/wordprocessingCanvas" xmlns:mc="http://schemas.openxmlformats.org/markup-compatibility/2006" xmlns:o="urn:schemas-microsoft-com:office:office" xmlns:r="http://schemas.openxmlformats.org/officeDocument/2006/relationships" xmlns:m="http://schemas.openxmlformats.org/officeDocument/2006/math" xmlns:v="urn:schemas-microsoft-com:vml" xmlns:wp14="http://schemas.microsoft.com/office/word/2010/wordprocessingDrawing" xmlns:wp="http://schemas.openxmlformats.org/drawingml/2006/wordprocessingDrawing" xmlns:w10="urn:schemas-microsoft-com:office:word" xmlns:w="http://schemas.openxmlformats.org/wordprocessingml/2006/main" xmlns:w14="http://schemas.microsoft.com/office/word/2010/wordml" xmlns:w15="http://schemas.microsoft.com/office/word/2012/wordml" xmlns:wpg="http://schemas.microsoft.com/office/word/2010/wordprocessingGroup" xmlns:wpi="http://schemas.microsoft.com/office/word/2010/wordprocessingInk" xmlns:wne="http://schemas.microsoft.com/office/word/2006/wordml" xmlns:wps="http://schemas.microsoft.com/office/word/2010/wordprocessingShape" mc:Ignorable="w14 w15 wp14">
   <w:p>
     <w:pPr>
       <w:pStyle w:val="a3"/>
@@ -8384,7 +7843,7 @@
 </file>
 
 <file path=word/header19.xml><?xml version="1.0" encoding="utf-8"?>
-<w:hdr xmlns:wpc="http://schemas.microsoft.com/office/word/2010/wordprocessingCanvas" xmlns:cx="http://schemas.microsoft.com/office/drawing/2014/chartex" xmlns:cx1="http://schemas.microsoft.com/office/drawing/2015/9/8/chartex" xmlns:cx2="http://schemas.microsoft.com/office/drawing/2015/10/21/chartex" xmlns:cx3="http://schemas.microsoft.com/office/drawing/2016/5/9/chartex" xmlns:cx4="http://schemas.microsoft.com/office/drawing/2016/5/10/chartex" xmlns:cx5="http://schemas.microsoft.com/office/drawing/2016/5/11/chartex" xmlns:cx6="http://schemas.microsoft.com/office/drawing/2016/5/12/chartex" xmlns:cx7="http://schemas.microsoft.com/office/drawing/2016/5/13/chartex" xmlns:cx8="http://schemas.microsoft.com/office/drawing/2016/5/14/chartex" xmlns:mc="http://schemas.openxmlformats.org/markup-compatibility/2006" xmlns:aink="http://schemas.microsoft.com/office/drawing/2016/ink" xmlns:am3d="http://schemas.microsoft.com/office/drawing/2017/model3d" xmlns:o="urn:schemas-microsoft-com:office:office" xmlns:oel="http://schemas.microsoft.com/office/2019/extlst" xmlns:r="http://schemas.openxmlformats.org/officeDocument/2006/relationships" xmlns:m="http://schemas.openxmlformats.org/officeDocument/2006/math" xmlns:v="urn:schemas-microsoft-com:vml" xmlns:wp14="http://schemas.microsoft.com/office/word/2010/wordprocessingDrawing" xmlns:wp="http://schemas.openxmlformats.org/drawingml/2006/wordprocessingDrawing" xmlns:w10="urn:schemas-microsoft-com:office:word" xmlns:w="http://schemas.openxmlformats.org/wordprocessingml/2006/main" xmlns:w14="http://schemas.microsoft.com/office/word/2010/wordml" xmlns:w15="http://schemas.microsoft.com/office/word/2012/wordml" xmlns:w16cex="http://schemas.microsoft.com/office/word/2018/wordml/cex" xmlns:w16cid="http://schemas.microsoft.com/office/word/2016/wordml/cid" xmlns:w16="http://schemas.microsoft.com/office/word/2018/wordml" xmlns:w16sdtdh="http://schemas.microsoft.com/office/word/2020/wordml/sdtdatahash" xmlns:w16se="http://schemas.microsoft.com/office/word/2015/wordml/symex" xmlns:wpg="http://schemas.microsoft.com/office/word/2010/wordprocessingGroup" xmlns:wpi="http://schemas.microsoft.com/office/word/2010/wordprocessingInk" xmlns:wne="http://schemas.microsoft.com/office/word/2006/wordml" xmlns:wps="http://schemas.microsoft.com/office/word/2010/wordprocessingShape" mc:Ignorable="w14 w15 w16se w16cid w16 w16cex w16sdtdh wp14">
+<w:hdr xmlns:wpc="http://schemas.microsoft.com/office/word/2010/wordprocessingCanvas" xmlns:mc="http://schemas.openxmlformats.org/markup-compatibility/2006" xmlns:o="urn:schemas-microsoft-com:office:office" xmlns:r="http://schemas.openxmlformats.org/officeDocument/2006/relationships" xmlns:m="http://schemas.openxmlformats.org/officeDocument/2006/math" xmlns:v="urn:schemas-microsoft-com:vml" xmlns:wp14="http://schemas.microsoft.com/office/word/2010/wordprocessingDrawing" xmlns:wp="http://schemas.openxmlformats.org/drawingml/2006/wordprocessingDrawing" xmlns:w10="urn:schemas-microsoft-com:office:word" xmlns:w="http://schemas.openxmlformats.org/wordprocessingml/2006/main" xmlns:w14="http://schemas.microsoft.com/office/word/2010/wordml" xmlns:w15="http://schemas.microsoft.com/office/word/2012/wordml" xmlns:wpg="http://schemas.microsoft.com/office/word/2010/wordprocessingGroup" xmlns:wpi="http://schemas.microsoft.com/office/word/2010/wordprocessingInk" xmlns:wne="http://schemas.microsoft.com/office/word/2006/wordml" xmlns:wps="http://schemas.microsoft.com/office/word/2010/wordprocessingShape" mc:Ignorable="w14 w15 wp14">
   <w:p>
     <w:pPr>
       <w:pStyle w:val="a3"/>
@@ -8394,7 +7853,7 @@
 </file>
 
 <file path=word/header2.xml><?xml version="1.0" encoding="utf-8"?>
-<w:hdr xmlns:wpc="http://schemas.microsoft.com/office/word/2010/wordprocessingCanvas" xmlns:cx="http://schemas.microsoft.com/office/drawing/2014/chartex" xmlns:cx1="http://schemas.microsoft.com/office/drawing/2015/9/8/chartex" xmlns:cx2="http://schemas.microsoft.com/office/drawing/2015/10/21/chartex" xmlns:cx3="http://schemas.microsoft.com/office/drawing/2016/5/9/chartex" xmlns:cx4="http://schemas.microsoft.com/office/drawing/2016/5/10/chartex" xmlns:cx5="http://schemas.microsoft.com/office/drawing/2016/5/11/chartex" xmlns:cx6="http://schemas.microsoft.com/office/drawing/2016/5/12/chartex" xmlns:cx7="http://schemas.microsoft.com/office/drawing/2016/5/13/chartex" xmlns:cx8="http://schemas.microsoft.com/office/drawing/2016/5/14/chartex" xmlns:mc="http://schemas.openxmlformats.org/markup-compatibility/2006" xmlns:aink="http://schemas.microsoft.com/office/drawing/2016/ink" xmlns:am3d="http://schemas.microsoft.com/office/drawing/2017/model3d" xmlns:o="urn:schemas-microsoft-com:office:office" xmlns:oel="http://schemas.microsoft.com/office/2019/extlst" xmlns:r="http://schemas.openxmlformats.org/officeDocument/2006/relationships" xmlns:m="http://schemas.openxmlformats.org/officeDocument/2006/math" xmlns:v="urn:schemas-microsoft-com:vml" xmlns:wp14="http://schemas.microsoft.com/office/word/2010/wordprocessingDrawing" xmlns:wp="http://schemas.openxmlformats.org/drawingml/2006/wordprocessingDrawing" xmlns:w10="urn:schemas-microsoft-com:office:word" xmlns:w="http://schemas.openxmlformats.org/wordprocessingml/2006/main" xmlns:w14="http://schemas.microsoft.com/office/word/2010/wordml" xmlns:w15="http://schemas.microsoft.com/office/word/2012/wordml" xmlns:w16cex="http://schemas.microsoft.com/office/word/2018/wordml/cex" xmlns:w16cid="http://schemas.microsoft.com/office/word/2016/wordml/cid" xmlns:w16="http://schemas.microsoft.com/office/word/2018/wordml" xmlns:w16sdtdh="http://schemas.microsoft.com/office/word/2020/wordml/sdtdatahash" xmlns:w16se="http://schemas.microsoft.com/office/word/2015/wordml/symex" xmlns:wpg="http://schemas.microsoft.com/office/word/2010/wordprocessingGroup" xmlns:wpi="http://schemas.microsoft.com/office/word/2010/wordprocessingInk" xmlns:wne="http://schemas.microsoft.com/office/word/2006/wordml" xmlns:wps="http://schemas.microsoft.com/office/word/2010/wordprocessingShape" mc:Ignorable="w14 w15 w16se w16cid w16 w16cex w16sdtdh wp14">
+<w:hdr xmlns:wpc="http://schemas.microsoft.com/office/word/2010/wordprocessingCanvas" xmlns:mc="http://schemas.openxmlformats.org/markup-compatibility/2006" xmlns:o="urn:schemas-microsoft-com:office:office" xmlns:r="http://schemas.openxmlformats.org/officeDocument/2006/relationships" xmlns:m="http://schemas.openxmlformats.org/officeDocument/2006/math" xmlns:v="urn:schemas-microsoft-com:vml" xmlns:wp14="http://schemas.microsoft.com/office/word/2010/wordprocessingDrawing" xmlns:wp="http://schemas.openxmlformats.org/drawingml/2006/wordprocessingDrawing" xmlns:w10="urn:schemas-microsoft-com:office:word" xmlns:w="http://schemas.openxmlformats.org/wordprocessingml/2006/main" xmlns:w14="http://schemas.microsoft.com/office/word/2010/wordml" xmlns:w15="http://schemas.microsoft.com/office/word/2012/wordml" xmlns:wpg="http://schemas.microsoft.com/office/word/2010/wordprocessingGroup" xmlns:wpi="http://schemas.microsoft.com/office/word/2010/wordprocessingInk" xmlns:wne="http://schemas.microsoft.com/office/word/2006/wordml" xmlns:wps="http://schemas.microsoft.com/office/word/2010/wordprocessingShape" mc:Ignorable="w14 w15 wp14">
   <w:p>
     <w:pPr>
       <w:spacing w:line="14" w:lineRule="auto"/>
@@ -8407,7 +7866,7 @@
 </file>
 
 <file path=word/header20.xml><?xml version="1.0" encoding="utf-8"?>
-<w:hdr xmlns:wpc="http://schemas.microsoft.com/office/word/2010/wordprocessingCanvas" xmlns:cx="http://schemas.microsoft.com/office/drawing/2014/chartex" xmlns:cx1="http://schemas.microsoft.com/office/drawing/2015/9/8/chartex" xmlns:cx2="http://schemas.microsoft.com/office/drawing/2015/10/21/chartex" xmlns:cx3="http://schemas.microsoft.com/office/drawing/2016/5/9/chartex" xmlns:cx4="http://schemas.microsoft.com/office/drawing/2016/5/10/chartex" xmlns:cx5="http://schemas.microsoft.com/office/drawing/2016/5/11/chartex" xmlns:cx6="http://schemas.microsoft.com/office/drawing/2016/5/12/chartex" xmlns:cx7="http://schemas.microsoft.com/office/drawing/2016/5/13/chartex" xmlns:cx8="http://schemas.microsoft.com/office/drawing/2016/5/14/chartex" xmlns:mc="http://schemas.openxmlformats.org/markup-compatibility/2006" xmlns:aink="http://schemas.microsoft.com/office/drawing/2016/ink" xmlns:am3d="http://schemas.microsoft.com/office/drawing/2017/model3d" xmlns:o="urn:schemas-microsoft-com:office:office" xmlns:oel="http://schemas.microsoft.com/office/2019/extlst" xmlns:r="http://schemas.openxmlformats.org/officeDocument/2006/relationships" xmlns:m="http://schemas.openxmlformats.org/officeDocument/2006/math" xmlns:v="urn:schemas-microsoft-com:vml" xmlns:wp14="http://schemas.microsoft.com/office/word/2010/wordprocessingDrawing" xmlns:wp="http://schemas.openxmlformats.org/drawingml/2006/wordprocessingDrawing" xmlns:w10="urn:schemas-microsoft-com:office:word" xmlns:w="http://schemas.openxmlformats.org/wordprocessingml/2006/main" xmlns:w14="http://schemas.microsoft.com/office/word/2010/wordml" xmlns:w15="http://schemas.microsoft.com/office/word/2012/wordml" xmlns:w16cex="http://schemas.microsoft.com/office/word/2018/wordml/cex" xmlns:w16cid="http://schemas.microsoft.com/office/word/2016/wordml/cid" xmlns:w16="http://schemas.microsoft.com/office/word/2018/wordml" xmlns:w16sdtdh="http://schemas.microsoft.com/office/word/2020/wordml/sdtdatahash" xmlns:w16se="http://schemas.microsoft.com/office/word/2015/wordml/symex" xmlns:wpg="http://schemas.microsoft.com/office/word/2010/wordprocessingGroup" xmlns:wpi="http://schemas.microsoft.com/office/word/2010/wordprocessingInk" xmlns:wne="http://schemas.microsoft.com/office/word/2006/wordml" xmlns:wps="http://schemas.microsoft.com/office/word/2010/wordprocessingShape" mc:Ignorable="w14 w15 w16se w16cid w16 w16cex w16sdtdh wp14">
+<w:hdr xmlns:wpc="http://schemas.microsoft.com/office/word/2010/wordprocessingCanvas" xmlns:mc="http://schemas.openxmlformats.org/markup-compatibility/2006" xmlns:o="urn:schemas-microsoft-com:office:office" xmlns:r="http://schemas.openxmlformats.org/officeDocument/2006/relationships" xmlns:m="http://schemas.openxmlformats.org/officeDocument/2006/math" xmlns:v="urn:schemas-microsoft-com:vml" xmlns:wp14="http://schemas.microsoft.com/office/word/2010/wordprocessingDrawing" xmlns:wp="http://schemas.openxmlformats.org/drawingml/2006/wordprocessingDrawing" xmlns:w10="urn:schemas-microsoft-com:office:word" xmlns:w="http://schemas.openxmlformats.org/wordprocessingml/2006/main" xmlns:w14="http://schemas.microsoft.com/office/word/2010/wordml" xmlns:w15="http://schemas.microsoft.com/office/word/2012/wordml" xmlns:wpg="http://schemas.microsoft.com/office/word/2010/wordprocessingGroup" xmlns:wpi="http://schemas.microsoft.com/office/word/2010/wordprocessingInk" xmlns:wne="http://schemas.microsoft.com/office/word/2006/wordml" xmlns:wps="http://schemas.microsoft.com/office/word/2010/wordprocessingShape" mc:Ignorable="w14 w15 wp14">
   <w:p>
     <w:pPr>
       <w:spacing w:line="14" w:lineRule="auto"/>
@@ -8420,7 +7879,7 @@
 </file>
 
 <file path=word/header21.xml><?xml version="1.0" encoding="utf-8"?>
-<w:hdr xmlns:wpc="http://schemas.microsoft.com/office/word/2010/wordprocessingCanvas" xmlns:cx="http://schemas.microsoft.com/office/drawing/2014/chartex" xmlns:cx1="http://schemas.microsoft.com/office/drawing/2015/9/8/chartex" xmlns:cx2="http://schemas.microsoft.com/office/drawing/2015/10/21/chartex" xmlns:cx3="http://schemas.microsoft.com/office/drawing/2016/5/9/chartex" xmlns:cx4="http://schemas.microsoft.com/office/drawing/2016/5/10/chartex" xmlns:cx5="http://schemas.microsoft.com/office/drawing/2016/5/11/chartex" xmlns:cx6="http://schemas.microsoft.com/office/drawing/2016/5/12/chartex" xmlns:cx7="http://schemas.microsoft.com/office/drawing/2016/5/13/chartex" xmlns:cx8="http://schemas.microsoft.com/office/drawing/2016/5/14/chartex" xmlns:mc="http://schemas.openxmlformats.org/markup-compatibility/2006" xmlns:aink="http://schemas.microsoft.com/office/drawing/2016/ink" xmlns:am3d="http://schemas.microsoft.com/office/drawing/2017/model3d" xmlns:o="urn:schemas-microsoft-com:office:office" xmlns:oel="http://schemas.microsoft.com/office/2019/extlst" xmlns:r="http://schemas.openxmlformats.org/officeDocument/2006/relationships" xmlns:m="http://schemas.openxmlformats.org/officeDocument/2006/math" xmlns:v="urn:schemas-microsoft-com:vml" xmlns:wp14="http://schemas.microsoft.com/office/word/2010/wordprocessingDrawing" xmlns:wp="http://schemas.openxmlformats.org/drawingml/2006/wordprocessingDrawing" xmlns:w10="urn:schemas-microsoft-com:office:word" xmlns:w="http://schemas.openxmlformats.org/wordprocessingml/2006/main" xmlns:w14="http://schemas.microsoft.com/office/word/2010/wordml" xmlns:w15="http://schemas.microsoft.com/office/word/2012/wordml" xmlns:w16cex="http://schemas.microsoft.com/office/word/2018/wordml/cex" xmlns:w16cid="http://schemas.microsoft.com/office/word/2016/wordml/cid" xmlns:w16="http://schemas.microsoft.com/office/word/2018/wordml" xmlns:w16sdtdh="http://schemas.microsoft.com/office/word/2020/wordml/sdtdatahash" xmlns:w16se="http://schemas.microsoft.com/office/word/2015/wordml/symex" xmlns:wpg="http://schemas.microsoft.com/office/word/2010/wordprocessingGroup" xmlns:wpi="http://schemas.microsoft.com/office/word/2010/wordprocessingInk" xmlns:wne="http://schemas.microsoft.com/office/word/2006/wordml" xmlns:wps="http://schemas.microsoft.com/office/word/2010/wordprocessingShape" mc:Ignorable="w14 w15 w16se w16cid w16 w16cex w16sdtdh wp14">
+<w:hdr xmlns:wpc="http://schemas.microsoft.com/office/word/2010/wordprocessingCanvas" xmlns:mc="http://schemas.openxmlformats.org/markup-compatibility/2006" xmlns:o="urn:schemas-microsoft-com:office:office" xmlns:r="http://schemas.openxmlformats.org/officeDocument/2006/relationships" xmlns:m="http://schemas.openxmlformats.org/officeDocument/2006/math" xmlns:v="urn:schemas-microsoft-com:vml" xmlns:wp14="http://schemas.microsoft.com/office/word/2010/wordprocessingDrawing" xmlns:wp="http://schemas.openxmlformats.org/drawingml/2006/wordprocessingDrawing" xmlns:w10="urn:schemas-microsoft-com:office:word" xmlns:w="http://schemas.openxmlformats.org/wordprocessingml/2006/main" xmlns:w14="http://schemas.microsoft.com/office/word/2010/wordml" xmlns:w15="http://schemas.microsoft.com/office/word/2012/wordml" xmlns:wpg="http://schemas.microsoft.com/office/word/2010/wordprocessingGroup" xmlns:wpi="http://schemas.microsoft.com/office/word/2010/wordprocessingInk" xmlns:wne="http://schemas.microsoft.com/office/word/2006/wordml" xmlns:wps="http://schemas.microsoft.com/office/word/2010/wordprocessingShape" mc:Ignorable="w14 w15 wp14">
   <w:p>
     <w:pPr>
       <w:pStyle w:val="a3"/>
@@ -8430,7 +7889,7 @@
 </file>
 
 <file path=word/header22.xml><?xml version="1.0" encoding="utf-8"?>
-<w:hdr xmlns:wpc="http://schemas.microsoft.com/office/word/2010/wordprocessingCanvas" xmlns:cx="http://schemas.microsoft.com/office/drawing/2014/chartex" xmlns:cx1="http://schemas.microsoft.com/office/drawing/2015/9/8/chartex" xmlns:cx2="http://schemas.microsoft.com/office/drawing/2015/10/21/chartex" xmlns:cx3="http://schemas.microsoft.com/office/drawing/2016/5/9/chartex" xmlns:cx4="http://schemas.microsoft.com/office/drawing/2016/5/10/chartex" xmlns:cx5="http://schemas.microsoft.com/office/drawing/2016/5/11/chartex" xmlns:cx6="http://schemas.microsoft.com/office/drawing/2016/5/12/chartex" xmlns:cx7="http://schemas.microsoft.com/office/drawing/2016/5/13/chartex" xmlns:cx8="http://schemas.microsoft.com/office/drawing/2016/5/14/chartex" xmlns:mc="http://schemas.openxmlformats.org/markup-compatibility/2006" xmlns:aink="http://schemas.microsoft.com/office/drawing/2016/ink" xmlns:am3d="http://schemas.microsoft.com/office/drawing/2017/model3d" xmlns:o="urn:schemas-microsoft-com:office:office" xmlns:oel="http://schemas.microsoft.com/office/2019/extlst" xmlns:r="http://schemas.openxmlformats.org/officeDocument/2006/relationships" xmlns:m="http://schemas.openxmlformats.org/officeDocument/2006/math" xmlns:v="urn:schemas-microsoft-com:vml" xmlns:wp14="http://schemas.microsoft.com/office/word/2010/wordprocessingDrawing" xmlns:wp="http://schemas.openxmlformats.org/drawingml/2006/wordprocessingDrawing" xmlns:w10="urn:schemas-microsoft-com:office:word" xmlns:w="http://schemas.openxmlformats.org/wordprocessingml/2006/main" xmlns:w14="http://schemas.microsoft.com/office/word/2010/wordml" xmlns:w15="http://schemas.microsoft.com/office/word/2012/wordml" xmlns:w16cex="http://schemas.microsoft.com/office/word/2018/wordml/cex" xmlns:w16cid="http://schemas.microsoft.com/office/word/2016/wordml/cid" xmlns:w16="http://schemas.microsoft.com/office/word/2018/wordml" xmlns:w16sdtdh="http://schemas.microsoft.com/office/word/2020/wordml/sdtdatahash" xmlns:w16se="http://schemas.microsoft.com/office/word/2015/wordml/symex" xmlns:wpg="http://schemas.microsoft.com/office/word/2010/wordprocessingGroup" xmlns:wpi="http://schemas.microsoft.com/office/word/2010/wordprocessingInk" xmlns:wne="http://schemas.microsoft.com/office/word/2006/wordml" xmlns:wps="http://schemas.microsoft.com/office/word/2010/wordprocessingShape" mc:Ignorable="w14 w15 w16se w16cid w16 w16cex w16sdtdh wp14">
+<w:hdr xmlns:wpc="http://schemas.microsoft.com/office/word/2010/wordprocessingCanvas" xmlns:mc="http://schemas.openxmlformats.org/markup-compatibility/2006" xmlns:o="urn:schemas-microsoft-com:office:office" xmlns:r="http://schemas.openxmlformats.org/officeDocument/2006/relationships" xmlns:m="http://schemas.openxmlformats.org/officeDocument/2006/math" xmlns:v="urn:schemas-microsoft-com:vml" xmlns:wp14="http://schemas.microsoft.com/office/word/2010/wordprocessingDrawing" xmlns:wp="http://schemas.openxmlformats.org/drawingml/2006/wordprocessingDrawing" xmlns:w10="urn:schemas-microsoft-com:office:word" xmlns:w="http://schemas.openxmlformats.org/wordprocessingml/2006/main" xmlns:w14="http://schemas.microsoft.com/office/word/2010/wordml" xmlns:w15="http://schemas.microsoft.com/office/word/2012/wordml" xmlns:wpg="http://schemas.microsoft.com/office/word/2010/wordprocessingGroup" xmlns:wpi="http://schemas.microsoft.com/office/word/2010/wordprocessingInk" xmlns:wne="http://schemas.microsoft.com/office/word/2006/wordml" xmlns:wps="http://schemas.microsoft.com/office/word/2010/wordprocessingShape" mc:Ignorable="w14 w15 wp14">
   <w:p>
     <w:pPr>
       <w:pStyle w:val="a3"/>
@@ -8440,7 +7899,7 @@
 </file>
 
 <file path=word/header23.xml><?xml version="1.0" encoding="utf-8"?>
-<w:hdr xmlns:wpc="http://schemas.microsoft.com/office/word/2010/wordprocessingCanvas" xmlns:cx="http://schemas.microsoft.com/office/drawing/2014/chartex" xmlns:cx1="http://schemas.microsoft.com/office/drawing/2015/9/8/chartex" xmlns:cx2="http://schemas.microsoft.com/office/drawing/2015/10/21/chartex" xmlns:cx3="http://schemas.microsoft.com/office/drawing/2016/5/9/chartex" xmlns:cx4="http://schemas.microsoft.com/office/drawing/2016/5/10/chartex" xmlns:cx5="http://schemas.microsoft.com/office/drawing/2016/5/11/chartex" xmlns:cx6="http://schemas.microsoft.com/office/drawing/2016/5/12/chartex" xmlns:cx7="http://schemas.microsoft.com/office/drawing/2016/5/13/chartex" xmlns:cx8="http://schemas.microsoft.com/office/drawing/2016/5/14/chartex" xmlns:mc="http://schemas.openxmlformats.org/markup-compatibility/2006" xmlns:aink="http://schemas.microsoft.com/office/drawing/2016/ink" xmlns:am3d="http://schemas.microsoft.com/office/drawing/2017/model3d" xmlns:o="urn:schemas-microsoft-com:office:office" xmlns:oel="http://schemas.microsoft.com/office/2019/extlst" xmlns:r="http://schemas.openxmlformats.org/officeDocument/2006/relationships" xmlns:m="http://schemas.openxmlformats.org/officeDocument/2006/math" xmlns:v="urn:schemas-microsoft-com:vml" xmlns:wp14="http://schemas.microsoft.com/office/word/2010/wordprocessingDrawing" xmlns:wp="http://schemas.openxmlformats.org/drawingml/2006/wordprocessingDrawing" xmlns:w10="urn:schemas-microsoft-com:office:word" xmlns:w="http://schemas.openxmlformats.org/wordprocessingml/2006/main" xmlns:w14="http://schemas.microsoft.com/office/word/2010/wordml" xmlns:w15="http://schemas.microsoft.com/office/word/2012/wordml" xmlns:w16cex="http://schemas.microsoft.com/office/word/2018/wordml/cex" xmlns:w16cid="http://schemas.microsoft.com/office/word/2016/wordml/cid" xmlns:w16="http://schemas.microsoft.com/office/word/2018/wordml" xmlns:w16sdtdh="http://schemas.microsoft.com/office/word/2020/wordml/sdtdatahash" xmlns:w16se="http://schemas.microsoft.com/office/word/2015/wordml/symex" xmlns:wpg="http://schemas.microsoft.com/office/word/2010/wordprocessingGroup" xmlns:wpi="http://schemas.microsoft.com/office/word/2010/wordprocessingInk" xmlns:wne="http://schemas.microsoft.com/office/word/2006/wordml" xmlns:wps="http://schemas.microsoft.com/office/word/2010/wordprocessingShape" mc:Ignorable="w14 w15 w16se w16cid w16 w16cex w16sdtdh wp14">
+<w:hdr xmlns:wpc="http://schemas.microsoft.com/office/word/2010/wordprocessingCanvas" xmlns:mc="http://schemas.openxmlformats.org/markup-compatibility/2006" xmlns:o="urn:schemas-microsoft-com:office:office" xmlns:r="http://schemas.openxmlformats.org/officeDocument/2006/relationships" xmlns:m="http://schemas.openxmlformats.org/officeDocument/2006/math" xmlns:v="urn:schemas-microsoft-com:vml" xmlns:wp14="http://schemas.microsoft.com/office/word/2010/wordprocessingDrawing" xmlns:wp="http://schemas.openxmlformats.org/drawingml/2006/wordprocessingDrawing" xmlns:w10="urn:schemas-microsoft-com:office:word" xmlns:w="http://schemas.openxmlformats.org/wordprocessingml/2006/main" xmlns:w14="http://schemas.microsoft.com/office/word/2010/wordml" xmlns:w15="http://schemas.microsoft.com/office/word/2012/wordml" xmlns:wpg="http://schemas.microsoft.com/office/word/2010/wordprocessingGroup" xmlns:wpi="http://schemas.microsoft.com/office/word/2010/wordprocessingInk" xmlns:wne="http://schemas.microsoft.com/office/word/2006/wordml" xmlns:wps="http://schemas.microsoft.com/office/word/2010/wordprocessingShape" mc:Ignorable="w14 w15 wp14">
   <w:p>
     <w:pPr>
       <w:spacing w:line="14" w:lineRule="auto"/>
@@ -8453,7 +7912,7 @@
 </file>
 
 <file path=word/header24.xml><?xml version="1.0" encoding="utf-8"?>
-<w:hdr xmlns:wpc="http://schemas.microsoft.com/office/word/2010/wordprocessingCanvas" xmlns:cx="http://schemas.microsoft.com/office/drawing/2014/chartex" xmlns:cx1="http://schemas.microsoft.com/office/drawing/2015/9/8/chartex" xmlns:cx2="http://schemas.microsoft.com/office/drawing/2015/10/21/chartex" xmlns:cx3="http://schemas.microsoft.com/office/drawing/2016/5/9/chartex" xmlns:cx4="http://schemas.microsoft.com/office/drawing/2016/5/10/chartex" xmlns:cx5="http://schemas.microsoft.com/office/drawing/2016/5/11/chartex" xmlns:cx6="http://schemas.microsoft.com/office/drawing/2016/5/12/chartex" xmlns:cx7="http://schemas.microsoft.com/office/drawing/2016/5/13/chartex" xmlns:cx8="http://schemas.microsoft.com/office/drawing/2016/5/14/chartex" xmlns:mc="http://schemas.openxmlformats.org/markup-compatibility/2006" xmlns:aink="http://schemas.microsoft.com/office/drawing/2016/ink" xmlns:am3d="http://schemas.microsoft.com/office/drawing/2017/model3d" xmlns:o="urn:schemas-microsoft-com:office:office" xmlns:oel="http://schemas.microsoft.com/office/2019/extlst" xmlns:r="http://schemas.openxmlformats.org/officeDocument/2006/relationships" xmlns:m="http://schemas.openxmlformats.org/officeDocument/2006/math" xmlns:v="urn:schemas-microsoft-com:vml" xmlns:wp14="http://schemas.microsoft.com/office/word/2010/wordprocessingDrawing" xmlns:wp="http://schemas.openxmlformats.org/drawingml/2006/wordprocessingDrawing" xmlns:w10="urn:schemas-microsoft-com:office:word" xmlns:w="http://schemas.openxmlformats.org/wordprocessingml/2006/main" xmlns:w14="http://schemas.microsoft.com/office/word/2010/wordml" xmlns:w15="http://schemas.microsoft.com/office/word/2012/wordml" xmlns:w16cex="http://schemas.microsoft.com/office/word/2018/wordml/cex" xmlns:w16cid="http://schemas.microsoft.com/office/word/2016/wordml/cid" xmlns:w16="http://schemas.microsoft.com/office/word/2018/wordml" xmlns:w16sdtdh="http://schemas.microsoft.com/office/word/2020/wordml/sdtdatahash" xmlns:w16se="http://schemas.microsoft.com/office/word/2015/wordml/symex" xmlns:wpg="http://schemas.microsoft.com/office/word/2010/wordprocessingGroup" xmlns:wpi="http://schemas.microsoft.com/office/word/2010/wordprocessingInk" xmlns:wne="http://schemas.microsoft.com/office/word/2006/wordml" xmlns:wps="http://schemas.microsoft.com/office/word/2010/wordprocessingShape" mc:Ignorable="w14 w15 w16se w16cid w16 w16cex w16sdtdh wp14">
+<w:hdr xmlns:wpc="http://schemas.microsoft.com/office/word/2010/wordprocessingCanvas" xmlns:mc="http://schemas.openxmlformats.org/markup-compatibility/2006" xmlns:o="urn:schemas-microsoft-com:office:office" xmlns:r="http://schemas.openxmlformats.org/officeDocument/2006/relationships" xmlns:m="http://schemas.openxmlformats.org/officeDocument/2006/math" xmlns:v="urn:schemas-microsoft-com:vml" xmlns:wp14="http://schemas.microsoft.com/office/word/2010/wordprocessingDrawing" xmlns:wp="http://schemas.openxmlformats.org/drawingml/2006/wordprocessingDrawing" xmlns:w10="urn:schemas-microsoft-com:office:word" xmlns:w="http://schemas.openxmlformats.org/wordprocessingml/2006/main" xmlns:w14="http://schemas.microsoft.com/office/word/2010/wordml" xmlns:w15="http://schemas.microsoft.com/office/word/2012/wordml" xmlns:wpg="http://schemas.microsoft.com/office/word/2010/wordprocessingGroup" xmlns:wpi="http://schemas.microsoft.com/office/word/2010/wordprocessingInk" xmlns:wne="http://schemas.microsoft.com/office/word/2006/wordml" xmlns:wps="http://schemas.microsoft.com/office/word/2010/wordprocessingShape" mc:Ignorable="w14 w15 wp14">
   <w:p>
     <w:pPr>
       <w:pStyle w:val="a3"/>
@@ -8463,7 +7922,7 @@
 </file>
 
 <file path=word/header25.xml><?xml version="1.0" encoding="utf-8"?>
-<w:hdr xmlns:wpc="http://schemas.microsoft.com/office/word/2010/wordprocessingCanvas" xmlns:cx="http://schemas.microsoft.com/office/drawing/2014/chartex" xmlns:cx1="http://schemas.microsoft.com/office/drawing/2015/9/8/chartex" xmlns:cx2="http://schemas.microsoft.com/office/drawing/2015/10/21/chartex" xmlns:cx3="http://schemas.microsoft.com/office/drawing/2016/5/9/chartex" xmlns:cx4="http://schemas.microsoft.com/office/drawing/2016/5/10/chartex" xmlns:cx5="http://schemas.microsoft.com/office/drawing/2016/5/11/chartex" xmlns:cx6="http://schemas.microsoft.com/office/drawing/2016/5/12/chartex" xmlns:cx7="http://schemas.microsoft.com/office/drawing/2016/5/13/chartex" xmlns:cx8="http://schemas.microsoft.com/office/drawing/2016/5/14/chartex" xmlns:mc="http://schemas.openxmlformats.org/markup-compatibility/2006" xmlns:aink="http://schemas.microsoft.com/office/drawing/2016/ink" xmlns:am3d="http://schemas.microsoft.com/office/drawing/2017/model3d" xmlns:o="urn:schemas-microsoft-com:office:office" xmlns:oel="http://schemas.microsoft.com/office/2019/extlst" xmlns:r="http://schemas.openxmlformats.org/officeDocument/2006/relationships" xmlns:m="http://schemas.openxmlformats.org/officeDocument/2006/math" xmlns:v="urn:schemas-microsoft-com:vml" xmlns:wp14="http://schemas.microsoft.com/office/word/2010/wordprocessingDrawing" xmlns:wp="http://schemas.openxmlformats.org/drawingml/2006/wordprocessingDrawing" xmlns:w10="urn:schemas-microsoft-com:office:word" xmlns:w="http://schemas.openxmlformats.org/wordprocessingml/2006/main" xmlns:w14="http://schemas.microsoft.com/office/word/2010/wordml" xmlns:w15="http://schemas.microsoft.com/office/word/2012/wordml" xmlns:w16cex="http://schemas.microsoft.com/office/word/2018/wordml/cex" xmlns:w16cid="http://schemas.microsoft.com/office/word/2016/wordml/cid" xmlns:w16="http://schemas.microsoft.com/office/word/2018/wordml" xmlns:w16sdtdh="http://schemas.microsoft.com/office/word/2020/wordml/sdtdatahash" xmlns:w16se="http://schemas.microsoft.com/office/word/2015/wordml/symex" xmlns:wpg="http://schemas.microsoft.com/office/word/2010/wordprocessingGroup" xmlns:wpi="http://schemas.microsoft.com/office/word/2010/wordprocessingInk" xmlns:wne="http://schemas.microsoft.com/office/word/2006/wordml" xmlns:wps="http://schemas.microsoft.com/office/word/2010/wordprocessingShape" mc:Ignorable="w14 w15 w16se w16cid w16 w16cex w16sdtdh wp14">
+<w:hdr xmlns:wpc="http://schemas.microsoft.com/office/word/2010/wordprocessingCanvas" xmlns:mc="http://schemas.openxmlformats.org/markup-compatibility/2006" xmlns:o="urn:schemas-microsoft-com:office:office" xmlns:r="http://schemas.openxmlformats.org/officeDocument/2006/relationships" xmlns:m="http://schemas.openxmlformats.org/officeDocument/2006/math" xmlns:v="urn:schemas-microsoft-com:vml" xmlns:wp14="http://schemas.microsoft.com/office/word/2010/wordprocessingDrawing" xmlns:wp="http://schemas.openxmlformats.org/drawingml/2006/wordprocessingDrawing" xmlns:w10="urn:schemas-microsoft-com:office:word" xmlns:w="http://schemas.openxmlformats.org/wordprocessingml/2006/main" xmlns:w14="http://schemas.microsoft.com/office/word/2010/wordml" xmlns:w15="http://schemas.microsoft.com/office/word/2012/wordml" xmlns:wpg="http://schemas.microsoft.com/office/word/2010/wordprocessingGroup" xmlns:wpi="http://schemas.microsoft.com/office/word/2010/wordprocessingInk" xmlns:wne="http://schemas.microsoft.com/office/word/2006/wordml" xmlns:wps="http://schemas.microsoft.com/office/word/2010/wordprocessingShape" mc:Ignorable="w14 w15 wp14">
   <w:p>
     <w:pPr>
       <w:pStyle w:val="a3"/>
@@ -8473,7 +7932,7 @@
 </file>
 
 <file path=word/header26.xml><?xml version="1.0" encoding="utf-8"?>
-<w:hdr xmlns:wpc="http://schemas.microsoft.com/office/word/2010/wordprocessingCanvas" xmlns:cx="http://schemas.microsoft.com/office/drawing/2014/chartex" xmlns:cx1="http://schemas.microsoft.com/office/drawing/2015/9/8/chartex" xmlns:cx2="http://schemas.microsoft.com/office/drawing/2015/10/21/chartex" xmlns:cx3="http://schemas.microsoft.com/office/drawing/2016/5/9/chartex" xmlns:cx4="http://schemas.microsoft.com/office/drawing/2016/5/10/chartex" xmlns:cx5="http://schemas.microsoft.com/office/drawing/2016/5/11/chartex" xmlns:cx6="http://schemas.microsoft.com/office/drawing/2016/5/12/chartex" xmlns:cx7="http://schemas.microsoft.com/office/drawing/2016/5/13/chartex" xmlns:cx8="http://schemas.microsoft.com/office/drawing/2016/5/14/chartex" xmlns:mc="http://schemas.openxmlformats.org/markup-compatibility/2006" xmlns:aink="http://schemas.microsoft.com/office/drawing/2016/ink" xmlns:am3d="http://schemas.microsoft.com/office/drawing/2017/model3d" xmlns:o="urn:schemas-microsoft-com:office:office" xmlns:oel="http://schemas.microsoft.com/office/2019/extlst" xmlns:r="http://schemas.openxmlformats.org/officeDocument/2006/relationships" xmlns:m="http://schemas.openxmlformats.org/officeDocument/2006/math" xmlns:v="urn:schemas-microsoft-com:vml" xmlns:wp14="http://schemas.microsoft.com/office/word/2010/wordprocessingDrawing" xmlns:wp="http://schemas.openxmlformats.org/drawingml/2006/wordprocessingDrawing" xmlns:w10="urn:schemas-microsoft-com:office:word" xmlns:w="http://schemas.openxmlformats.org/wordprocessingml/2006/main" xmlns:w14="http://schemas.microsoft.com/office/word/2010/wordml" xmlns:w15="http://schemas.microsoft.com/office/word/2012/wordml" xmlns:w16cex="http://schemas.microsoft.com/office/word/2018/wordml/cex" xmlns:w16cid="http://schemas.microsoft.com/office/word/2016/wordml/cid" xmlns:w16="http://schemas.microsoft.com/office/word/2018/wordml" xmlns:w16sdtdh="http://schemas.microsoft.com/office/word/2020/wordml/sdtdatahash" xmlns:w16se="http://schemas.microsoft.com/office/word/2015/wordml/symex" xmlns:wpg="http://schemas.microsoft.com/office/word/2010/wordprocessingGroup" xmlns:wpi="http://schemas.microsoft.com/office/word/2010/wordprocessingInk" xmlns:wne="http://schemas.microsoft.com/office/word/2006/wordml" xmlns:wps="http://schemas.microsoft.com/office/word/2010/wordprocessingShape" mc:Ignorable="w14 w15 w16se w16cid w16 w16cex w16sdtdh wp14">
+<w:hdr xmlns:wpc="http://schemas.microsoft.com/office/word/2010/wordprocessingCanvas" xmlns:mc="http://schemas.openxmlformats.org/markup-compatibility/2006" xmlns:o="urn:schemas-microsoft-com:office:office" xmlns:r="http://schemas.openxmlformats.org/officeDocument/2006/relationships" xmlns:m="http://schemas.openxmlformats.org/officeDocument/2006/math" xmlns:v="urn:schemas-microsoft-com:vml" xmlns:wp14="http://schemas.microsoft.com/office/word/2010/wordprocessingDrawing" xmlns:wp="http://schemas.openxmlformats.org/drawingml/2006/wordprocessingDrawing" xmlns:w10="urn:schemas-microsoft-com:office:word" xmlns:w="http://schemas.openxmlformats.org/wordprocessingml/2006/main" xmlns:w14="http://schemas.microsoft.com/office/word/2010/wordml" xmlns:w15="http://schemas.microsoft.com/office/word/2012/wordml" xmlns:wpg="http://schemas.microsoft.com/office/word/2010/wordprocessingGroup" xmlns:wpi="http://schemas.microsoft.com/office/word/2010/wordprocessingInk" xmlns:wne="http://schemas.microsoft.com/office/word/2006/wordml" xmlns:wps="http://schemas.microsoft.com/office/word/2010/wordprocessingShape" mc:Ignorable="w14 w15 wp14">
   <w:p>
     <w:pPr>
       <w:spacing w:line="14" w:lineRule="auto"/>
@@ -8486,7 +7945,7 @@
 </file>
 
 <file path=word/header27.xml><?xml version="1.0" encoding="utf-8"?>
-<w:hdr xmlns:wpc="http://schemas.microsoft.com/office/word/2010/wordprocessingCanvas" xmlns:cx="http://schemas.microsoft.com/office/drawing/2014/chartex" xmlns:cx1="http://schemas.microsoft.com/office/drawing/2015/9/8/chartex" xmlns:cx2="http://schemas.microsoft.com/office/drawing/2015/10/21/chartex" xmlns:cx3="http://schemas.microsoft.com/office/drawing/2016/5/9/chartex" xmlns:cx4="http://schemas.microsoft.com/office/drawing/2016/5/10/chartex" xmlns:cx5="http://schemas.microsoft.com/office/drawing/2016/5/11/chartex" xmlns:cx6="http://schemas.microsoft.com/office/drawing/2016/5/12/chartex" xmlns:cx7="http://schemas.microsoft.com/office/drawing/2016/5/13/chartex" xmlns:cx8="http://schemas.microsoft.com/office/drawing/2016/5/14/chartex" xmlns:mc="http://schemas.openxmlformats.org/markup-compatibility/2006" xmlns:aink="http://schemas.microsoft.com/office/drawing/2016/ink" xmlns:am3d="http://schemas.microsoft.com/office/drawing/2017/model3d" xmlns:o="urn:schemas-microsoft-com:office:office" xmlns:oel="http://schemas.microsoft.com/office/2019/extlst" xmlns:r="http://schemas.openxmlformats.org/officeDocument/2006/relationships" xmlns:m="http://schemas.openxmlformats.org/officeDocument/2006/math" xmlns:v="urn:schemas-microsoft-com:vml" xmlns:wp14="http://schemas.microsoft.com/office/word/2010/wordprocessingDrawing" xmlns:wp="http://schemas.openxmlformats.org/drawingml/2006/wordprocessingDrawing" xmlns:w10="urn:schemas-microsoft-com:office:word" xmlns:w="http://schemas.openxmlformats.org/wordprocessingml/2006/main" xmlns:w14="http://schemas.microsoft.com/office/word/2010/wordml" xmlns:w15="http://schemas.microsoft.com/office/word/2012/wordml" xmlns:w16cex="http://schemas.microsoft.com/office/word/2018/wordml/cex" xmlns:w16cid="http://schemas.microsoft.com/office/word/2016/wordml/cid" xmlns:w16="http://schemas.microsoft.com/office/word/2018/wordml" xmlns:w16sdtdh="http://schemas.microsoft.com/office/word/2020/wordml/sdtdatahash" xmlns:w16se="http://schemas.microsoft.com/office/word/2015/wordml/symex" xmlns:wpg="http://schemas.microsoft.com/office/word/2010/wordprocessingGroup" xmlns:wpi="http://schemas.microsoft.com/office/word/2010/wordprocessingInk" xmlns:wne="http://schemas.microsoft.com/office/word/2006/wordml" xmlns:wps="http://schemas.microsoft.com/office/word/2010/wordprocessingShape" mc:Ignorable="w14 w15 w16se w16cid w16 w16cex w16sdtdh wp14">
+<w:hdr xmlns:wpc="http://schemas.microsoft.com/office/word/2010/wordprocessingCanvas" xmlns:mc="http://schemas.openxmlformats.org/markup-compatibility/2006" xmlns:o="urn:schemas-microsoft-com:office:office" xmlns:r="http://schemas.openxmlformats.org/officeDocument/2006/relationships" xmlns:m="http://schemas.openxmlformats.org/officeDocument/2006/math" xmlns:v="urn:schemas-microsoft-com:vml" xmlns:wp14="http://schemas.microsoft.com/office/word/2010/wordprocessingDrawing" xmlns:wp="http://schemas.openxmlformats.org/drawingml/2006/wordprocessingDrawing" xmlns:w10="urn:schemas-microsoft-com:office:word" xmlns:w="http://schemas.openxmlformats.org/wordprocessingml/2006/main" xmlns:w14="http://schemas.microsoft.com/office/word/2010/wordml" xmlns:w15="http://schemas.microsoft.com/office/word/2012/wordml" xmlns:wpg="http://schemas.microsoft.com/office/word/2010/wordprocessingGroup" xmlns:wpi="http://schemas.microsoft.com/office/word/2010/wordprocessingInk" xmlns:wne="http://schemas.microsoft.com/office/word/2006/wordml" xmlns:wps="http://schemas.microsoft.com/office/word/2010/wordprocessingShape" mc:Ignorable="w14 w15 wp14">
   <w:p>
     <w:pPr>
       <w:pStyle w:val="a3"/>
@@ -8496,7 +7955,7 @@
 </file>
 
 <file path=word/header28.xml><?xml version="1.0" encoding="utf-8"?>
-<w:hdr xmlns:wpc="http://schemas.microsoft.com/office/word/2010/wordprocessingCanvas" xmlns:cx="http://schemas.microsoft.com/office/drawing/2014/chartex" xmlns:cx1="http://schemas.microsoft.com/office/drawing/2015/9/8/chartex" xmlns:cx2="http://schemas.microsoft.com/office/drawing/2015/10/21/chartex" xmlns:cx3="http://schemas.microsoft.com/office/drawing/2016/5/9/chartex" xmlns:cx4="http://schemas.microsoft.com/office/drawing/2016/5/10/chartex" xmlns:cx5="http://schemas.microsoft.com/office/drawing/2016/5/11/chartex" xmlns:cx6="http://schemas.microsoft.com/office/drawing/2016/5/12/chartex" xmlns:cx7="http://schemas.microsoft.com/office/drawing/2016/5/13/chartex" xmlns:cx8="http://schemas.microsoft.com/office/drawing/2016/5/14/chartex" xmlns:mc="http://schemas.openxmlformats.org/markup-compatibility/2006" xmlns:aink="http://schemas.microsoft.com/office/drawing/2016/ink" xmlns:am3d="http://schemas.microsoft.com/office/drawing/2017/model3d" xmlns:o="urn:schemas-microsoft-com:office:office" xmlns:oel="http://schemas.microsoft.com/office/2019/extlst" xmlns:r="http://schemas.openxmlformats.org/officeDocument/2006/relationships" xmlns:m="http://schemas.openxmlformats.org/officeDocument/2006/math" xmlns:v="urn:schemas-microsoft-com:vml" xmlns:wp14="http://schemas.microsoft.com/office/word/2010/wordprocessingDrawing" xmlns:wp="http://schemas.openxmlformats.org/drawingml/2006/wordprocessingDrawing" xmlns:w10="urn:schemas-microsoft-com:office:word" xmlns:w="http://schemas.openxmlformats.org/wordprocessingml/2006/main" xmlns:w14="http://schemas.microsoft.com/office/word/2010/wordml" xmlns:w15="http://schemas.microsoft.com/office/word/2012/wordml" xmlns:w16cex="http://schemas.microsoft.com/office/word/2018/wordml/cex" xmlns:w16cid="http://schemas.microsoft.com/office/word/2016/wordml/cid" xmlns:w16="http://schemas.microsoft.com/office/word/2018/wordml" xmlns:w16sdtdh="http://schemas.microsoft.com/office/word/2020/wordml/sdtdatahash" xmlns:w16se="http://schemas.microsoft.com/office/word/2015/wordml/symex" xmlns:wpg="http://schemas.microsoft.com/office/word/2010/wordprocessingGroup" xmlns:wpi="http://schemas.microsoft.com/office/word/2010/wordprocessingInk" xmlns:wne="http://schemas.microsoft.com/office/word/2006/wordml" xmlns:wps="http://schemas.microsoft.com/office/word/2010/wordprocessingShape" mc:Ignorable="w14 w15 w16se w16cid w16 w16cex w16sdtdh wp14">
+<w:hdr xmlns:wpc="http://schemas.microsoft.com/office/word/2010/wordprocessingCanvas" xmlns:mc="http://schemas.openxmlformats.org/markup-compatibility/2006" xmlns:o="urn:schemas-microsoft-com:office:office" xmlns:r="http://schemas.openxmlformats.org/officeDocument/2006/relationships" xmlns:m="http://schemas.openxmlformats.org/officeDocument/2006/math" xmlns:v="urn:schemas-microsoft-com:vml" xmlns:wp14="http://schemas.microsoft.com/office/word/2010/wordprocessingDrawing" xmlns:wp="http://schemas.openxmlformats.org/drawingml/2006/wordprocessingDrawing" xmlns:w10="urn:schemas-microsoft-com:office:word" xmlns:w="http://schemas.openxmlformats.org/wordprocessingml/2006/main" xmlns:w14="http://schemas.microsoft.com/office/word/2010/wordml" xmlns:w15="http://schemas.microsoft.com/office/word/2012/wordml" xmlns:wpg="http://schemas.microsoft.com/office/word/2010/wordprocessingGroup" xmlns:wpi="http://schemas.microsoft.com/office/word/2010/wordprocessingInk" xmlns:wne="http://schemas.microsoft.com/office/word/2006/wordml" xmlns:wps="http://schemas.microsoft.com/office/word/2010/wordprocessingShape" mc:Ignorable="w14 w15 wp14">
   <w:p>
     <w:pPr>
       <w:pStyle w:val="a3"/>
@@ -8506,7 +7965,7 @@
 </file>
 
 <file path=word/header29.xml><?xml version="1.0" encoding="utf-8"?>
-<w:hdr xmlns:wpc="http://schemas.microsoft.com/office/word/2010/wordprocessingCanvas" xmlns:cx="http://schemas.microsoft.com/office/drawing/2014/chartex" xmlns:cx1="http://schemas.microsoft.com/office/drawing/2015/9/8/chartex" xmlns:cx2="http://schemas.microsoft.com/office/drawing/2015/10/21/chartex" xmlns:cx3="http://schemas.microsoft.com/office/drawing/2016/5/9/chartex" xmlns:cx4="http://schemas.microsoft.com/office/drawing/2016/5/10/chartex" xmlns:cx5="http://schemas.microsoft.com/office/drawing/2016/5/11/chartex" xmlns:cx6="http://schemas.microsoft.com/office/drawing/2016/5/12/chartex" xmlns:cx7="http://schemas.microsoft.com/office/drawing/2016/5/13/chartex" xmlns:cx8="http://schemas.microsoft.com/office/drawing/2016/5/14/chartex" xmlns:mc="http://schemas.openxmlformats.org/markup-compatibility/2006" xmlns:aink="http://schemas.microsoft.com/office/drawing/2016/ink" xmlns:am3d="http://schemas.microsoft.com/office/drawing/2017/model3d" xmlns:o="urn:schemas-microsoft-com:office:office" xmlns:oel="http://schemas.microsoft.com/office/2019/extlst" xmlns:r="http://schemas.openxmlformats.org/officeDocument/2006/relationships" xmlns:m="http://schemas.openxmlformats.org/officeDocument/2006/math" xmlns:v="urn:schemas-microsoft-com:vml" xmlns:wp14="http://schemas.microsoft.com/office/word/2010/wordprocessingDrawing" xmlns:wp="http://schemas.openxmlformats.org/drawingml/2006/wordprocessingDrawing" xmlns:w10="urn:schemas-microsoft-com:office:word" xmlns:w="http://schemas.openxmlformats.org/wordprocessingml/2006/main" xmlns:w14="http://schemas.microsoft.com/office/word/2010/wordml" xmlns:w15="http://schemas.microsoft.com/office/word/2012/wordml" xmlns:w16cex="http://schemas.microsoft.com/office/word/2018/wordml/cex" xmlns:w16cid="http://schemas.microsoft.com/office/word/2016/wordml/cid" xmlns:w16="http://schemas.microsoft.com/office/word/2018/wordml" xmlns:w16sdtdh="http://schemas.microsoft.com/office/word/2020/wordml/sdtdatahash" xmlns:w16se="http://schemas.microsoft.com/office/word/2015/wordml/symex" xmlns:wpg="http://schemas.microsoft.com/office/word/2010/wordprocessingGroup" xmlns:wpi="http://schemas.microsoft.com/office/word/2010/wordprocessingInk" xmlns:wne="http://schemas.microsoft.com/office/word/2006/wordml" xmlns:wps="http://schemas.microsoft.com/office/word/2010/wordprocessingShape" mc:Ignorable="w14 w15 w16se w16cid w16 w16cex w16sdtdh wp14">
+<w:hdr xmlns:wpc="http://schemas.microsoft.com/office/word/2010/wordprocessingCanvas" xmlns:mc="http://schemas.openxmlformats.org/markup-compatibility/2006" xmlns:o="urn:schemas-microsoft-com:office:office" xmlns:r="http://schemas.openxmlformats.org/officeDocument/2006/relationships" xmlns:m="http://schemas.openxmlformats.org/officeDocument/2006/math" xmlns:v="urn:schemas-microsoft-com:vml" xmlns:wp14="http://schemas.microsoft.com/office/word/2010/wordprocessingDrawing" xmlns:wp="http://schemas.openxmlformats.org/drawingml/2006/wordprocessingDrawing" xmlns:w10="urn:schemas-microsoft-com:office:word" xmlns:w="http://schemas.openxmlformats.org/wordprocessingml/2006/main" xmlns:w14="http://schemas.microsoft.com/office/word/2010/wordml" xmlns:w15="http://schemas.microsoft.com/office/word/2012/wordml" xmlns:wpg="http://schemas.microsoft.com/office/word/2010/wordprocessingGroup" xmlns:wpi="http://schemas.microsoft.com/office/word/2010/wordprocessingInk" xmlns:wne="http://schemas.microsoft.com/office/word/2006/wordml" xmlns:wps="http://schemas.microsoft.com/office/word/2010/wordprocessingShape" mc:Ignorable="w14 w15 wp14">
   <w:p>
     <w:pPr>
       <w:spacing w:line="14" w:lineRule="auto"/>
@@ -8519,7 +7978,7 @@
 </file>
 
 <file path=word/header3.xml><?xml version="1.0" encoding="utf-8"?>
-<w:hdr xmlns:wpc="http://schemas.microsoft.com/office/word/2010/wordprocessingCanvas" xmlns:cx="http://schemas.microsoft.com/office/drawing/2014/chartex" xmlns:cx1="http://schemas.microsoft.com/office/drawing/2015/9/8/chartex" xmlns:cx2="http://schemas.microsoft.com/office/drawing/2015/10/21/chartex" xmlns:cx3="http://schemas.microsoft.com/office/drawing/2016/5/9/chartex" xmlns:cx4="http://schemas.microsoft.com/office/drawing/2016/5/10/chartex" xmlns:cx5="http://schemas.microsoft.com/office/drawing/2016/5/11/chartex" xmlns:cx6="http://schemas.microsoft.com/office/drawing/2016/5/12/chartex" xmlns:cx7="http://schemas.microsoft.com/office/drawing/2016/5/13/chartex" xmlns:cx8="http://schemas.microsoft.com/office/drawing/2016/5/14/chartex" xmlns:mc="http://schemas.openxmlformats.org/markup-compatibility/2006" xmlns:aink="http://schemas.microsoft.com/office/drawing/2016/ink" xmlns:am3d="http://schemas.microsoft.com/office/drawing/2017/model3d" xmlns:o="urn:schemas-microsoft-com:office:office" xmlns:oel="http://schemas.microsoft.com/office/2019/extlst" xmlns:r="http://schemas.openxmlformats.org/officeDocument/2006/relationships" xmlns:m="http://schemas.openxmlformats.org/officeDocument/2006/math" xmlns:v="urn:schemas-microsoft-com:vml" xmlns:wp14="http://schemas.microsoft.com/office/word/2010/wordprocessingDrawing" xmlns:wp="http://schemas.openxmlformats.org/drawingml/2006/wordprocessingDrawing" xmlns:w10="urn:schemas-microsoft-com:office:word" xmlns:w="http://schemas.openxmlformats.org/wordprocessingml/2006/main" xmlns:w14="http://schemas.microsoft.com/office/word/2010/wordml" xmlns:w15="http://schemas.microsoft.com/office/word/2012/wordml" xmlns:w16cex="http://schemas.microsoft.com/office/word/2018/wordml/cex" xmlns:w16cid="http://schemas.microsoft.com/office/word/2016/wordml/cid" xmlns:w16="http://schemas.microsoft.com/office/word/2018/wordml" xmlns:w16sdtdh="http://schemas.microsoft.com/office/word/2020/wordml/sdtdatahash" xmlns:w16se="http://schemas.microsoft.com/office/word/2015/wordml/symex" xmlns:wpg="http://schemas.microsoft.com/office/word/2010/wordprocessingGroup" xmlns:wpi="http://schemas.microsoft.com/office/word/2010/wordprocessingInk" xmlns:wne="http://schemas.microsoft.com/office/word/2006/wordml" xmlns:wps="http://schemas.microsoft.com/office/word/2010/wordprocessingShape" mc:Ignorable="w14 w15 w16se w16cid w16 w16cex w16sdtdh wp14">
+<w:hdr xmlns:wpc="http://schemas.microsoft.com/office/word/2010/wordprocessingCanvas" xmlns:mc="http://schemas.openxmlformats.org/markup-compatibility/2006" xmlns:o="urn:schemas-microsoft-com:office:office" xmlns:r="http://schemas.openxmlformats.org/officeDocument/2006/relationships" xmlns:m="http://schemas.openxmlformats.org/officeDocument/2006/math" xmlns:v="urn:schemas-microsoft-com:vml" xmlns:wp14="http://schemas.microsoft.com/office/word/2010/wordprocessingDrawing" xmlns:wp="http://schemas.openxmlformats.org/drawingml/2006/wordprocessingDrawing" xmlns:w10="urn:schemas-microsoft-com:office:word" xmlns:w="http://schemas.openxmlformats.org/wordprocessingml/2006/main" xmlns:w14="http://schemas.microsoft.com/office/word/2010/wordml" xmlns:w15="http://schemas.microsoft.com/office/word/2012/wordml" xmlns:wpg="http://schemas.microsoft.com/office/word/2010/wordprocessingGroup" xmlns:wpi="http://schemas.microsoft.com/office/word/2010/wordprocessingInk" xmlns:wne="http://schemas.microsoft.com/office/word/2006/wordml" xmlns:wps="http://schemas.microsoft.com/office/word/2010/wordprocessingShape" mc:Ignorable="w14 w15 wp14">
   <w:p>
     <w:pPr>
       <w:pStyle w:val="a3"/>
@@ -8529,7 +7988,7 @@
 </file>
 
 <file path=word/header30.xml><?xml version="1.0" encoding="utf-8"?>
-<w:hdr xmlns:wpc="http://schemas.microsoft.com/office/word/2010/wordprocessingCanvas" xmlns:cx="http://schemas.microsoft.com/office/drawing/2014/chartex" xmlns:cx1="http://schemas.microsoft.com/office/drawing/2015/9/8/chartex" xmlns:cx2="http://schemas.microsoft.com/office/drawing/2015/10/21/chartex" xmlns:cx3="http://schemas.microsoft.com/office/drawing/2016/5/9/chartex" xmlns:cx4="http://schemas.microsoft.com/office/drawing/2016/5/10/chartex" xmlns:cx5="http://schemas.microsoft.com/office/drawing/2016/5/11/chartex" xmlns:cx6="http://schemas.microsoft.com/office/drawing/2016/5/12/chartex" xmlns:cx7="http://schemas.microsoft.com/office/drawing/2016/5/13/chartex" xmlns:cx8="http://schemas.microsoft.com/office/drawing/2016/5/14/chartex" xmlns:mc="http://schemas.openxmlformats.org/markup-compatibility/2006" xmlns:aink="http://schemas.microsoft.com/office/drawing/2016/ink" xmlns:am3d="http://schemas.microsoft.com/office/drawing/2017/model3d" xmlns:o="urn:schemas-microsoft-com:office:office" xmlns:oel="http://schemas.microsoft.com/office/2019/extlst" xmlns:r="http://schemas.openxmlformats.org/officeDocument/2006/relationships" xmlns:m="http://schemas.openxmlformats.org/officeDocument/2006/math" xmlns:v="urn:schemas-microsoft-com:vml" xmlns:wp14="http://schemas.microsoft.com/office/word/2010/wordprocessingDrawing" xmlns:wp="http://schemas.openxmlformats.org/drawingml/2006/wordprocessingDrawing" xmlns:w10="urn:schemas-microsoft-com:office:word" xmlns:w="http://schemas.openxmlformats.org/wordprocessingml/2006/main" xmlns:w14="http://schemas.microsoft.com/office/word/2010/wordml" xmlns:w15="http://schemas.microsoft.com/office/word/2012/wordml" xmlns:w16cex="http://schemas.microsoft.com/office/word/2018/wordml/cex" xmlns:w16cid="http://schemas.microsoft.com/office/word/2016/wordml/cid" xmlns:w16="http://schemas.microsoft.com/office/word/2018/wordml" xmlns:w16sdtdh="http://schemas.microsoft.com/office/word/2020/wordml/sdtdatahash" xmlns:w16se="http://schemas.microsoft.com/office/word/2015/wordml/symex" xmlns:wpg="http://schemas.microsoft.com/office/word/2010/wordprocessingGroup" xmlns:wpi="http://schemas.microsoft.com/office/word/2010/wordprocessingInk" xmlns:wne="http://schemas.microsoft.com/office/word/2006/wordml" xmlns:wps="http://schemas.microsoft.com/office/word/2010/wordprocessingShape" mc:Ignorable="w14 w15 w16se w16cid w16 w16cex w16sdtdh wp14">
+<w:hdr xmlns:wpc="http://schemas.microsoft.com/office/word/2010/wordprocessingCanvas" xmlns:mc="http://schemas.openxmlformats.org/markup-compatibility/2006" xmlns:o="urn:schemas-microsoft-com:office:office" xmlns:r="http://schemas.openxmlformats.org/officeDocument/2006/relationships" xmlns:m="http://schemas.openxmlformats.org/officeDocument/2006/math" xmlns:v="urn:schemas-microsoft-com:vml" xmlns:wp14="http://schemas.microsoft.com/office/word/2010/wordprocessingDrawing" xmlns:wp="http://schemas.openxmlformats.org/drawingml/2006/wordprocessingDrawing" xmlns:w10="urn:schemas-microsoft-com:office:word" xmlns:w="http://schemas.openxmlformats.org/wordprocessingml/2006/main" xmlns:w14="http://schemas.microsoft.com/office/word/2010/wordml" xmlns:w15="http://schemas.microsoft.com/office/word/2012/wordml" xmlns:wpg="http://schemas.microsoft.com/office/word/2010/wordprocessingGroup" xmlns:wpi="http://schemas.microsoft.com/office/word/2010/wordprocessingInk" xmlns:wne="http://schemas.microsoft.com/office/word/2006/wordml" xmlns:wps="http://schemas.microsoft.com/office/word/2010/wordprocessingShape" mc:Ignorable="w14 w15 wp14">
   <w:p>
     <w:pPr>
       <w:pStyle w:val="a3"/>
@@ -8539,7 +7998,7 @@
 </file>
 
 <file path=word/header4.xml><?xml version="1.0" encoding="utf-8"?>
-<w:hdr xmlns:wpc="http://schemas.microsoft.com/office/word/2010/wordprocessingCanvas" xmlns:cx="http://schemas.microsoft.com/office/drawing/2014/chartex" xmlns:cx1="http://schemas.microsoft.com/office/drawing/2015/9/8/chartex" xmlns:cx2="http://schemas.microsoft.com/office/drawing/2015/10/21/chartex" xmlns:cx3="http://schemas.microsoft.com/office/drawing/2016/5/9/chartex" xmlns:cx4="http://schemas.microsoft.com/office/drawing/2016/5/10/chartex" xmlns:cx5="http://schemas.microsoft.com/office/drawing/2016/5/11/chartex" xmlns:cx6="http://schemas.microsoft.com/office/drawing/2016/5/12/chartex" xmlns:cx7="http://schemas.microsoft.com/office/drawing/2016/5/13/chartex" xmlns:cx8="http://schemas.microsoft.com/office/drawing/2016/5/14/chartex" xmlns:mc="http://schemas.openxmlformats.org/markup-compatibility/2006" xmlns:aink="http://schemas.microsoft.com/office/drawing/2016/ink" xmlns:am3d="http://schemas.microsoft.com/office/drawing/2017/model3d" xmlns:o="urn:schemas-microsoft-com:office:office" xmlns:oel="http://schemas.microsoft.com/office/2019/extlst" xmlns:r="http://schemas.openxmlformats.org/officeDocument/2006/relationships" xmlns:m="http://schemas.openxmlformats.org/officeDocument/2006/math" xmlns:v="urn:schemas-microsoft-com:vml" xmlns:wp14="http://schemas.microsoft.com/office/word/2010/wordprocessingDrawing" xmlns:wp="http://schemas.openxmlformats.org/drawingml/2006/wordprocessingDrawing" xmlns:w10="urn:schemas-microsoft-com:office:word" xmlns:w="http://schemas.openxmlformats.org/wordprocessingml/2006/main" xmlns:w14="http://schemas.microsoft.com/office/word/2010/wordml" xmlns:w15="http://schemas.microsoft.com/office/word/2012/wordml" xmlns:w16cex="http://schemas.microsoft.com/office/word/2018/wordml/cex" xmlns:w16cid="http://schemas.microsoft.com/office/word/2016/wordml/cid" xmlns:w16="http://schemas.microsoft.com/office/word/2018/wordml" xmlns:w16sdtdh="http://schemas.microsoft.com/office/word/2020/wordml/sdtdatahash" xmlns:w16se="http://schemas.microsoft.com/office/word/2015/wordml/symex" xmlns:wpg="http://schemas.microsoft.com/office/word/2010/wordprocessingGroup" xmlns:wpi="http://schemas.microsoft.com/office/word/2010/wordprocessingInk" xmlns:wne="http://schemas.microsoft.com/office/word/2006/wordml" xmlns:wps="http://schemas.microsoft.com/office/word/2010/wordprocessingShape" mc:Ignorable="w14 w15 w16se w16cid w16 w16cex w16sdtdh wp14">
+<w:hdr xmlns:wpc="http://schemas.microsoft.com/office/word/2010/wordprocessingCanvas" xmlns:mc="http://schemas.openxmlformats.org/markup-compatibility/2006" xmlns:o="urn:schemas-microsoft-com:office:office" xmlns:r="http://schemas.openxmlformats.org/officeDocument/2006/relationships" xmlns:m="http://schemas.openxmlformats.org/officeDocument/2006/math" xmlns:v="urn:schemas-microsoft-com:vml" xmlns:wp14="http://schemas.microsoft.com/office/word/2010/wordprocessingDrawing" xmlns:wp="http://schemas.openxmlformats.org/drawingml/2006/wordprocessingDrawing" xmlns:w10="urn:schemas-microsoft-com:office:word" xmlns:w="http://schemas.openxmlformats.org/wordprocessingml/2006/main" xmlns:w14="http://schemas.microsoft.com/office/word/2010/wordml" xmlns:w15="http://schemas.microsoft.com/office/word/2012/wordml" xmlns:wpg="http://schemas.microsoft.com/office/word/2010/wordprocessingGroup" xmlns:wpi="http://schemas.microsoft.com/office/word/2010/wordprocessingInk" xmlns:wne="http://schemas.microsoft.com/office/word/2006/wordml" xmlns:wps="http://schemas.microsoft.com/office/word/2010/wordprocessingShape" mc:Ignorable="w14 w15 wp14">
   <w:p>
     <w:pPr>
       <w:pStyle w:val="a3"/>
@@ -8549,7 +8008,7 @@
 </file>
 
 <file path=word/header5.xml><?xml version="1.0" encoding="utf-8"?>
-<w:hdr xmlns:wpc="http://schemas.microsoft.com/office/word/2010/wordprocessingCanvas" xmlns:cx="http://schemas.microsoft.com/office/drawing/2014/chartex" xmlns:cx1="http://schemas.microsoft.com/office/drawing/2015/9/8/chartex" xmlns:cx2="http://schemas.microsoft.com/office/drawing/2015/10/21/chartex" xmlns:cx3="http://schemas.microsoft.com/office/drawing/2016/5/9/chartex" xmlns:cx4="http://schemas.microsoft.com/office/drawing/2016/5/10/chartex" xmlns:cx5="http://schemas.microsoft.com/office/drawing/2016/5/11/chartex" xmlns:cx6="http://schemas.microsoft.com/office/drawing/2016/5/12/chartex" xmlns:cx7="http://schemas.microsoft.com/office/drawing/2016/5/13/chartex" xmlns:cx8="http://schemas.microsoft.com/office/drawing/2016/5/14/chartex" xmlns:mc="http://schemas.openxmlformats.org/markup-compatibility/2006" xmlns:aink="http://schemas.microsoft.com/office/drawing/2016/ink" xmlns:am3d="http://schemas.microsoft.com/office/drawing/2017/model3d" xmlns:o="urn:schemas-microsoft-com:office:office" xmlns:oel="http://schemas.microsoft.com/office/2019/extlst" xmlns:r="http://schemas.openxmlformats.org/officeDocument/2006/relationships" xmlns:m="http://schemas.openxmlformats.org/officeDocument/2006/math" xmlns:v="urn:schemas-microsoft-com:vml" xmlns:wp14="http://schemas.microsoft.com/office/word/2010/wordprocessingDrawing" xmlns:wp="http://schemas.openxmlformats.org/drawingml/2006/wordprocessingDrawing" xmlns:w10="urn:schemas-microsoft-com:office:word" xmlns:w="http://schemas.openxmlformats.org/wordprocessingml/2006/main" xmlns:w14="http://schemas.microsoft.com/office/word/2010/wordml" xmlns:w15="http://schemas.microsoft.com/office/word/2012/wordml" xmlns:w16cex="http://schemas.microsoft.com/office/word/2018/wordml/cex" xmlns:w16cid="http://schemas.microsoft.com/office/word/2016/wordml/cid" xmlns:w16="http://schemas.microsoft.com/office/word/2018/wordml" xmlns:w16sdtdh="http://schemas.microsoft.com/office/word/2020/wordml/sdtdatahash" xmlns:w16se="http://schemas.microsoft.com/office/word/2015/wordml/symex" xmlns:wpg="http://schemas.microsoft.com/office/word/2010/wordprocessingGroup" xmlns:wpi="http://schemas.microsoft.com/office/word/2010/wordprocessingInk" xmlns:wne="http://schemas.microsoft.com/office/word/2006/wordml" xmlns:wps="http://schemas.microsoft.com/office/word/2010/wordprocessingShape" mc:Ignorable="w14 w15 w16se w16cid w16 w16cex w16sdtdh wp14">
+<w:hdr xmlns:wpc="http://schemas.microsoft.com/office/word/2010/wordprocessingCanvas" xmlns:mc="http://schemas.openxmlformats.org/markup-compatibility/2006" xmlns:o="urn:schemas-microsoft-com:office:office" xmlns:r="http://schemas.openxmlformats.org/officeDocument/2006/relationships" xmlns:m="http://schemas.openxmlformats.org/officeDocument/2006/math" xmlns:v="urn:schemas-microsoft-com:vml" xmlns:wp14="http://schemas.microsoft.com/office/word/2010/wordprocessingDrawing" xmlns:wp="http://schemas.openxmlformats.org/drawingml/2006/wordprocessingDrawing" xmlns:w10="urn:schemas-microsoft-com:office:word" xmlns:w="http://schemas.openxmlformats.org/wordprocessingml/2006/main" xmlns:w14="http://schemas.microsoft.com/office/word/2010/wordml" xmlns:w15="http://schemas.microsoft.com/office/word/2012/wordml" xmlns:wpg="http://schemas.microsoft.com/office/word/2010/wordprocessingGroup" xmlns:wpi="http://schemas.microsoft.com/office/word/2010/wordprocessingInk" xmlns:wne="http://schemas.microsoft.com/office/word/2006/wordml" xmlns:wps="http://schemas.microsoft.com/office/word/2010/wordprocessingShape" mc:Ignorable="w14 w15 wp14">
   <w:p>
     <w:pPr>
       <w:spacing w:line="14" w:lineRule="auto"/>
@@ -8562,7 +8021,7 @@
 </file>
 
 <file path=word/header6.xml><?xml version="1.0" encoding="utf-8"?>
-<w:hdr xmlns:wpc="http://schemas.microsoft.com/office/word/2010/wordprocessingCanvas" xmlns:cx="http://schemas.microsoft.com/office/drawing/2014/chartex" xmlns:cx1="http://schemas.microsoft.com/office/drawing/2015/9/8/chartex" xmlns:cx2="http://schemas.microsoft.com/office/drawing/2015/10/21/chartex" xmlns:cx3="http://schemas.microsoft.com/office/drawing/2016/5/9/chartex" xmlns:cx4="http://schemas.microsoft.com/office/drawing/2016/5/10/chartex" xmlns:cx5="http://schemas.microsoft.com/office/drawing/2016/5/11/chartex" xmlns:cx6="http://schemas.microsoft.com/office/drawing/2016/5/12/chartex" xmlns:cx7="http://schemas.microsoft.com/office/drawing/2016/5/13/chartex" xmlns:cx8="http://schemas.microsoft.com/office/drawing/2016/5/14/chartex" xmlns:mc="http://schemas.openxmlformats.org/markup-compatibility/2006" xmlns:aink="http://schemas.microsoft.com/office/drawing/2016/ink" xmlns:am3d="http://schemas.microsoft.com/office/drawing/2017/model3d" xmlns:o="urn:schemas-microsoft-com:office:office" xmlns:oel="http://schemas.microsoft.com/office/2019/extlst" xmlns:r="http://schemas.openxmlformats.org/officeDocument/2006/relationships" xmlns:m="http://schemas.openxmlformats.org/officeDocument/2006/math" xmlns:v="urn:schemas-microsoft-com:vml" xmlns:wp14="http://schemas.microsoft.com/office/word/2010/wordprocessingDrawing" xmlns:wp="http://schemas.openxmlformats.org/drawingml/2006/wordprocessingDrawing" xmlns:w10="urn:schemas-microsoft-com:office:word" xmlns:w="http://schemas.openxmlformats.org/wordprocessingml/2006/main" xmlns:w14="http://schemas.microsoft.com/office/word/2010/wordml" xmlns:w15="http://schemas.microsoft.com/office/word/2012/wordml" xmlns:w16cex="http://schemas.microsoft.com/office/word/2018/wordml/cex" xmlns:w16cid="http://schemas.microsoft.com/office/word/2016/wordml/cid" xmlns:w16="http://schemas.microsoft.com/office/word/2018/wordml" xmlns:w16sdtdh="http://schemas.microsoft.com/office/word/2020/wordml/sdtdatahash" xmlns:w16se="http://schemas.microsoft.com/office/word/2015/wordml/symex" xmlns:wpg="http://schemas.microsoft.com/office/word/2010/wordprocessingGroup" xmlns:wpi="http://schemas.microsoft.com/office/word/2010/wordprocessingInk" xmlns:wne="http://schemas.microsoft.com/office/word/2006/wordml" xmlns:wps="http://schemas.microsoft.com/office/word/2010/wordprocessingShape" mc:Ignorable="w14 w15 w16se w16cid w16 w16cex w16sdtdh wp14">
+<w:hdr xmlns:wpc="http://schemas.microsoft.com/office/word/2010/wordprocessingCanvas" xmlns:mc="http://schemas.openxmlformats.org/markup-compatibility/2006" xmlns:o="urn:schemas-microsoft-com:office:office" xmlns:r="http://schemas.openxmlformats.org/officeDocument/2006/relationships" xmlns:m="http://schemas.openxmlformats.org/officeDocument/2006/math" xmlns:v="urn:schemas-microsoft-com:vml" xmlns:wp14="http://schemas.microsoft.com/office/word/2010/wordprocessingDrawing" xmlns:wp="http://schemas.openxmlformats.org/drawingml/2006/wordprocessingDrawing" xmlns:w10="urn:schemas-microsoft-com:office:word" xmlns:w="http://schemas.openxmlformats.org/wordprocessingml/2006/main" xmlns:w14="http://schemas.microsoft.com/office/word/2010/wordml" xmlns:w15="http://schemas.microsoft.com/office/word/2012/wordml" xmlns:wpg="http://schemas.microsoft.com/office/word/2010/wordprocessingGroup" xmlns:wpi="http://schemas.microsoft.com/office/word/2010/wordprocessingInk" xmlns:wne="http://schemas.microsoft.com/office/word/2006/wordml" xmlns:wps="http://schemas.microsoft.com/office/word/2010/wordprocessingShape" mc:Ignorable="w14 w15 wp14">
   <w:p>
     <w:pPr>
       <w:pStyle w:val="a3"/>
@@ -8572,7 +8031,7 @@
 </file>
 
 <file path=word/header7.xml><?xml version="1.0" encoding="utf-8"?>
-<w:hdr xmlns:wpc="http://schemas.microsoft.com/office/word/2010/wordprocessingCanvas" xmlns:cx="http://schemas.microsoft.com/office/drawing/2014/chartex" xmlns:cx1="http://schemas.microsoft.com/office/drawing/2015/9/8/chartex" xmlns:cx2="http://schemas.microsoft.com/office/drawing/2015/10/21/chartex" xmlns:cx3="http://schemas.microsoft.com/office/drawing/2016/5/9/chartex" xmlns:cx4="http://schemas.microsoft.com/office/drawing/2016/5/10/chartex" xmlns:cx5="http://schemas.microsoft.com/office/drawing/2016/5/11/chartex" xmlns:cx6="http://schemas.microsoft.com/office/drawing/2016/5/12/chartex" xmlns:cx7="http://schemas.microsoft.com/office/drawing/2016/5/13/chartex" xmlns:cx8="http://schemas.microsoft.com/office/drawing/2016/5/14/chartex" xmlns:mc="http://schemas.openxmlformats.org/markup-compatibility/2006" xmlns:aink="http://schemas.microsoft.com/office/drawing/2016/ink" xmlns:am3d="http://schemas.microsoft.com/office/drawing/2017/model3d" xmlns:o="urn:schemas-microsoft-com:office:office" xmlns:oel="http://schemas.microsoft.com/office/2019/extlst" xmlns:r="http://schemas.openxmlformats.org/officeDocument/2006/relationships" xmlns:m="http://schemas.openxmlformats.org/officeDocument/2006/math" xmlns:v="urn:schemas-microsoft-com:vml" xmlns:wp14="http://schemas.microsoft.com/office/word/2010/wordprocessingDrawing" xmlns:wp="http://schemas.openxmlformats.org/drawingml/2006/wordprocessingDrawing" xmlns:w10="urn:schemas-microsoft-com:office:word" xmlns:w="http://schemas.openxmlformats.org/wordprocessingml/2006/main" xmlns:w14="http://schemas.microsoft.com/office/word/2010/wordml" xmlns:w15="http://schemas.microsoft.com/office/word/2012/wordml" xmlns:w16cex="http://schemas.microsoft.com/office/word/2018/wordml/cex" xmlns:w16cid="http://schemas.microsoft.com/office/word/2016/wordml/cid" xmlns:w16="http://schemas.microsoft.com/office/word/2018/wordml" xmlns:w16sdtdh="http://schemas.microsoft.com/office/word/2020/wordml/sdtdatahash" xmlns:w16se="http://schemas.microsoft.com/office/word/2015/wordml/symex" xmlns:wpg="http://schemas.microsoft.com/office/word/2010/wordprocessingGroup" xmlns:wpi="http://schemas.microsoft.com/office/word/2010/wordprocessingInk" xmlns:wne="http://schemas.microsoft.com/office/word/2006/wordml" xmlns:wps="http://schemas.microsoft.com/office/word/2010/wordprocessingShape" mc:Ignorable="w14 w15 w16se w16cid w16 w16cex w16sdtdh wp14">
+<w:hdr xmlns:wpc="http://schemas.microsoft.com/office/word/2010/wordprocessingCanvas" xmlns:mc="http://schemas.openxmlformats.org/markup-compatibility/2006" xmlns:o="urn:schemas-microsoft-com:office:office" xmlns:r="http://schemas.openxmlformats.org/officeDocument/2006/relationships" xmlns:m="http://schemas.openxmlformats.org/officeDocument/2006/math" xmlns:v="urn:schemas-microsoft-com:vml" xmlns:wp14="http://schemas.microsoft.com/office/word/2010/wordprocessingDrawing" xmlns:wp="http://schemas.openxmlformats.org/drawingml/2006/wordprocessingDrawing" xmlns:w10="urn:schemas-microsoft-com:office:word" xmlns:w="http://schemas.openxmlformats.org/wordprocessingml/2006/main" xmlns:w14="http://schemas.microsoft.com/office/word/2010/wordml" xmlns:w15="http://schemas.microsoft.com/office/word/2012/wordml" xmlns:wpg="http://schemas.microsoft.com/office/word/2010/wordprocessingGroup" xmlns:wpi="http://schemas.microsoft.com/office/word/2010/wordprocessingInk" xmlns:wne="http://schemas.microsoft.com/office/word/2006/wordml" xmlns:wps="http://schemas.microsoft.com/office/word/2010/wordprocessingShape" mc:Ignorable="w14 w15 wp14">
   <w:p>
     <w:pPr>
       <w:pStyle w:val="a3"/>
@@ -8582,7 +8041,7 @@
 </file>
 
 <file path=word/header8.xml><?xml version="1.0" encoding="utf-8"?>
-<w:hdr xmlns:wpc="http://schemas.microsoft.com/office/word/2010/wordprocessingCanvas" xmlns:cx="http://schemas.microsoft.com/office/drawing/2014/chartex" xmlns:cx1="http://schemas.microsoft.com/office/drawing/2015/9/8/chartex" xmlns:cx2="http://schemas.microsoft.com/office/drawing/2015/10/21/chartex" xmlns:cx3="http://schemas.microsoft.com/office/drawing/2016/5/9/chartex" xmlns:cx4="http://schemas.microsoft.com/office/drawing/2016/5/10/chartex" xmlns:cx5="http://schemas.microsoft.com/office/drawing/2016/5/11/chartex" xmlns:cx6="http://schemas.microsoft.com/office/drawing/2016/5/12/chartex" xmlns:cx7="http://schemas.microsoft.com/office/drawing/2016/5/13/chartex" xmlns:cx8="http://schemas.microsoft.com/office/drawing/2016/5/14/chartex" xmlns:mc="http://schemas.openxmlformats.org/markup-compatibility/2006" xmlns:aink="http://schemas.microsoft.com/office/drawing/2016/ink" xmlns:am3d="http://schemas.microsoft.com/office/drawing/2017/model3d" xmlns:o="urn:schemas-microsoft-com:office:office" xmlns:oel="http://schemas.microsoft.com/office/2019/extlst" xmlns:r="http://schemas.openxmlformats.org/officeDocument/2006/relationships" xmlns:m="http://schemas.openxmlformats.org/officeDocument/2006/math" xmlns:v="urn:schemas-microsoft-com:vml" xmlns:wp14="http://schemas.microsoft.com/office/word/2010/wordprocessingDrawing" xmlns:wp="http://schemas.openxmlformats.org/drawingml/2006/wordprocessingDrawing" xmlns:w10="urn:schemas-microsoft-com:office:word" xmlns:w="http://schemas.openxmlformats.org/wordprocessingml/2006/main" xmlns:w14="http://schemas.microsoft.com/office/word/2010/wordml" xmlns:w15="http://schemas.microsoft.com/office/word/2012/wordml" xmlns:w16cex="http://schemas.microsoft.com/office/word/2018/wordml/cex" xmlns:w16cid="http://schemas.microsoft.com/office/word/2016/wordml/cid" xmlns:w16="http://schemas.microsoft.com/office/word/2018/wordml" xmlns:w16sdtdh="http://schemas.microsoft.com/office/word/2020/wordml/sdtdatahash" xmlns:w16se="http://schemas.microsoft.com/office/word/2015/wordml/symex" xmlns:wpg="http://schemas.microsoft.com/office/word/2010/wordprocessingGroup" xmlns:wpi="http://schemas.microsoft.com/office/word/2010/wordprocessingInk" xmlns:wne="http://schemas.microsoft.com/office/word/2006/wordml" xmlns:wps="http://schemas.microsoft.com/office/word/2010/wordprocessingShape" mc:Ignorable="w14 w15 w16se w16cid w16 w16cex w16sdtdh wp14">
+<w:hdr xmlns:wpc="http://schemas.microsoft.com/office/word/2010/wordprocessingCanvas" xmlns:mc="http://schemas.openxmlformats.org/markup-compatibility/2006" xmlns:o="urn:schemas-microsoft-com:office:office" xmlns:r="http://schemas.openxmlformats.org/officeDocument/2006/relationships" xmlns:m="http://schemas.openxmlformats.org/officeDocument/2006/math" xmlns:v="urn:schemas-microsoft-com:vml" xmlns:wp14="http://schemas.microsoft.com/office/word/2010/wordprocessingDrawing" xmlns:wp="http://schemas.openxmlformats.org/drawingml/2006/wordprocessingDrawing" xmlns:w10="urn:schemas-microsoft-com:office:word" xmlns:w="http://schemas.openxmlformats.org/wordprocessingml/2006/main" xmlns:w14="http://schemas.microsoft.com/office/word/2010/wordml" xmlns:w15="http://schemas.microsoft.com/office/word/2012/wordml" xmlns:wpg="http://schemas.microsoft.com/office/word/2010/wordprocessingGroup" xmlns:wpi="http://schemas.microsoft.com/office/word/2010/wordprocessingInk" xmlns:wne="http://schemas.microsoft.com/office/word/2006/wordml" xmlns:wps="http://schemas.microsoft.com/office/word/2010/wordprocessingShape" mc:Ignorable="w14 w15 wp14">
   <w:p>
     <w:pPr>
       <w:spacing w:line="14" w:lineRule="auto"/>
@@ -8595,7 +8054,7 @@
 </file>
 
 <file path=word/header9.xml><?xml version="1.0" encoding="utf-8"?>
-<w:hdr xmlns:wpc="http://schemas.microsoft.com/office/word/2010/wordprocessingCanvas" xmlns:cx="http://schemas.microsoft.com/office/drawing/2014/chartex" xmlns:cx1="http://schemas.microsoft.com/office/drawing/2015/9/8/chartex" xmlns:cx2="http://schemas.microsoft.com/office/drawing/2015/10/21/chartex" xmlns:cx3="http://schemas.microsoft.com/office/drawing/2016/5/9/chartex" xmlns:cx4="http://schemas.microsoft.com/office/drawing/2016/5/10/chartex" xmlns:cx5="http://schemas.microsoft.com/office/drawing/2016/5/11/chartex" xmlns:cx6="http://schemas.microsoft.com/office/drawing/2016/5/12/chartex" xmlns:cx7="http://schemas.microsoft.com/office/drawing/2016/5/13/chartex" xmlns:cx8="http://schemas.microsoft.com/office/drawing/2016/5/14/chartex" xmlns:mc="http://schemas.openxmlformats.org/markup-compatibility/2006" xmlns:aink="http://schemas.microsoft.com/office/drawing/2016/ink" xmlns:am3d="http://schemas.microsoft.com/office/drawing/2017/model3d" xmlns:o="urn:schemas-microsoft-com:office:office" xmlns:oel="http://schemas.microsoft.com/office/2019/extlst" xmlns:r="http://schemas.openxmlformats.org/officeDocument/2006/relationships" xmlns:m="http://schemas.openxmlformats.org/officeDocument/2006/math" xmlns:v="urn:schemas-microsoft-com:vml" xmlns:wp14="http://schemas.microsoft.com/office/word/2010/wordprocessingDrawing" xmlns:wp="http://schemas.openxmlformats.org/drawingml/2006/wordprocessingDrawing" xmlns:w10="urn:schemas-microsoft-com:office:word" xmlns:w="http://schemas.openxmlformats.org/wordprocessingml/2006/main" xmlns:w14="http://schemas.microsoft.com/office/word/2010/wordml" xmlns:w15="http://schemas.microsoft.com/office/word/2012/wordml" xmlns:w16cex="http://schemas.microsoft.com/office/word/2018/wordml/cex" xmlns:w16cid="http://schemas.microsoft.com/office/word/2016/wordml/cid" xmlns:w16="http://schemas.microsoft.com/office/word/2018/wordml" xmlns:w16sdtdh="http://schemas.microsoft.com/office/word/2020/wordml/sdtdatahash" xmlns:w16se="http://schemas.microsoft.com/office/word/2015/wordml/symex" xmlns:wpg="http://schemas.microsoft.com/office/word/2010/wordprocessingGroup" xmlns:wpi="http://schemas.microsoft.com/office/word/2010/wordprocessingInk" xmlns:wne="http://schemas.microsoft.com/office/word/2006/wordml" xmlns:wps="http://schemas.microsoft.com/office/word/2010/wordprocessingShape" mc:Ignorable="w14 w15 w16se w16cid w16 w16cex w16sdtdh wp14">
+<w:hdr xmlns:wpc="http://schemas.microsoft.com/office/word/2010/wordprocessingCanvas" xmlns:mc="http://schemas.openxmlformats.org/markup-compatibility/2006" xmlns:o="urn:schemas-microsoft-com:office:office" xmlns:r="http://schemas.openxmlformats.org/officeDocument/2006/relationships" xmlns:m="http://schemas.openxmlformats.org/officeDocument/2006/math" xmlns:v="urn:schemas-microsoft-com:vml" xmlns:wp14="http://schemas.microsoft.com/office/word/2010/wordprocessingDrawing" xmlns:wp="http://schemas.openxmlformats.org/drawingml/2006/wordprocessingDrawing" xmlns:w10="urn:schemas-microsoft-com:office:word" xmlns:w="http://schemas.openxmlformats.org/wordprocessingml/2006/main" xmlns:w14="http://schemas.microsoft.com/office/word/2010/wordml" xmlns:w15="http://schemas.microsoft.com/office/word/2012/wordml" xmlns:wpg="http://schemas.microsoft.com/office/word/2010/wordprocessingGroup" xmlns:wpi="http://schemas.microsoft.com/office/word/2010/wordprocessingInk" xmlns:wne="http://schemas.microsoft.com/office/word/2006/wordml" xmlns:wps="http://schemas.microsoft.com/office/word/2010/wordprocessingShape" mc:Ignorable="w14 w15 wp14">
   <w:p>
     <w:pPr>
       <w:pStyle w:val="a3"/>
@@ -8605,7 +8064,7 @@
 </file>
 
 <file path=word/numbering.xml><?xml version="1.0" encoding="utf-8"?>
-<w:numbering xmlns:wpc="http://schemas.microsoft.com/office/word/2010/wordprocessingCanvas" xmlns:cx="http://schemas.microsoft.com/office/drawing/2014/chartex" xmlns:cx1="http://schemas.microsoft.com/office/drawing/2015/9/8/chartex" xmlns:cx2="http://schemas.microsoft.com/office/drawing/2015/10/21/chartex" xmlns:cx3="http://schemas.microsoft.com/office/drawing/2016/5/9/chartex" xmlns:cx4="http://schemas.microsoft.com/office/drawing/2016/5/10/chartex" xmlns:cx5="http://schemas.microsoft.com/office/drawing/2016/5/11/chartex" xmlns:cx6="http://schemas.microsoft.com/office/drawing/2016/5/12/chartex" xmlns:cx7="http://schemas.microsoft.com/office/drawing/2016/5/13/chartex" xmlns:cx8="http://schemas.microsoft.com/office/drawing/2016/5/14/chartex" xmlns:mc="http://schemas.openxmlformats.org/markup-compatibility/2006" xmlns:aink="http://schemas.microsoft.com/office/drawing/2016/ink" xmlns:am3d="http://schemas.microsoft.com/office/drawing/2017/model3d" xmlns:o="urn:schemas-microsoft-com:office:office" xmlns:oel="http://schemas.microsoft.com/office/2019/extlst" xmlns:r="http://schemas.openxmlformats.org/officeDocument/2006/relationships" xmlns:m="http://schemas.openxmlformats.org/officeDocument/2006/math" xmlns:v="urn:schemas-microsoft-com:vml" xmlns:wp14="http://schemas.microsoft.com/office/word/2010/wordprocessingDrawing" xmlns:wp="http://schemas.openxmlformats.org/drawingml/2006/wordprocessingDrawing" xmlns:w10="urn:schemas-microsoft-com:office:word" xmlns:w="http://schemas.openxmlformats.org/wordprocessingml/2006/main" xmlns:w14="http://schemas.microsoft.com/office/word/2010/wordml" xmlns:w15="http://schemas.microsoft.com/office/word/2012/wordml" xmlns:w16cex="http://schemas.microsoft.com/office/word/2018/wordml/cex" xmlns:w16cid="http://schemas.microsoft.com/office/word/2016/wordml/cid" xmlns:w16="http://schemas.microsoft.com/office/word/2018/wordml" xmlns:w16sdtdh="http://schemas.microsoft.com/office/word/2020/wordml/sdtdatahash" xmlns:w16se="http://schemas.microsoft.com/office/word/2015/wordml/symex" xmlns:wpg="http://schemas.microsoft.com/office/word/2010/wordprocessingGroup" xmlns:wpi="http://schemas.microsoft.com/office/word/2010/wordprocessingInk" xmlns:wne="http://schemas.microsoft.com/office/word/2006/wordml" xmlns:wps="http://schemas.microsoft.com/office/word/2010/wordprocessingShape" mc:Ignorable="w14 w15 w16se w16cid w16 w16cex w16sdtdh wp14">
+<w:numbering xmlns:wpc="http://schemas.microsoft.com/office/word/2010/wordprocessingCanvas" xmlns:mc="http://schemas.openxmlformats.org/markup-compatibility/2006" xmlns:o="urn:schemas-microsoft-com:office:office" xmlns:r="http://schemas.openxmlformats.org/officeDocument/2006/relationships" xmlns:m="http://schemas.openxmlformats.org/officeDocument/2006/math" xmlns:v="urn:schemas-microsoft-com:vml" xmlns:wp14="http://schemas.microsoft.com/office/word/2010/wordprocessingDrawing" xmlns:wp="http://schemas.openxmlformats.org/drawingml/2006/wordprocessingDrawing" xmlns:w10="urn:schemas-microsoft-com:office:word" xmlns:w="http://schemas.openxmlformats.org/wordprocessingml/2006/main" xmlns:w14="http://schemas.microsoft.com/office/word/2010/wordml" xmlns:w15="http://schemas.microsoft.com/office/word/2012/wordml" xmlns:wpg="http://schemas.microsoft.com/office/word/2010/wordprocessingGroup" xmlns:wpi="http://schemas.microsoft.com/office/word/2010/wordprocessingInk" xmlns:wne="http://schemas.microsoft.com/office/word/2006/wordml" xmlns:wps="http://schemas.microsoft.com/office/word/2010/wordprocessingShape" mc:Ignorable="w14 w15 wp14">
   <w:numPicBullet w:numPicBulletId="0">
     <w:pict>
       <v:shapetype id="_x0000_t75" coordsize="21600,21600" o:spt="75" o:preferrelative="t" path="m@4@5l@4@11@9@11@9@5xe" filled="f" stroked="f">
@@ -8627,12 +8086,12 @@
         <v:path o:extrusionok="f" gradientshapeok="t" o:connecttype="rect"/>
         <o:lock v:ext="edit" aspectratio="t"/>
       </v:shapetype>
-      <v:shape id="_x0000_i1036" type="#_x0000_t75" style="width:8.5pt;height:7.5pt;visibility:visible;mso-wrap-style:square" o:bullet="t">
+      <v:shape id="_x0000_i1030" type="#_x0000_t75" style="width:8.25pt;height:7.5pt;visibility:visible;mso-wrap-style:square" o:bullet="t">
         <v:imagedata r:id="rId1" o:title=""/>
       </v:shape>
     </w:pict>
   </w:numPicBullet>
-  <w:abstractNum w:abstractNumId="0" w15:restartNumberingAfterBreak="0">
+  <w:abstractNum w:abstractNumId="0">
     <w:nsid w:val="167D7D25"/>
     <w:multiLevelType w:val="hybridMultilevel"/>
     <w:tmpl w:val="0EF0795A"/>
@@ -8721,7 +8180,7 @@
       </w:pPr>
     </w:lvl>
   </w:abstractNum>
-  <w:abstractNum w:abstractNumId="1" w15:restartNumberingAfterBreak="0">
+  <w:abstractNum w:abstractNumId="1">
     <w:nsid w:val="56E6049D"/>
     <w:multiLevelType w:val="hybridMultilevel"/>
     <w:tmpl w:val="614AD7F2"/>
@@ -8862,17 +8321,17 @@
       </w:rPr>
     </w:lvl>
   </w:abstractNum>
-  <w:num w:numId="1" w16cid:durableId="1291672195">
+  <w:num w:numId="1">
     <w:abstractNumId w:val="1"/>
   </w:num>
-  <w:num w:numId="2" w16cid:durableId="24913843">
+  <w:num w:numId="2">
     <w:abstractNumId w:val="0"/>
   </w:num>
 </w:numbering>
 </file>
 
 <file path=word/styles.xml><?xml version="1.0" encoding="utf-8"?>
-<w:styles xmlns:mc="http://schemas.openxmlformats.org/markup-compatibility/2006" xmlns:r="http://schemas.openxmlformats.org/officeDocument/2006/relationships" xmlns:w="http://schemas.openxmlformats.org/wordprocessingml/2006/main" xmlns:w14="http://schemas.microsoft.com/office/word/2010/wordml" xmlns:w15="http://schemas.microsoft.com/office/word/2012/wordml" xmlns:w16cex="http://schemas.microsoft.com/office/word/2018/wordml/cex" xmlns:w16cid="http://schemas.microsoft.com/office/word/2016/wordml/cid" xmlns:w16="http://schemas.microsoft.com/office/word/2018/wordml" xmlns:w16sdtdh="http://schemas.microsoft.com/office/word/2020/wordml/sdtdatahash" xmlns:w16se="http://schemas.microsoft.com/office/word/2015/wordml/symex" mc:Ignorable="w14 w15 w16se w16cid w16 w16cex w16sdtdh">
+<w:styles xmlns:mc="http://schemas.openxmlformats.org/markup-compatibility/2006" xmlns:r="http://schemas.openxmlformats.org/officeDocument/2006/relationships" xmlns:w="http://schemas.openxmlformats.org/wordprocessingml/2006/main" xmlns:w14="http://schemas.microsoft.com/office/word/2010/wordml" xmlns:w15="http://schemas.microsoft.com/office/word/2012/wordml" mc:Ignorable="w14 w15">
   <w:docDefaults>
     <w:rPrDefault>
       <w:rPr>
@@ -8885,7 +8344,7 @@
     </w:rPrDefault>
     <w:pPrDefault/>
   </w:docDefaults>
-  <w:latentStyles w:defLockedState="0" w:defUIPriority="99" w:defSemiHidden="0" w:defUnhideWhenUsed="0" w:defQFormat="0" w:count="376">
+  <w:latentStyles w:defLockedState="0" w:defUIPriority="99" w:defSemiHidden="0" w:defUnhideWhenUsed="0" w:defQFormat="0" w:count="371">
     <w:lsdException w:name="Normal" w:uiPriority="0" w:qFormat="1"/>
     <w:lsdException w:name="heading 1" w:uiPriority="9" w:qFormat="1"/>
     <w:lsdException w:name="heading 2" w:semiHidden="1" w:uiPriority="9" w:unhideWhenUsed="1" w:qFormat="1"/>
@@ -9257,11 +8716,6 @@
     <w:lsdException w:name="List Table 5 Dark Accent 6" w:uiPriority="50"/>
     <w:lsdException w:name="List Table 6 Colorful Accent 6" w:uiPriority="51"/>
     <w:lsdException w:name="List Table 7 Colorful Accent 6" w:uiPriority="52"/>
-    <w:lsdException w:name="Mention" w:semiHidden="1" w:unhideWhenUsed="1"/>
-    <w:lsdException w:name="Smart Hyperlink" w:semiHidden="1" w:unhideWhenUsed="1"/>
-    <w:lsdException w:name="Hashtag" w:semiHidden="1" w:unhideWhenUsed="1"/>
-    <w:lsdException w:name="Unresolved Mention" w:semiHidden="1" w:unhideWhenUsed="1"/>
-    <w:lsdException w:name="Smart Link" w:semiHidden="1" w:unhideWhenUsed="1"/>
   </w:latentStyles>
   <w:style w:type="paragraph" w:default="1" w:styleId="a">
     <w:name w:val="Normal"/>
@@ -9315,7 +8769,7 @@
   <w:style w:type="paragraph" w:styleId="a3">
     <w:name w:val="header"/>
     <w:basedOn w:val="a"/>
-    <w:link w:val="a4"/>
+    <w:link w:val="Char"/>
     <w:uiPriority w:val="99"/>
     <w:unhideWhenUsed/>
     <w:rsid w:val="004925FA"/>
@@ -9331,8 +8785,8 @@
       <w:szCs w:val="18"/>
     </w:rPr>
   </w:style>
-  <w:style w:type="character" w:customStyle="1" w:styleId="a4">
-    <w:name w:val="页眉 字符"/>
+  <w:style w:type="character" w:customStyle="1" w:styleId="Char">
+    <w:name w:val="页眉 Char"/>
     <w:basedOn w:val="a0"/>
     <w:link w:val="a3"/>
     <w:uiPriority w:val="99"/>
@@ -9342,10 +8796,10 @@
       <w:szCs w:val="18"/>
     </w:rPr>
   </w:style>
-  <w:style w:type="paragraph" w:styleId="a5">
+  <w:style w:type="paragraph" w:styleId="a4">
     <w:name w:val="footer"/>
     <w:basedOn w:val="a"/>
-    <w:link w:val="a6"/>
+    <w:link w:val="Char0"/>
     <w:uiPriority w:val="99"/>
     <w:unhideWhenUsed/>
     <w:rsid w:val="004925FA"/>
@@ -9360,10 +8814,10 @@
       <w:szCs w:val="18"/>
     </w:rPr>
   </w:style>
-  <w:style w:type="character" w:customStyle="1" w:styleId="a6">
-    <w:name w:val="页脚 字符"/>
+  <w:style w:type="character" w:customStyle="1" w:styleId="Char0">
+    <w:name w:val="页脚 Char"/>
     <w:basedOn w:val="a0"/>
-    <w:link w:val="a5"/>
+    <w:link w:val="a4"/>
     <w:uiPriority w:val="99"/>
     <w:rsid w:val="004925FA"/>
     <w:rPr>
@@ -9394,10 +8848,10 @@
       </w:tblCellMar>
     </w:tblPr>
   </w:style>
-  <w:style w:type="paragraph" w:styleId="a7">
+  <w:style w:type="paragraph" w:styleId="a5">
     <w:name w:val="Body Text"/>
     <w:basedOn w:val="a"/>
-    <w:link w:val="a8"/>
+    <w:link w:val="Char1"/>
     <w:semiHidden/>
     <w:qFormat/>
     <w:rsid w:val="004925FA"/>
@@ -9405,10 +8859,10 @@
       <w:rFonts w:ascii="宋体" w:eastAsia="宋体" w:hAnsi="宋体" w:cs="宋体"/>
     </w:rPr>
   </w:style>
-  <w:style w:type="character" w:customStyle="1" w:styleId="a8">
-    <w:name w:val="正文文本 字符"/>
+  <w:style w:type="character" w:customStyle="1" w:styleId="Char1">
+    <w:name w:val="正文文本 Char"/>
     <w:basedOn w:val="a0"/>
-    <w:link w:val="a7"/>
+    <w:link w:val="a5"/>
     <w:semiHidden/>
     <w:rsid w:val="004925FA"/>
     <w:rPr>

--- a/系统集成项目管理工程师/10大管理通俗解释-667-4343-644.docx
+++ b/系统集成项目管理工程师/10大管理通俗解释-667-4343-644.docx
@@ -84,6 +84,7 @@
           <w:rFonts w:cs="Times New Roman"/>
           <w:sz w:val="18"/>
           <w:szCs w:val="10"/>
+          <w:u w:val="single"/>
           <w:lang w:eastAsia="zh-CN"/>
         </w:rPr>
       </w:pPr>
@@ -92,6 +93,7 @@
           <w:color w:val="FF0000"/>
           <w:sz w:val="18"/>
           <w:szCs w:val="10"/>
+          <w:u w:val="single"/>
           <w:lang w:eastAsia="zh-CN"/>
           <w14:textOutline w14:w="3352" w14:cap="rnd" w14:cmpd="sng" w14:algn="ctr">
             <w14:solidFill>
@@ -188,7 +190,41 @@
           <w:szCs w:val="10"/>
           <w:lang w:eastAsia="zh-CN"/>
         </w:rPr>
-        <w:t>【一、制定项目章程】：找老板签字立项。怎么才能项目批准呢，先说一番项目大概要做什么【项目工作说明书），再找专家说我看行【商业论证），再不行的话，杀手铜【协议），既然客户都给钱来做，看样子老板想说不行都难，这样项目就批准了，立个文档老板签个字（项目章程】。</w:t>
+        <w:t>【一、制定项目章程】：找老板签字立项。怎么才能项目批准呢，先说一番项目</w:t>
+      </w:r>
+      <w:r>
+        <w:rPr>
+          <w:sz w:val="18"/>
+          <w:szCs w:val="10"/>
+          <w:u w:val="single"/>
+          <w:lang w:eastAsia="zh-CN"/>
+        </w:rPr>
+        <w:t>大概要做什么</w:t>
+      </w:r>
+      <w:r>
+        <w:rPr>
+          <w:sz w:val="18"/>
+          <w:szCs w:val="10"/>
+          <w:lang w:eastAsia="zh-CN"/>
+        </w:rPr>
+        <w:t>【项目工作说明书），再找专家说我看行【</w:t>
+      </w:r>
+      <w:r>
+        <w:rPr>
+          <w:sz w:val="18"/>
+          <w:szCs w:val="10"/>
+          <w:u w:val="single"/>
+          <w:lang w:eastAsia="zh-CN"/>
+        </w:rPr>
+        <w:t>商业论证</w:t>
+      </w:r>
+      <w:r>
+        <w:rPr>
+          <w:sz w:val="18"/>
+          <w:szCs w:val="10"/>
+          <w:lang w:eastAsia="zh-CN"/>
+        </w:rPr>
+        <w:t>），再不行的话，杀手铜【协议），既然客户都给钱来做，看样子老板想说不行都难，这样项目就批准了，立个文档老板签个字（项目章程】。</w:t>
       </w:r>
     </w:p>
     <w:p>
@@ -291,7 +327,7 @@
           <w:szCs w:val="10"/>
           <w:lang w:eastAsia="zh-CN"/>
         </w:rPr>
-        <w:t xml:space="preserve"> 13 </w:t>
+        <w:t xml:space="preserve"> 13</w:t>
       </w:r>
       <w:r>
         <w:rPr>
@@ -379,7 +415,6 @@
         <w:spacing w:before="68" w:line="247" w:lineRule="auto"/>
         <w:ind w:left="9" w:right="68" w:hanging="9"/>
         <w:rPr>
-          <w:rFonts w:hint="eastAsia"/>
           <w:sz w:val="18"/>
           <w:szCs w:val="10"/>
           <w:lang w:eastAsia="zh-CN"/>
@@ -546,7 +581,7 @@
           <w:szCs w:val="10"/>
           <w:lang w:eastAsia="zh-CN"/>
         </w:rPr>
-        <w:t xml:space="preserve">实际过程中会经常发现一些地方有问题，提出修改意见在实施变更控制得到批准后即【批准 </w:t>
+        <w:t>实际过程中会经常发现一些地方有问题，提出修改意见在实施变更控制得到批准后即【批准</w:t>
       </w:r>
       <w:r>
         <w:rPr>
@@ -958,24 +993,7 @@
           <w:szCs w:val="10"/>
           <w:lang w:eastAsia="zh-CN"/>
         </w:rPr>
-        <w:t>项目计划、实施工作中提出并被确认的变更请求、工作绩效数据，作报告提建议。可以想象 这样一个场景，在一个会议室，一群人坐在下面包括老板，项目经理在台上做</w:t>
-      </w:r>
-      <w:r>
-        <w:rPr>
-          <w:rFonts w:cs="Times New Roman"/>
-          <w:sz w:val="18"/>
-          <w:szCs w:val="10"/>
-          <w:lang w:eastAsia="zh-CN"/>
-        </w:rPr>
-        <w:t xml:space="preserve">ppt </w:t>
-      </w:r>
-      <w:r>
-        <w:rPr>
-          <w:sz w:val="18"/>
-          <w:szCs w:val="10"/>
-          <w:lang w:eastAsia="zh-CN"/>
-        </w:rPr>
-        <w:t>讲演【绩效 报告），</w:t>
+        <w:t>项目计划、实施工作中提出并被确认的变更请求、工作绩效数据，作报告提建议。可以想象这样一个场景，</w:t>
       </w:r>
     </w:p>
     <w:p>
@@ -995,7 +1013,64 @@
           <w:szCs w:val="10"/>
           <w:lang w:eastAsia="zh-CN"/>
         </w:rPr>
-        <w:t>项目经理激情洋溢的说进度提前，成本节省等，现在项目做的很不错，请领导放心，然后老板再提出一些改正建议（变更请求】</w:t>
+        <w:t>在一个会议室，一群人坐在下面包括老板，项目经理在台上做</w:t>
+      </w:r>
+      <w:r>
+        <w:rPr>
+          <w:rFonts w:cs="Times New Roman"/>
+          <w:sz w:val="18"/>
+          <w:szCs w:val="10"/>
+          <w:lang w:eastAsia="zh-CN"/>
+        </w:rPr>
+        <w:t>ppt</w:t>
+      </w:r>
+      <w:r>
+        <w:rPr>
+          <w:sz w:val="18"/>
+          <w:szCs w:val="10"/>
+          <w:lang w:eastAsia="zh-CN"/>
+        </w:rPr>
+        <w:t>讲演【绩效 报告），</w:t>
+      </w:r>
+    </w:p>
+    <w:p>
+      <w:pPr>
+        <w:pStyle w:val="a5"/>
+        <w:spacing w:before="37" w:line="263" w:lineRule="auto"/>
+        <w:ind w:left="429" w:right="57" w:hanging="411"/>
+        <w:rPr>
+          <w:sz w:val="18"/>
+          <w:szCs w:val="10"/>
+          <w:lang w:eastAsia="zh-CN"/>
+        </w:rPr>
+      </w:pPr>
+      <w:r>
+        <w:rPr>
+          <w:sz w:val="18"/>
+          <w:szCs w:val="10"/>
+          <w:lang w:eastAsia="zh-CN"/>
+        </w:rPr>
+        <w:t>项目经理激情洋溢的说进度提前，成本节省等，现在项目做的很不错，请领导放心，</w:t>
+      </w:r>
+    </w:p>
+    <w:p>
+      <w:pPr>
+        <w:pStyle w:val="a5"/>
+        <w:spacing w:before="37" w:line="263" w:lineRule="auto"/>
+        <w:ind w:left="429" w:right="57" w:hanging="411"/>
+        <w:rPr>
+          <w:sz w:val="18"/>
+          <w:szCs w:val="10"/>
+          <w:lang w:eastAsia="zh-CN"/>
+        </w:rPr>
+      </w:pPr>
+      <w:r>
+        <w:rPr>
+          <w:sz w:val="18"/>
+          <w:szCs w:val="10"/>
+          <w:lang w:eastAsia="zh-CN"/>
+        </w:rPr>
+        <w:t>然后老板再提出一些改正建议（变更请求】</w:t>
       </w:r>
     </w:p>
     <w:p>
@@ -1097,7 +1172,47 @@
           <w:szCs w:val="10"/>
           <w:lang w:eastAsia="zh-CN"/>
         </w:rPr>
-        <w:t xml:space="preserve">整理变更控制过程贯穿始终，项目经理对此负最终责任；机制：所有变更都必须以书面形式记录，每项记录变更都有责任人（项目责任人或项目经理），—并纳入变更管理和或配置管理系统中，变更请求应该由变更控制系统和配置控制系统中规 定的过程进行处理。变更机制可由 </w:t>
+        <w:t>整理变更控制过程贯穿始终，项目经理对此负最终责任；</w:t>
+      </w:r>
+    </w:p>
+    <w:p>
+      <w:pPr>
+        <w:pStyle w:val="a5"/>
+        <w:spacing w:before="53" w:line="241" w:lineRule="auto"/>
+        <w:ind w:left="18"/>
+        <w:rPr>
+          <w:sz w:val="18"/>
+          <w:szCs w:val="10"/>
+          <w:lang w:eastAsia="zh-CN"/>
+        </w:rPr>
+      </w:pPr>
+      <w:r>
+        <w:rPr>
+          <w:sz w:val="18"/>
+          <w:szCs w:val="10"/>
+          <w:lang w:eastAsia="zh-CN"/>
+        </w:rPr>
+        <w:t>机制：所有变更都必须以书面形式记录，每项记录变更都有责任人（项目责任人或项目经理），—并纳入变更管理和或配置管理系统中，变更请求应该由变更控制系统和配置控制系统中规定的过程进行处理。</w:t>
+      </w:r>
+    </w:p>
+    <w:p>
+      <w:pPr>
+        <w:pStyle w:val="a5"/>
+        <w:spacing w:before="53" w:line="241" w:lineRule="auto"/>
+        <w:ind w:left="18"/>
+        <w:rPr>
+          <w:sz w:val="18"/>
+          <w:szCs w:val="10"/>
+          <w:lang w:eastAsia="zh-CN"/>
+        </w:rPr>
+      </w:pPr>
+      <w:r>
+        <w:rPr>
+          <w:sz w:val="18"/>
+          <w:szCs w:val="10"/>
+          <w:lang w:eastAsia="zh-CN"/>
+        </w:rPr>
+        <w:t>变更机制可由</w:t>
       </w:r>
       <w:r>
         <w:rPr>
@@ -1106,7 +1221,7 @@
           <w:szCs w:val="10"/>
           <w:lang w:eastAsia="zh-CN"/>
         </w:rPr>
-        <w:t xml:space="preserve">CCB </w:t>
+        <w:t>CCB</w:t>
       </w:r>
       <w:r>
         <w:rPr>
@@ -1378,6 +1493,32 @@
         <w:ind w:left="32"/>
         <w:rPr>
           <w:rFonts w:ascii="宋体" w:eastAsia="宋体" w:hAnsi="宋体" w:cs="华文行楷"/>
+          <w:color w:val="FF0000"/>
+          <w:sz w:val="24"/>
+          <w:szCs w:val="16"/>
+          <w:lang w:eastAsia="zh-CN"/>
+        </w:rPr>
+      </w:pPr>
+    </w:p>
+    <w:p>
+      <w:pPr>
+        <w:spacing w:before="110" w:line="210" w:lineRule="auto"/>
+        <w:ind w:left="32"/>
+        <w:rPr>
+          <w:rFonts w:ascii="宋体" w:eastAsia="宋体" w:hAnsi="宋体" w:cs="华文行楷"/>
+          <w:color w:val="FF0000"/>
+          <w:sz w:val="24"/>
+          <w:szCs w:val="16"/>
+          <w:lang w:eastAsia="zh-CN"/>
+        </w:rPr>
+      </w:pPr>
+    </w:p>
+    <w:p>
+      <w:pPr>
+        <w:spacing w:before="110" w:line="210" w:lineRule="auto"/>
+        <w:ind w:left="32"/>
+        <w:rPr>
+          <w:rFonts w:ascii="宋体" w:eastAsia="宋体" w:hAnsi="宋体" w:cs="华文行楷" w:hint="eastAsia"/>
           <w:color w:val="FF0000"/>
           <w:sz w:val="24"/>
           <w:szCs w:val="16"/>
@@ -3048,12 +3189,17 @@
         <w:ind w:left="40"/>
         <w:rPr>
           <w:rFonts w:ascii="宋体" w:eastAsia="宋体" w:hAnsi="宋体" w:cs="华文行楷"/>
+          <w:color w:val="FF0000"/>
           <w:sz w:val="24"/>
           <w:szCs w:val="16"/>
           <w:lang w:eastAsia="zh-CN"/>
         </w:rPr>
       </w:pPr>
-      <w:r>
+    </w:p>
+    <w:p>
+      <w:pPr>
+        <w:spacing w:before="109" w:line="210" w:lineRule="auto"/>
+        <w:ind w:left="40"/>
         <w:rPr>
           <w:rFonts w:ascii="宋体" w:eastAsia="宋体" w:hAnsi="宋体" w:cs="华文行楷"/>
           <w:color w:val="FF0000"/>
@@ -3061,6 +3207,27 @@
           <w:szCs w:val="16"/>
           <w:lang w:eastAsia="zh-CN"/>
         </w:rPr>
+      </w:pPr>
+    </w:p>
+    <w:p>
+      <w:pPr>
+        <w:spacing w:before="109" w:line="210" w:lineRule="auto"/>
+        <w:ind w:left="40"/>
+        <w:rPr>
+          <w:rFonts w:ascii="宋体" w:eastAsia="宋体" w:hAnsi="宋体" w:cs="华文行楷"/>
+          <w:sz w:val="24"/>
+          <w:szCs w:val="16"/>
+          <w:lang w:eastAsia="zh-CN"/>
+        </w:rPr>
+      </w:pPr>
+      <w:r>
+        <w:rPr>
+          <w:rFonts w:ascii="宋体" w:eastAsia="宋体" w:hAnsi="宋体" w:cs="华文行楷"/>
+          <w:color w:val="FF0000"/>
+          <w:sz w:val="24"/>
+          <w:szCs w:val="16"/>
+          <w:lang w:eastAsia="zh-CN"/>
+        </w:rPr>
         <w:t>三、时间管理</w:t>
       </w:r>
       <w:r>
@@ -3101,7 +3268,7 @@
           <w:szCs w:val="10"/>
           <w:lang w:eastAsia="zh-CN"/>
         </w:rPr>
-        <w:t>【一、规划进度】：结合项目管理计划，看看章程中的高层定的计划和审批要求， 规定项目时间管 理的各个过程、规划进度的方法和工具，确定格式和准则。</w:t>
+        <w:t>【一、规划进度】：结合项目管理计划，看看章程中的高层定的计划和审批要求， 规定项目时间管理的各个过程、规划进度的方法和工具，确定格式和准则。</w:t>
       </w:r>
     </w:p>
     <w:p>
@@ -3121,7 +3288,7 @@
           <w:szCs w:val="10"/>
           <w:lang w:eastAsia="zh-CN"/>
         </w:rPr>
-        <w:t xml:space="preserve">【二、定义活动】：范围基准上拆分活动和里程碑。就是定义具体要做什么。先找到 </w:t>
+        <w:t>【二、定义活动】：范围基准上拆分活动和里程碑。就是定义具体要做什么。先找到</w:t>
       </w:r>
       <w:r>
         <w:rPr>
@@ -3138,7 +3305,7 @@
           <w:szCs w:val="10"/>
           <w:lang w:eastAsia="zh-CN"/>
         </w:rPr>
-        <w:t>，在【范 围基准）里面，记住是要范围基准哄， 光有范围说明书这么粗的东西是不行的，关键是要</w:t>
+        <w:t>，在【范围基准）里面，记住是要范围基准哄， 光有范围说明书这么粗的东西是不行的，关键是要</w:t>
       </w:r>
       <w:r>
         <w:rPr>
@@ -3155,7 +3322,7 @@
           <w:szCs w:val="10"/>
           <w:lang w:eastAsia="zh-CN"/>
         </w:rPr>
-        <w:t>， 然后找到具体做这个工作包的人把它拆分成一个个具体的活动（活动清单】，要越具体越好， 每个 小活动不要太复杂，否则继续分下去， 最后给每个活动加个描述（活动属性】，再定出一个个检查</w:t>
+        <w:t>， 然后找到具体做这个工作包的人把它拆分成一个个具体的活动（活动清单】，要越具体越好， 每个小活动不要太复杂，否则继续分下去， 最后给每个活动加个描述（活动属性】，再定出一个个检查</w:t>
       </w:r>
       <w:r>
         <w:rPr>
@@ -3213,7 +3380,23 @@
           <w:szCs w:val="10"/>
           <w:lang w:eastAsia="zh-CN"/>
         </w:rPr>
-        <w:t>【三、排列活动顺序】：活动有优先级的， 要分先后轻重的， 就对刚才的【活动清单）、【活动属性） 和【里程碑清单）进行排列最简单了，因为不同的产品的特征不一样，考虑软逻辑和硬逻辑（如  盖房子必须先打地基），所以再让他看看【范围说明书），看懂后开始排顺序了， 怎么排呢，用（进  度网络图）来排，画圈圈，填活动名称，用箭头连可以想象，活动多了，画出来就是一个蜘蛛网  一样（进度网络图】。</w:t>
+        <w:t xml:space="preserve">【三、排列活动顺序】：活动有优先级的， </w:t>
+      </w:r>
+      <w:r>
+        <w:rPr>
+          <w:sz w:val="18"/>
+          <w:szCs w:val="10"/>
+          <w:lang w:eastAsia="zh-CN"/>
+        </w:rPr>
+        <w:t>要分先后轻重</w:t>
+      </w:r>
+      <w:r>
+        <w:rPr>
+          <w:sz w:val="18"/>
+          <w:szCs w:val="10"/>
+          <w:lang w:eastAsia="zh-CN"/>
+        </w:rPr>
+        <w:t>， 就对刚才的【活动清单）、【活动属性） 和【里程碑清单）进行排列最简单了，因为不同的产品的特征不一样，考虑软逻辑和硬逻辑（如盖房子必须先打地基），所以再让他看看【范围说明书），看懂后开始排顺序了， 怎么排呢，用（进度网络图）来排，画圈圈，填活动名称，用箭头连可以想象，活动多了，画出来就是一个蜘蛛网  一样（进度网络图】。</w:t>
       </w:r>
     </w:p>
     <w:p>
@@ -3878,6 +4061,19 @@
         </w:rPr>
         <w:t>平衡和资源平滑、提前量和滞后量、进度压缩：赶工和快速跟进</w:t>
       </w:r>
+    </w:p>
+    <w:p>
+      <w:pPr>
+        <w:spacing w:before="109" w:line="239" w:lineRule="auto"/>
+        <w:ind w:left="51"/>
+        <w:rPr>
+          <w:rFonts w:ascii="宋体" w:eastAsia="宋体" w:hAnsi="宋体" w:cs="华文行楷"/>
+          <w:color w:val="FF0000"/>
+          <w:sz w:val="24"/>
+          <w:szCs w:val="16"/>
+          <w:lang w:eastAsia="zh-CN"/>
+        </w:rPr>
+      </w:pPr>
     </w:p>
     <w:p>
       <w:pPr>
@@ -4024,7 +4220,6 @@
           <w:szCs w:val="6"/>
           <w:lang w:eastAsia="zh-CN"/>
         </w:rPr>
-        <w:lastRenderedPageBreak/>
         <w:t>-</w:t>
       </w:r>
       <w:r>
@@ -4477,6 +4672,34 @@
         </w:rPr>
         <w:t>效）、项目管理软件、储备分析</w:t>
       </w:r>
+    </w:p>
+    <w:p>
+      <w:pPr>
+        <w:spacing w:before="110" w:line="446" w:lineRule="exact"/>
+        <w:ind w:left="32"/>
+        <w:rPr>
+          <w:rFonts w:ascii="宋体" w:eastAsia="宋体" w:hAnsi="宋体" w:cs="华文行楷"/>
+          <w:color w:val="FF0000"/>
+          <w:position w:val="4"/>
+          <w:sz w:val="24"/>
+          <w:szCs w:val="16"/>
+          <w:lang w:eastAsia="zh-CN"/>
+        </w:rPr>
+      </w:pPr>
+    </w:p>
+    <w:p>
+      <w:pPr>
+        <w:spacing w:before="110" w:line="446" w:lineRule="exact"/>
+        <w:ind w:left="32"/>
+        <w:rPr>
+          <w:rFonts w:ascii="宋体" w:eastAsia="宋体" w:hAnsi="宋体" w:cs="华文行楷"/>
+          <w:color w:val="FF0000"/>
+          <w:position w:val="4"/>
+          <w:sz w:val="24"/>
+          <w:szCs w:val="16"/>
+          <w:lang w:eastAsia="zh-CN"/>
+        </w:rPr>
+      </w:pPr>
     </w:p>
     <w:p>
       <w:pPr>
@@ -4632,7 +4855,6 @@
           <w:szCs w:val="6"/>
           <w:lang w:eastAsia="zh-CN"/>
         </w:rPr>
-        <w:lastRenderedPageBreak/>
         <w:t>-</w:t>
       </w:r>
       <w:r>
@@ -4878,6 +5100,34 @@
         </w:rPr>
         <w:t>【三、质量控制】：确认产品质量， 确认产品变更。监控质量结果即产品有没有到达质量和按变更 改好了。拿由控制时间、范围和成本输出的【工作绩效数据），和基准【质量测量指标）、【质量核 对表） 一起去检查分析产品【可交付成果） 质量如何，得到一个文档即（质量控制测量结果】，同 时确认产品是否达到质量要求，达到就是确认了产品（确认的可交付成果】，没有达到就提出修改 意见（变更请求】；再使用变更控制委员会上【批准的变更请求）去检查产品是否按要求改了，如果改了，就确认这个修改（确认的变更】</w:t>
       </w:r>
+    </w:p>
+    <w:p>
+      <w:pPr>
+        <w:spacing w:before="109" w:line="444" w:lineRule="exact"/>
+        <w:ind w:left="38"/>
+        <w:rPr>
+          <w:rFonts w:ascii="宋体" w:eastAsia="宋体" w:hAnsi="宋体" w:cs="华文行楷"/>
+          <w:color w:val="FF0000"/>
+          <w:position w:val="4"/>
+          <w:sz w:val="24"/>
+          <w:szCs w:val="16"/>
+          <w:lang w:eastAsia="zh-CN"/>
+        </w:rPr>
+      </w:pPr>
+    </w:p>
+    <w:p>
+      <w:pPr>
+        <w:spacing w:before="109" w:line="444" w:lineRule="exact"/>
+        <w:ind w:left="38"/>
+        <w:rPr>
+          <w:rFonts w:ascii="宋体" w:eastAsia="宋体" w:hAnsi="宋体" w:cs="华文行楷"/>
+          <w:color w:val="FF0000"/>
+          <w:position w:val="4"/>
+          <w:sz w:val="24"/>
+          <w:szCs w:val="16"/>
+          <w:lang w:eastAsia="zh-CN"/>
+        </w:rPr>
+      </w:pPr>
     </w:p>
     <w:p>
       <w:pPr>
@@ -5446,12 +5696,17 @@
         <w:ind w:left="42"/>
         <w:rPr>
           <w:rFonts w:ascii="宋体" w:eastAsia="宋体" w:hAnsi="宋体" w:cs="华文行楷"/>
+          <w:color w:val="FF0000"/>
           <w:sz w:val="24"/>
           <w:szCs w:val="16"/>
           <w:lang w:eastAsia="zh-CN"/>
         </w:rPr>
       </w:pPr>
-      <w:r>
+    </w:p>
+    <w:p>
+      <w:pPr>
+        <w:spacing w:before="109" w:line="210" w:lineRule="auto"/>
+        <w:ind w:left="42"/>
         <w:rPr>
           <w:rFonts w:ascii="宋体" w:eastAsia="宋体" w:hAnsi="宋体" w:cs="华文行楷"/>
           <w:color w:val="FF0000"/>
@@ -5459,6 +5714,27 @@
           <w:szCs w:val="16"/>
           <w:lang w:eastAsia="zh-CN"/>
         </w:rPr>
+      </w:pPr>
+    </w:p>
+    <w:p>
+      <w:pPr>
+        <w:spacing w:before="109" w:line="210" w:lineRule="auto"/>
+        <w:ind w:left="42"/>
+        <w:rPr>
+          <w:rFonts w:ascii="宋体" w:eastAsia="宋体" w:hAnsi="宋体" w:cs="华文行楷"/>
+          <w:sz w:val="24"/>
+          <w:szCs w:val="16"/>
+          <w:lang w:eastAsia="zh-CN"/>
+        </w:rPr>
+      </w:pPr>
+      <w:r>
+        <w:rPr>
+          <w:rFonts w:ascii="宋体" w:eastAsia="宋体" w:hAnsi="宋体" w:cs="华文行楷"/>
+          <w:color w:val="FF0000"/>
+          <w:sz w:val="24"/>
+          <w:szCs w:val="16"/>
+          <w:lang w:eastAsia="zh-CN"/>
+        </w:rPr>
         <w:t>七、沟通管理</w:t>
       </w:r>
       <w:r>
@@ -5640,6 +5916,18 @@
         </w:rPr>
         <w:t>【三、控制沟通】：整个生命周期中对沟通进行监督和控制的过程，满足项目干系人对信息的需求。 控制沟通可能引起重新开展规划沟通和或/管理沟通，所以得从指导和管理项目阶段就开始做好沟 通控制，得到的信息用于监控工作。</w:t>
       </w:r>
+    </w:p>
+    <w:p>
+      <w:pPr>
+        <w:spacing w:before="161" w:line="210" w:lineRule="auto"/>
+        <w:ind w:left="26"/>
+        <w:rPr>
+          <w:rFonts w:ascii="宋体" w:eastAsia="宋体" w:hAnsi="宋体" w:cs="华文行楷"/>
+          <w:color w:val="FF0000"/>
+          <w:szCs w:val="13"/>
+          <w:lang w:eastAsia="zh-CN"/>
+        </w:rPr>
+      </w:pPr>
     </w:p>
     <w:p>
       <w:pPr>
@@ -6056,7 +6344,17 @@
           <w:szCs w:val="10"/>
           <w:lang w:eastAsia="zh-CN"/>
         </w:rPr>
-        <w:t>，对【风险登记册） 的风险进行优先排序。根据风险发生概率或可能性，以及风险发生后的影响以及其他要求，来评估已识别风险的优先级， 为定量风险分析奠定基础。对【风险登记册）排个序，通过查阅【范围基准）再次评估项目情况，最后得到一个排好序的风险列表（更新的风险登记册】</w:t>
+        <w:t>，对【风险登记册） 的风险进行优先排序。根据风险发生概率或可能性，以及风险发生后的影响以及其他要求，来评估已识别风险的优先级，</w:t>
+      </w:r>
+      <w:bookmarkStart w:id="0" w:name="_GoBack"/>
+      <w:bookmarkEnd w:id="0"/>
+      <w:r>
+        <w:rPr>
+          <w:sz w:val="18"/>
+          <w:szCs w:val="10"/>
+          <w:lang w:eastAsia="zh-CN"/>
+        </w:rPr>
+        <w:t>为定量风险分析奠定基础。对【风险登记册）排个序，通过查阅【范围基准）再次评估项目情况，最后得到一个排好序的风险列表（更新的风险登记册】</w:t>
       </w:r>
       <w:r>
         <w:rPr>
@@ -6073,7 +6371,7 @@
           <w:szCs w:val="10"/>
           <w:lang w:eastAsia="zh-CN"/>
         </w:rPr>
-        <w:t>每个风险的概率和影响评估、评级和分值、风险紧迫性、 分类、观察清单、进一步分析的风险）还有假设条件日志。</w:t>
+        <w:t>每个风险的概率和影响评估、评级和分值、风险紧迫性、分类、观察清单、进一步分析的风险）还有假设条件日志。</w:t>
       </w:r>
     </w:p>
     <w:p>
@@ -6630,7 +6928,6 @@
           <w:szCs w:val="6"/>
           <w:lang w:eastAsia="zh-CN"/>
         </w:rPr>
-        <w:lastRenderedPageBreak/>
         <w:t>-</w:t>
       </w:r>
       <w:r>
@@ -6810,6 +7107,34 @@
         <w:ind w:left="34"/>
         <w:rPr>
           <w:rFonts w:ascii="宋体" w:eastAsia="宋体" w:hAnsi="宋体" w:cs="华文行楷"/>
+          <w:color w:val="FF0000"/>
+          <w:position w:val="4"/>
+          <w:sz w:val="24"/>
+          <w:szCs w:val="16"/>
+          <w:lang w:eastAsia="zh-CN"/>
+        </w:rPr>
+      </w:pPr>
+    </w:p>
+    <w:p>
+      <w:pPr>
+        <w:spacing w:before="109" w:line="444" w:lineRule="exact"/>
+        <w:ind w:left="34"/>
+        <w:rPr>
+          <w:rFonts w:ascii="宋体" w:eastAsia="宋体" w:hAnsi="宋体" w:cs="华文行楷"/>
+          <w:color w:val="FF0000"/>
+          <w:position w:val="4"/>
+          <w:sz w:val="24"/>
+          <w:szCs w:val="16"/>
+          <w:lang w:eastAsia="zh-CN"/>
+        </w:rPr>
+      </w:pPr>
+    </w:p>
+    <w:p>
+      <w:pPr>
+        <w:spacing w:before="109" w:line="444" w:lineRule="exact"/>
+        <w:ind w:left="34"/>
+        <w:rPr>
+          <w:rFonts w:ascii="宋体" w:eastAsia="宋体" w:hAnsi="宋体" w:cs="华文行楷"/>
           <w:sz w:val="24"/>
           <w:szCs w:val="16"/>
           <w:lang w:eastAsia="zh-CN"/>
@@ -7305,12 +7630,18 @@
         <w:ind w:left="28"/>
         <w:rPr>
           <w:rFonts w:ascii="宋体" w:eastAsia="宋体" w:hAnsi="宋体" w:cs="华文行楷"/>
+          <w:color w:val="FF0000"/>
+          <w:position w:val="4"/>
           <w:sz w:val="24"/>
           <w:szCs w:val="16"/>
           <w:lang w:eastAsia="zh-CN"/>
         </w:rPr>
       </w:pPr>
-      <w:r>
+    </w:p>
+    <w:p>
+      <w:pPr>
+        <w:spacing w:before="110" w:line="446" w:lineRule="exact"/>
+        <w:ind w:left="28"/>
         <w:rPr>
           <w:rFonts w:ascii="宋体" w:eastAsia="宋体" w:hAnsi="宋体" w:cs="华文行楷"/>
           <w:color w:val="FF0000"/>
@@ -7319,6 +7650,28 @@
           <w:szCs w:val="16"/>
           <w:lang w:eastAsia="zh-CN"/>
         </w:rPr>
+      </w:pPr>
+    </w:p>
+    <w:p>
+      <w:pPr>
+        <w:spacing w:before="110" w:line="446" w:lineRule="exact"/>
+        <w:ind w:left="28"/>
+        <w:rPr>
+          <w:rFonts w:ascii="宋体" w:eastAsia="宋体" w:hAnsi="宋体" w:cs="华文行楷"/>
+          <w:sz w:val="24"/>
+          <w:szCs w:val="16"/>
+          <w:lang w:eastAsia="zh-CN"/>
+        </w:rPr>
+      </w:pPr>
+      <w:r>
+        <w:rPr>
+          <w:rFonts w:ascii="宋体" w:eastAsia="宋体" w:hAnsi="宋体" w:cs="华文行楷"/>
+          <w:color w:val="FF0000"/>
+          <w:position w:val="4"/>
+          <w:sz w:val="24"/>
+          <w:szCs w:val="16"/>
+          <w:lang w:eastAsia="zh-CN"/>
+        </w:rPr>
         <w:t>十、干系人管理</w:t>
       </w:r>
       <w:r>
@@ -7350,18 +7703,7 @@
           <w:szCs w:val="8"/>
           <w:lang w:eastAsia="zh-CN"/>
         </w:rPr>
-        <w:t>识别能影响项目或</w:t>
-      </w:r>
-      <w:bookmarkStart w:id="0" w:name="_GoBack"/>
-      <w:bookmarkEnd w:id="0"/>
-      <w:r>
-        <w:rPr>
-          <w:rFonts w:ascii="宋体" w:eastAsia="宋体" w:hAnsi="宋体"/>
-          <w:sz w:val="16"/>
-          <w:szCs w:val="8"/>
-          <w:lang w:eastAsia="zh-CN"/>
-        </w:rPr>
-        <w:t>受项目影响的全部人员、 群体组织，分析干系人对项目的期望和影响，制定合适的管理策略有效调动干系人参与项目决策和执行</w:t>
+        <w:t>识别能影响项目或受项目影响的全部人员、群体组织，分析干系人对项目的期望和影响，制定合适的管理策略有效调动干系人参与项目决策和执行</w:t>
       </w:r>
     </w:p>
     <w:p>
@@ -7571,7 +7913,7 @@
           <w:szCs w:val="8"/>
           <w:lang w:eastAsia="zh-CN"/>
         </w:rPr>
-        <w:t>【三、管理干系人参与】：与干系人进行沟通和协作， 以满足其需要和期望， 解决实际出现的问题， 促进其合理参与项目。</w:t>
+        <w:t>【三、管理干系人参与】：与干系人进行沟通和协作，以满足其需要和期望，解决实际出现的问题，促进其合理参与项目。</w:t>
       </w:r>
     </w:p>
     <w:p>
@@ -8086,12 +8428,12 @@
         <v:path o:extrusionok="f" gradientshapeok="t" o:connecttype="rect"/>
         <o:lock v:ext="edit" aspectratio="t"/>
       </v:shapetype>
-      <v:shape id="_x0000_i1030" type="#_x0000_t75" style="width:8.25pt;height:7.5pt;visibility:visible;mso-wrap-style:square" o:bullet="t">
+      <v:shape id="_x0000_i1031" type="#_x0000_t75" style="width:8.25pt;height:7.8pt;visibility:visible;mso-wrap-style:square" o:bullet="t">
         <v:imagedata r:id="rId1" o:title=""/>
       </v:shape>
     </w:pict>
   </w:numPicBullet>
-  <w:abstractNum w:abstractNumId="0">
+  <w:abstractNum w:abstractNumId="0" w15:restartNumberingAfterBreak="0">
     <w:nsid w:val="167D7D25"/>
     <w:multiLevelType w:val="hybridMultilevel"/>
     <w:tmpl w:val="0EF0795A"/>
@@ -8180,7 +8522,7 @@
       </w:pPr>
     </w:lvl>
   </w:abstractNum>
-  <w:abstractNum w:abstractNumId="1">
+  <w:abstractNum w:abstractNumId="1" w15:restartNumberingAfterBreak="0">
     <w:nsid w:val="56E6049D"/>
     <w:multiLevelType w:val="hybridMultilevel"/>
     <w:tmpl w:val="614AD7F2"/>
